--- a/Docs.docx
+++ b/Docs.docx
@@ -8,42 +8,53 @@
         <w:spacing w:before="100" w:beforeAutospacing="1" w:after="100" w:afterAutospacing="1" w:line="240" w:lineRule="auto"/>
         <w:outlineLvl w:val="1"/>
         <w:rPr>
-          <w:rFonts w:ascii="Times New Roman" w:eastAsia="Times New Roman" w:hAnsi="Times New Roman" w:cs="B Nazanin"/>
-          <w:b/>
-          <w:bCs/>
-          <w:sz w:val="36"/>
-          <w:szCs w:val="36"/>
-        </w:rPr>
-      </w:pPr>
-      <w:r>
-        <w:rPr>
-          <w:rFonts w:ascii="Times New Roman" w:eastAsia="Times New Roman" w:hAnsi="Times New Roman" w:cs="B Nazanin"/>
-          <w:b/>
-          <w:bCs/>
-          <w:sz w:val="36"/>
-          <w:szCs w:val="36"/>
-          <w:rtl/>
-        </w:rPr>
-        <w:t>مستند پروژه</w:t>
-      </w:r>
-      <w:r>
-        <w:rPr>
-          <w:rFonts w:ascii="Times New Roman" w:eastAsia="Times New Roman" w:hAnsi="Times New Roman" w:cs="B Nazanin"/>
-          <w:b/>
-          <w:bCs/>
-          <w:sz w:val="36"/>
-          <w:szCs w:val="36"/>
+          <w:rFonts w:eastAsia="Times New Roman" w:cs="B Nazanin"/>
+          <w:b/>
+          <w:bCs/>
+        </w:rPr>
+      </w:pPr>
+      <w:r>
+        <w:rPr>
+          <w:rFonts w:eastAsia="Times New Roman" w:cs="B Nazanin"/>
+          <w:b/>
+          <w:bCs/>
+          <w:rtl/>
+        </w:rPr>
+        <w:t>مستند</w:t>
+      </w:r>
+      <w:r>
+        <w:rPr>
+          <w:rFonts w:eastAsia="Times New Roman" w:cs="B Nazanin"/>
+          <w:b/>
+          <w:bCs/>
+          <w:rtl/>
+          <w:lang w:bidi="fa-IR"/>
+        </w:rPr>
+        <w:t>ات</w:t>
+      </w:r>
+      <w:r>
+        <w:rPr>
+          <w:rFonts w:eastAsia="Times New Roman" w:cs="B Nazanin"/>
+          <w:b/>
+          <w:bCs/>
+          <w:rtl/>
+        </w:rPr>
+        <w:t xml:space="preserve"> پروژه</w:t>
+      </w:r>
+      <w:r>
+        <w:rPr>
+          <w:rFonts w:eastAsia="Times New Roman" w:cs="B Nazanin"/>
+          <w:b/>
+          <w:bCs/>
         </w:rPr>
         <w:t xml:space="preserve"> </w:t>
       </w:r>
       <w:proofErr w:type="spellStart"/>
       <w:r>
         <w:rPr>
-          <w:rFonts w:ascii="Times New Roman" w:eastAsia="Times New Roman" w:hAnsi="Times New Roman" w:cs="B Nazanin"/>
-          <w:b/>
-          <w:bCs/>
-          <w:sz w:val="36"/>
-          <w:szCs w:val="36"/>
+          <w:rFonts w:eastAsia="Times New Roman" w:cs="B Nazanin"/>
+          <w:b/>
+          <w:bCs/>
         </w:rPr>
         <w:t>WriteBalance</w:t>
       </w:r>
@@ -53,422 +64,923 @@
       <w:pPr>
         <w:bidi/>
         <w:spacing w:before="100" w:beforeAutospacing="1" w:after="100" w:afterAutospacing="1" w:line="240" w:lineRule="auto"/>
-        <w:outlineLvl w:val="2"/>
-        <w:rPr>
-          <w:rFonts w:ascii="Times New Roman" w:eastAsia="Times New Roman" w:hAnsi="Times New Roman" w:cs="B Nazanin"/>
-          <w:b/>
-          <w:bCs/>
-          <w:sz w:val="27"/>
-          <w:szCs w:val="27"/>
-        </w:rPr>
-      </w:pPr>
-      <w:r>
-        <w:rPr>
-          <w:rFonts w:ascii="Times New Roman" w:eastAsia="Times New Roman" w:hAnsi="Times New Roman" w:cs="B Nazanin"/>
-          <w:b/>
-          <w:bCs/>
-          <w:sz w:val="27"/>
-          <w:szCs w:val="27"/>
-          <w:rtl/>
-        </w:rPr>
-        <w:t>معماری</w:t>
-      </w:r>
-    </w:p>
-    <w:p>
-      <w:pPr>
-        <w:bidi/>
-        <w:spacing w:before="100" w:beforeAutospacing="1" w:after="100" w:afterAutospacing="1" w:line="240" w:lineRule="auto"/>
-        <w:rPr>
-          <w:rFonts w:ascii="Times New Roman" w:eastAsia="Times New Roman" w:hAnsi="Times New Roman" w:cs="B Nazanin"/>
-          <w:sz w:val="24"/>
-          <w:szCs w:val="24"/>
-        </w:rPr>
-      </w:pPr>
-      <w:r>
-        <w:rPr>
-          <w:rFonts w:ascii="Times New Roman" w:eastAsia="Times New Roman" w:hAnsi="Times New Roman" w:cs="B Nazanin"/>
-          <w:sz w:val="24"/>
-          <w:szCs w:val="24"/>
-          <w:rtl/>
-        </w:rPr>
-        <w:t xml:space="preserve">پروژه بر اساس </w:t>
-      </w:r>
-      <w:r>
-        <w:rPr>
-          <w:rFonts w:ascii="Times New Roman" w:eastAsia="Times New Roman" w:hAnsi="Times New Roman" w:cs="B Nazanin"/>
-          <w:b/>
-          <w:bCs/>
-          <w:sz w:val="24"/>
-          <w:szCs w:val="24"/>
-        </w:rPr>
-        <w:t>Clean Architecture</w:t>
-      </w:r>
-      <w:r>
-        <w:rPr>
-          <w:rFonts w:ascii="Times New Roman" w:eastAsia="Times New Roman" w:hAnsi="Times New Roman" w:cs="B Nazanin"/>
-          <w:sz w:val="24"/>
-          <w:szCs w:val="24"/>
+        <w:outlineLvl w:val="1"/>
+        <w:rPr>
+          <w:rFonts w:eastAsia="Times New Roman" w:cs="B Nazanin"/>
+          <w:b/>
+          <w:bCs/>
+          <w:rtl/>
+          <w:lang w:bidi="fa-IR"/>
+        </w:rPr>
+      </w:pPr>
+      <w:r>
+        <w:rPr>
+          <w:rFonts w:eastAsia="Times New Roman" w:cs="B Nazanin"/>
+          <w:b/>
+          <w:bCs/>
+          <w:rtl/>
+          <w:lang w:bidi="fa-IR"/>
+        </w:rPr>
+        <w:t>خلاصه</w:t>
+      </w:r>
+    </w:p>
+    <w:p>
+      <w:pPr>
+        <w:bidi/>
+        <w:rPr>
+          <w:rFonts w:cs="B Nazanin"/>
+        </w:rPr>
+      </w:pPr>
+      <w:r>
+        <w:rPr>
+          <w:rFonts w:cs="B Nazanin"/>
+          <w:rtl/>
+        </w:rPr>
+        <w:t>این برنامه یک</w:t>
+      </w:r>
+      <w:r>
+        <w:rPr>
+          <w:rFonts w:cs="B Nazanin"/>
+          <w:b/>
+          <w:bCs/>
+          <w:rtl/>
         </w:rPr>
         <w:t xml:space="preserve"> </w:t>
       </w:r>
       <w:r>
         <w:rPr>
-          <w:rFonts w:ascii="Times New Roman" w:eastAsia="Times New Roman" w:hAnsi="Times New Roman" w:cs="B Nazanin"/>
-          <w:sz w:val="24"/>
-          <w:szCs w:val="24"/>
-          <w:rtl/>
-        </w:rPr>
-        <w:t>طراحی شده و از چهار لایه اصلی تشکیل شده است</w:t>
-      </w:r>
-      <w:r>
-        <w:rPr>
-          <w:rFonts w:ascii="Times New Roman" w:eastAsia="Times New Roman" w:hAnsi="Times New Roman" w:cs="B Nazanin"/>
-          <w:sz w:val="24"/>
-          <w:szCs w:val="24"/>
-        </w:rPr>
-        <w:t>:</w:t>
-      </w:r>
-    </w:p>
-    <w:p>
-      <w:pPr>
-        <w:numPr>
-          <w:ilvl w:val="0"/>
-          <w:numId w:val="1"/>
-        </w:numPr>
-        <w:bidi/>
-        <w:spacing w:before="100" w:beforeAutospacing="1" w:after="100" w:afterAutospacing="1" w:line="240" w:lineRule="auto"/>
-        <w:rPr>
-          <w:rFonts w:ascii="Times New Roman" w:eastAsia="Times New Roman" w:hAnsi="Times New Roman" w:cs="B Nazanin"/>
-          <w:sz w:val="24"/>
-          <w:szCs w:val="24"/>
-        </w:rPr>
-      </w:pPr>
-      <w:r>
-        <w:rPr>
-          <w:rFonts w:ascii="Times New Roman" w:eastAsia="Times New Roman" w:hAnsi="Times New Roman" w:cs="B Nazanin" w:hint="cs"/>
-          <w:b/>
-          <w:bCs/>
-          <w:sz w:val="24"/>
-          <w:szCs w:val="24"/>
-          <w:rtl/>
+          <w:rStyle w:val="Strong"/>
+          <w:rFonts w:cs="B Nazanin"/>
+          <w:b w:val="0"/>
+          <w:bCs w:val="0"/>
+          <w:rtl/>
+        </w:rPr>
+        <w:t>اپلیکیشن کنسولی</w:t>
+      </w:r>
+      <w:r>
+        <w:rPr>
+          <w:rStyle w:val="Strong"/>
+          <w:rFonts w:cs="B Nazanin"/>
+        </w:rPr>
+        <w:t xml:space="preserve"> .</w:t>
+      </w:r>
+      <w:r>
+        <w:rPr>
+          <w:rStyle w:val="Strong"/>
+          <w:rFonts w:cs="B Nazanin"/>
+          <w:b w:val="0"/>
+          <w:bCs w:val="0"/>
+        </w:rPr>
+        <w:t>NET</w:t>
+      </w:r>
+      <w:r>
+        <w:rPr>
+          <w:rFonts w:cs="B Nazanin"/>
         </w:rPr>
         <w:t xml:space="preserve"> </w:t>
       </w:r>
       <w:r>
         <w:rPr>
-          <w:rFonts w:ascii="Times New Roman" w:eastAsia="Times New Roman" w:hAnsi="Times New Roman" w:cs="B Nazanin"/>
-          <w:b/>
-          <w:bCs/>
-          <w:sz w:val="24"/>
-          <w:szCs w:val="24"/>
-        </w:rPr>
-        <w:t xml:space="preserve">Domain </w:t>
-      </w:r>
-      <w:r>
-        <w:rPr>
-          <w:rFonts w:ascii="Times New Roman" w:eastAsia="Times New Roman" w:hAnsi="Times New Roman" w:cs="B Nazanin"/>
-          <w:b/>
-          <w:bCs/>
-          <w:sz w:val="24"/>
-          <w:szCs w:val="24"/>
-          <w:rtl/>
-        </w:rPr>
-        <w:t>دامنه</w:t>
-      </w:r>
-      <w:r>
-        <w:rPr>
-          <w:rFonts w:ascii="Times New Roman" w:eastAsia="Times New Roman" w:hAnsi="Times New Roman" w:cs="B Nazanin"/>
-          <w:b/>
-          <w:bCs/>
-          <w:sz w:val="24"/>
-          <w:szCs w:val="24"/>
-        </w:rPr>
-        <w:t>)</w:t>
-      </w:r>
-      <w:r>
-        <w:rPr>
-          <w:rFonts w:ascii="Times New Roman" w:eastAsia="Times New Roman" w:hAnsi="Times New Roman" w:cs="B Nazanin"/>
-          <w:sz w:val="24"/>
-          <w:szCs w:val="24"/>
-        </w:rPr>
-        <w:t xml:space="preserve"> – </w:t>
-      </w:r>
-      <w:r>
-        <w:rPr>
-          <w:rFonts w:ascii="Times New Roman" w:eastAsia="Times New Roman" w:hAnsi="Times New Roman" w:cs="B Nazanin"/>
-          <w:sz w:val="24"/>
-          <w:szCs w:val="24"/>
-          <w:rtl/>
-        </w:rPr>
-        <w:t>شامل منطق اصلی و موجودیت‌های سیستم</w:t>
-      </w:r>
-      <w:r>
-        <w:rPr>
-          <w:rFonts w:ascii="Times New Roman" w:eastAsia="Times New Roman" w:hAnsi="Times New Roman" w:cs="B Nazanin" w:hint="cs"/>
-          <w:sz w:val="24"/>
-          <w:szCs w:val="24"/>
-          <w:rtl/>
-        </w:rPr>
-        <w:t>)</w:t>
-      </w:r>
-    </w:p>
-    <w:p>
-      <w:pPr>
-        <w:numPr>
-          <w:ilvl w:val="0"/>
-          <w:numId w:val="1"/>
-        </w:numPr>
-        <w:bidi/>
-        <w:spacing w:before="100" w:beforeAutospacing="1" w:after="100" w:afterAutospacing="1" w:line="240" w:lineRule="auto"/>
-        <w:rPr>
-          <w:rFonts w:ascii="Times New Roman" w:eastAsia="Times New Roman" w:hAnsi="Times New Roman" w:cs="B Nazanin"/>
-          <w:sz w:val="24"/>
-          <w:szCs w:val="24"/>
-        </w:rPr>
-      </w:pPr>
-      <w:r>
-        <w:rPr>
-          <w:rFonts w:ascii="Times New Roman" w:eastAsia="Times New Roman" w:hAnsi="Times New Roman" w:cs="B Nazanin" w:hint="cs"/>
-          <w:b/>
-          <w:bCs/>
-          <w:sz w:val="24"/>
-          <w:szCs w:val="24"/>
+          <w:rFonts w:cs="B Nazanin"/>
+          <w:rtl/>
+        </w:rPr>
+        <w:t>است که هدف اصلی آن</w:t>
+      </w:r>
+      <w:r>
+        <w:rPr>
+          <w:rFonts w:cs="B Nazanin"/>
+          <w:b/>
+          <w:bCs/>
           <w:rtl/>
         </w:rPr>
         <w:t xml:space="preserve"> </w:t>
       </w:r>
       <w:r>
         <w:rPr>
-          <w:rFonts w:ascii="Times New Roman" w:eastAsia="Times New Roman" w:hAnsi="Times New Roman" w:cs="B Nazanin"/>
-          <w:b/>
-          <w:bCs/>
-          <w:sz w:val="24"/>
-          <w:szCs w:val="24"/>
-        </w:rPr>
-        <w:t xml:space="preserve">Application </w:t>
-      </w:r>
-      <w:r>
-        <w:rPr>
-          <w:rFonts w:ascii="Times New Roman" w:eastAsia="Times New Roman" w:hAnsi="Times New Roman" w:cs="B Nazanin"/>
-          <w:b/>
-          <w:bCs/>
-          <w:sz w:val="24"/>
-          <w:szCs w:val="24"/>
-          <w:rtl/>
-        </w:rPr>
-        <w:t>کاربردی</w:t>
-      </w:r>
-      <w:r>
-        <w:rPr>
-          <w:rFonts w:ascii="Times New Roman" w:eastAsia="Times New Roman" w:hAnsi="Times New Roman" w:cs="B Nazanin"/>
-          <w:b/>
-          <w:bCs/>
-          <w:sz w:val="24"/>
-          <w:szCs w:val="24"/>
-        </w:rPr>
-        <w:t>)</w:t>
-      </w:r>
-      <w:r>
-        <w:rPr>
-          <w:rFonts w:ascii="Times New Roman" w:eastAsia="Times New Roman" w:hAnsi="Times New Roman" w:cs="B Nazanin"/>
-          <w:sz w:val="24"/>
-          <w:szCs w:val="24"/>
-        </w:rPr>
-        <w:t xml:space="preserve"> – </w:t>
-      </w:r>
-      <w:r>
-        <w:rPr>
-          <w:rFonts w:ascii="Times New Roman" w:eastAsia="Times New Roman" w:hAnsi="Times New Roman" w:cs="B Nazanin"/>
-          <w:sz w:val="24"/>
-          <w:szCs w:val="24"/>
-          <w:rtl/>
-        </w:rPr>
-        <w:t xml:space="preserve">شامل هندلرها، </w:t>
-      </w:r>
-      <w:r>
-        <w:rPr>
-          <w:rFonts w:ascii="Times New Roman" w:eastAsia="Times New Roman" w:hAnsi="Times New Roman" w:cs="B Nazanin"/>
-          <w:sz w:val="24"/>
-          <w:szCs w:val="24"/>
-        </w:rPr>
-        <w:t>DTO</w:t>
-      </w:r>
-      <w:r>
-        <w:rPr>
-          <w:rFonts w:ascii="Times New Roman" w:eastAsia="Times New Roman" w:hAnsi="Times New Roman" w:cs="B Nazanin"/>
-          <w:sz w:val="24"/>
-          <w:szCs w:val="24"/>
-          <w:rtl/>
-        </w:rPr>
-        <w:t>ها و سناریوهای اجرایی</w:t>
-      </w:r>
-      <w:r>
-        <w:rPr>
-          <w:rFonts w:ascii="Times New Roman" w:eastAsia="Times New Roman" w:hAnsi="Times New Roman" w:cs="B Nazanin" w:hint="cs"/>
-          <w:sz w:val="24"/>
-          <w:szCs w:val="24"/>
-          <w:rtl/>
-        </w:rPr>
-        <w:t>)</w:t>
-      </w:r>
-    </w:p>
-    <w:p>
-      <w:pPr>
-        <w:numPr>
-          <w:ilvl w:val="0"/>
-          <w:numId w:val="1"/>
-        </w:numPr>
-        <w:bidi/>
-        <w:spacing w:before="100" w:beforeAutospacing="1" w:after="100" w:afterAutospacing="1" w:line="240" w:lineRule="auto"/>
-        <w:rPr>
-          <w:rFonts w:ascii="Times New Roman" w:eastAsia="Times New Roman" w:hAnsi="Times New Roman" w:cs="B Nazanin"/>
-          <w:sz w:val="24"/>
-          <w:szCs w:val="24"/>
-        </w:rPr>
-      </w:pPr>
-      <w:proofErr w:type="gramStart"/>
-      <w:r>
-        <w:rPr>
-          <w:rFonts w:ascii="Times New Roman" w:eastAsia="Times New Roman" w:hAnsi="Times New Roman" w:cs="B Nazanin"/>
-          <w:b/>
-          <w:bCs/>
-          <w:sz w:val="24"/>
-          <w:szCs w:val="24"/>
-        </w:rPr>
-        <w:t xml:space="preserve">Infrastructure </w:t>
-      </w:r>
-      <w:r>
-        <w:rPr>
-          <w:rFonts w:ascii="Times New Roman" w:eastAsia="Times New Roman" w:hAnsi="Times New Roman" w:cs="B Nazanin" w:hint="cs"/>
-          <w:b/>
-          <w:bCs/>
-          <w:sz w:val="24"/>
-          <w:szCs w:val="24"/>
-          <w:rtl/>
+          <w:rStyle w:val="Strong"/>
+          <w:rFonts w:cs="B Nazanin"/>
+          <w:b w:val="0"/>
+          <w:bCs w:val="0"/>
+          <w:rtl/>
+        </w:rPr>
+        <w:t>خواندن تنظیمات، اتصال به دیتابیس، ارتباط با</w:t>
+      </w:r>
+      <w:r>
+        <w:rPr>
+          <w:rStyle w:val="Strong"/>
+          <w:rFonts w:cs="B Nazanin"/>
+          <w:b w:val="0"/>
+          <w:bCs w:val="0"/>
+        </w:rPr>
+        <w:t xml:space="preserve"> API </w:t>
+      </w:r>
+      <w:r>
+        <w:rPr>
+          <w:rStyle w:val="Strong"/>
+          <w:rFonts w:cs="B Nazanin"/>
+          <w:b w:val="0"/>
+          <w:bCs w:val="0"/>
+          <w:rtl/>
+        </w:rPr>
+        <w:t xml:space="preserve">و تولید/ارسال </w:t>
+      </w:r>
+      <w:r>
+        <w:rPr>
+          <w:rStyle w:val="Strong"/>
+          <w:rFonts w:cs="B Nazanin"/>
+          <w:b w:val="0"/>
+          <w:bCs w:val="0"/>
+          <w:rtl/>
+        </w:rPr>
+        <w:t xml:space="preserve"> تراز مالی </w:t>
+      </w:r>
+      <w:r>
+        <w:rPr>
+          <w:rFonts w:cs="B Nazanin"/>
+          <w:b/>
+          <w:bCs/>
+          <w:rtl/>
+        </w:rPr>
+        <w:t>است</w:t>
+      </w:r>
+      <w:r>
+        <w:rPr>
+          <w:rFonts w:cs="B Nazanin"/>
+        </w:rPr>
+        <w:t>.</w:t>
+      </w:r>
+      <w:r>
+        <w:rPr>
+          <w:rFonts w:cs="B Nazanin"/>
+          <w:rtl/>
+        </w:rPr>
+        <w:t xml:space="preserve">ابتدا تنظیمات از فایل </w:t>
+      </w:r>
+      <w:r>
+        <w:rPr>
+          <w:rFonts w:cs="B Nazanin"/>
+        </w:rPr>
+        <w:t xml:space="preserve"> info.txt </w:t>
+      </w:r>
+      <w:r>
+        <w:rPr>
+          <w:rFonts w:cs="B Nazanin"/>
+          <w:rtl/>
+          <w:lang w:bidi="fa-IR"/>
+        </w:rPr>
+        <w:t xml:space="preserve"> و فایل </w:t>
+      </w:r>
+      <w:r>
+        <w:rPr>
+          <w:rFonts w:cs="B Nazanin"/>
+          <w:lang w:bidi="fa-IR"/>
         </w:rPr>
         <w:t xml:space="preserve"> </w:t>
       </w:r>
-      <w:r>
-        <w:rPr>
-          <w:rFonts w:ascii="Times New Roman" w:eastAsia="Times New Roman" w:hAnsi="Times New Roman" w:cs="B Nazanin"/>
-          <w:b/>
-          <w:bCs/>
-          <w:sz w:val="24"/>
-          <w:szCs w:val="24"/>
-          <w:rtl/>
-        </w:rPr>
-        <w:t>زیرساخت</w:t>
-      </w:r>
-      <w:proofErr w:type="gramEnd"/>
-      <w:r>
-        <w:rPr>
-          <w:rFonts w:ascii="Times New Roman" w:eastAsia="Times New Roman" w:hAnsi="Times New Roman" w:cs="B Nazanin"/>
-          <w:b/>
-          <w:bCs/>
-          <w:sz w:val="24"/>
-          <w:szCs w:val="24"/>
-        </w:rPr>
-        <w:t>)</w:t>
-      </w:r>
-      <w:r>
-        <w:rPr>
-          <w:rFonts w:ascii="Times New Roman" w:eastAsia="Times New Roman" w:hAnsi="Times New Roman" w:cs="B Nazanin"/>
-          <w:sz w:val="24"/>
-          <w:szCs w:val="24"/>
-        </w:rPr>
-        <w:t xml:space="preserve"> – </w:t>
-      </w:r>
-      <w:r>
-        <w:rPr>
-          <w:rFonts w:ascii="Times New Roman" w:eastAsia="Times New Roman" w:hAnsi="Times New Roman" w:cs="B Nazanin"/>
-          <w:sz w:val="24"/>
-          <w:szCs w:val="24"/>
-          <w:rtl/>
-        </w:rPr>
-        <w:t>پیاده‌سازی سرویس‌ها، مخازن داده، و تنظیمات</w:t>
-      </w:r>
-      <w:r>
-        <w:rPr>
-          <w:rFonts w:ascii="Times New Roman" w:eastAsia="Times New Roman" w:hAnsi="Times New Roman" w:cs="B Nazanin" w:hint="cs"/>
-          <w:sz w:val="24"/>
-          <w:szCs w:val="24"/>
-          <w:rtl/>
-        </w:rPr>
-        <w:t>)</w:t>
-      </w:r>
-    </w:p>
-    <w:p>
-      <w:pPr>
-        <w:numPr>
-          <w:ilvl w:val="0"/>
-          <w:numId w:val="1"/>
-        </w:numPr>
-        <w:bidi/>
-        <w:spacing w:before="100" w:beforeAutospacing="1" w:after="100" w:afterAutospacing="1" w:line="240" w:lineRule="auto"/>
-        <w:rPr>
-          <w:rFonts w:ascii="Times New Roman" w:eastAsia="Times New Roman" w:hAnsi="Times New Roman" w:cs="B Nazanin"/>
-          <w:sz w:val="24"/>
-          <w:szCs w:val="24"/>
-        </w:rPr>
-      </w:pPr>
-      <w:r>
-        <w:rPr>
-          <w:rFonts w:ascii="Times New Roman" w:eastAsia="Times New Roman" w:hAnsi="Times New Roman" w:cs="B Nazanin" w:hint="cs"/>
-          <w:b/>
-          <w:bCs/>
-          <w:sz w:val="24"/>
-          <w:szCs w:val="24"/>
-          <w:rtl/>
+      <w:proofErr w:type="spellStart"/>
+      <w:r>
+        <w:rPr>
+          <w:rFonts w:cs="B Nazanin"/>
+          <w:lang w:bidi="fa-IR"/>
+        </w:rPr>
+        <w:t>appsettings.json</w:t>
+      </w:r>
+      <w:proofErr w:type="spellEnd"/>
+      <w:r>
+        <w:rPr>
+          <w:rFonts w:cs="B Nazanin"/>
+          <w:rtl/>
+          <w:lang w:bidi="fa-IR"/>
+        </w:rPr>
+        <w:t xml:space="preserve">خوانده میشود. در ادامه ورودی ها در </w:t>
+      </w:r>
+      <w:proofErr w:type="spellStart"/>
+      <w:r>
+        <w:rPr>
+          <w:rFonts w:cs="B Nazanin"/>
+          <w:lang w:bidi="fa-IR"/>
+        </w:rPr>
+        <w:t>checkinput</w:t>
+      </w:r>
+      <w:proofErr w:type="spellEnd"/>
+      <w:r>
+        <w:rPr>
+          <w:rFonts w:cs="B Nazanin"/>
+          <w:rtl/>
+          <w:lang w:bidi="fa-IR"/>
+        </w:rPr>
+        <w:t xml:space="preserve"> چک میشود و در کلاس </w:t>
+      </w:r>
+      <w:proofErr w:type="spellStart"/>
+      <w:r>
+        <w:rPr>
+          <w:rFonts w:cs="B Nazanin"/>
+          <w:highlight w:val="white"/>
+        </w:rPr>
+        <w:t>BalanceController</w:t>
+      </w:r>
+      <w:proofErr w:type="spellEnd"/>
+      <w:r>
+        <w:rPr>
+          <w:rFonts w:cs="B Nazanin"/>
+          <w:rtl/>
+        </w:rPr>
+        <w:t xml:space="preserve"> درون</w:t>
+      </w:r>
+      <w:r>
+        <w:rPr>
+          <w:rFonts w:cs="B Nazanin"/>
+          <w:rtl/>
+          <w:lang w:bidi="fa-IR"/>
         </w:rPr>
         <w:t xml:space="preserve"> </w:t>
       </w:r>
       <w:r>
         <w:rPr>
-          <w:rFonts w:ascii="Times New Roman" w:eastAsia="Times New Roman" w:hAnsi="Times New Roman" w:cs="B Nazanin"/>
-          <w:b/>
-          <w:bCs/>
-          <w:sz w:val="24"/>
-          <w:szCs w:val="24"/>
-        </w:rPr>
-        <w:t>Presentation</w:t>
-      </w:r>
-      <w:r>
-        <w:rPr>
-          <w:rFonts w:ascii="Times New Roman" w:eastAsia="Times New Roman" w:hAnsi="Times New Roman" w:cs="B Nazanin"/>
-          <w:b/>
-          <w:bCs/>
-          <w:sz w:val="24"/>
-          <w:szCs w:val="24"/>
-          <w:rtl/>
-        </w:rPr>
-        <w:t>ارائه</w:t>
-      </w:r>
-      <w:r>
-        <w:rPr>
-          <w:rFonts w:ascii="Times New Roman" w:eastAsia="Times New Roman" w:hAnsi="Times New Roman" w:cs="B Nazanin"/>
-          <w:b/>
-          <w:bCs/>
-          <w:sz w:val="24"/>
-          <w:szCs w:val="24"/>
-        </w:rPr>
-        <w:t>)</w:t>
-      </w:r>
-      <w:r>
-        <w:rPr>
-          <w:rFonts w:ascii="Times New Roman" w:eastAsia="Times New Roman" w:hAnsi="Times New Roman" w:cs="B Nazanin"/>
-          <w:sz w:val="24"/>
-          <w:szCs w:val="24"/>
-        </w:rPr>
-        <w:t xml:space="preserve"> – </w:t>
-      </w:r>
-      <w:r>
-        <w:rPr>
-          <w:rFonts w:ascii="Times New Roman" w:eastAsia="Times New Roman" w:hAnsi="Times New Roman" w:cs="B Nazanin"/>
-          <w:sz w:val="24"/>
-          <w:szCs w:val="24"/>
-          <w:rtl/>
-        </w:rPr>
-        <w:t>لایه‌ی اجرا (برنامه‌ی کنسول)</w:t>
+          <w:rFonts w:cs="B Nazanin"/>
+          <w:lang w:bidi="fa-IR"/>
+        </w:rPr>
+        <w:t xml:space="preserve">DTO </w:t>
+      </w:r>
+      <w:r>
+        <w:rPr>
+          <w:rFonts w:cs="B Nazanin"/>
+          <w:rtl/>
+          <w:lang w:bidi="fa-IR"/>
+        </w:rPr>
+        <w:t xml:space="preserve"> های </w:t>
+      </w:r>
+      <w:proofErr w:type="spellStart"/>
+      <w:r>
+        <w:rPr>
+          <w:rFonts w:cs="B Nazanin"/>
+          <w:highlight w:val="white"/>
+        </w:rPr>
+        <w:t>APIRequestDto</w:t>
+      </w:r>
+      <w:proofErr w:type="spellEnd"/>
+      <w:r>
+        <w:rPr>
+          <w:rFonts w:cs="B Nazanin"/>
+          <w:rtl/>
+        </w:rPr>
+        <w:t xml:space="preserve"> و </w:t>
+      </w:r>
+      <w:proofErr w:type="spellStart"/>
+      <w:r>
+        <w:rPr>
+          <w:rFonts w:cs="B Nazanin"/>
+          <w:highlight w:val="white"/>
+        </w:rPr>
+        <w:t>DBRequestDto</w:t>
+      </w:r>
+      <w:proofErr w:type="spellEnd"/>
+      <w:r>
+        <w:rPr>
+          <w:rFonts w:cs="B Nazanin"/>
+          <w:rtl/>
+        </w:rPr>
+        <w:t xml:space="preserve"> ریخته میشود و به </w:t>
+      </w:r>
+      <w:proofErr w:type="spellStart"/>
+      <w:r>
+        <w:rPr>
+          <w:rFonts w:cs="B Nazanin"/>
+          <w:highlight w:val="white"/>
+        </w:rPr>
+        <w:t>WriteBalanceHandler</w:t>
+      </w:r>
+      <w:proofErr w:type="spellEnd"/>
+      <w:r>
+        <w:rPr>
+          <w:rFonts w:cs="B Nazanin"/>
+          <w:rtl/>
+        </w:rPr>
+        <w:t xml:space="preserve"> پاس داده میشود.</w:t>
+      </w:r>
+    </w:p>
+    <w:p>
+      <w:pPr>
+        <w:bidi/>
+        <w:rPr>
+          <w:rFonts w:cs="B Nazanin"/>
+          <w:rtl/>
+        </w:rPr>
+      </w:pPr>
+      <w:r>
+        <w:rPr>
+          <w:rFonts w:cs="B Nazanin"/>
+          <w:rtl/>
+        </w:rPr>
+        <w:t xml:space="preserve"> در کلاس </w:t>
+      </w:r>
+      <w:proofErr w:type="spellStart"/>
+      <w:r>
+        <w:rPr>
+          <w:rFonts w:cs="B Nazanin"/>
+          <w:highlight w:val="white"/>
+        </w:rPr>
+        <w:t>WriteBalanceHandler</w:t>
+      </w:r>
+      <w:proofErr w:type="spellEnd"/>
+      <w:r>
+        <w:rPr>
+          <w:rFonts w:cs="B Nazanin"/>
+          <w:rtl/>
+        </w:rPr>
+        <w:t xml:space="preserve"> با توجه به نوع تراز درخواستی، فرایند مدیریت میشود و تابع مربو</w:t>
+      </w:r>
+      <w:r>
+        <w:rPr>
+          <w:rFonts w:cs="B Nazanin"/>
+          <w:rtl/>
+        </w:rPr>
+        <w:t>طه صدا زده میشود.</w:t>
+      </w:r>
+      <w:r>
+        <w:rPr>
+          <w:rFonts w:cs="B Nazanin"/>
+          <w:rtl/>
+        </w:rPr>
+        <w:t xml:space="preserve"> در ادامه توضیح بیشتری درباره کارکرد این کلاس اورده شده است.</w:t>
+      </w:r>
+      <w:r>
+        <w:rPr>
+          <w:rFonts w:cs="B Nazanin"/>
+          <w:rtl/>
+        </w:rPr>
+        <w:t xml:space="preserve"> برای هر تراز، با استفاده از </w:t>
+      </w:r>
+      <w:proofErr w:type="spellStart"/>
+      <w:r>
+        <w:rPr>
+          <w:rFonts w:cs="B Nazanin"/>
+          <w:highlight w:val="white"/>
+        </w:rPr>
+        <w:t>PeriodRepository</w:t>
+      </w:r>
+      <w:proofErr w:type="spellEnd"/>
+      <w:r>
+        <w:rPr>
+          <w:rFonts w:cs="B Nazanin"/>
+          <w:rtl/>
+        </w:rPr>
+        <w:t xml:space="preserve"> مقدار شروع و اتمام دوره مالی و </w:t>
+      </w:r>
+      <w:proofErr w:type="spellStart"/>
+      <w:r>
+        <w:rPr>
+          <w:rFonts w:cs="B Nazanin"/>
+          <w:highlight w:val="white"/>
+        </w:rPr>
+        <w:t>Period</w:t>
+      </w:r>
+      <w:r>
+        <w:rPr>
+          <w:rFonts w:cs="B Nazanin"/>
+        </w:rPr>
+        <w:t>Id</w:t>
+      </w:r>
+      <w:proofErr w:type="spellEnd"/>
+      <w:r>
+        <w:rPr>
+          <w:rFonts w:cs="B Nazanin"/>
+          <w:rtl/>
+          <w:lang w:bidi="fa-IR"/>
+        </w:rPr>
+        <w:t xml:space="preserve"> </w:t>
+      </w:r>
+      <w:r>
+        <w:rPr>
+          <w:rFonts w:cs="B Nazanin"/>
+          <w:rtl/>
+          <w:lang w:bidi="fa-IR"/>
+        </w:rPr>
+        <w:t xml:space="preserve">و وضعیت بسته یا باز بودن دوره مالی یا فعال و غیر فعال  بودن دوره مالی </w:t>
+      </w:r>
+      <w:r>
+        <w:rPr>
+          <w:rFonts w:cs="B Nazanin"/>
+          <w:rtl/>
+          <w:lang w:bidi="fa-IR"/>
+        </w:rPr>
+        <w:t>را</w:t>
+      </w:r>
+      <w:r>
+        <w:rPr>
+          <w:rFonts w:cs="B Nazanin"/>
+          <w:rtl/>
+          <w:lang w:bidi="fa-IR"/>
+        </w:rPr>
+        <w:t xml:space="preserve"> از جدول </w:t>
+      </w:r>
+      <w:r>
+        <w:rPr>
+          <w:rFonts w:cs="B Nazanin"/>
+          <w:lang w:bidi="fa-IR"/>
+        </w:rPr>
+        <w:t xml:space="preserve"> period </w:t>
+      </w:r>
+      <w:r>
+        <w:rPr>
+          <w:rFonts w:cs="B Nazanin"/>
+          <w:rtl/>
+          <w:lang w:bidi="fa-IR"/>
+        </w:rPr>
+        <w:t xml:space="preserve"> دیتابیس </w:t>
+      </w:r>
+      <w:r>
+        <w:rPr>
+          <w:rFonts w:cs="B Nazanin"/>
+          <w:rtl/>
+          <w:lang w:bidi="fa-IR"/>
+        </w:rPr>
+        <w:t xml:space="preserve">دریافت میکند. </w:t>
+      </w:r>
+      <w:r>
+        <w:rPr>
+          <w:rFonts w:cs="B Nazanin"/>
+          <w:rtl/>
+          <w:lang w:bidi="fa-IR"/>
+        </w:rPr>
+        <w:t xml:space="preserve"> </w:t>
+      </w:r>
+      <w:r>
+        <w:rPr>
+          <w:rFonts w:cs="B Nazanin"/>
+          <w:rtl/>
+          <w:lang w:bidi="fa-IR"/>
+        </w:rPr>
+        <w:t xml:space="preserve">تاریخ دوره مالی دریافت شده از دیتابیس با تاریخ های دریافتی از کاربر در </w:t>
+      </w:r>
+      <w:r>
+        <w:rPr>
+          <w:rFonts w:cs="B Nazanin"/>
+          <w:rtl/>
+          <w:lang w:bidi="fa-IR"/>
+        </w:rPr>
+        <w:t xml:space="preserve"> کلاس </w:t>
+      </w:r>
+      <w:proofErr w:type="spellStart"/>
+      <w:r>
+        <w:rPr>
+          <w:rFonts w:cs="B Nazanin"/>
+          <w:highlight w:val="white"/>
+        </w:rPr>
+        <w:t>CheckInput</w:t>
+      </w:r>
+      <w:proofErr w:type="spellEnd"/>
+      <w:r>
+        <w:rPr>
+          <w:rFonts w:cs="B Nazanin"/>
+          <w:rtl/>
+        </w:rPr>
+        <w:t xml:space="preserve"> چک میشود. </w:t>
+      </w:r>
+      <w:r>
+        <w:rPr>
+          <w:rFonts w:cs="B Nazanin"/>
+          <w:rtl/>
+        </w:rPr>
+        <w:br/>
+        <w:t xml:space="preserve">در ادامه اطلاعات درخواست به کلاس </w:t>
+      </w:r>
+      <w:proofErr w:type="spellStart"/>
+      <w:r>
+        <w:rPr>
+          <w:rFonts w:cs="B Nazanin"/>
+          <w:highlight w:val="white"/>
+        </w:rPr>
+        <w:t>FinancialRepository</w:t>
+      </w:r>
+      <w:proofErr w:type="spellEnd"/>
+      <w:r>
+        <w:rPr>
+          <w:rFonts w:cs="B Nazanin"/>
+          <w:rtl/>
+        </w:rPr>
+        <w:t xml:space="preserve"> ارسال میشود تا اطلاعات مالی از دیتابیس بانک دریافت گردد. تراز های سما،</w:t>
+      </w:r>
+      <w:r>
+        <w:rPr>
+          <w:rFonts w:cs="B Nazanin"/>
+          <w:rtl/>
+        </w:rPr>
+        <w:t xml:space="preserve"> </w:t>
+      </w:r>
+      <w:r>
+        <w:rPr>
+          <w:rFonts w:cs="B Nazanin"/>
+          <w:rtl/>
+        </w:rPr>
+        <w:t xml:space="preserve"> همراه ، کاربردی در یک تابع </w:t>
+      </w:r>
+      <w:r>
+        <w:rPr>
+          <w:rFonts w:cs="B Nazanin"/>
+          <w:rtl/>
+        </w:rPr>
+        <w:t xml:space="preserve">با یک </w:t>
+      </w:r>
+      <w:r>
+        <w:rPr>
+          <w:rFonts w:cs="B Nazanin"/>
+        </w:rPr>
+        <w:t xml:space="preserve"> </w:t>
+      </w:r>
+      <w:proofErr w:type="spellStart"/>
+      <w:r>
+        <w:rPr>
+          <w:rFonts w:cs="B Nazanin"/>
+        </w:rPr>
+        <w:t>sp</w:t>
+      </w:r>
+      <w:proofErr w:type="spellEnd"/>
+      <w:r>
+        <w:rPr>
+          <w:rFonts w:cs="B Nazanin"/>
+          <w:rtl/>
+        </w:rPr>
+        <w:t>و تراز پویا و ر</w:t>
+      </w:r>
+      <w:r>
+        <w:rPr>
+          <w:rFonts w:cs="B Nazanin"/>
+          <w:rtl/>
+        </w:rPr>
+        <w:t>ا</w:t>
+      </w:r>
+      <w:r>
+        <w:rPr>
+          <w:rFonts w:cs="B Nazanin"/>
+          <w:rtl/>
+        </w:rPr>
+        <w:t>یان هر کدا</w:t>
+      </w:r>
+      <w:r>
+        <w:rPr>
+          <w:rFonts w:cs="B Nazanin"/>
+          <w:rtl/>
+        </w:rPr>
+        <w:t xml:space="preserve">م در توابع جداگانه با </w:t>
+      </w:r>
+      <w:proofErr w:type="spellStart"/>
+      <w:r>
+        <w:rPr>
+          <w:rFonts w:cs="B Nazanin"/>
+        </w:rPr>
+        <w:t>sp</w:t>
+      </w:r>
+      <w:proofErr w:type="spellEnd"/>
+      <w:r>
+        <w:rPr>
+          <w:rFonts w:cs="B Nazanin"/>
+        </w:rPr>
+        <w:t xml:space="preserve"> </w:t>
+      </w:r>
+      <w:r>
+        <w:rPr>
+          <w:rFonts w:cs="B Nazanin"/>
+          <w:rtl/>
+          <w:lang w:bidi="fa-IR"/>
+        </w:rPr>
+        <w:t xml:space="preserve"> جداگانه</w:t>
+      </w:r>
+      <w:r>
+        <w:rPr>
+          <w:rFonts w:cs="B Nazanin"/>
+          <w:rtl/>
+        </w:rPr>
+        <w:t xml:space="preserve"> دریافت میگردند. </w:t>
+      </w:r>
+    </w:p>
+    <w:p>
+      <w:pPr>
+        <w:bidi/>
+        <w:rPr>
+          <w:rFonts w:cs="B Nazanin"/>
+          <w:rtl/>
+          <w:lang w:bidi="fa-IR"/>
+        </w:rPr>
+      </w:pPr>
+      <w:r>
+        <w:rPr>
+          <w:rFonts w:cs="B Nazanin"/>
+          <w:rtl/>
+        </w:rPr>
+        <w:t xml:space="preserve">لیست دریافت شده از دیتابیس به </w:t>
+      </w:r>
+      <w:proofErr w:type="spellStart"/>
+      <w:r>
+        <w:rPr>
+          <w:rFonts w:cs="B Nazanin"/>
+          <w:highlight w:val="white"/>
+        </w:rPr>
+        <w:t>BalanceGenerator</w:t>
+      </w:r>
+      <w:proofErr w:type="spellEnd"/>
+      <w:r>
+        <w:rPr>
+          <w:rFonts w:cs="B Nazanin"/>
+          <w:rtl/>
+        </w:rPr>
+        <w:t xml:space="preserve"> پاس داده میشود.</w:t>
+      </w:r>
+      <w:r>
+        <w:rPr>
+          <w:rFonts w:cs="B Nazanin"/>
+          <w:rtl/>
+          <w:lang w:bidi="fa-IR"/>
+        </w:rPr>
+        <w:t xml:space="preserve"> فایل </w:t>
+      </w:r>
+      <w:r>
+        <w:rPr>
+          <w:rFonts w:cs="B Nazanin"/>
+          <w:rtl/>
+        </w:rPr>
+        <w:t xml:space="preserve"> </w:t>
+      </w:r>
+      <w:r>
+        <w:rPr>
+          <w:rFonts w:cs="B Nazanin"/>
+          <w:rtl/>
+        </w:rPr>
+        <w:t xml:space="preserve">تراز های سما،  همراه ، کاربردی در یک تابع و تراز پویا و رایان هر کدام در توابع جداگانه </w:t>
+      </w:r>
+      <w:r>
+        <w:rPr>
+          <w:rFonts w:cs="B Nazanin"/>
+          <w:rtl/>
+        </w:rPr>
+        <w:t xml:space="preserve">ساخته میشود. در صورت بالانس نبودن تراز  تا مقدار 100 ریال ، رکورد جدید برای ان ایجاد میشود تا تراز بالانس شود ، در غیر این صورت ناترازی به کاربر اطلاع داده میشود . در ابتدا یک </w:t>
+      </w:r>
+      <w:r>
+        <w:rPr>
+          <w:rFonts w:cs="B Nazanin"/>
+          <w:rtl/>
+        </w:rPr>
+        <w:t>شیت</w:t>
+      </w:r>
+      <w:r>
+        <w:rPr>
+          <w:rFonts w:cs="B Nazanin"/>
+          <w:rtl/>
+        </w:rPr>
+        <w:t xml:space="preserve"> از اطلاعات </w:t>
+      </w:r>
+      <w:r>
+        <w:rPr>
+          <w:rFonts w:cs="B Nazanin"/>
+          <w:rtl/>
+        </w:rPr>
+        <w:t xml:space="preserve">خام </w:t>
+      </w:r>
+      <w:r>
+        <w:rPr>
+          <w:rFonts w:cs="B Nazanin"/>
+          <w:rtl/>
+        </w:rPr>
+        <w:t>دیتابی</w:t>
+      </w:r>
+      <w:r>
+        <w:rPr>
+          <w:rFonts w:cs="B Nazanin"/>
+          <w:rtl/>
+        </w:rPr>
+        <w:t xml:space="preserve">س برای کاربر اماده میگردد و سپس شیت تراز محاسبه میشود. با استفاده از کلاس </w:t>
+      </w:r>
+      <w:proofErr w:type="spellStart"/>
+      <w:r>
+        <w:rPr>
+          <w:rFonts w:cs="B Nazanin"/>
+          <w:highlight w:val="white"/>
+        </w:rPr>
+        <w:t>ExcelExporter</w:t>
+      </w:r>
+      <w:proofErr w:type="spellEnd"/>
+      <w:r>
+        <w:rPr>
+          <w:rFonts w:cs="B Nazanin"/>
+          <w:rtl/>
+        </w:rPr>
+        <w:t xml:space="preserve"> </w:t>
+      </w:r>
+      <w:r>
+        <w:rPr>
+          <w:rFonts w:cs="B Nazanin"/>
+          <w:rtl/>
+        </w:rPr>
+        <w:t xml:space="preserve">اطلاعات در اکسل ها </w:t>
+      </w:r>
+      <w:r>
+        <w:rPr>
+          <w:rFonts w:cs="B Nazanin"/>
+          <w:rtl/>
+        </w:rPr>
+        <w:t xml:space="preserve">ذخیره میشود. برای ذخیره اطلاعات در اکسل از کتابخانه </w:t>
+      </w:r>
+      <w:proofErr w:type="spellStart"/>
+      <w:r>
+        <w:rPr>
+          <w:rFonts w:cs="B Nazanin"/>
+          <w:highlight w:val="white"/>
+        </w:rPr>
+        <w:t>ClosedXML</w:t>
+      </w:r>
+      <w:proofErr w:type="spellEnd"/>
+      <w:r>
+        <w:rPr>
+          <w:rFonts w:cs="B Nazanin"/>
+          <w:rtl/>
+        </w:rPr>
+        <w:t xml:space="preserve"> استفاده شده است. </w:t>
+      </w:r>
+      <w:r>
+        <w:rPr>
+          <w:rFonts w:cs="B Nazanin"/>
+          <w:rtl/>
+        </w:rPr>
+        <w:br/>
+        <w:t xml:space="preserve">در صورتی که گزینه اپلود را انتخاب شده باشد و دوره مالی غیر فعال یا </w:t>
+      </w:r>
+      <w:r>
+        <w:rPr>
+          <w:rFonts w:cs="B Nazanin"/>
+          <w:rtl/>
+        </w:rPr>
+        <w:t xml:space="preserve">بسته نباشد، </w:t>
+      </w:r>
+      <w:proofErr w:type="spellStart"/>
+      <w:r>
+        <w:rPr>
+          <w:rFonts w:cs="B Nazanin"/>
+        </w:rPr>
+        <w:t>api</w:t>
+      </w:r>
+      <w:proofErr w:type="spellEnd"/>
+      <w:r>
+        <w:rPr>
+          <w:rFonts w:cs="B Nazanin"/>
+          <w:rtl/>
+          <w:lang w:bidi="fa-IR"/>
+        </w:rPr>
+        <w:t xml:space="preserve"> احراز هویت در </w:t>
+      </w:r>
+      <w:r>
+        <w:rPr>
+          <w:rFonts w:cs="B Nazanin"/>
+          <w:rtl/>
+        </w:rPr>
+        <w:t xml:space="preserve">کلاس </w:t>
+      </w:r>
+      <w:proofErr w:type="spellStart"/>
+      <w:r>
+        <w:rPr>
+          <w:rFonts w:cs="B Nazanin"/>
+          <w:highlight w:val="white"/>
+        </w:rPr>
+        <w:t>AuthService</w:t>
+      </w:r>
+      <w:proofErr w:type="spellEnd"/>
+      <w:r>
+        <w:rPr>
+          <w:rFonts w:cs="B Nazanin"/>
+          <w:rtl/>
+        </w:rPr>
+        <w:t xml:space="preserve"> صدا زده میشود و توکن دریافت میشود. فایل اکسل به کلاس </w:t>
+      </w:r>
+      <w:proofErr w:type="spellStart"/>
+      <w:r>
+        <w:rPr>
+          <w:rFonts w:cs="B Nazanin"/>
+          <w:highlight w:val="white"/>
+        </w:rPr>
+        <w:t>FileEncoder</w:t>
+      </w:r>
+      <w:proofErr w:type="spellEnd"/>
+      <w:r>
+        <w:rPr>
+          <w:rFonts w:cs="B Nazanin"/>
+          <w:rtl/>
+        </w:rPr>
+        <w:t xml:space="preserve"> پاس داده میشود تا برای ارسال به </w:t>
+      </w:r>
+      <w:proofErr w:type="spellStart"/>
+      <w:r>
+        <w:rPr>
+          <w:rFonts w:cs="B Nazanin"/>
+        </w:rPr>
+        <w:t>api</w:t>
+      </w:r>
+      <w:proofErr w:type="spellEnd"/>
+      <w:r>
+        <w:rPr>
+          <w:rFonts w:cs="B Nazanin"/>
+        </w:rPr>
+        <w:t xml:space="preserve"> </w:t>
+      </w:r>
+      <w:r>
+        <w:rPr>
+          <w:rFonts w:cs="B Nazanin"/>
+          <w:rtl/>
+          <w:lang w:bidi="fa-IR"/>
+        </w:rPr>
+        <w:t xml:space="preserve"> به </w:t>
+      </w:r>
+      <w:r>
+        <w:rPr>
+          <w:rFonts w:cs="B Nazanin"/>
+          <w:highlight w:val="white"/>
+        </w:rPr>
+        <w:t>Base64</w:t>
+      </w:r>
+      <w:r>
+        <w:rPr>
+          <w:rFonts w:cs="B Nazanin"/>
+          <w:rtl/>
+        </w:rPr>
+        <w:t xml:space="preserve"> تبدیل شود. در کلاس </w:t>
+      </w:r>
+      <w:proofErr w:type="spellStart"/>
+      <w:r>
+        <w:rPr>
+          <w:rFonts w:cs="B Nazanin"/>
+          <w:highlight w:val="white"/>
+        </w:rPr>
+        <w:t>ApiService</w:t>
+      </w:r>
+      <w:proofErr w:type="spellEnd"/>
+      <w:r>
+        <w:rPr>
+          <w:rFonts w:cs="B Nazanin"/>
+          <w:rtl/>
+        </w:rPr>
+        <w:t xml:space="preserve"> </w:t>
+      </w:r>
+      <w:r>
+        <w:rPr>
+          <w:rFonts w:cs="B Nazanin"/>
+          <w:rtl/>
+          <w:lang w:bidi="fa-IR"/>
+        </w:rPr>
+        <w:t>،</w:t>
+      </w:r>
+      <w:r>
+        <w:rPr>
+          <w:rFonts w:cs="B Nazanin"/>
+          <w:lang w:bidi="fa-IR"/>
+        </w:rPr>
+        <w:t xml:space="preserve"> </w:t>
+      </w:r>
+      <w:r>
+        <w:rPr>
+          <w:rFonts w:cs="B Nazanin"/>
+          <w:rtl/>
+          <w:lang w:bidi="fa-IR"/>
+        </w:rPr>
+        <w:t xml:space="preserve"> یکتا بودن نام تراز بررسی میشود و سپس </w:t>
+      </w:r>
+      <w:proofErr w:type="spellStart"/>
+      <w:r>
+        <w:rPr>
+          <w:rFonts w:cs="B Nazanin"/>
+          <w:lang w:bidi="fa-IR"/>
+        </w:rPr>
+        <w:t>api</w:t>
+      </w:r>
+      <w:proofErr w:type="spellEnd"/>
+      <w:r>
+        <w:rPr>
+          <w:rFonts w:cs="B Nazanin"/>
+          <w:lang w:bidi="fa-IR"/>
+        </w:rPr>
+        <w:t xml:space="preserve"> </w:t>
+      </w:r>
+      <w:r>
+        <w:rPr>
+          <w:rFonts w:cs="B Nazanin"/>
+          <w:rtl/>
+          <w:lang w:bidi="fa-IR"/>
+        </w:rPr>
+        <w:t xml:space="preserve"> مربوطه برا</w:t>
+      </w:r>
+      <w:r>
+        <w:rPr>
+          <w:rFonts w:cs="B Nazanin"/>
+          <w:rtl/>
+          <w:lang w:bidi="fa-IR"/>
+        </w:rPr>
+        <w:t xml:space="preserve">ی ارسال فایل تراز صدا زده میشود. </w:t>
+      </w:r>
+      <w:r>
+        <w:rPr>
+          <w:rFonts w:cs="B Nazanin"/>
+          <w:rtl/>
+          <w:lang w:bidi="fa-IR"/>
+        </w:rPr>
+        <w:br/>
+        <w:t xml:space="preserve">برای تراز پویا دو تراز ریالی و ارزی اپلود میشود که یک فاصله زمانی بین دو ارسال در نظر گرفته شده است. </w:t>
       </w:r>
     </w:p>
     <w:p>
@@ -476,569 +988,7 @@
         <w:pStyle w:val="Heading3"/>
         <w:bidi/>
         <w:rPr>
-          <w:rFonts w:cs="B Nazanin"/>
-          <w:rtl/>
-        </w:rPr>
-      </w:pPr>
-      <w:r>
-        <w:rPr>
-          <w:rFonts w:cs="B Nazanin"/>
-          <w:rtl/>
-        </w:rPr>
-        <w:t>ساختار پروژه</w:t>
-      </w:r>
-    </w:p>
-    <w:p>
-      <w:pPr>
-        <w:rPr>
-          <w:rFonts w:cs="B Nazanin"/>
-        </w:rPr>
-      </w:pPr>
-      <w:proofErr w:type="spellStart"/>
-      <w:r>
-        <w:rPr>
-          <w:rFonts w:cs="B Nazanin"/>
-        </w:rPr>
-        <w:t>Src</w:t>
-      </w:r>
-      <w:proofErr w:type="spellEnd"/>
-      <w:r>
-        <w:rPr>
-          <w:rFonts w:cs="B Nazanin"/>
-        </w:rPr>
-        <w:t>/</w:t>
-      </w:r>
-    </w:p>
-    <w:p>
-      <w:pPr>
-        <w:rPr>
-          <w:rFonts w:cs="B Nazanin"/>
-        </w:rPr>
-      </w:pPr>
-      <w:r>
-        <w:rPr>
-          <w:rFonts w:cs="B Nazanin"/>
-        </w:rPr>
-        <w:t xml:space="preserve"> </w:t>
-      </w:r>
-      <w:r>
-        <w:rPr>
-          <w:rFonts w:ascii="Arial" w:hAnsi="Arial" w:cs="B Nazanin"/>
-        </w:rPr>
-        <w:t>├</w:t>
-      </w:r>
-      <w:r>
-        <w:rPr>
-          <w:rFonts w:ascii="Calibri" w:hAnsi="Calibri" w:cs="B Nazanin"/>
-        </w:rPr>
-        <w:t>─</w:t>
-      </w:r>
-      <w:r>
-        <w:rPr>
-          <w:rFonts w:cs="B Nazanin"/>
-        </w:rPr>
-        <w:t xml:space="preserve"> </w:t>
-      </w:r>
-      <w:proofErr w:type="spellStart"/>
-      <w:r>
-        <w:rPr>
-          <w:rFonts w:cs="B Nazanin"/>
-        </w:rPr>
-        <w:t>WriteBalance.Domain</w:t>
-      </w:r>
-      <w:proofErr w:type="spellEnd"/>
-      <w:r>
-        <w:rPr>
-          <w:rFonts w:cs="B Nazanin"/>
-        </w:rPr>
-        <w:t>/</w:t>
-      </w:r>
-    </w:p>
-    <w:p>
-      <w:pPr>
-        <w:rPr>
-          <w:rFonts w:cs="B Nazanin"/>
-        </w:rPr>
-      </w:pPr>
-      <w:r>
-        <w:rPr>
-          <w:rFonts w:cs="B Nazanin"/>
-        </w:rPr>
-        <w:t xml:space="preserve"> │   </w:t>
-      </w:r>
-      <w:r>
-        <w:rPr>
-          <w:rFonts w:ascii="Arial" w:hAnsi="Arial" w:cs="B Nazanin"/>
-        </w:rPr>
-        <w:t>├</w:t>
-      </w:r>
-      <w:r>
-        <w:rPr>
-          <w:rFonts w:ascii="Calibri" w:hAnsi="Calibri" w:cs="B Nazanin"/>
-        </w:rPr>
-        <w:t>─</w:t>
-      </w:r>
-      <w:r>
-        <w:rPr>
-          <w:rFonts w:cs="B Nazanin"/>
-        </w:rPr>
-        <w:t xml:space="preserve"> Entities/</w:t>
-      </w:r>
-    </w:p>
-    <w:p>
-      <w:pPr>
-        <w:rPr>
-          <w:rFonts w:cs="B Nazanin"/>
-        </w:rPr>
-      </w:pPr>
-      <w:r>
-        <w:rPr>
-          <w:rFonts w:cs="B Nazanin"/>
-        </w:rPr>
-        <w:t xml:space="preserve"> │   └─ Interfaces/</w:t>
-      </w:r>
-    </w:p>
-    <w:p>
-      <w:pPr>
-        <w:rPr>
-          <w:rFonts w:cs="B Nazanin"/>
-        </w:rPr>
-      </w:pPr>
-      <w:r>
-        <w:rPr>
-          <w:rFonts w:cs="B Nazanin"/>
-        </w:rPr>
-        <w:t xml:space="preserve"> │</w:t>
-      </w:r>
-    </w:p>
-    <w:p>
-      <w:pPr>
-        <w:rPr>
-          <w:rFonts w:cs="B Nazanin"/>
-        </w:rPr>
-      </w:pPr>
-      <w:r>
-        <w:rPr>
-          <w:rFonts w:cs="B Nazanin"/>
-        </w:rPr>
-        <w:t xml:space="preserve"> </w:t>
-      </w:r>
-      <w:r>
-        <w:rPr>
-          <w:rFonts w:ascii="Arial" w:hAnsi="Arial" w:cs="B Nazanin"/>
-        </w:rPr>
-        <w:t>├</w:t>
-      </w:r>
-      <w:r>
-        <w:rPr>
-          <w:rFonts w:ascii="Calibri" w:hAnsi="Calibri" w:cs="B Nazanin"/>
-        </w:rPr>
-        <w:t>─</w:t>
-      </w:r>
-      <w:r>
-        <w:rPr>
-          <w:rFonts w:cs="B Nazanin"/>
-        </w:rPr>
-        <w:t xml:space="preserve"> </w:t>
-      </w:r>
-      <w:proofErr w:type="spellStart"/>
-      <w:r>
-        <w:rPr>
-          <w:rFonts w:cs="B Nazanin"/>
-        </w:rPr>
-        <w:t>WriteBalance.Application</w:t>
-      </w:r>
-      <w:proofErr w:type="spellEnd"/>
-      <w:r>
-        <w:rPr>
-          <w:rFonts w:cs="B Nazanin"/>
-        </w:rPr>
-        <w:t>/</w:t>
-      </w:r>
-    </w:p>
-    <w:p>
-      <w:pPr>
-        <w:rPr>
-          <w:rFonts w:cs="B Nazanin"/>
-        </w:rPr>
-      </w:pPr>
-      <w:r>
-        <w:rPr>
-          <w:rFonts w:cs="B Nazanin"/>
-        </w:rPr>
-        <w:t xml:space="preserve"> │   </w:t>
-      </w:r>
-      <w:r>
-        <w:rPr>
-          <w:rFonts w:ascii="Arial" w:hAnsi="Arial" w:cs="B Nazanin"/>
-        </w:rPr>
-        <w:t>├</w:t>
-      </w:r>
-      <w:r>
-        <w:rPr>
-          <w:rFonts w:ascii="Calibri" w:hAnsi="Calibri" w:cs="B Nazanin"/>
-        </w:rPr>
-        <w:t>─</w:t>
-      </w:r>
-      <w:r>
-        <w:rPr>
-          <w:rFonts w:cs="B Nazanin"/>
-        </w:rPr>
-        <w:t xml:space="preserve"> DTOs/</w:t>
-      </w:r>
-    </w:p>
-    <w:p>
-      <w:pPr>
-        <w:rPr>
-          <w:rFonts w:cs="B Nazanin"/>
-        </w:rPr>
-      </w:pPr>
-      <w:r>
-        <w:rPr>
-          <w:rFonts w:cs="B Nazanin"/>
-        </w:rPr>
-        <w:t xml:space="preserve"> │   └─ Handlers/</w:t>
-      </w:r>
-    </w:p>
-    <w:p>
-      <w:pPr>
-        <w:rPr>
-          <w:rFonts w:cs="B Nazanin"/>
-        </w:rPr>
-      </w:pPr>
-      <w:r>
-        <w:rPr>
-          <w:rFonts w:cs="B Nazanin"/>
-        </w:rPr>
-        <w:t xml:space="preserve"> │</w:t>
-      </w:r>
-    </w:p>
-    <w:p>
-      <w:pPr>
-        <w:rPr>
-          <w:rFonts w:cs="B Nazanin"/>
-        </w:rPr>
-      </w:pPr>
-      <w:r>
-        <w:rPr>
-          <w:rFonts w:cs="B Nazanin"/>
-        </w:rPr>
-        <w:t xml:space="preserve"> </w:t>
-      </w:r>
-      <w:r>
-        <w:rPr>
-          <w:rFonts w:ascii="Arial" w:hAnsi="Arial" w:cs="B Nazanin"/>
-        </w:rPr>
-        <w:t>├</w:t>
-      </w:r>
-      <w:r>
-        <w:rPr>
-          <w:rFonts w:ascii="Calibri" w:hAnsi="Calibri" w:cs="B Nazanin"/>
-        </w:rPr>
-        <w:t>─</w:t>
-      </w:r>
-      <w:r>
-        <w:rPr>
-          <w:rFonts w:cs="B Nazanin"/>
-        </w:rPr>
-        <w:t xml:space="preserve"> </w:t>
-      </w:r>
-      <w:proofErr w:type="spellStart"/>
-      <w:r>
-        <w:rPr>
-          <w:rFonts w:cs="B Nazanin"/>
-        </w:rPr>
-        <w:t>WriteBalance.Infrastructure</w:t>
-      </w:r>
-      <w:proofErr w:type="spellEnd"/>
-      <w:r>
-        <w:rPr>
-          <w:rFonts w:cs="B Nazanin"/>
-        </w:rPr>
-        <w:t>/</w:t>
-      </w:r>
-    </w:p>
-    <w:p>
-      <w:pPr>
-        <w:rPr>
-          <w:rFonts w:cs="B Nazanin"/>
-        </w:rPr>
-      </w:pPr>
-      <w:r>
-        <w:rPr>
-          <w:rFonts w:cs="B Nazanin"/>
-        </w:rPr>
-        <w:t xml:space="preserve"> │   </w:t>
-      </w:r>
-      <w:r>
-        <w:rPr>
-          <w:rFonts w:ascii="Arial" w:hAnsi="Arial" w:cs="B Nazanin"/>
-        </w:rPr>
-        <w:t>├</w:t>
-      </w:r>
-      <w:r>
-        <w:rPr>
-          <w:rFonts w:ascii="Calibri" w:hAnsi="Calibri" w:cs="B Nazanin"/>
-        </w:rPr>
-        <w:t>─</w:t>
-      </w:r>
-      <w:r>
-        <w:rPr>
-          <w:rFonts w:cs="B Nazanin"/>
-        </w:rPr>
-        <w:t xml:space="preserve"> </w:t>
-      </w:r>
-      <w:proofErr w:type="spellStart"/>
-      <w:r>
-        <w:rPr>
-          <w:rFonts w:cs="B Nazanin"/>
-        </w:rPr>
-        <w:t>Config</w:t>
-      </w:r>
-      <w:proofErr w:type="spellEnd"/>
-      <w:r>
-        <w:rPr>
-          <w:rFonts w:cs="B Nazanin"/>
-        </w:rPr>
-        <w:t>/</w:t>
-      </w:r>
-    </w:p>
-    <w:p>
-      <w:pPr>
-        <w:rPr>
-          <w:rFonts w:cs="B Nazanin"/>
-        </w:rPr>
-      </w:pPr>
-      <w:r>
-        <w:rPr>
-          <w:rFonts w:cs="B Nazanin"/>
-        </w:rPr>
-        <w:t xml:space="preserve"> │   </w:t>
-      </w:r>
-      <w:r>
-        <w:rPr>
-          <w:rFonts w:ascii="Arial" w:hAnsi="Arial" w:cs="B Nazanin"/>
-        </w:rPr>
-        <w:t>├</w:t>
-      </w:r>
-      <w:r>
-        <w:rPr>
-          <w:rFonts w:ascii="Calibri" w:hAnsi="Calibri" w:cs="B Nazanin"/>
-        </w:rPr>
-        <w:t>─</w:t>
-      </w:r>
-      <w:r>
-        <w:rPr>
-          <w:rFonts w:cs="B Nazanin"/>
-        </w:rPr>
-        <w:t xml:space="preserve"> Context/</w:t>
-      </w:r>
-    </w:p>
-    <w:p>
-      <w:pPr>
-        <w:rPr>
-          <w:rFonts w:cs="B Nazanin"/>
-        </w:rPr>
-      </w:pPr>
-      <w:r>
-        <w:rPr>
-          <w:rFonts w:cs="B Nazanin"/>
-        </w:rPr>
-        <w:t xml:space="preserve"> │   </w:t>
-      </w:r>
-      <w:r>
-        <w:rPr>
-          <w:rFonts w:ascii="Arial" w:hAnsi="Arial" w:cs="B Nazanin"/>
-        </w:rPr>
-        <w:t>├</w:t>
-      </w:r>
-      <w:r>
-        <w:rPr>
-          <w:rFonts w:ascii="Calibri" w:hAnsi="Calibri" w:cs="B Nazanin"/>
-        </w:rPr>
-        <w:t>─</w:t>
-      </w:r>
-      <w:r>
-        <w:rPr>
-          <w:rFonts w:cs="B Nazanin"/>
-        </w:rPr>
-        <w:t xml:space="preserve"> Logging/</w:t>
-      </w:r>
-    </w:p>
-    <w:p>
-      <w:pPr>
-        <w:rPr>
-          <w:rFonts w:cs="B Nazanin"/>
-        </w:rPr>
-      </w:pPr>
-      <w:r>
-        <w:rPr>
-          <w:rFonts w:cs="B Nazanin"/>
-        </w:rPr>
-        <w:t xml:space="preserve"> │   </w:t>
-      </w:r>
-      <w:r>
-        <w:rPr>
-          <w:rFonts w:ascii="Arial" w:hAnsi="Arial" w:cs="B Nazanin"/>
-        </w:rPr>
-        <w:t>├</w:t>
-      </w:r>
-      <w:r>
-        <w:rPr>
-          <w:rFonts w:ascii="Calibri" w:hAnsi="Calibri" w:cs="B Nazanin"/>
-        </w:rPr>
-        <w:t>─</w:t>
-      </w:r>
-      <w:r>
-        <w:rPr>
-          <w:rFonts w:cs="B Nazanin"/>
-        </w:rPr>
-        <w:t xml:space="preserve"> Repositories/</w:t>
-      </w:r>
-    </w:p>
-    <w:p>
-      <w:pPr>
-        <w:rPr>
-          <w:rFonts w:cs="B Nazanin"/>
-        </w:rPr>
-      </w:pPr>
-      <w:r>
-        <w:rPr>
-          <w:rFonts w:cs="B Nazanin"/>
-        </w:rPr>
-        <w:t xml:space="preserve"> │   └─ Services/</w:t>
-      </w:r>
-    </w:p>
-    <w:p>
-      <w:pPr>
-        <w:rPr>
-          <w:rFonts w:cs="B Nazanin"/>
-        </w:rPr>
-      </w:pPr>
-      <w:r>
-        <w:rPr>
-          <w:rFonts w:cs="B Nazanin"/>
-        </w:rPr>
-        <w:t xml:space="preserve"> │</w:t>
-      </w:r>
-    </w:p>
-    <w:p>
-      <w:pPr>
-        <w:rPr>
-          <w:rFonts w:cs="B Nazanin"/>
-        </w:rPr>
-      </w:pPr>
-      <w:r>
-        <w:rPr>
-          <w:rFonts w:cs="B Nazanin"/>
-        </w:rPr>
-        <w:t xml:space="preserve"> └─ </w:t>
-      </w:r>
-      <w:proofErr w:type="spellStart"/>
-      <w:r>
-        <w:rPr>
-          <w:rFonts w:cs="B Nazanin"/>
-        </w:rPr>
-        <w:t>WriteBalance.ConsoleApp</w:t>
-      </w:r>
-      <w:proofErr w:type="spellEnd"/>
-      <w:r>
-        <w:rPr>
-          <w:rFonts w:cs="B Nazanin"/>
-        </w:rPr>
-        <w:t>/</w:t>
-      </w:r>
-    </w:p>
-    <w:p>
-      <w:pPr>
-        <w:rPr>
-          <w:rFonts w:cs="B Nazanin"/>
-        </w:rPr>
-      </w:pPr>
-      <w:r>
-        <w:rPr>
-          <w:rFonts w:cs="B Nazanin"/>
-        </w:rPr>
-        <w:t xml:space="preserve">     </w:t>
-      </w:r>
-      <w:r>
-        <w:rPr>
-          <w:rFonts w:ascii="Arial" w:hAnsi="Arial" w:cs="B Nazanin"/>
-        </w:rPr>
-        <w:t>├</w:t>
-      </w:r>
-      <w:r>
-        <w:rPr>
-          <w:rFonts w:ascii="Calibri" w:hAnsi="Calibri" w:cs="B Nazanin"/>
-        </w:rPr>
-        <w:t>─</w:t>
-      </w:r>
-      <w:r>
-        <w:rPr>
-          <w:rFonts w:cs="B Nazanin"/>
-        </w:rPr>
-        <w:t xml:space="preserve"> </w:t>
-      </w:r>
-      <w:proofErr w:type="spellStart"/>
-      <w:r>
-        <w:rPr>
-          <w:rFonts w:cs="B Nazanin"/>
-        </w:rPr>
-        <w:t>Program.cs</w:t>
-      </w:r>
-      <w:proofErr w:type="spellEnd"/>
-    </w:p>
-    <w:p>
-      <w:pPr>
-        <w:rPr>
-          <w:rFonts w:cs="B Nazanin"/>
-          <w:rtl/>
-        </w:rPr>
-      </w:pPr>
-      <w:r>
-        <w:rPr>
-          <w:rFonts w:cs="B Nazanin"/>
-        </w:rPr>
-        <w:t xml:space="preserve">     └─ </w:t>
-      </w:r>
-      <w:proofErr w:type="spellStart"/>
-      <w:proofErr w:type="gramStart"/>
-      <w:r>
-        <w:rPr>
-          <w:rFonts w:cs="B Nazanin"/>
-        </w:rPr>
-        <w:t>appsettings.json</w:t>
-      </w:r>
-      <w:proofErr w:type="spellEnd"/>
-      <w:proofErr w:type="gramEnd"/>
-    </w:p>
-    <w:p>
-      <w:pPr>
-        <w:pStyle w:val="Heading3"/>
-        <w:bidi/>
-        <w:rPr>
-          <w:rFonts w:cs="B Nazanin"/>
-        </w:rPr>
-      </w:pPr>
-      <w:r>
-        <w:rPr>
-          <w:rFonts w:cs="B Nazanin"/>
-          <w:rtl/>
-        </w:rPr>
-        <w:lastRenderedPageBreak/>
-        <w:t>اجزای اصلی</w:t>
-      </w:r>
-    </w:p>
-    <w:p>
-      <w:pPr>
-        <w:pStyle w:val="NormalWeb"/>
-        <w:numPr>
-          <w:ilvl w:val="0"/>
-          <w:numId w:val="4"/>
-        </w:numPr>
-        <w:bidi/>
-        <w:rPr>
-          <w:rFonts w:cs="B Nazanin"/>
+          <w:rFonts w:asciiTheme="minorHAnsi" w:hAnsiTheme="minorHAnsi" w:cs="B Nazanin"/>
           <w:sz w:val="22"/>
           <w:szCs w:val="22"/>
           <w:rtl/>
@@ -1046,910 +996,9 @@
       </w:pPr>
       <w:r>
         <w:rPr>
-          <w:rFonts w:cs="B Nazanin"/>
+          <w:rFonts w:asciiTheme="minorHAnsi" w:hAnsiTheme="minorHAnsi" w:cs="B Nazanin"/>
           <w:sz w:val="22"/>
           <w:szCs w:val="22"/>
-        </w:rPr>
-        <w:t>Entities</w:t>
-      </w:r>
-    </w:p>
-    <w:p>
-      <w:pPr>
-        <w:pStyle w:val="NormalWeb"/>
-        <w:bidi/>
-        <w:rPr>
-          <w:rFonts w:cs="B Nazanin"/>
-          <w:sz w:val="22"/>
-          <w:szCs w:val="22"/>
-          <w:rtl/>
-        </w:rPr>
-      </w:pPr>
-      <w:proofErr w:type="spellStart"/>
-      <w:r>
-        <w:rPr>
-          <w:rFonts w:cs="B Nazanin"/>
-          <w:sz w:val="22"/>
-          <w:szCs w:val="22"/>
-        </w:rPr>
-        <w:t>FinancialRecord</w:t>
-      </w:r>
-      <w:proofErr w:type="spellEnd"/>
-      <w:r>
-        <w:rPr>
-          <w:rFonts w:cs="B Nazanin"/>
-          <w:sz w:val="22"/>
-          <w:szCs w:val="22"/>
-        </w:rPr>
-        <w:t xml:space="preserve">, Period, </w:t>
-      </w:r>
-      <w:proofErr w:type="spellStart"/>
-      <w:r>
-        <w:rPr>
-          <w:rFonts w:cs="B Nazanin"/>
-          <w:sz w:val="22"/>
-          <w:szCs w:val="22"/>
-        </w:rPr>
-        <w:t>ExcelRow</w:t>
-      </w:r>
-      <w:proofErr w:type="spellEnd"/>
-    </w:p>
-    <w:p>
-      <w:pPr>
-        <w:pStyle w:val="NormalWeb"/>
-        <w:numPr>
-          <w:ilvl w:val="0"/>
-          <w:numId w:val="4"/>
-        </w:numPr>
-        <w:bidi/>
-        <w:rPr>
-          <w:rFonts w:cs="B Nazanin"/>
-          <w:sz w:val="22"/>
-          <w:szCs w:val="22"/>
-          <w:rtl/>
-        </w:rPr>
-      </w:pPr>
-      <w:r>
-        <w:rPr>
-          <w:rFonts w:cs="B Nazanin"/>
-          <w:sz w:val="22"/>
-          <w:szCs w:val="22"/>
-        </w:rPr>
-        <w:t xml:space="preserve">Interfaces </w:t>
-      </w:r>
-      <w:r>
-        <w:rPr>
-          <w:rFonts w:cs="B Nazanin" w:hint="cs"/>
-          <w:sz w:val="22"/>
-          <w:szCs w:val="22"/>
-          <w:rtl/>
-        </w:rPr>
-        <w:t xml:space="preserve"> </w:t>
-      </w:r>
-    </w:p>
-    <w:p>
-      <w:pPr>
-        <w:pStyle w:val="NormalWeb"/>
-        <w:bidi/>
-        <w:rPr>
-          <w:rFonts w:cs="B Nazanin"/>
-          <w:sz w:val="22"/>
-          <w:szCs w:val="22"/>
-        </w:rPr>
-      </w:pPr>
-      <w:proofErr w:type="spellStart"/>
-      <w:r>
-        <w:rPr>
-          <w:rFonts w:cs="B Nazanin"/>
-          <w:sz w:val="22"/>
-          <w:szCs w:val="22"/>
-        </w:rPr>
-        <w:t>IApiService</w:t>
-      </w:r>
-      <w:proofErr w:type="spellEnd"/>
-      <w:r>
-        <w:rPr>
-          <w:rFonts w:cs="B Nazanin"/>
-          <w:sz w:val="22"/>
-          <w:szCs w:val="22"/>
-        </w:rPr>
-        <w:t xml:space="preserve">, </w:t>
-      </w:r>
-      <w:proofErr w:type="spellStart"/>
-      <w:r>
-        <w:rPr>
-          <w:rFonts w:cs="B Nazanin"/>
-          <w:sz w:val="22"/>
-          <w:szCs w:val="22"/>
-        </w:rPr>
-        <w:t>IAuthService</w:t>
-      </w:r>
-      <w:proofErr w:type="spellEnd"/>
-      <w:r>
-        <w:rPr>
-          <w:rFonts w:cs="B Nazanin"/>
-          <w:sz w:val="22"/>
-          <w:szCs w:val="22"/>
-        </w:rPr>
-        <w:t xml:space="preserve">, </w:t>
-      </w:r>
-      <w:proofErr w:type="spellStart"/>
-      <w:r>
-        <w:rPr>
-          <w:rFonts w:cs="B Nazanin"/>
-          <w:sz w:val="22"/>
-          <w:szCs w:val="22"/>
-        </w:rPr>
-        <w:t>IExcelExporter</w:t>
-      </w:r>
-      <w:proofErr w:type="spellEnd"/>
-      <w:r>
-        <w:rPr>
-          <w:rFonts w:cs="B Nazanin"/>
-          <w:sz w:val="22"/>
-          <w:szCs w:val="22"/>
-        </w:rPr>
-        <w:t xml:space="preserve">, </w:t>
-      </w:r>
-      <w:proofErr w:type="spellStart"/>
-      <w:r>
-        <w:rPr>
-          <w:rFonts w:cs="B Nazanin"/>
-          <w:sz w:val="22"/>
-          <w:szCs w:val="22"/>
-        </w:rPr>
-        <w:t>IFileEncoder</w:t>
-      </w:r>
-      <w:proofErr w:type="spellEnd"/>
-      <w:r>
-        <w:rPr>
-          <w:rFonts w:cs="B Nazanin"/>
-          <w:sz w:val="22"/>
-          <w:szCs w:val="22"/>
-        </w:rPr>
-        <w:t>,</w:t>
-      </w:r>
-    </w:p>
-    <w:p>
-      <w:pPr>
-        <w:pStyle w:val="NormalWeb"/>
-        <w:bidi/>
-        <w:rPr>
-          <w:rFonts w:cs="B Nazanin"/>
-          <w:sz w:val="22"/>
-          <w:szCs w:val="22"/>
-          <w:rtl/>
-        </w:rPr>
-      </w:pPr>
-      <w:proofErr w:type="spellStart"/>
-      <w:r>
-        <w:rPr>
-          <w:rFonts w:cs="B Nazanin"/>
-          <w:sz w:val="22"/>
-          <w:szCs w:val="22"/>
-        </w:rPr>
-        <w:t>IFinancialRepository</w:t>
-      </w:r>
-      <w:proofErr w:type="spellEnd"/>
-      <w:r>
-        <w:rPr>
-          <w:rFonts w:cs="B Nazanin"/>
-          <w:sz w:val="22"/>
-          <w:szCs w:val="22"/>
-        </w:rPr>
-        <w:t xml:space="preserve">, </w:t>
-      </w:r>
-      <w:proofErr w:type="spellStart"/>
-      <w:r>
-        <w:rPr>
-          <w:rFonts w:cs="B Nazanin"/>
-          <w:sz w:val="22"/>
-          <w:szCs w:val="22"/>
-        </w:rPr>
-        <w:t>IPeriodRepository</w:t>
-      </w:r>
-      <w:proofErr w:type="spellEnd"/>
-    </w:p>
-    <w:p>
-      <w:pPr>
-        <w:pStyle w:val="NormalWeb"/>
-        <w:numPr>
-          <w:ilvl w:val="0"/>
-          <w:numId w:val="3"/>
-        </w:numPr>
-        <w:bidi/>
-        <w:rPr>
-          <w:rFonts w:cs="B Nazanin"/>
-          <w:sz w:val="22"/>
-          <w:szCs w:val="22"/>
-          <w:rtl/>
-        </w:rPr>
-      </w:pPr>
-      <w:r>
-        <w:rPr>
-          <w:rFonts w:cs="B Nazanin"/>
-          <w:sz w:val="22"/>
-          <w:szCs w:val="22"/>
-        </w:rPr>
-        <w:t xml:space="preserve">Handlers </w:t>
-      </w:r>
-    </w:p>
-    <w:p>
-      <w:pPr>
-        <w:pStyle w:val="NormalWeb"/>
-        <w:bidi/>
-        <w:rPr>
-          <w:rFonts w:cs="B Nazanin"/>
-          <w:sz w:val="22"/>
-          <w:szCs w:val="22"/>
-          <w:rtl/>
-        </w:rPr>
-      </w:pPr>
-      <w:proofErr w:type="spellStart"/>
-      <w:r>
-        <w:rPr>
-          <w:rFonts w:cs="B Nazanin"/>
-          <w:sz w:val="22"/>
-          <w:szCs w:val="22"/>
-        </w:rPr>
-        <w:t>WriteBalanceHandler</w:t>
-      </w:r>
-      <w:proofErr w:type="spellEnd"/>
-      <w:r>
-        <w:rPr>
-          <w:rFonts w:cs="B Nazanin"/>
-          <w:sz w:val="22"/>
-          <w:szCs w:val="22"/>
-        </w:rPr>
-        <w:t xml:space="preserve"> – </w:t>
-      </w:r>
-      <w:r>
-        <w:rPr>
-          <w:rFonts w:cs="B Nazanin"/>
-          <w:sz w:val="22"/>
-          <w:szCs w:val="22"/>
-          <w:rtl/>
-        </w:rPr>
-        <w:t>مسئول اجرا</w:t>
-      </w:r>
-      <w:r>
-        <w:rPr>
-          <w:rFonts w:cs="B Nazanin" w:hint="cs"/>
-          <w:sz w:val="22"/>
-          <w:szCs w:val="22"/>
-          <w:rtl/>
-        </w:rPr>
-        <w:t>ی</w:t>
-      </w:r>
-      <w:r>
-        <w:rPr>
-          <w:rFonts w:cs="B Nazanin"/>
-          <w:sz w:val="22"/>
-          <w:szCs w:val="22"/>
-          <w:rtl/>
-        </w:rPr>
-        <w:t xml:space="preserve"> منطق اصل</w:t>
-      </w:r>
-      <w:r>
-        <w:rPr>
-          <w:rFonts w:cs="B Nazanin" w:hint="cs"/>
-          <w:sz w:val="22"/>
-          <w:szCs w:val="22"/>
-          <w:rtl/>
-        </w:rPr>
-        <w:t>ی</w:t>
-      </w:r>
-      <w:r>
-        <w:rPr>
-          <w:rFonts w:cs="B Nazanin"/>
-          <w:sz w:val="22"/>
-          <w:szCs w:val="22"/>
-          <w:rtl/>
-        </w:rPr>
-        <w:t xml:space="preserve"> تول</w:t>
-      </w:r>
-      <w:r>
-        <w:rPr>
-          <w:rFonts w:cs="B Nazanin" w:hint="cs"/>
-          <w:sz w:val="22"/>
-          <w:szCs w:val="22"/>
-          <w:rtl/>
-        </w:rPr>
-        <w:t>ی</w:t>
-      </w:r>
-      <w:r>
-        <w:rPr>
-          <w:rFonts w:cs="B Nazanin" w:hint="eastAsia"/>
-          <w:sz w:val="22"/>
-          <w:szCs w:val="22"/>
-          <w:rtl/>
-        </w:rPr>
-        <w:t>د</w:t>
-      </w:r>
-      <w:r>
-        <w:rPr>
-          <w:rFonts w:cs="B Nazanin"/>
-          <w:sz w:val="22"/>
-          <w:szCs w:val="22"/>
-          <w:rtl/>
-        </w:rPr>
-        <w:t xml:space="preserve"> فا</w:t>
-      </w:r>
-      <w:r>
-        <w:rPr>
-          <w:rFonts w:cs="B Nazanin" w:hint="cs"/>
-          <w:sz w:val="22"/>
-          <w:szCs w:val="22"/>
-          <w:rtl/>
-        </w:rPr>
-        <w:t>ی</w:t>
-      </w:r>
-      <w:r>
-        <w:rPr>
-          <w:rFonts w:cs="B Nazanin" w:hint="eastAsia"/>
-          <w:sz w:val="22"/>
-          <w:szCs w:val="22"/>
-          <w:rtl/>
-        </w:rPr>
-        <w:t>ل</w:t>
-      </w:r>
-      <w:r>
-        <w:rPr>
-          <w:rFonts w:cs="B Nazanin"/>
-          <w:sz w:val="22"/>
-          <w:szCs w:val="22"/>
-          <w:rtl/>
-        </w:rPr>
-        <w:t xml:space="preserve"> تراز</w:t>
-      </w:r>
-    </w:p>
-    <w:p>
-      <w:pPr>
-        <w:pStyle w:val="NormalWeb"/>
-        <w:numPr>
-          <w:ilvl w:val="0"/>
-          <w:numId w:val="3"/>
-        </w:numPr>
-        <w:bidi/>
-        <w:rPr>
-          <w:rFonts w:cs="B Nazanin"/>
-          <w:sz w:val="22"/>
-          <w:szCs w:val="22"/>
-          <w:rtl/>
-        </w:rPr>
-      </w:pPr>
-      <w:r>
-        <w:rPr>
-          <w:rFonts w:cs="B Nazanin"/>
-          <w:sz w:val="22"/>
-          <w:szCs w:val="22"/>
-        </w:rPr>
-        <w:t xml:space="preserve">Services </w:t>
-      </w:r>
-    </w:p>
-    <w:p>
-      <w:pPr>
-        <w:pStyle w:val="NormalWeb"/>
-        <w:bidi/>
-        <w:rPr>
-          <w:rFonts w:cs="B Nazanin"/>
-          <w:sz w:val="22"/>
-          <w:szCs w:val="22"/>
-        </w:rPr>
-      </w:pPr>
-      <w:proofErr w:type="spellStart"/>
-      <w:r>
-        <w:rPr>
-          <w:rFonts w:cs="B Nazanin"/>
-          <w:sz w:val="22"/>
-          <w:szCs w:val="22"/>
-        </w:rPr>
-        <w:t>ApiService</w:t>
-      </w:r>
-      <w:proofErr w:type="spellEnd"/>
-      <w:r>
-        <w:rPr>
-          <w:rFonts w:cs="B Nazanin"/>
-          <w:sz w:val="22"/>
-          <w:szCs w:val="22"/>
-        </w:rPr>
-        <w:t xml:space="preserve">, </w:t>
-      </w:r>
-      <w:proofErr w:type="spellStart"/>
-      <w:r>
-        <w:rPr>
-          <w:rFonts w:cs="B Nazanin"/>
-          <w:sz w:val="22"/>
-          <w:szCs w:val="22"/>
-        </w:rPr>
-        <w:t>AuthService</w:t>
-      </w:r>
-      <w:proofErr w:type="spellEnd"/>
-      <w:r>
-        <w:rPr>
-          <w:rFonts w:cs="B Nazanin"/>
-          <w:sz w:val="22"/>
-          <w:szCs w:val="22"/>
-        </w:rPr>
-        <w:t xml:space="preserve">, </w:t>
-      </w:r>
-      <w:proofErr w:type="spellStart"/>
-      <w:r>
-        <w:rPr>
-          <w:rFonts w:cs="B Nazanin"/>
-          <w:sz w:val="22"/>
-          <w:szCs w:val="22"/>
-        </w:rPr>
-        <w:t>BalanceGenerator</w:t>
-      </w:r>
-      <w:proofErr w:type="spellEnd"/>
-      <w:r>
-        <w:rPr>
-          <w:rFonts w:cs="B Nazanin"/>
-          <w:sz w:val="22"/>
-          <w:szCs w:val="22"/>
-        </w:rPr>
-        <w:t>,</w:t>
-      </w:r>
-    </w:p>
-    <w:p>
-      <w:pPr>
-        <w:pStyle w:val="NormalWeb"/>
-        <w:bidi/>
-        <w:rPr>
-          <w:rFonts w:cs="B Nazanin"/>
-          <w:sz w:val="22"/>
-          <w:szCs w:val="22"/>
-        </w:rPr>
-      </w:pPr>
-      <w:proofErr w:type="spellStart"/>
-      <w:r>
-        <w:rPr>
-          <w:rFonts w:cs="B Nazanin"/>
-          <w:sz w:val="22"/>
-          <w:szCs w:val="22"/>
-        </w:rPr>
-        <w:t>ExcelExporter</w:t>
-      </w:r>
-      <w:proofErr w:type="spellEnd"/>
-      <w:r>
-        <w:rPr>
-          <w:rFonts w:cs="B Nazanin"/>
-          <w:sz w:val="22"/>
-          <w:szCs w:val="22"/>
-        </w:rPr>
-        <w:t xml:space="preserve">, </w:t>
-      </w:r>
-      <w:proofErr w:type="spellStart"/>
-      <w:r>
-        <w:rPr>
-          <w:rFonts w:cs="B Nazanin"/>
-          <w:sz w:val="22"/>
-          <w:szCs w:val="22"/>
-        </w:rPr>
-        <w:t>FileEncoder</w:t>
-      </w:r>
-      <w:proofErr w:type="spellEnd"/>
-      <w:r>
-        <w:rPr>
-          <w:rFonts w:cs="B Nazanin"/>
-          <w:sz w:val="22"/>
-          <w:szCs w:val="22"/>
-        </w:rPr>
-        <w:t xml:space="preserve">, </w:t>
-      </w:r>
-      <w:proofErr w:type="spellStart"/>
-      <w:r>
-        <w:rPr>
-          <w:rFonts w:cs="B Nazanin"/>
-          <w:sz w:val="22"/>
-          <w:szCs w:val="22"/>
-        </w:rPr>
-        <w:t>FinancialService</w:t>
-      </w:r>
-      <w:proofErr w:type="spellEnd"/>
-      <w:r>
-        <w:rPr>
-          <w:rFonts w:cs="B Nazanin"/>
-          <w:sz w:val="22"/>
-          <w:szCs w:val="22"/>
-        </w:rPr>
-        <w:t>,</w:t>
-      </w:r>
-    </w:p>
-    <w:p>
-      <w:pPr>
-        <w:pStyle w:val="NormalWeb"/>
-        <w:bidi/>
-        <w:rPr>
-          <w:rFonts w:cs="B Nazanin"/>
-          <w:sz w:val="22"/>
-          <w:szCs w:val="22"/>
-          <w:rtl/>
-        </w:rPr>
-      </w:pPr>
-      <w:proofErr w:type="spellStart"/>
-      <w:r>
-        <w:rPr>
-          <w:rFonts w:cs="B Nazanin"/>
-          <w:sz w:val="22"/>
-          <w:szCs w:val="22"/>
-        </w:rPr>
-        <w:t>InfoFileReader</w:t>
-      </w:r>
-      <w:proofErr w:type="spellEnd"/>
-      <w:r>
-        <w:rPr>
-          <w:rFonts w:cs="B Nazanin"/>
-          <w:sz w:val="22"/>
-          <w:szCs w:val="22"/>
-        </w:rPr>
-        <w:t xml:space="preserve"> </w:t>
-      </w:r>
-      <w:r>
-        <w:rPr>
-          <w:rFonts w:cs="B Nazanin"/>
-          <w:sz w:val="22"/>
-          <w:szCs w:val="22"/>
-          <w:rtl/>
-        </w:rPr>
-        <w:t>برا</w:t>
-      </w:r>
-      <w:r>
-        <w:rPr>
-          <w:rFonts w:cs="B Nazanin" w:hint="cs"/>
-          <w:sz w:val="22"/>
-          <w:szCs w:val="22"/>
-          <w:rtl/>
-        </w:rPr>
-        <w:t>ی</w:t>
-      </w:r>
-      <w:r>
-        <w:rPr>
-          <w:rFonts w:cs="B Nazanin"/>
-          <w:sz w:val="22"/>
-          <w:szCs w:val="22"/>
-          <w:rtl/>
-        </w:rPr>
-        <w:t xml:space="preserve"> خواندن فا</w:t>
-      </w:r>
-      <w:r>
-        <w:rPr>
-          <w:rFonts w:cs="B Nazanin" w:hint="cs"/>
-          <w:sz w:val="22"/>
-          <w:szCs w:val="22"/>
-          <w:rtl/>
-        </w:rPr>
-        <w:t>ی</w:t>
-      </w:r>
-      <w:r>
-        <w:rPr>
-          <w:rFonts w:cs="B Nazanin" w:hint="eastAsia"/>
-          <w:sz w:val="22"/>
-          <w:szCs w:val="22"/>
-          <w:rtl/>
-        </w:rPr>
-        <w:t>ل</w:t>
-      </w:r>
-      <w:r>
-        <w:rPr>
-          <w:rFonts w:cs="B Nazanin"/>
-          <w:sz w:val="22"/>
-          <w:szCs w:val="22"/>
-        </w:rPr>
-        <w:t xml:space="preserve"> Info.txt)</w:t>
-      </w:r>
-      <w:r>
-        <w:rPr>
-          <w:rFonts w:cs="B Nazanin" w:hint="cs"/>
-          <w:sz w:val="22"/>
-          <w:szCs w:val="22"/>
-          <w:rtl/>
-        </w:rPr>
-        <w:t>)</w:t>
-      </w:r>
-    </w:p>
-    <w:p>
-      <w:pPr>
-        <w:pStyle w:val="NormalWeb"/>
-        <w:numPr>
-          <w:ilvl w:val="0"/>
-          <w:numId w:val="3"/>
-        </w:numPr>
-        <w:bidi/>
-        <w:rPr>
-          <w:rFonts w:cs="B Nazanin"/>
-          <w:sz w:val="22"/>
-          <w:szCs w:val="22"/>
-          <w:rtl/>
-        </w:rPr>
-      </w:pPr>
-      <w:r>
-        <w:rPr>
-          <w:rFonts w:cs="B Nazanin"/>
-          <w:sz w:val="22"/>
-          <w:szCs w:val="22"/>
-        </w:rPr>
-        <w:t xml:space="preserve">Repositories </w:t>
-      </w:r>
-    </w:p>
-    <w:p>
-      <w:pPr>
-        <w:pStyle w:val="NormalWeb"/>
-        <w:bidi/>
-        <w:rPr>
-          <w:rFonts w:cs="B Nazanin"/>
-          <w:sz w:val="22"/>
-          <w:szCs w:val="22"/>
-          <w:rtl/>
-        </w:rPr>
-      </w:pPr>
-      <w:proofErr w:type="spellStart"/>
-      <w:r>
-        <w:rPr>
-          <w:rFonts w:cs="B Nazanin"/>
-          <w:sz w:val="22"/>
-          <w:szCs w:val="22"/>
-        </w:rPr>
-        <w:t>FinancialRepository</w:t>
-      </w:r>
-      <w:proofErr w:type="spellEnd"/>
-      <w:r>
-        <w:rPr>
-          <w:rFonts w:cs="B Nazanin"/>
-          <w:sz w:val="22"/>
-          <w:szCs w:val="22"/>
-        </w:rPr>
-        <w:t xml:space="preserve">, </w:t>
-      </w:r>
-      <w:proofErr w:type="spellStart"/>
-      <w:r>
-        <w:rPr>
-          <w:rFonts w:cs="B Nazanin"/>
-          <w:sz w:val="22"/>
-          <w:szCs w:val="22"/>
-        </w:rPr>
-        <w:t>PeriodRepository</w:t>
-      </w:r>
-      <w:proofErr w:type="spellEnd"/>
-    </w:p>
-    <w:p>
-      <w:pPr>
-        <w:pStyle w:val="NormalWeb"/>
-        <w:numPr>
-          <w:ilvl w:val="0"/>
-          <w:numId w:val="3"/>
-        </w:numPr>
-        <w:bidi/>
-        <w:rPr>
-          <w:rFonts w:cs="B Nazanin"/>
-          <w:sz w:val="22"/>
-          <w:szCs w:val="22"/>
-        </w:rPr>
-      </w:pPr>
-      <w:proofErr w:type="spellStart"/>
-      <w:r>
-        <w:rPr>
-          <w:rFonts w:cs="B Nazanin"/>
-          <w:sz w:val="22"/>
-          <w:szCs w:val="22"/>
-        </w:rPr>
-        <w:t>DbContexts</w:t>
-      </w:r>
-      <w:proofErr w:type="spellEnd"/>
-    </w:p>
-    <w:p>
-      <w:pPr>
-        <w:pStyle w:val="NormalWeb"/>
-        <w:bidi/>
-        <w:rPr>
-          <w:rFonts w:cs="B Nazanin"/>
-          <w:sz w:val="22"/>
-          <w:szCs w:val="22"/>
-          <w:rtl/>
-        </w:rPr>
-      </w:pPr>
-      <w:proofErr w:type="spellStart"/>
-      <w:r>
-        <w:rPr>
-          <w:rFonts w:cs="B Nazanin"/>
-          <w:sz w:val="22"/>
-          <w:szCs w:val="22"/>
-        </w:rPr>
-        <w:t>AppDbContext</w:t>
-      </w:r>
-      <w:proofErr w:type="spellEnd"/>
-      <w:r>
-        <w:rPr>
-          <w:rFonts w:cs="B Nazanin"/>
-          <w:sz w:val="22"/>
-          <w:szCs w:val="22"/>
-        </w:rPr>
-        <w:t xml:space="preserve">, </w:t>
-      </w:r>
-      <w:proofErr w:type="spellStart"/>
-      <w:r>
-        <w:rPr>
-          <w:rFonts w:cs="B Nazanin"/>
-          <w:sz w:val="22"/>
-          <w:szCs w:val="22"/>
-        </w:rPr>
-        <w:t>BankDbContext</w:t>
-      </w:r>
-      <w:proofErr w:type="spellEnd"/>
-    </w:p>
-    <w:p>
-      <w:pPr>
-        <w:pStyle w:val="NormalWeb"/>
-        <w:numPr>
-          <w:ilvl w:val="0"/>
-          <w:numId w:val="3"/>
-        </w:numPr>
-        <w:bidi/>
-        <w:rPr>
-          <w:rFonts w:cs="B Nazanin"/>
-          <w:sz w:val="22"/>
-          <w:szCs w:val="22"/>
-          <w:rtl/>
-        </w:rPr>
-      </w:pPr>
-      <w:r>
-        <w:rPr>
-          <w:rFonts w:cs="B Nazanin"/>
-          <w:sz w:val="22"/>
-          <w:szCs w:val="22"/>
-        </w:rPr>
-        <w:t>Logging</w:t>
-      </w:r>
-      <w:r>
-        <w:rPr>
-          <w:rFonts w:cs="B Nazanin" w:hint="cs"/>
-          <w:sz w:val="22"/>
-          <w:szCs w:val="22"/>
-          <w:rtl/>
-        </w:rPr>
-        <w:t xml:space="preserve"> </w:t>
-      </w:r>
-    </w:p>
-    <w:p>
-      <w:pPr>
-        <w:pStyle w:val="NormalWeb"/>
-        <w:bidi/>
-        <w:rPr>
-          <w:rFonts w:cs="B Nazanin"/>
-          <w:sz w:val="22"/>
-          <w:szCs w:val="22"/>
-        </w:rPr>
-      </w:pPr>
-      <w:r>
-        <w:rPr>
-          <w:rFonts w:cs="B Nazanin" w:hint="eastAsia"/>
-          <w:sz w:val="22"/>
-          <w:szCs w:val="22"/>
-          <w:rtl/>
-        </w:rPr>
-        <w:t>پ</w:t>
-      </w:r>
-      <w:r>
-        <w:rPr>
-          <w:rFonts w:cs="B Nazanin" w:hint="cs"/>
-          <w:sz w:val="22"/>
-          <w:szCs w:val="22"/>
-          <w:rtl/>
-        </w:rPr>
-        <w:t>ی</w:t>
-      </w:r>
-      <w:r>
-        <w:rPr>
-          <w:rFonts w:cs="B Nazanin" w:hint="eastAsia"/>
-          <w:sz w:val="22"/>
-          <w:szCs w:val="22"/>
-          <w:rtl/>
-        </w:rPr>
-        <w:t>کربند</w:t>
-      </w:r>
-      <w:r>
-        <w:rPr>
-          <w:rFonts w:cs="B Nazanin" w:hint="cs"/>
-          <w:sz w:val="22"/>
-          <w:szCs w:val="22"/>
-          <w:rtl/>
-        </w:rPr>
-        <w:t>ی</w:t>
-      </w:r>
-      <w:r>
-        <w:rPr>
-          <w:rFonts w:cs="B Nazanin"/>
-          <w:sz w:val="22"/>
-          <w:szCs w:val="22"/>
-          <w:rtl/>
-        </w:rPr>
-        <w:t xml:space="preserve"> با </w:t>
-      </w:r>
-      <w:proofErr w:type="spellStart"/>
-      <w:r>
-        <w:rPr>
-          <w:rFonts w:cs="B Nazanin"/>
-          <w:sz w:val="22"/>
-          <w:szCs w:val="22"/>
-        </w:rPr>
-        <w:t>SerilogConfig</w:t>
-      </w:r>
-      <w:proofErr w:type="spellEnd"/>
-      <w:r>
-        <w:rPr>
-          <w:rFonts w:cs="B Nazanin"/>
-          <w:sz w:val="22"/>
-          <w:szCs w:val="22"/>
-          <w:rtl/>
-        </w:rPr>
-        <w:t xml:space="preserve"> و خروج</w:t>
-      </w:r>
-      <w:r>
-        <w:rPr>
-          <w:rFonts w:cs="B Nazanin" w:hint="cs"/>
-          <w:sz w:val="22"/>
-          <w:szCs w:val="22"/>
-          <w:rtl/>
-        </w:rPr>
-        <w:t>ی</w:t>
-      </w:r>
-      <w:r>
-        <w:rPr>
-          <w:rFonts w:cs="B Nazanin"/>
-          <w:sz w:val="22"/>
-          <w:szCs w:val="22"/>
-          <w:rtl/>
-        </w:rPr>
-        <w:t xml:space="preserve"> در مس</w:t>
-      </w:r>
-      <w:r>
-        <w:rPr>
-          <w:rFonts w:cs="B Nazanin" w:hint="cs"/>
-          <w:sz w:val="22"/>
-          <w:szCs w:val="22"/>
-          <w:rtl/>
-        </w:rPr>
-        <w:t>ی</w:t>
-      </w:r>
-      <w:r>
-        <w:rPr>
-          <w:rFonts w:cs="B Nazanin" w:hint="eastAsia"/>
-          <w:sz w:val="22"/>
-          <w:szCs w:val="22"/>
-          <w:rtl/>
-        </w:rPr>
-        <w:t>ر</w:t>
-      </w:r>
-      <w:r>
-        <w:rPr>
-          <w:rFonts w:cs="B Nazanin"/>
-          <w:sz w:val="22"/>
-          <w:szCs w:val="22"/>
-          <w:rtl/>
-        </w:rPr>
-        <w:t xml:space="preserve"> </w:t>
-      </w:r>
-      <w:r>
-        <w:rPr>
-          <w:rFonts w:cs="B Nazanin"/>
-          <w:sz w:val="22"/>
-          <w:szCs w:val="22"/>
-        </w:rPr>
-        <w:t>logs/log.txt</w:t>
-      </w:r>
-    </w:p>
-    <w:p>
-      <w:pPr>
-        <w:pStyle w:val="Heading3"/>
-        <w:bidi/>
-        <w:rPr>
-          <w:rFonts w:cs="B Nazanin"/>
-          <w:rtl/>
-        </w:rPr>
-      </w:pPr>
-      <w:r>
-        <w:rPr>
-          <w:rFonts w:cs="B Nazanin"/>
           <w:rtl/>
         </w:rPr>
         <w:t>روند اجرای برنامه</w:t>
@@ -2010,6 +1059,13 @@
         </w:rPr>
         <w:t xml:space="preserve">اجرای </w:t>
       </w:r>
+      <w:r>
+        <w:rPr>
+          <w:rFonts w:cs="B Nazanin" w:hint="cs"/>
+          <w:rtl/>
+        </w:rPr>
+        <w:t xml:space="preserve"> </w:t>
+      </w:r>
       <w:proofErr w:type="spellStart"/>
       <w:r>
         <w:rPr>
@@ -2023,6 +1079,13 @@
           <w:rFonts w:cs="B Nazanin"/>
         </w:rPr>
         <w:t xml:space="preserve">() </w:t>
+      </w:r>
+      <w:r>
+        <w:rPr>
+          <w:rFonts w:cs="B Nazanin" w:hint="cs"/>
+          <w:rtl/>
+        </w:rPr>
+        <w:t xml:space="preserve"> </w:t>
       </w:r>
       <w:r>
         <w:rPr>
@@ -2058,35 +1121,37 @@
           <w:rFonts w:cs="B Nazanin"/>
           <w:rtl/>
         </w:rPr>
-        <w:t xml:space="preserve">تنظیم </w:t>
-      </w:r>
-      <w:proofErr w:type="spellStart"/>
-      <w:r>
-        <w:rPr>
-          <w:rFonts w:cs="B Nazanin"/>
-        </w:rPr>
-        <w:t>Serilog</w:t>
-      </w:r>
-      <w:proofErr w:type="spellEnd"/>
-      <w:r>
-        <w:rPr>
-          <w:rFonts w:cs="B Nazanin"/>
-        </w:rPr>
-        <w:t xml:space="preserve"> </w:t>
-      </w:r>
-      <w:r>
-        <w:rPr>
-          <w:rFonts w:cs="B Nazanin"/>
-          <w:rtl/>
-        </w:rPr>
-        <w:t xml:space="preserve">برای ثبت لاگ‌ها در مسیر </w:t>
-      </w:r>
-      <w:r>
-        <w:rPr>
-          <w:rFonts w:cs="B Nazanin"/>
-        </w:rPr>
-        <w:t>logs/log.txt</w:t>
-      </w:r>
+        <w:t xml:space="preserve">خواندن فایل پیکربندی </w:t>
+      </w:r>
+      <w:proofErr w:type="spellStart"/>
+      <w:r>
+        <w:rPr>
+          <w:rFonts w:cs="B Nazanin"/>
+        </w:rPr>
+        <w:t>Basic_Information</w:t>
+      </w:r>
+      <w:proofErr w:type="spellEnd"/>
+      <w:r>
+        <w:rPr>
+          <w:rFonts w:cs="B Nazanin"/>
+        </w:rPr>
+        <w:t xml:space="preserve">/Info.txt </w:t>
+      </w:r>
+      <w:r>
+        <w:rPr>
+          <w:rFonts w:cs="B Nazanin"/>
+          <w:rtl/>
+        </w:rPr>
+        <w:t xml:space="preserve">از طریق </w:t>
+      </w:r>
+      <w:proofErr w:type="spellStart"/>
+      <w:r>
+        <w:rPr>
+          <w:rFonts w:cs="B Nazanin"/>
+        </w:rPr>
+        <w:t>InfoFileReader</w:t>
+      </w:r>
+      <w:proofErr w:type="spellEnd"/>
     </w:p>
     <w:p>
       <w:pPr>
@@ -2104,37 +1169,8 @@
           <w:rFonts w:cs="B Nazanin"/>
           <w:rtl/>
         </w:rPr>
-        <w:t xml:space="preserve">خواندن فایل پیکربندی </w:t>
-      </w:r>
-      <w:proofErr w:type="spellStart"/>
-      <w:r>
-        <w:rPr>
-          <w:rFonts w:cs="B Nazanin"/>
-        </w:rPr>
-        <w:t>Basic_Information</w:t>
-      </w:r>
-      <w:proofErr w:type="spellEnd"/>
-      <w:r>
-        <w:rPr>
-          <w:rFonts w:cs="B Nazanin"/>
-        </w:rPr>
-        <w:t xml:space="preserve">/Info.txt </w:t>
-      </w:r>
-      <w:r>
-        <w:rPr>
-          <w:rFonts w:cs="B Nazanin"/>
-          <w:rtl/>
-        </w:rPr>
-        <w:t xml:space="preserve">از طریق </w:t>
-      </w:r>
-      <w:proofErr w:type="spellStart"/>
-      <w:r>
-        <w:rPr>
-          <w:rFonts w:cs="B Nazanin"/>
-        </w:rPr>
-        <w:t>InfoFileReader</w:t>
-      </w:r>
-      <w:proofErr w:type="spellEnd"/>
+        <w:t>ترکیب مقادیر خوانده‌شده با پارامترهای ورودی (در صورت وجود)</w:t>
+      </w:r>
     </w:p>
     <w:p>
       <w:pPr>
@@ -2152,26 +1188,6 @@
           <w:rFonts w:cs="B Nazanin"/>
           <w:rtl/>
         </w:rPr>
-        <w:lastRenderedPageBreak/>
-        <w:t>ترکیب مقادیر خوانده‌شده با پارامترهای ورودی (در صورت وجود)</w:t>
-      </w:r>
-    </w:p>
-    <w:p>
-      <w:pPr>
-        <w:numPr>
-          <w:ilvl w:val="0"/>
-          <w:numId w:val="6"/>
-        </w:numPr>
-        <w:bidi/>
-        <w:rPr>
-          <w:rFonts w:cs="B Nazanin"/>
-        </w:rPr>
-      </w:pPr>
-      <w:r>
-        <w:rPr>
-          <w:rFonts w:cs="B Nazanin"/>
-          <w:rtl/>
-        </w:rPr>
         <w:t>ساخت میزبان</w:t>
       </w:r>
       <w:r>
@@ -2344,7 +1360,17 @@
           <w:rFonts w:cs="B Nazanin"/>
           <w:rtl/>
         </w:rPr>
-        <w:t>تنظیمات</w:t>
+        <w:lastRenderedPageBreak/>
+        <w:t>تنظیما</w:t>
+      </w:r>
+      <w:bookmarkStart w:id="0" w:name="_GoBack"/>
+      <w:bookmarkEnd w:id="0"/>
+      <w:r>
+        <w:rPr>
+          <w:rFonts w:cs="B Nazanin"/>
+          <w:rtl/>
+        </w:rPr>
+        <w:t>ت</w:t>
       </w:r>
       <w:r>
         <w:rPr>
@@ -3184,7 +2210,6 @@
           <w:bCs/>
           <w:rtl/>
         </w:rPr>
-        <w:lastRenderedPageBreak/>
         <w:t xml:space="preserve">مرحله </w:t>
       </w:r>
       <w:r>
@@ -3409,6 +2434,7 @@
           <w:rFonts w:cs="B Nazanin"/>
           <w:rtl/>
         </w:rPr>
+        <w:lastRenderedPageBreak/>
         <w:t xml:space="preserve">در صورت بروز خطا، مقدار </w:t>
       </w:r>
       <w:proofErr w:type="spellStart"/>
@@ -4382,7 +3408,6 @@
         <w:rPr>
           <w:rFonts w:cs="B Nazanin"/>
         </w:rPr>
-        <w:lastRenderedPageBreak/>
         <w:pict>
           <v:rect id="_x0000_i1033" style="width:0;height:1.5pt" o:hralign="center" o:hrstd="t" o:hr="t" fillcolor="#a0a0a0" stroked="f"/>
         </w:pict>
@@ -4520,6 +3545,7 @@
           <w:rFonts w:cs="B Nazanin"/>
           <w:rtl/>
         </w:rPr>
+        <w:lastRenderedPageBreak/>
         <w:t xml:space="preserve">در صورت تکراری بودن </w:t>
       </w:r>
       <w:proofErr w:type="spellStart"/>
@@ -5043,8 +4069,6 @@
           <w:rFonts w:cs="B Nazanin"/>
         </w:rPr>
       </w:pPr>
-      <w:bookmarkStart w:id="0" w:name="_GoBack"/>
-      <w:bookmarkEnd w:id="0"/>
       <w:r>
         <w:rPr>
           <w:rFonts w:cs="B Nazanin"/>
@@ -5093,12 +4117,16 @@
         <w:pStyle w:val="Heading3"/>
         <w:bidi/>
         <w:rPr>
-          <w:rFonts w:cs="B Nazanin"/>
-        </w:rPr>
-      </w:pPr>
-      <w:r>
-        <w:rPr>
-          <w:rFonts w:cs="B Nazanin"/>
+          <w:rFonts w:asciiTheme="minorHAnsi" w:hAnsiTheme="minorHAnsi" w:cs="B Nazanin"/>
+          <w:sz w:val="22"/>
+          <w:szCs w:val="22"/>
+        </w:rPr>
+      </w:pPr>
+      <w:r>
+        <w:rPr>
+          <w:rFonts w:asciiTheme="minorHAnsi" w:hAnsiTheme="minorHAnsi" w:cs="B Nazanin"/>
+          <w:sz w:val="22"/>
+          <w:szCs w:val="22"/>
           <w:rtl/>
         </w:rPr>
         <w:t>پایگاه داده‌ها</w:t>
@@ -5113,13 +4141,17 @@
         </w:numPr>
         <w:bidi/>
         <w:rPr>
-          <w:rFonts w:cs="B Nazanin"/>
+          <w:rFonts w:asciiTheme="minorHAnsi" w:hAnsiTheme="minorHAnsi" w:cs="B Nazanin"/>
+          <w:sz w:val="22"/>
+          <w:szCs w:val="22"/>
         </w:rPr>
       </w:pPr>
       <w:r>
         <w:rPr>
           <w:rStyle w:val="Strong"/>
-          <w:rFonts w:cs="B Nazanin"/>
+          <w:rFonts w:asciiTheme="minorHAnsi" w:hAnsiTheme="minorHAnsi" w:cs="B Nazanin"/>
+          <w:sz w:val="22"/>
+          <w:szCs w:val="22"/>
           <w:rtl/>
         </w:rPr>
         <w:t>پایگاه داده اصلی</w:t>
@@ -5127,19 +4159,25 @@
       <w:r>
         <w:rPr>
           <w:rStyle w:val="Strong"/>
-          <w:rFonts w:cs="B Nazanin"/>
+          <w:rFonts w:asciiTheme="minorHAnsi" w:hAnsiTheme="minorHAnsi" w:cs="B Nazanin"/>
+          <w:sz w:val="22"/>
+          <w:szCs w:val="22"/>
         </w:rPr>
         <w:t>:</w:t>
       </w:r>
       <w:r>
         <w:rPr>
-          <w:rFonts w:cs="B Nazanin"/>
+          <w:rFonts w:asciiTheme="minorHAnsi" w:hAnsiTheme="minorHAnsi" w:cs="B Nazanin"/>
+          <w:sz w:val="22"/>
+          <w:szCs w:val="22"/>
         </w:rPr>
         <w:t xml:space="preserve"> </w:t>
       </w:r>
       <w:r>
         <w:rPr>
-          <w:rFonts w:cs="B Nazanin"/>
+          <w:rFonts w:asciiTheme="minorHAnsi" w:hAnsiTheme="minorHAnsi" w:cs="B Nazanin"/>
+          <w:sz w:val="22"/>
+          <w:szCs w:val="22"/>
           <w:rtl/>
         </w:rPr>
         <w:t xml:space="preserve">از طریق </w:t>
@@ -5148,7 +4186,9 @@
       <w:r>
         <w:rPr>
           <w:rStyle w:val="HTMLCode"/>
-          <w:rFonts w:cs="B Nazanin"/>
+          <w:rFonts w:asciiTheme="minorHAnsi" w:hAnsiTheme="minorHAnsi" w:cs="B Nazanin"/>
+          <w:sz w:val="22"/>
+          <w:szCs w:val="22"/>
         </w:rPr>
         <w:t>AppDbContext</w:t>
       </w:r>
@@ -5156,7 +4196,9 @@
       <w:r>
         <w:rPr>
           <w:rStyle w:val="HTMLCode"/>
-          <w:rFonts w:cs="B Nazanin" w:hint="cs"/>
+          <w:rFonts w:asciiTheme="minorHAnsi" w:hAnsiTheme="minorHAnsi" w:cs="B Nazanin"/>
+          <w:sz w:val="22"/>
+          <w:szCs w:val="22"/>
           <w:rtl/>
         </w:rPr>
         <w:t xml:space="preserve"> از دیتابیس خود نرم افزار میخواند </w:t>
@@ -5171,13 +4213,17 @@
         </w:numPr>
         <w:bidi/>
         <w:rPr>
-          <w:rFonts w:cs="B Nazanin"/>
+          <w:rFonts w:asciiTheme="minorHAnsi" w:hAnsiTheme="minorHAnsi" w:cs="B Nazanin"/>
+          <w:sz w:val="22"/>
+          <w:szCs w:val="22"/>
         </w:rPr>
       </w:pPr>
       <w:r>
         <w:rPr>
           <w:rStyle w:val="Strong"/>
-          <w:rFonts w:cs="B Nazanin"/>
+          <w:rFonts w:asciiTheme="minorHAnsi" w:hAnsiTheme="minorHAnsi" w:cs="B Nazanin"/>
+          <w:sz w:val="22"/>
+          <w:szCs w:val="22"/>
           <w:rtl/>
         </w:rPr>
         <w:t>پایگاه داده بانک</w:t>
@@ -5185,19 +4231,25 @@
       <w:r>
         <w:rPr>
           <w:rStyle w:val="Strong"/>
-          <w:rFonts w:cs="B Nazanin"/>
+          <w:rFonts w:asciiTheme="minorHAnsi" w:hAnsiTheme="minorHAnsi" w:cs="B Nazanin"/>
+          <w:sz w:val="22"/>
+          <w:szCs w:val="22"/>
         </w:rPr>
         <w:t>:</w:t>
       </w:r>
       <w:r>
         <w:rPr>
-          <w:rFonts w:cs="B Nazanin"/>
+          <w:rFonts w:asciiTheme="minorHAnsi" w:hAnsiTheme="minorHAnsi" w:cs="B Nazanin"/>
+          <w:sz w:val="22"/>
+          <w:szCs w:val="22"/>
         </w:rPr>
         <w:t xml:space="preserve"> </w:t>
       </w:r>
       <w:r>
         <w:rPr>
-          <w:rFonts w:cs="B Nazanin"/>
+          <w:rFonts w:asciiTheme="minorHAnsi" w:hAnsiTheme="minorHAnsi" w:cs="B Nazanin"/>
+          <w:sz w:val="22"/>
+          <w:szCs w:val="22"/>
           <w:rtl/>
         </w:rPr>
         <w:t xml:space="preserve">از طریق </w:t>
@@ -5206,7 +4258,9 @@
       <w:r>
         <w:rPr>
           <w:rStyle w:val="HTMLCode"/>
-          <w:rFonts w:cs="B Nazanin"/>
+          <w:rFonts w:asciiTheme="minorHAnsi" w:hAnsiTheme="minorHAnsi" w:cs="B Nazanin"/>
+          <w:sz w:val="22"/>
+          <w:szCs w:val="22"/>
         </w:rPr>
         <w:t>BankDbContext</w:t>
       </w:r>
@@ -5214,7 +4268,9 @@
       <w:r>
         <w:rPr>
           <w:rStyle w:val="HTMLCode"/>
-          <w:rFonts w:cs="B Nazanin" w:hint="cs"/>
+          <w:rFonts w:asciiTheme="minorHAnsi" w:hAnsiTheme="minorHAnsi" w:cs="B Nazanin"/>
+          <w:sz w:val="22"/>
+          <w:szCs w:val="22"/>
           <w:rtl/>
         </w:rPr>
         <w:t xml:space="preserve"> تراز مالی را از دیتابیس بانک میخواند</w:t>
@@ -5229,12 +4285,16 @@
         </w:numPr>
         <w:bidi/>
         <w:rPr>
-          <w:rFonts w:cs="B Nazanin"/>
-        </w:rPr>
-      </w:pPr>
-      <w:r>
-        <w:rPr>
-          <w:rFonts w:cs="B Nazanin"/>
+          <w:rFonts w:asciiTheme="minorHAnsi" w:hAnsiTheme="minorHAnsi" w:cs="B Nazanin"/>
+          <w:sz w:val="22"/>
+          <w:szCs w:val="22"/>
+        </w:rPr>
+      </w:pPr>
+      <w:r>
+        <w:rPr>
+          <w:rFonts w:asciiTheme="minorHAnsi" w:hAnsiTheme="minorHAnsi" w:cs="B Nazanin"/>
+          <w:sz w:val="22"/>
+          <w:szCs w:val="22"/>
           <w:rtl/>
         </w:rPr>
         <w:t xml:space="preserve">رشته‌های اتصال در هنگام اجرا بر اساس مقادیر </w:t>
@@ -5242,26 +4302,34 @@
       <w:r>
         <w:rPr>
           <w:rStyle w:val="HTMLCode"/>
-          <w:rFonts w:cs="B Nazanin"/>
+          <w:rFonts w:asciiTheme="minorHAnsi" w:hAnsiTheme="minorHAnsi" w:cs="B Nazanin"/>
+          <w:sz w:val="22"/>
+          <w:szCs w:val="22"/>
         </w:rPr>
         <w:t>Info.txt</w:t>
       </w:r>
       <w:r>
         <w:rPr>
-          <w:rFonts w:cs="B Nazanin"/>
+          <w:rFonts w:asciiTheme="minorHAnsi" w:hAnsiTheme="minorHAnsi" w:cs="B Nazanin"/>
+          <w:sz w:val="22"/>
+          <w:szCs w:val="22"/>
         </w:rPr>
         <w:t xml:space="preserve"> </w:t>
       </w:r>
       <w:r>
         <w:rPr>
-          <w:rFonts w:cs="B Nazanin"/>
+          <w:rFonts w:asciiTheme="minorHAnsi" w:hAnsiTheme="minorHAnsi" w:cs="B Nazanin"/>
+          <w:sz w:val="22"/>
+          <w:szCs w:val="22"/>
           <w:rtl/>
         </w:rPr>
         <w:t>ساخته می‌شوند</w:t>
       </w:r>
       <w:r>
         <w:rPr>
-          <w:rFonts w:cs="B Nazanin"/>
+          <w:rFonts w:asciiTheme="minorHAnsi" w:hAnsiTheme="minorHAnsi" w:cs="B Nazanin"/>
+          <w:sz w:val="22"/>
+          <w:szCs w:val="22"/>
         </w:rPr>
         <w:t>.</w:t>
       </w:r>
@@ -5270,7 +4338,7 @@
       <w:pPr>
         <w:bidi/>
         <w:rPr>
-          <w:rFonts w:cs="B Nazanin" w:hint="cs"/>
+          <w:rFonts w:cs="B Nazanin"/>
           <w:rtl/>
         </w:rPr>
       </w:pPr>
@@ -8224,6 +7292,7 @@
   <w:style w:type="character" w:default="1" w:styleId="DefaultParagraphFont">
     <w:name w:val="Default Paragraph Font"/>
     <w:uiPriority w:val="1"/>
+    <w:semiHidden/>
     <w:unhideWhenUsed/>
   </w:style>
   <w:style w:type="table" w:default="1" w:styleId="TableNormal">

--- a/Docs.docx
+++ b/Docs.docx
@@ -8,25 +8,31 @@
         <w:spacing w:before="100" w:beforeAutospacing="1" w:after="100" w:afterAutospacing="1" w:line="240" w:lineRule="auto"/>
         <w:outlineLvl w:val="1"/>
         <w:rPr>
-          <w:rFonts w:eastAsia="Times New Roman" w:cs="B Nazanin"/>
+          <w:rFonts w:asciiTheme="majorHAnsi" w:eastAsia="Times New Roman" w:hAnsiTheme="majorHAnsi" w:cs="B Nazanin"/>
           <w:b/>
           <w:bCs/>
-        </w:rPr>
-      </w:pPr>
-      <w:r>
-        <w:rPr>
-          <w:rFonts w:eastAsia="Times New Roman" w:cs="B Nazanin"/>
+          <w:sz w:val="20"/>
+          <w:szCs w:val="20"/>
+        </w:rPr>
+      </w:pPr>
+      <w:r>
+        <w:rPr>
+          <w:rFonts w:asciiTheme="majorHAnsi" w:eastAsia="Times New Roman" w:hAnsiTheme="majorHAnsi" w:cs="B Nazanin"/>
           <w:b/>
           <w:bCs/>
+          <w:sz w:val="20"/>
+          <w:szCs w:val="20"/>
           <w:rtl/>
         </w:rPr>
         <w:t>مستند</w:t>
       </w:r>
       <w:r>
         <w:rPr>
-          <w:rFonts w:eastAsia="Times New Roman" w:cs="B Nazanin"/>
+          <w:rFonts w:asciiTheme="majorHAnsi" w:eastAsia="Times New Roman" w:hAnsiTheme="majorHAnsi" w:cs="B Nazanin"/>
           <w:b/>
           <w:bCs/>
+          <w:sz w:val="20"/>
+          <w:szCs w:val="20"/>
           <w:rtl/>
           <w:lang w:bidi="fa-IR"/>
         </w:rPr>
@@ -34,27 +40,33 @@
       </w:r>
       <w:r>
         <w:rPr>
-          <w:rFonts w:eastAsia="Times New Roman" w:cs="B Nazanin"/>
+          <w:rFonts w:asciiTheme="majorHAnsi" w:eastAsia="Times New Roman" w:hAnsiTheme="majorHAnsi" w:cs="B Nazanin"/>
           <w:b/>
           <w:bCs/>
+          <w:sz w:val="20"/>
+          <w:szCs w:val="20"/>
           <w:rtl/>
         </w:rPr>
         <w:t xml:space="preserve"> پروژه</w:t>
       </w:r>
       <w:r>
         <w:rPr>
-          <w:rFonts w:eastAsia="Times New Roman" w:cs="B Nazanin"/>
+          <w:rFonts w:asciiTheme="majorHAnsi" w:eastAsia="Times New Roman" w:hAnsiTheme="majorHAnsi" w:cs="B Nazanin"/>
           <w:b/>
           <w:bCs/>
+          <w:sz w:val="20"/>
+          <w:szCs w:val="20"/>
         </w:rPr>
         <w:t xml:space="preserve"> </w:t>
       </w:r>
       <w:proofErr w:type="spellStart"/>
       <w:r>
         <w:rPr>
-          <w:rFonts w:eastAsia="Times New Roman" w:cs="B Nazanin"/>
+          <w:rFonts w:asciiTheme="majorHAnsi" w:eastAsia="Times New Roman" w:hAnsiTheme="majorHAnsi" w:cs="B Nazanin"/>
           <w:b/>
           <w:bCs/>
+          <w:sz w:val="20"/>
+          <w:szCs w:val="20"/>
         </w:rPr>
         <w:t>WriteBalance</w:t>
       </w:r>
@@ -66,18 +78,22 @@
         <w:spacing w:before="100" w:beforeAutospacing="1" w:after="100" w:afterAutospacing="1" w:line="240" w:lineRule="auto"/>
         <w:outlineLvl w:val="1"/>
         <w:rPr>
-          <w:rFonts w:eastAsia="Times New Roman" w:cs="B Nazanin"/>
+          <w:rFonts w:asciiTheme="majorHAnsi" w:eastAsia="Times New Roman" w:hAnsiTheme="majorHAnsi" w:cs="B Nazanin"/>
           <w:b/>
           <w:bCs/>
+          <w:sz w:val="20"/>
+          <w:szCs w:val="20"/>
           <w:rtl/>
           <w:lang w:bidi="fa-IR"/>
         </w:rPr>
       </w:pPr>
       <w:r>
         <w:rPr>
-          <w:rFonts w:eastAsia="Times New Roman" w:cs="B Nazanin"/>
+          <w:rFonts w:asciiTheme="majorHAnsi" w:eastAsia="Times New Roman" w:hAnsiTheme="majorHAnsi" w:cs="B Nazanin"/>
           <w:b/>
           <w:bCs/>
+          <w:sz w:val="20"/>
+          <w:szCs w:val="20"/>
           <w:rtl/>
           <w:lang w:bidi="fa-IR"/>
         </w:rPr>
@@ -88,21 +104,27 @@
       <w:pPr>
         <w:bidi/>
         <w:rPr>
-          <w:rFonts w:cs="B Nazanin"/>
-        </w:rPr>
-      </w:pPr>
-      <w:r>
-        <w:rPr>
-          <w:rFonts w:cs="B Nazanin"/>
+          <w:rFonts w:asciiTheme="majorHAnsi" w:hAnsiTheme="majorHAnsi" w:cs="B Nazanin"/>
+          <w:sz w:val="20"/>
+          <w:szCs w:val="20"/>
+        </w:rPr>
+      </w:pPr>
+      <w:r>
+        <w:rPr>
+          <w:rFonts w:asciiTheme="majorHAnsi" w:hAnsiTheme="majorHAnsi" w:cs="B Nazanin"/>
+          <w:sz w:val="20"/>
+          <w:szCs w:val="20"/>
           <w:rtl/>
         </w:rPr>
         <w:t>این برنامه یک</w:t>
       </w:r>
       <w:r>
         <w:rPr>
-          <w:rFonts w:cs="B Nazanin"/>
+          <w:rFonts w:asciiTheme="majorHAnsi" w:hAnsiTheme="majorHAnsi" w:cs="B Nazanin"/>
           <w:b/>
           <w:bCs/>
+          <w:sz w:val="20"/>
+          <w:szCs w:val="20"/>
           <w:rtl/>
         </w:rPr>
         <w:t xml:space="preserve"> </w:t>
@@ -110,9 +132,11 @@
       <w:r>
         <w:rPr>
           <w:rStyle w:val="Strong"/>
-          <w:rFonts w:cs="B Nazanin"/>
+          <w:rFonts w:asciiTheme="majorHAnsi" w:hAnsiTheme="majorHAnsi" w:cs="B Nazanin"/>
           <w:b w:val="0"/>
           <w:bCs w:val="0"/>
+          <w:sz w:val="20"/>
+          <w:szCs w:val="20"/>
           <w:rtl/>
         </w:rPr>
         <w:t>اپلیکیشن کنسولی</w:t>
@@ -120,37 +144,47 @@
       <w:r>
         <w:rPr>
           <w:rStyle w:val="Strong"/>
-          <w:rFonts w:cs="B Nazanin"/>
+          <w:rFonts w:asciiTheme="majorHAnsi" w:hAnsiTheme="majorHAnsi" w:cs="B Nazanin"/>
+          <w:sz w:val="20"/>
+          <w:szCs w:val="20"/>
         </w:rPr>
         <w:t xml:space="preserve"> .</w:t>
       </w:r>
       <w:r>
         <w:rPr>
           <w:rStyle w:val="Strong"/>
-          <w:rFonts w:cs="B Nazanin"/>
+          <w:rFonts w:asciiTheme="majorHAnsi" w:hAnsiTheme="majorHAnsi" w:cs="B Nazanin"/>
           <w:b w:val="0"/>
           <w:bCs w:val="0"/>
+          <w:sz w:val="20"/>
+          <w:szCs w:val="20"/>
         </w:rPr>
         <w:t>NET</w:t>
       </w:r>
       <w:r>
         <w:rPr>
-          <w:rFonts w:cs="B Nazanin"/>
+          <w:rFonts w:asciiTheme="majorHAnsi" w:hAnsiTheme="majorHAnsi" w:cs="B Nazanin"/>
+          <w:sz w:val="20"/>
+          <w:szCs w:val="20"/>
         </w:rPr>
         <w:t xml:space="preserve"> </w:t>
       </w:r>
       <w:r>
         <w:rPr>
-          <w:rFonts w:cs="B Nazanin"/>
+          <w:rFonts w:asciiTheme="majorHAnsi" w:hAnsiTheme="majorHAnsi" w:cs="B Nazanin"/>
+          <w:sz w:val="20"/>
+          <w:szCs w:val="20"/>
           <w:rtl/>
         </w:rPr>
         <w:t>است که هدف اصلی آن</w:t>
       </w:r>
       <w:r>
         <w:rPr>
-          <w:rFonts w:cs="B Nazanin"/>
+          <w:rFonts w:asciiTheme="majorHAnsi" w:hAnsiTheme="majorHAnsi" w:cs="B Nazanin"/>
           <w:b/>
           <w:bCs/>
+          <w:sz w:val="20"/>
+          <w:szCs w:val="20"/>
           <w:rtl/>
         </w:rPr>
         <w:t xml:space="preserve"> </w:t>
@@ -158,9 +192,11 @@
       <w:r>
         <w:rPr>
           <w:rStyle w:val="Strong"/>
-          <w:rFonts w:cs="B Nazanin"/>
+          <w:rFonts w:asciiTheme="majorHAnsi" w:hAnsiTheme="majorHAnsi" w:cs="B Nazanin"/>
           <w:b w:val="0"/>
           <w:bCs w:val="0"/>
+          <w:sz w:val="20"/>
+          <w:szCs w:val="20"/>
           <w:rtl/>
         </w:rPr>
         <w:t>خواندن تنظیمات، اتصال به دیتابیس، ارتباط با</w:t>
@@ -168,18 +204,22 @@
       <w:r>
         <w:rPr>
           <w:rStyle w:val="Strong"/>
-          <w:rFonts w:cs="B Nazanin"/>
+          <w:rFonts w:asciiTheme="majorHAnsi" w:hAnsiTheme="majorHAnsi" w:cs="B Nazanin"/>
           <w:b w:val="0"/>
           <w:bCs w:val="0"/>
+          <w:sz w:val="20"/>
+          <w:szCs w:val="20"/>
         </w:rPr>
         <w:t xml:space="preserve"> API </w:t>
       </w:r>
       <w:r>
         <w:rPr>
           <w:rStyle w:val="Strong"/>
-          <w:rFonts w:cs="B Nazanin"/>
+          <w:rFonts w:asciiTheme="majorHAnsi" w:hAnsiTheme="majorHAnsi" w:cs="B Nazanin"/>
           <w:b w:val="0"/>
           <w:bCs w:val="0"/>
+          <w:sz w:val="20"/>
+          <w:szCs w:val="20"/>
           <w:rtl/>
         </w:rPr>
         <w:t xml:space="preserve">و تولید/ارسال </w:t>
@@ -187,44 +227,56 @@
       <w:r>
         <w:rPr>
           <w:rStyle w:val="Strong"/>
-          <w:rFonts w:cs="B Nazanin"/>
+          <w:rFonts w:asciiTheme="majorHAnsi" w:hAnsiTheme="majorHAnsi" w:cs="B Nazanin"/>
           <w:b w:val="0"/>
           <w:bCs w:val="0"/>
+          <w:sz w:val="20"/>
+          <w:szCs w:val="20"/>
           <w:rtl/>
         </w:rPr>
         <w:t xml:space="preserve"> تراز مالی </w:t>
       </w:r>
       <w:r>
         <w:rPr>
-          <w:rFonts w:cs="B Nazanin"/>
+          <w:rFonts w:asciiTheme="majorHAnsi" w:hAnsiTheme="majorHAnsi" w:cs="B Nazanin"/>
           <w:b/>
           <w:bCs/>
+          <w:sz w:val="20"/>
+          <w:szCs w:val="20"/>
           <w:rtl/>
         </w:rPr>
         <w:t>است</w:t>
       </w:r>
       <w:r>
         <w:rPr>
-          <w:rFonts w:cs="B Nazanin"/>
+          <w:rFonts w:asciiTheme="majorHAnsi" w:hAnsiTheme="majorHAnsi" w:cs="B Nazanin"/>
+          <w:sz w:val="20"/>
+          <w:szCs w:val="20"/>
         </w:rPr>
         <w:t>.</w:t>
       </w:r>
       <w:r>
         <w:rPr>
-          <w:rFonts w:cs="B Nazanin"/>
+          <w:rFonts w:asciiTheme="majorHAnsi" w:hAnsiTheme="majorHAnsi" w:cs="B Nazanin"/>
+          <w:sz w:val="20"/>
+          <w:szCs w:val="20"/>
           <w:rtl/>
         </w:rPr>
         <w:t xml:space="preserve">ابتدا تنظیمات از فایل </w:t>
       </w:r>
       <w:r>
         <w:rPr>
-          <w:rFonts w:cs="B Nazanin"/>
+          <w:rFonts w:asciiTheme="majorHAnsi" w:hAnsiTheme="majorHAnsi" w:cs="B Nazanin"/>
+          <w:sz w:val="20"/>
+          <w:szCs w:val="20"/>
         </w:rPr>
         <w:t xml:space="preserve"> info.txt </w:t>
       </w:r>
       <w:r>
         <w:rPr>
-          <w:rFonts w:cs="B Nazanin"/>
+          <w:rFonts w:asciiTheme="majorHAnsi" w:hAnsiTheme="majorHAnsi" w:cs="B Nazanin"/>
+          <w:sz w:val="20"/>
+          <w:szCs w:val="20"/>
           <w:rtl/>
           <w:lang w:bidi="fa-IR"/>
         </w:rPr>
@@ -232,7 +284,9 @@
       </w:r>
       <w:r>
         <w:rPr>
-          <w:rFonts w:cs="B Nazanin"/>
+          <w:rFonts w:asciiTheme="majorHAnsi" w:hAnsiTheme="majorHAnsi" w:cs="B Nazanin"/>
+          <w:sz w:val="20"/>
+          <w:szCs w:val="20"/>
           <w:lang w:bidi="fa-IR"/>
         </w:rPr>
         <w:t xml:space="preserve"> </w:t>
@@ -240,7 +294,9 @@
       <w:proofErr w:type="spellStart"/>
       <w:r>
         <w:rPr>
-          <w:rFonts w:cs="B Nazanin"/>
+          <w:rFonts w:asciiTheme="majorHAnsi" w:hAnsiTheme="majorHAnsi" w:cs="B Nazanin"/>
+          <w:sz w:val="20"/>
+          <w:szCs w:val="20"/>
           <w:lang w:bidi="fa-IR"/>
         </w:rPr>
         <w:t>appsettings.json</w:t>
@@ -248,7 +304,9 @@
       <w:proofErr w:type="spellEnd"/>
       <w:r>
         <w:rPr>
-          <w:rFonts w:cs="B Nazanin"/>
+          <w:rFonts w:asciiTheme="majorHAnsi" w:hAnsiTheme="majorHAnsi" w:cs="B Nazanin"/>
+          <w:sz w:val="20"/>
+          <w:szCs w:val="20"/>
           <w:rtl/>
           <w:lang w:bidi="fa-IR"/>
         </w:rPr>
@@ -257,7 +315,9 @@
       <w:proofErr w:type="spellStart"/>
       <w:r>
         <w:rPr>
-          <w:rFonts w:cs="B Nazanin"/>
+          <w:rFonts w:asciiTheme="majorHAnsi" w:hAnsiTheme="majorHAnsi" w:cs="B Nazanin"/>
+          <w:sz w:val="20"/>
+          <w:szCs w:val="20"/>
           <w:lang w:bidi="fa-IR"/>
         </w:rPr>
         <w:t>checkinput</w:t>
@@ -265,7 +325,9 @@
       <w:proofErr w:type="spellEnd"/>
       <w:r>
         <w:rPr>
-          <w:rFonts w:cs="B Nazanin"/>
+          <w:rFonts w:asciiTheme="majorHAnsi" w:hAnsiTheme="majorHAnsi" w:cs="B Nazanin"/>
+          <w:sz w:val="20"/>
+          <w:szCs w:val="20"/>
           <w:rtl/>
           <w:lang w:bidi="fa-IR"/>
         </w:rPr>
@@ -274,7 +336,9 @@
       <w:proofErr w:type="spellStart"/>
       <w:r>
         <w:rPr>
-          <w:rFonts w:cs="B Nazanin"/>
+          <w:rFonts w:asciiTheme="majorHAnsi" w:hAnsiTheme="majorHAnsi" w:cs="B Nazanin"/>
+          <w:sz w:val="20"/>
+          <w:szCs w:val="20"/>
           <w:highlight w:val="white"/>
         </w:rPr>
         <w:t>BalanceController</w:t>
@@ -282,14 +346,18 @@
       <w:proofErr w:type="spellEnd"/>
       <w:r>
         <w:rPr>
-          <w:rFonts w:cs="B Nazanin"/>
+          <w:rFonts w:asciiTheme="majorHAnsi" w:hAnsiTheme="majorHAnsi" w:cs="B Nazanin"/>
+          <w:sz w:val="20"/>
+          <w:szCs w:val="20"/>
           <w:rtl/>
         </w:rPr>
         <w:t xml:space="preserve"> درون</w:t>
       </w:r>
       <w:r>
         <w:rPr>
-          <w:rFonts w:cs="B Nazanin"/>
+          <w:rFonts w:asciiTheme="majorHAnsi" w:hAnsiTheme="majorHAnsi" w:cs="B Nazanin"/>
+          <w:sz w:val="20"/>
+          <w:szCs w:val="20"/>
           <w:rtl/>
           <w:lang w:bidi="fa-IR"/>
         </w:rPr>
@@ -297,14 +365,18 @@
       </w:r>
       <w:r>
         <w:rPr>
-          <w:rFonts w:cs="B Nazanin"/>
+          <w:rFonts w:asciiTheme="majorHAnsi" w:hAnsiTheme="majorHAnsi" w:cs="B Nazanin"/>
+          <w:sz w:val="20"/>
+          <w:szCs w:val="20"/>
           <w:lang w:bidi="fa-IR"/>
         </w:rPr>
         <w:t xml:space="preserve">DTO </w:t>
       </w:r>
       <w:r>
         <w:rPr>
-          <w:rFonts w:cs="B Nazanin"/>
+          <w:rFonts w:asciiTheme="majorHAnsi" w:hAnsiTheme="majorHAnsi" w:cs="B Nazanin"/>
+          <w:sz w:val="20"/>
+          <w:szCs w:val="20"/>
           <w:rtl/>
           <w:lang w:bidi="fa-IR"/>
         </w:rPr>
@@ -313,7 +385,9 @@
       <w:proofErr w:type="spellStart"/>
       <w:r>
         <w:rPr>
-          <w:rFonts w:cs="B Nazanin"/>
+          <w:rFonts w:asciiTheme="majorHAnsi" w:hAnsiTheme="majorHAnsi" w:cs="B Nazanin"/>
+          <w:sz w:val="20"/>
+          <w:szCs w:val="20"/>
           <w:highlight w:val="white"/>
         </w:rPr>
         <w:t>APIRequestDto</w:t>
@@ -321,7 +395,9 @@
       <w:proofErr w:type="spellEnd"/>
       <w:r>
         <w:rPr>
-          <w:rFonts w:cs="B Nazanin"/>
+          <w:rFonts w:asciiTheme="majorHAnsi" w:hAnsiTheme="majorHAnsi" w:cs="B Nazanin"/>
+          <w:sz w:val="20"/>
+          <w:szCs w:val="20"/>
           <w:rtl/>
         </w:rPr>
         <w:t xml:space="preserve"> و </w:t>
@@ -329,7 +405,9 @@
       <w:proofErr w:type="spellStart"/>
       <w:r>
         <w:rPr>
-          <w:rFonts w:cs="B Nazanin"/>
+          <w:rFonts w:asciiTheme="majorHAnsi" w:hAnsiTheme="majorHAnsi" w:cs="B Nazanin"/>
+          <w:sz w:val="20"/>
+          <w:szCs w:val="20"/>
           <w:highlight w:val="white"/>
         </w:rPr>
         <w:t>DBRequestDto</w:t>
@@ -337,7 +415,9 @@
       <w:proofErr w:type="spellEnd"/>
       <w:r>
         <w:rPr>
-          <w:rFonts w:cs="B Nazanin"/>
+          <w:rFonts w:asciiTheme="majorHAnsi" w:hAnsiTheme="majorHAnsi" w:cs="B Nazanin"/>
+          <w:sz w:val="20"/>
+          <w:szCs w:val="20"/>
           <w:rtl/>
         </w:rPr>
         <w:t xml:space="preserve"> ریخته میشود و به </w:t>
@@ -345,7 +425,9 @@
       <w:proofErr w:type="spellStart"/>
       <w:r>
         <w:rPr>
-          <w:rFonts w:cs="B Nazanin"/>
+          <w:rFonts w:asciiTheme="majorHAnsi" w:hAnsiTheme="majorHAnsi" w:cs="B Nazanin"/>
+          <w:sz w:val="20"/>
+          <w:szCs w:val="20"/>
           <w:highlight w:val="white"/>
         </w:rPr>
         <w:t>WriteBalanceHandler</w:t>
@@ -353,7 +435,9 @@
       <w:proofErr w:type="spellEnd"/>
       <w:r>
         <w:rPr>
-          <w:rFonts w:cs="B Nazanin"/>
+          <w:rFonts w:asciiTheme="majorHAnsi" w:hAnsiTheme="majorHAnsi" w:cs="B Nazanin"/>
+          <w:sz w:val="20"/>
+          <w:szCs w:val="20"/>
           <w:rtl/>
         </w:rPr>
         <w:t xml:space="preserve"> پاس داده میشود.</w:t>
@@ -363,13 +447,17 @@
       <w:pPr>
         <w:bidi/>
         <w:rPr>
-          <w:rFonts w:cs="B Nazanin"/>
-          <w:rtl/>
-        </w:rPr>
-      </w:pPr>
-      <w:r>
-        <w:rPr>
-          <w:rFonts w:cs="B Nazanin"/>
+          <w:rFonts w:asciiTheme="majorHAnsi" w:hAnsiTheme="majorHAnsi" w:cs="B Nazanin"/>
+          <w:sz w:val="20"/>
+          <w:szCs w:val="20"/>
+          <w:rtl/>
+        </w:rPr>
+      </w:pPr>
+      <w:r>
+        <w:rPr>
+          <w:rFonts w:asciiTheme="majorHAnsi" w:hAnsiTheme="majorHAnsi" w:cs="B Nazanin"/>
+          <w:sz w:val="20"/>
+          <w:szCs w:val="20"/>
           <w:rtl/>
         </w:rPr>
         <w:t xml:space="preserve"> در کلاس </w:t>
@@ -377,7 +465,9 @@
       <w:proofErr w:type="spellStart"/>
       <w:r>
         <w:rPr>
-          <w:rFonts w:cs="B Nazanin"/>
+          <w:rFonts w:asciiTheme="majorHAnsi" w:hAnsiTheme="majorHAnsi" w:cs="B Nazanin"/>
+          <w:sz w:val="20"/>
+          <w:szCs w:val="20"/>
           <w:highlight w:val="white"/>
         </w:rPr>
         <w:t>WriteBalanceHandler</w:t>
@@ -385,28 +475,36 @@
       <w:proofErr w:type="spellEnd"/>
       <w:r>
         <w:rPr>
-          <w:rFonts w:cs="B Nazanin"/>
+          <w:rFonts w:asciiTheme="majorHAnsi" w:hAnsiTheme="majorHAnsi" w:cs="B Nazanin"/>
+          <w:sz w:val="20"/>
+          <w:szCs w:val="20"/>
           <w:rtl/>
         </w:rPr>
         <w:t xml:space="preserve"> با توجه به نوع تراز درخواستی، فرایند مدیریت میشود و تابع مربو</w:t>
       </w:r>
       <w:r>
         <w:rPr>
-          <w:rFonts w:cs="B Nazanin"/>
+          <w:rFonts w:asciiTheme="majorHAnsi" w:hAnsiTheme="majorHAnsi" w:cs="B Nazanin"/>
+          <w:sz w:val="20"/>
+          <w:szCs w:val="20"/>
           <w:rtl/>
         </w:rPr>
         <w:t>طه صدا زده میشود.</w:t>
       </w:r>
       <w:r>
         <w:rPr>
-          <w:rFonts w:cs="B Nazanin"/>
+          <w:rFonts w:asciiTheme="majorHAnsi" w:hAnsiTheme="majorHAnsi" w:cs="B Nazanin"/>
+          <w:sz w:val="20"/>
+          <w:szCs w:val="20"/>
           <w:rtl/>
         </w:rPr>
         <w:t xml:space="preserve"> در ادامه توضیح بیشتری درباره کارکرد این کلاس اورده شده است.</w:t>
       </w:r>
       <w:r>
         <w:rPr>
-          <w:rFonts w:cs="B Nazanin"/>
+          <w:rFonts w:asciiTheme="majorHAnsi" w:hAnsiTheme="majorHAnsi" w:cs="B Nazanin"/>
+          <w:sz w:val="20"/>
+          <w:szCs w:val="20"/>
           <w:rtl/>
         </w:rPr>
         <w:t xml:space="preserve"> برای هر تراز، با استفاده از </w:t>
@@ -414,7 +512,9 @@
       <w:proofErr w:type="spellStart"/>
       <w:r>
         <w:rPr>
-          <w:rFonts w:cs="B Nazanin"/>
+          <w:rFonts w:asciiTheme="majorHAnsi" w:hAnsiTheme="majorHAnsi" w:cs="B Nazanin"/>
+          <w:sz w:val="20"/>
+          <w:szCs w:val="20"/>
           <w:highlight w:val="white"/>
         </w:rPr>
         <w:t>PeriodRepository</w:t>
@@ -422,7 +522,9 @@
       <w:proofErr w:type="spellEnd"/>
       <w:r>
         <w:rPr>
-          <w:rFonts w:cs="B Nazanin"/>
+          <w:rFonts w:asciiTheme="majorHAnsi" w:hAnsiTheme="majorHAnsi" w:cs="B Nazanin"/>
+          <w:sz w:val="20"/>
+          <w:szCs w:val="20"/>
           <w:rtl/>
         </w:rPr>
         <w:t xml:space="preserve"> مقدار شروع و اتمام دوره مالی و </w:t>
@@ -430,21 +532,27 @@
       <w:proofErr w:type="spellStart"/>
       <w:r>
         <w:rPr>
-          <w:rFonts w:cs="B Nazanin"/>
+          <w:rFonts w:asciiTheme="majorHAnsi" w:hAnsiTheme="majorHAnsi" w:cs="B Nazanin"/>
+          <w:sz w:val="20"/>
+          <w:szCs w:val="20"/>
           <w:highlight w:val="white"/>
         </w:rPr>
         <w:t>Period</w:t>
       </w:r>
       <w:r>
         <w:rPr>
-          <w:rFonts w:cs="B Nazanin"/>
+          <w:rFonts w:asciiTheme="majorHAnsi" w:hAnsiTheme="majorHAnsi" w:cs="B Nazanin"/>
+          <w:sz w:val="20"/>
+          <w:szCs w:val="20"/>
         </w:rPr>
         <w:t>Id</w:t>
       </w:r>
       <w:proofErr w:type="spellEnd"/>
       <w:r>
         <w:rPr>
-          <w:rFonts w:cs="B Nazanin"/>
+          <w:rFonts w:asciiTheme="majorHAnsi" w:hAnsiTheme="majorHAnsi" w:cs="B Nazanin"/>
+          <w:sz w:val="20"/>
+          <w:szCs w:val="20"/>
           <w:rtl/>
           <w:lang w:bidi="fa-IR"/>
         </w:rPr>
@@ -452,7 +560,9 @@
       </w:r>
       <w:r>
         <w:rPr>
-          <w:rFonts w:cs="B Nazanin"/>
+          <w:rFonts w:asciiTheme="majorHAnsi" w:hAnsiTheme="majorHAnsi" w:cs="B Nazanin"/>
+          <w:sz w:val="20"/>
+          <w:szCs w:val="20"/>
           <w:rtl/>
           <w:lang w:bidi="fa-IR"/>
         </w:rPr>
@@ -460,7 +570,9 @@
       </w:r>
       <w:r>
         <w:rPr>
-          <w:rFonts w:cs="B Nazanin"/>
+          <w:rFonts w:asciiTheme="majorHAnsi" w:hAnsiTheme="majorHAnsi" w:cs="B Nazanin"/>
+          <w:sz w:val="20"/>
+          <w:szCs w:val="20"/>
           <w:rtl/>
           <w:lang w:bidi="fa-IR"/>
         </w:rPr>
@@ -468,7 +580,9 @@
       </w:r>
       <w:r>
         <w:rPr>
-          <w:rFonts w:cs="B Nazanin"/>
+          <w:rFonts w:asciiTheme="majorHAnsi" w:hAnsiTheme="majorHAnsi" w:cs="B Nazanin"/>
+          <w:sz w:val="20"/>
+          <w:szCs w:val="20"/>
           <w:rtl/>
           <w:lang w:bidi="fa-IR"/>
         </w:rPr>
@@ -476,14 +590,18 @@
       </w:r>
       <w:r>
         <w:rPr>
-          <w:rFonts w:cs="B Nazanin"/>
+          <w:rFonts w:asciiTheme="majorHAnsi" w:hAnsiTheme="majorHAnsi" w:cs="B Nazanin"/>
+          <w:sz w:val="20"/>
+          <w:szCs w:val="20"/>
           <w:lang w:bidi="fa-IR"/>
         </w:rPr>
         <w:t xml:space="preserve"> period </w:t>
       </w:r>
       <w:r>
         <w:rPr>
-          <w:rFonts w:cs="B Nazanin"/>
+          <w:rFonts w:asciiTheme="majorHAnsi" w:hAnsiTheme="majorHAnsi" w:cs="B Nazanin"/>
+          <w:sz w:val="20"/>
+          <w:szCs w:val="20"/>
           <w:rtl/>
           <w:lang w:bidi="fa-IR"/>
         </w:rPr>
@@ -491,7 +609,9 @@
       </w:r>
       <w:r>
         <w:rPr>
-          <w:rFonts w:cs="B Nazanin"/>
+          <w:rFonts w:asciiTheme="majorHAnsi" w:hAnsiTheme="majorHAnsi" w:cs="B Nazanin"/>
+          <w:sz w:val="20"/>
+          <w:szCs w:val="20"/>
           <w:rtl/>
           <w:lang w:bidi="fa-IR"/>
         </w:rPr>
@@ -499,7 +619,9 @@
       </w:r>
       <w:r>
         <w:rPr>
-          <w:rFonts w:cs="B Nazanin"/>
+          <w:rFonts w:asciiTheme="majorHAnsi" w:hAnsiTheme="majorHAnsi" w:cs="B Nazanin"/>
+          <w:sz w:val="20"/>
+          <w:szCs w:val="20"/>
           <w:rtl/>
           <w:lang w:bidi="fa-IR"/>
         </w:rPr>
@@ -507,7 +629,9 @@
       </w:r>
       <w:r>
         <w:rPr>
-          <w:rFonts w:cs="B Nazanin"/>
+          <w:rFonts w:asciiTheme="majorHAnsi" w:hAnsiTheme="majorHAnsi" w:cs="B Nazanin"/>
+          <w:sz w:val="20"/>
+          <w:szCs w:val="20"/>
           <w:rtl/>
           <w:lang w:bidi="fa-IR"/>
         </w:rPr>
@@ -515,7 +639,9 @@
       </w:r>
       <w:r>
         <w:rPr>
-          <w:rFonts w:cs="B Nazanin"/>
+          <w:rFonts w:asciiTheme="majorHAnsi" w:hAnsiTheme="majorHAnsi" w:cs="B Nazanin"/>
+          <w:sz w:val="20"/>
+          <w:szCs w:val="20"/>
           <w:rtl/>
           <w:lang w:bidi="fa-IR"/>
         </w:rPr>
@@ -524,7 +650,9 @@
       <w:proofErr w:type="spellStart"/>
       <w:r>
         <w:rPr>
-          <w:rFonts w:cs="B Nazanin"/>
+          <w:rFonts w:asciiTheme="majorHAnsi" w:hAnsiTheme="majorHAnsi" w:cs="B Nazanin"/>
+          <w:sz w:val="20"/>
+          <w:szCs w:val="20"/>
           <w:highlight w:val="white"/>
         </w:rPr>
         <w:t>CheckInput</w:t>
@@ -532,14 +660,18 @@
       <w:proofErr w:type="spellEnd"/>
       <w:r>
         <w:rPr>
-          <w:rFonts w:cs="B Nazanin"/>
+          <w:rFonts w:asciiTheme="majorHAnsi" w:hAnsiTheme="majorHAnsi" w:cs="B Nazanin"/>
+          <w:sz w:val="20"/>
+          <w:szCs w:val="20"/>
           <w:rtl/>
         </w:rPr>
         <w:t xml:space="preserve"> چک میشود. </w:t>
       </w:r>
       <w:r>
         <w:rPr>
-          <w:rFonts w:cs="B Nazanin"/>
+          <w:rFonts w:asciiTheme="majorHAnsi" w:hAnsiTheme="majorHAnsi" w:cs="B Nazanin"/>
+          <w:sz w:val="20"/>
+          <w:szCs w:val="20"/>
           <w:rtl/>
         </w:rPr>
         <w:br/>
@@ -548,7 +680,9 @@
       <w:proofErr w:type="spellStart"/>
       <w:r>
         <w:rPr>
-          <w:rFonts w:cs="B Nazanin"/>
+          <w:rFonts w:asciiTheme="majorHAnsi" w:hAnsiTheme="majorHAnsi" w:cs="B Nazanin"/>
+          <w:sz w:val="20"/>
+          <w:szCs w:val="20"/>
           <w:highlight w:val="white"/>
         </w:rPr>
         <w:t>FinancialRepository</w:t>
@@ -556,70 +690,90 @@
       <w:proofErr w:type="spellEnd"/>
       <w:r>
         <w:rPr>
-          <w:rFonts w:cs="B Nazanin"/>
+          <w:rFonts w:asciiTheme="majorHAnsi" w:hAnsiTheme="majorHAnsi" w:cs="B Nazanin"/>
+          <w:sz w:val="20"/>
+          <w:szCs w:val="20"/>
           <w:rtl/>
         </w:rPr>
         <w:t xml:space="preserve"> ارسال میشود تا اطلاعات مالی از دیتابیس بانک دریافت گردد. تراز های سما،</w:t>
       </w:r>
       <w:r>
         <w:rPr>
-          <w:rFonts w:cs="B Nazanin"/>
+          <w:rFonts w:asciiTheme="majorHAnsi" w:hAnsiTheme="majorHAnsi" w:cs="B Nazanin"/>
+          <w:sz w:val="20"/>
+          <w:szCs w:val="20"/>
           <w:rtl/>
         </w:rPr>
         <w:t xml:space="preserve"> </w:t>
       </w:r>
       <w:r>
         <w:rPr>
-          <w:rFonts w:cs="B Nazanin"/>
+          <w:rFonts w:asciiTheme="majorHAnsi" w:hAnsiTheme="majorHAnsi" w:cs="B Nazanin"/>
+          <w:sz w:val="20"/>
+          <w:szCs w:val="20"/>
           <w:rtl/>
         </w:rPr>
         <w:t xml:space="preserve"> همراه ، کاربردی در یک تابع </w:t>
       </w:r>
       <w:r>
         <w:rPr>
-          <w:rFonts w:cs="B Nazanin"/>
+          <w:rFonts w:asciiTheme="majorHAnsi" w:hAnsiTheme="majorHAnsi" w:cs="B Nazanin"/>
+          <w:sz w:val="20"/>
+          <w:szCs w:val="20"/>
           <w:rtl/>
         </w:rPr>
         <w:t xml:space="preserve">با یک </w:t>
       </w:r>
       <w:r>
         <w:rPr>
-          <w:rFonts w:cs="B Nazanin"/>
+          <w:rFonts w:asciiTheme="majorHAnsi" w:hAnsiTheme="majorHAnsi" w:cs="B Nazanin"/>
+          <w:sz w:val="20"/>
+          <w:szCs w:val="20"/>
         </w:rPr>
         <w:t xml:space="preserve"> </w:t>
       </w:r>
       <w:proofErr w:type="spellStart"/>
       <w:r>
         <w:rPr>
-          <w:rFonts w:cs="B Nazanin"/>
+          <w:rFonts w:asciiTheme="majorHAnsi" w:hAnsiTheme="majorHAnsi" w:cs="B Nazanin"/>
+          <w:sz w:val="20"/>
+          <w:szCs w:val="20"/>
         </w:rPr>
         <w:t>sp</w:t>
       </w:r>
       <w:proofErr w:type="spellEnd"/>
       <w:r>
         <w:rPr>
-          <w:rFonts w:cs="B Nazanin"/>
+          <w:rFonts w:asciiTheme="majorHAnsi" w:hAnsiTheme="majorHAnsi" w:cs="B Nazanin"/>
+          <w:sz w:val="20"/>
+          <w:szCs w:val="20"/>
           <w:rtl/>
         </w:rPr>
         <w:t>و تراز پویا و ر</w:t>
       </w:r>
       <w:r>
         <w:rPr>
-          <w:rFonts w:cs="B Nazanin"/>
+          <w:rFonts w:asciiTheme="majorHAnsi" w:hAnsiTheme="majorHAnsi" w:cs="B Nazanin"/>
+          <w:sz w:val="20"/>
+          <w:szCs w:val="20"/>
           <w:rtl/>
         </w:rPr>
         <w:t>ا</w:t>
       </w:r>
       <w:r>
         <w:rPr>
-          <w:rFonts w:cs="B Nazanin"/>
+          <w:rFonts w:asciiTheme="majorHAnsi" w:hAnsiTheme="majorHAnsi" w:cs="B Nazanin"/>
+          <w:sz w:val="20"/>
+          <w:szCs w:val="20"/>
           <w:rtl/>
         </w:rPr>
         <w:t>یان هر کدا</w:t>
       </w:r>
       <w:r>
         <w:rPr>
-          <w:rFonts w:cs="B Nazanin"/>
+          <w:rFonts w:asciiTheme="majorHAnsi" w:hAnsiTheme="majorHAnsi" w:cs="B Nazanin"/>
+          <w:sz w:val="20"/>
+          <w:szCs w:val="20"/>
           <w:rtl/>
         </w:rPr>
         <w:t xml:space="preserve">م در توابع جداگانه با </w:t>
@@ -627,20 +781,26 @@
       <w:proofErr w:type="spellStart"/>
       <w:r>
         <w:rPr>
-          <w:rFonts w:cs="B Nazanin"/>
+          <w:rFonts w:asciiTheme="majorHAnsi" w:hAnsiTheme="majorHAnsi" w:cs="B Nazanin"/>
+          <w:sz w:val="20"/>
+          <w:szCs w:val="20"/>
         </w:rPr>
         <w:t>sp</w:t>
       </w:r>
       <w:proofErr w:type="spellEnd"/>
       <w:r>
         <w:rPr>
-          <w:rFonts w:cs="B Nazanin"/>
+          <w:rFonts w:asciiTheme="majorHAnsi" w:hAnsiTheme="majorHAnsi" w:cs="B Nazanin"/>
+          <w:sz w:val="20"/>
+          <w:szCs w:val="20"/>
         </w:rPr>
         <w:t xml:space="preserve"> </w:t>
       </w:r>
       <w:r>
         <w:rPr>
-          <w:rFonts w:cs="B Nazanin"/>
+          <w:rFonts w:asciiTheme="majorHAnsi" w:hAnsiTheme="majorHAnsi" w:cs="B Nazanin"/>
+          <w:sz w:val="20"/>
+          <w:szCs w:val="20"/>
           <w:rtl/>
           <w:lang w:bidi="fa-IR"/>
         </w:rPr>
@@ -648,7 +808,9 @@
       </w:r>
       <w:r>
         <w:rPr>
-          <w:rFonts w:cs="B Nazanin"/>
+          <w:rFonts w:asciiTheme="majorHAnsi" w:hAnsiTheme="majorHAnsi" w:cs="B Nazanin"/>
+          <w:sz w:val="20"/>
+          <w:szCs w:val="20"/>
           <w:rtl/>
         </w:rPr>
         <w:t xml:space="preserve"> دریافت میگردند. </w:t>
@@ -658,14 +820,18 @@
       <w:pPr>
         <w:bidi/>
         <w:rPr>
-          <w:rFonts w:cs="B Nazanin"/>
+          <w:rFonts w:asciiTheme="majorHAnsi" w:hAnsiTheme="majorHAnsi" w:cs="B Nazanin"/>
+          <w:sz w:val="20"/>
+          <w:szCs w:val="20"/>
           <w:rtl/>
           <w:lang w:bidi="fa-IR"/>
         </w:rPr>
       </w:pPr>
       <w:r>
         <w:rPr>
-          <w:rFonts w:cs="B Nazanin"/>
+          <w:rFonts w:asciiTheme="majorHAnsi" w:hAnsiTheme="majorHAnsi" w:cs="B Nazanin"/>
+          <w:sz w:val="20"/>
+          <w:szCs w:val="20"/>
           <w:rtl/>
         </w:rPr>
         <w:t xml:space="preserve">لیست دریافت شده از دیتابیس به </w:t>
@@ -673,7 +839,9 @@
       <w:proofErr w:type="spellStart"/>
       <w:r>
         <w:rPr>
-          <w:rFonts w:cs="B Nazanin"/>
+          <w:rFonts w:asciiTheme="majorHAnsi" w:hAnsiTheme="majorHAnsi" w:cs="B Nazanin"/>
+          <w:sz w:val="20"/>
+          <w:szCs w:val="20"/>
           <w:highlight w:val="white"/>
         </w:rPr>
         <w:t>BalanceGenerator</w:t>
@@ -681,14 +849,18 @@
       <w:proofErr w:type="spellEnd"/>
       <w:r>
         <w:rPr>
-          <w:rFonts w:cs="B Nazanin"/>
+          <w:rFonts w:asciiTheme="majorHAnsi" w:hAnsiTheme="majorHAnsi" w:cs="B Nazanin"/>
+          <w:sz w:val="20"/>
+          <w:szCs w:val="20"/>
           <w:rtl/>
         </w:rPr>
         <w:t xml:space="preserve"> پاس داده میشود.</w:t>
       </w:r>
       <w:r>
         <w:rPr>
-          <w:rFonts w:cs="B Nazanin"/>
+          <w:rFonts w:asciiTheme="majorHAnsi" w:hAnsiTheme="majorHAnsi" w:cs="B Nazanin"/>
+          <w:sz w:val="20"/>
+          <w:szCs w:val="20"/>
           <w:rtl/>
           <w:lang w:bidi="fa-IR"/>
         </w:rPr>
@@ -696,56 +868,63 @@
       </w:r>
       <w:r>
         <w:rPr>
-          <w:rFonts w:cs="B Nazanin"/>
-          <w:rtl/>
-        </w:rPr>
-        <w:t xml:space="preserve"> </w:t>
-      </w:r>
-      <w:r>
-        <w:rPr>
-          <w:rFonts w:cs="B Nazanin"/>
-          <w:rtl/>
-        </w:rPr>
-        <w:t xml:space="preserve">تراز های سما،  همراه ، کاربردی در یک تابع و تراز پویا و رایان هر کدام در توابع جداگانه </w:t>
-      </w:r>
-      <w:r>
-        <w:rPr>
-          <w:rFonts w:cs="B Nazanin"/>
+          <w:rFonts w:asciiTheme="majorHAnsi" w:hAnsiTheme="majorHAnsi" w:cs="B Nazanin"/>
+          <w:sz w:val="20"/>
+          <w:szCs w:val="20"/>
+          <w:rtl/>
+        </w:rPr>
+        <w:t xml:space="preserve"> تراز های سما،  همراه ، کاربردی در یک تابع و تراز پویا و رایان هر کدام در توابع جداگانه </w:t>
+      </w:r>
+      <w:r>
+        <w:rPr>
+          <w:rFonts w:asciiTheme="majorHAnsi" w:hAnsiTheme="majorHAnsi" w:cs="B Nazanin"/>
+          <w:sz w:val="20"/>
+          <w:szCs w:val="20"/>
           <w:rtl/>
         </w:rPr>
         <w:t xml:space="preserve">ساخته میشود. در صورت بالانس نبودن تراز  تا مقدار 100 ریال ، رکورد جدید برای ان ایجاد میشود تا تراز بالانس شود ، در غیر این صورت ناترازی به کاربر اطلاع داده میشود . در ابتدا یک </w:t>
       </w:r>
       <w:r>
         <w:rPr>
-          <w:rFonts w:cs="B Nazanin"/>
+          <w:rFonts w:asciiTheme="majorHAnsi" w:hAnsiTheme="majorHAnsi" w:cs="B Nazanin"/>
+          <w:sz w:val="20"/>
+          <w:szCs w:val="20"/>
           <w:rtl/>
         </w:rPr>
         <w:t>شیت</w:t>
       </w:r>
       <w:r>
         <w:rPr>
-          <w:rFonts w:cs="B Nazanin"/>
+          <w:rFonts w:asciiTheme="majorHAnsi" w:hAnsiTheme="majorHAnsi" w:cs="B Nazanin"/>
+          <w:sz w:val="20"/>
+          <w:szCs w:val="20"/>
           <w:rtl/>
         </w:rPr>
         <w:t xml:space="preserve"> از اطلاعات </w:t>
       </w:r>
       <w:r>
         <w:rPr>
-          <w:rFonts w:cs="B Nazanin"/>
+          <w:rFonts w:asciiTheme="majorHAnsi" w:hAnsiTheme="majorHAnsi" w:cs="B Nazanin"/>
+          <w:sz w:val="20"/>
+          <w:szCs w:val="20"/>
           <w:rtl/>
         </w:rPr>
         <w:t xml:space="preserve">خام </w:t>
       </w:r>
       <w:r>
         <w:rPr>
-          <w:rFonts w:cs="B Nazanin"/>
+          <w:rFonts w:asciiTheme="majorHAnsi" w:hAnsiTheme="majorHAnsi" w:cs="B Nazanin"/>
+          <w:sz w:val="20"/>
+          <w:szCs w:val="20"/>
           <w:rtl/>
         </w:rPr>
         <w:t>دیتابی</w:t>
       </w:r>
       <w:r>
         <w:rPr>
-          <w:rFonts w:cs="B Nazanin"/>
+          <w:rFonts w:asciiTheme="majorHAnsi" w:hAnsiTheme="majorHAnsi" w:cs="B Nazanin"/>
+          <w:sz w:val="20"/>
+          <w:szCs w:val="20"/>
           <w:rtl/>
         </w:rPr>
         <w:t xml:space="preserve">س برای کاربر اماده میگردد و سپس شیت تراز محاسبه میشود. با استفاده از کلاس </w:t>
@@ -753,7 +932,9 @@
       <w:proofErr w:type="spellStart"/>
       <w:r>
         <w:rPr>
-          <w:rFonts w:cs="B Nazanin"/>
+          <w:rFonts w:asciiTheme="majorHAnsi" w:hAnsiTheme="majorHAnsi" w:cs="B Nazanin"/>
+          <w:sz w:val="20"/>
+          <w:szCs w:val="20"/>
           <w:highlight w:val="white"/>
         </w:rPr>
         <w:t>ExcelExporter</w:t>
@@ -761,29 +942,19 @@
       <w:proofErr w:type="spellEnd"/>
       <w:r>
         <w:rPr>
-          <w:rFonts w:cs="B Nazanin"/>
-          <w:rtl/>
-        </w:rPr>
-        <w:t xml:space="preserve"> </w:t>
-      </w:r>
-      <w:r>
-        <w:rPr>
-          <w:rFonts w:cs="B Nazanin"/>
-          <w:rtl/>
-        </w:rPr>
-        <w:t xml:space="preserve">اطلاعات در اکسل ها </w:t>
-      </w:r>
-      <w:r>
-        <w:rPr>
-          <w:rFonts w:cs="B Nazanin"/>
-          <w:rtl/>
-        </w:rPr>
-        <w:t xml:space="preserve">ذخیره میشود. برای ذخیره اطلاعات در اکسل از کتابخانه </w:t>
-      </w:r>
-      <w:proofErr w:type="spellStart"/>
-      <w:r>
-        <w:rPr>
-          <w:rFonts w:cs="B Nazanin"/>
+          <w:rFonts w:asciiTheme="majorHAnsi" w:hAnsiTheme="majorHAnsi" w:cs="B Nazanin"/>
+          <w:sz w:val="20"/>
+          <w:szCs w:val="20"/>
+          <w:rtl/>
+        </w:rPr>
+        <w:t xml:space="preserve"> اطلاعات در اکسل ها ذخیره میشود. برای ذخیره اطلاعات در اکسل از کتابخانه </w:t>
+      </w:r>
+      <w:proofErr w:type="spellStart"/>
+      <w:r>
+        <w:rPr>
+          <w:rFonts w:asciiTheme="majorHAnsi" w:hAnsiTheme="majorHAnsi" w:cs="B Nazanin"/>
+          <w:sz w:val="20"/>
+          <w:szCs w:val="20"/>
           <w:highlight w:val="white"/>
         </w:rPr>
         <w:t>ClosedXML</w:t>
@@ -791,14 +962,18 @@
       <w:proofErr w:type="spellEnd"/>
       <w:r>
         <w:rPr>
-          <w:rFonts w:cs="B Nazanin"/>
+          <w:rFonts w:asciiTheme="majorHAnsi" w:hAnsiTheme="majorHAnsi" w:cs="B Nazanin"/>
+          <w:sz w:val="20"/>
+          <w:szCs w:val="20"/>
           <w:rtl/>
         </w:rPr>
         <w:t xml:space="preserve"> استفاده شده است. </w:t>
       </w:r>
       <w:r>
         <w:rPr>
-          <w:rFonts w:cs="B Nazanin"/>
+          <w:rFonts w:asciiTheme="majorHAnsi" w:hAnsiTheme="majorHAnsi" w:cs="B Nazanin"/>
+          <w:sz w:val="20"/>
+          <w:szCs w:val="20"/>
           <w:rtl/>
         </w:rPr>
         <w:br/>
@@ -806,7 +981,9 @@
       </w:r>
       <w:r>
         <w:rPr>
-          <w:rFonts w:cs="B Nazanin"/>
+          <w:rFonts w:asciiTheme="majorHAnsi" w:hAnsiTheme="majorHAnsi" w:cs="B Nazanin"/>
+          <w:sz w:val="20"/>
+          <w:szCs w:val="20"/>
           <w:rtl/>
         </w:rPr>
         <w:t xml:space="preserve">بسته نباشد، </w:t>
@@ -814,14 +991,18 @@
       <w:proofErr w:type="spellStart"/>
       <w:r>
         <w:rPr>
-          <w:rFonts w:cs="B Nazanin"/>
+          <w:rFonts w:asciiTheme="majorHAnsi" w:hAnsiTheme="majorHAnsi" w:cs="B Nazanin"/>
+          <w:sz w:val="20"/>
+          <w:szCs w:val="20"/>
         </w:rPr>
         <w:t>api</w:t>
       </w:r>
       <w:proofErr w:type="spellEnd"/>
       <w:r>
         <w:rPr>
-          <w:rFonts w:cs="B Nazanin"/>
+          <w:rFonts w:asciiTheme="majorHAnsi" w:hAnsiTheme="majorHAnsi" w:cs="B Nazanin"/>
+          <w:sz w:val="20"/>
+          <w:szCs w:val="20"/>
           <w:rtl/>
           <w:lang w:bidi="fa-IR"/>
         </w:rPr>
@@ -829,7 +1010,9 @@
       </w:r>
       <w:r>
         <w:rPr>
-          <w:rFonts w:cs="B Nazanin"/>
+          <w:rFonts w:asciiTheme="majorHAnsi" w:hAnsiTheme="majorHAnsi" w:cs="B Nazanin"/>
+          <w:sz w:val="20"/>
+          <w:szCs w:val="20"/>
           <w:rtl/>
         </w:rPr>
         <w:t xml:space="preserve">کلاس </w:t>
@@ -837,7 +1020,9 @@
       <w:proofErr w:type="spellStart"/>
       <w:r>
         <w:rPr>
-          <w:rFonts w:cs="B Nazanin"/>
+          <w:rFonts w:asciiTheme="majorHAnsi" w:hAnsiTheme="majorHAnsi" w:cs="B Nazanin"/>
+          <w:sz w:val="20"/>
+          <w:szCs w:val="20"/>
           <w:highlight w:val="white"/>
         </w:rPr>
         <w:t>AuthService</w:t>
@@ -845,7 +1030,9 @@
       <w:proofErr w:type="spellEnd"/>
       <w:r>
         <w:rPr>
-          <w:rFonts w:cs="B Nazanin"/>
+          <w:rFonts w:asciiTheme="majorHAnsi" w:hAnsiTheme="majorHAnsi" w:cs="B Nazanin"/>
+          <w:sz w:val="20"/>
+          <w:szCs w:val="20"/>
           <w:rtl/>
         </w:rPr>
         <w:t xml:space="preserve"> صدا زده میشود و توکن دریافت میشود. فایل اکسل به کلاس </w:t>
@@ -853,7 +1040,9 @@
       <w:proofErr w:type="spellStart"/>
       <w:r>
         <w:rPr>
-          <w:rFonts w:cs="B Nazanin"/>
+          <w:rFonts w:asciiTheme="majorHAnsi" w:hAnsiTheme="majorHAnsi" w:cs="B Nazanin"/>
+          <w:sz w:val="20"/>
+          <w:szCs w:val="20"/>
           <w:highlight w:val="white"/>
         </w:rPr>
         <w:t>FileEncoder</w:t>
@@ -861,7 +1050,9 @@
       <w:proofErr w:type="spellEnd"/>
       <w:r>
         <w:rPr>
-          <w:rFonts w:cs="B Nazanin"/>
+          <w:rFonts w:asciiTheme="majorHAnsi" w:hAnsiTheme="majorHAnsi" w:cs="B Nazanin"/>
+          <w:sz w:val="20"/>
+          <w:szCs w:val="20"/>
           <w:rtl/>
         </w:rPr>
         <w:t xml:space="preserve"> پاس داده میشود تا برای ارسال به </w:t>
@@ -869,20 +1060,26 @@
       <w:proofErr w:type="spellStart"/>
       <w:r>
         <w:rPr>
-          <w:rFonts w:cs="B Nazanin"/>
+          <w:rFonts w:asciiTheme="majorHAnsi" w:hAnsiTheme="majorHAnsi" w:cs="B Nazanin"/>
+          <w:sz w:val="20"/>
+          <w:szCs w:val="20"/>
         </w:rPr>
         <w:t>api</w:t>
       </w:r>
       <w:proofErr w:type="spellEnd"/>
       <w:r>
         <w:rPr>
-          <w:rFonts w:cs="B Nazanin"/>
+          <w:rFonts w:asciiTheme="majorHAnsi" w:hAnsiTheme="majorHAnsi" w:cs="B Nazanin"/>
+          <w:sz w:val="20"/>
+          <w:szCs w:val="20"/>
         </w:rPr>
         <w:t xml:space="preserve"> </w:t>
       </w:r>
       <w:r>
         <w:rPr>
-          <w:rFonts w:cs="B Nazanin"/>
+          <w:rFonts w:asciiTheme="majorHAnsi" w:hAnsiTheme="majorHAnsi" w:cs="B Nazanin"/>
+          <w:sz w:val="20"/>
+          <w:szCs w:val="20"/>
           <w:rtl/>
           <w:lang w:bidi="fa-IR"/>
         </w:rPr>
@@ -890,14 +1087,18 @@
       </w:r>
       <w:r>
         <w:rPr>
-          <w:rFonts w:cs="B Nazanin"/>
+          <w:rFonts w:asciiTheme="majorHAnsi" w:hAnsiTheme="majorHAnsi" w:cs="B Nazanin"/>
+          <w:sz w:val="20"/>
+          <w:szCs w:val="20"/>
           <w:highlight w:val="white"/>
         </w:rPr>
         <w:t>Base64</w:t>
       </w:r>
       <w:r>
         <w:rPr>
-          <w:rFonts w:cs="B Nazanin"/>
+          <w:rFonts w:asciiTheme="majorHAnsi" w:hAnsiTheme="majorHAnsi" w:cs="B Nazanin"/>
+          <w:sz w:val="20"/>
+          <w:szCs w:val="20"/>
           <w:rtl/>
         </w:rPr>
         <w:t xml:space="preserve"> تبدیل شود. در کلاس </w:t>
@@ -905,7 +1106,9 @@
       <w:proofErr w:type="spellStart"/>
       <w:r>
         <w:rPr>
-          <w:rFonts w:cs="B Nazanin"/>
+          <w:rFonts w:asciiTheme="majorHAnsi" w:hAnsiTheme="majorHAnsi" w:cs="B Nazanin"/>
+          <w:sz w:val="20"/>
+          <w:szCs w:val="20"/>
           <w:highlight w:val="white"/>
         </w:rPr>
         <w:t>ApiService</w:t>
@@ -913,14 +1116,18 @@
       <w:proofErr w:type="spellEnd"/>
       <w:r>
         <w:rPr>
-          <w:rFonts w:cs="B Nazanin"/>
+          <w:rFonts w:asciiTheme="majorHAnsi" w:hAnsiTheme="majorHAnsi" w:cs="B Nazanin"/>
+          <w:sz w:val="20"/>
+          <w:szCs w:val="20"/>
           <w:rtl/>
         </w:rPr>
         <w:t xml:space="preserve"> </w:t>
       </w:r>
       <w:r>
         <w:rPr>
-          <w:rFonts w:cs="B Nazanin"/>
+          <w:rFonts w:asciiTheme="majorHAnsi" w:hAnsiTheme="majorHAnsi" w:cs="B Nazanin"/>
+          <w:sz w:val="20"/>
+          <w:szCs w:val="20"/>
           <w:rtl/>
           <w:lang w:bidi="fa-IR"/>
         </w:rPr>
@@ -928,14 +1135,18 @@
       </w:r>
       <w:r>
         <w:rPr>
-          <w:rFonts w:cs="B Nazanin"/>
+          <w:rFonts w:asciiTheme="majorHAnsi" w:hAnsiTheme="majorHAnsi" w:cs="B Nazanin"/>
+          <w:sz w:val="20"/>
+          <w:szCs w:val="20"/>
           <w:lang w:bidi="fa-IR"/>
         </w:rPr>
         <w:t xml:space="preserve"> </w:t>
       </w:r>
       <w:r>
         <w:rPr>
-          <w:rFonts w:cs="B Nazanin"/>
+          <w:rFonts w:asciiTheme="majorHAnsi" w:hAnsiTheme="majorHAnsi" w:cs="B Nazanin"/>
+          <w:sz w:val="20"/>
+          <w:szCs w:val="20"/>
           <w:rtl/>
           <w:lang w:bidi="fa-IR"/>
         </w:rPr>
@@ -944,7 +1155,9 @@
       <w:proofErr w:type="spellStart"/>
       <w:r>
         <w:rPr>
-          <w:rFonts w:cs="B Nazanin"/>
+          <w:rFonts w:asciiTheme="majorHAnsi" w:hAnsiTheme="majorHAnsi" w:cs="B Nazanin"/>
+          <w:sz w:val="20"/>
+          <w:szCs w:val="20"/>
           <w:lang w:bidi="fa-IR"/>
         </w:rPr>
         <w:t>api</w:t>
@@ -952,14 +1165,18 @@
       <w:proofErr w:type="spellEnd"/>
       <w:r>
         <w:rPr>
-          <w:rFonts w:cs="B Nazanin"/>
+          <w:rFonts w:asciiTheme="majorHAnsi" w:hAnsiTheme="majorHAnsi" w:cs="B Nazanin"/>
+          <w:sz w:val="20"/>
+          <w:szCs w:val="20"/>
           <w:lang w:bidi="fa-IR"/>
         </w:rPr>
         <w:t xml:space="preserve"> </w:t>
       </w:r>
       <w:r>
         <w:rPr>
-          <w:rFonts w:cs="B Nazanin"/>
+          <w:rFonts w:asciiTheme="majorHAnsi" w:hAnsiTheme="majorHAnsi" w:cs="B Nazanin"/>
+          <w:sz w:val="20"/>
+          <w:szCs w:val="20"/>
           <w:rtl/>
           <w:lang w:bidi="fa-IR"/>
         </w:rPr>
@@ -967,7 +1184,9 @@
       </w:r>
       <w:r>
         <w:rPr>
-          <w:rFonts w:cs="B Nazanin"/>
+          <w:rFonts w:asciiTheme="majorHAnsi" w:hAnsiTheme="majorHAnsi" w:cs="B Nazanin"/>
+          <w:sz w:val="20"/>
+          <w:szCs w:val="20"/>
           <w:rtl/>
           <w:lang w:bidi="fa-IR"/>
         </w:rPr>
@@ -975,7 +1194,9 @@
       </w:r>
       <w:r>
         <w:rPr>
-          <w:rFonts w:cs="B Nazanin"/>
+          <w:rFonts w:asciiTheme="majorHAnsi" w:hAnsiTheme="majorHAnsi" w:cs="B Nazanin"/>
+          <w:sz w:val="20"/>
+          <w:szCs w:val="20"/>
           <w:rtl/>
           <w:lang w:bidi="fa-IR"/>
         </w:rPr>
@@ -988,17 +1209,17 @@
         <w:pStyle w:val="Heading3"/>
         <w:bidi/>
         <w:rPr>
-          <w:rFonts w:asciiTheme="minorHAnsi" w:hAnsiTheme="minorHAnsi" w:cs="B Nazanin"/>
-          <w:sz w:val="22"/>
-          <w:szCs w:val="22"/>
-          <w:rtl/>
-        </w:rPr>
-      </w:pPr>
-      <w:r>
-        <w:rPr>
-          <w:rFonts w:asciiTheme="minorHAnsi" w:hAnsiTheme="minorHAnsi" w:cs="B Nazanin"/>
-          <w:sz w:val="22"/>
-          <w:szCs w:val="22"/>
+          <w:rFonts w:asciiTheme="majorHAnsi" w:hAnsiTheme="majorHAnsi" w:cs="B Nazanin"/>
+          <w:sz w:val="20"/>
+          <w:szCs w:val="20"/>
+          <w:rtl/>
+        </w:rPr>
+      </w:pPr>
+      <w:r>
+        <w:rPr>
+          <w:rFonts w:asciiTheme="majorHAnsi" w:hAnsiTheme="majorHAnsi" w:cs="B Nazanin"/>
+          <w:sz w:val="20"/>
+          <w:szCs w:val="20"/>
           <w:rtl/>
         </w:rPr>
         <w:t>روند اجرای برنامه</w:t>
@@ -1008,16 +1229,20 @@
       <w:pPr>
         <w:bidi/>
         <w:rPr>
-          <w:rFonts w:cs="B Nazanin"/>
+          <w:rFonts w:asciiTheme="majorHAnsi" w:hAnsiTheme="majorHAnsi" w:cs="B Nazanin"/>
           <w:b/>
           <w:bCs/>
-        </w:rPr>
-      </w:pPr>
-      <w:r>
-        <w:rPr>
-          <w:rFonts w:cs="B Nazanin"/>
+          <w:sz w:val="20"/>
+          <w:szCs w:val="20"/>
+        </w:rPr>
+      </w:pPr>
+      <w:r>
+        <w:rPr>
+          <w:rFonts w:asciiTheme="majorHAnsi" w:hAnsiTheme="majorHAnsi" w:cs="B Nazanin"/>
           <w:b/>
           <w:bCs/>
+          <w:sz w:val="20"/>
+          <w:szCs w:val="20"/>
           <w:rtl/>
           <w:lang w:bidi="fa-IR"/>
         </w:rPr>
@@ -1025,17 +1250,21 @@
       </w:r>
       <w:r>
         <w:rPr>
-          <w:rFonts w:cs="B Nazanin"/>
+          <w:rFonts w:asciiTheme="majorHAnsi" w:hAnsiTheme="majorHAnsi" w:cs="B Nazanin"/>
           <w:b/>
           <w:bCs/>
+          <w:sz w:val="20"/>
+          <w:szCs w:val="20"/>
         </w:rPr>
         <w:t xml:space="preserve">. </w:t>
       </w:r>
       <w:r>
         <w:rPr>
-          <w:rFonts w:cs="B Nazanin"/>
+          <w:rFonts w:asciiTheme="majorHAnsi" w:hAnsiTheme="majorHAnsi" w:cs="B Nazanin"/>
           <w:b/>
           <w:bCs/>
+          <w:sz w:val="20"/>
+          <w:szCs w:val="20"/>
           <w:rtl/>
         </w:rPr>
         <w:t>شروع برنامه</w:t>
@@ -1049,19 +1278,25 @@
         </w:numPr>
         <w:bidi/>
         <w:rPr>
-          <w:rFonts w:cs="B Nazanin"/>
-        </w:rPr>
-      </w:pPr>
-      <w:r>
-        <w:rPr>
-          <w:rFonts w:cs="B Nazanin"/>
+          <w:rFonts w:asciiTheme="majorHAnsi" w:hAnsiTheme="majorHAnsi" w:cs="B Nazanin"/>
+          <w:sz w:val="20"/>
+          <w:szCs w:val="20"/>
+        </w:rPr>
+      </w:pPr>
+      <w:r>
+        <w:rPr>
+          <w:rFonts w:asciiTheme="majorHAnsi" w:hAnsiTheme="majorHAnsi" w:cs="B Nazanin"/>
+          <w:sz w:val="20"/>
+          <w:szCs w:val="20"/>
           <w:rtl/>
         </w:rPr>
         <w:t xml:space="preserve">اجرای </w:t>
       </w:r>
       <w:r>
         <w:rPr>
-          <w:rFonts w:cs="B Nazanin" w:hint="cs"/>
+          <w:rFonts w:asciiTheme="majorHAnsi" w:hAnsiTheme="majorHAnsi" w:cs="B Nazanin"/>
+          <w:sz w:val="20"/>
+          <w:szCs w:val="20"/>
           <w:rtl/>
         </w:rPr>
         <w:t xml:space="preserve"> </w:t>
@@ -1069,27 +1304,35 @@
       <w:proofErr w:type="spellStart"/>
       <w:r>
         <w:rPr>
-          <w:rFonts w:cs="B Nazanin"/>
+          <w:rFonts w:asciiTheme="majorHAnsi" w:hAnsiTheme="majorHAnsi" w:cs="B Nazanin"/>
+          <w:sz w:val="20"/>
+          <w:szCs w:val="20"/>
         </w:rPr>
         <w:t>Program.Main</w:t>
       </w:r>
       <w:proofErr w:type="spellEnd"/>
       <w:r>
         <w:rPr>
-          <w:rFonts w:cs="B Nazanin"/>
+          <w:rFonts w:asciiTheme="majorHAnsi" w:hAnsiTheme="majorHAnsi" w:cs="B Nazanin"/>
+          <w:sz w:val="20"/>
+          <w:szCs w:val="20"/>
         </w:rPr>
         <w:t xml:space="preserve">() </w:t>
       </w:r>
       <w:r>
         <w:rPr>
-          <w:rFonts w:cs="B Nazanin" w:hint="cs"/>
+          <w:rFonts w:asciiTheme="majorHAnsi" w:hAnsiTheme="majorHAnsi" w:cs="B Nazanin"/>
+          <w:sz w:val="20"/>
+          <w:szCs w:val="20"/>
           <w:rtl/>
         </w:rPr>
         <w:t xml:space="preserve"> </w:t>
       </w:r>
       <w:r>
         <w:rPr>
-          <w:rFonts w:cs="B Nazanin"/>
+          <w:rFonts w:asciiTheme="majorHAnsi" w:hAnsiTheme="majorHAnsi" w:cs="B Nazanin"/>
+          <w:sz w:val="20"/>
+          <w:szCs w:val="20"/>
           <w:rtl/>
         </w:rPr>
         <w:t xml:space="preserve">در </w:t>
@@ -1097,9 +1340,11 @@
       <w:proofErr w:type="spellStart"/>
       <w:r>
         <w:rPr>
-          <w:rFonts w:cs="B Nazanin"/>
+          <w:rFonts w:asciiTheme="majorHAnsi" w:hAnsiTheme="majorHAnsi" w:cs="B Nazanin"/>
           <w:b/>
           <w:bCs/>
+          <w:sz w:val="20"/>
+          <w:szCs w:val="20"/>
         </w:rPr>
         <w:t>WriteBalance.ConsoleApp</w:t>
       </w:r>
@@ -1113,12 +1358,16 @@
         </w:numPr>
         <w:bidi/>
         <w:rPr>
-          <w:rFonts w:cs="B Nazanin"/>
-        </w:rPr>
-      </w:pPr>
-      <w:r>
-        <w:rPr>
-          <w:rFonts w:cs="B Nazanin"/>
+          <w:rFonts w:asciiTheme="majorHAnsi" w:hAnsiTheme="majorHAnsi" w:cs="B Nazanin"/>
+          <w:sz w:val="20"/>
+          <w:szCs w:val="20"/>
+        </w:rPr>
+      </w:pPr>
+      <w:r>
+        <w:rPr>
+          <w:rFonts w:asciiTheme="majorHAnsi" w:hAnsiTheme="majorHAnsi" w:cs="B Nazanin"/>
+          <w:sz w:val="20"/>
+          <w:szCs w:val="20"/>
           <w:rtl/>
         </w:rPr>
         <w:t xml:space="preserve">خواندن فایل پیکربندی </w:t>
@@ -1126,20 +1375,26 @@
       <w:proofErr w:type="spellStart"/>
       <w:r>
         <w:rPr>
-          <w:rFonts w:cs="B Nazanin"/>
+          <w:rFonts w:asciiTheme="majorHAnsi" w:hAnsiTheme="majorHAnsi" w:cs="B Nazanin"/>
+          <w:sz w:val="20"/>
+          <w:szCs w:val="20"/>
         </w:rPr>
         <w:t>Basic_Information</w:t>
       </w:r>
       <w:proofErr w:type="spellEnd"/>
       <w:r>
         <w:rPr>
-          <w:rFonts w:cs="B Nazanin"/>
+          <w:rFonts w:asciiTheme="majorHAnsi" w:hAnsiTheme="majorHAnsi" w:cs="B Nazanin"/>
+          <w:sz w:val="20"/>
+          <w:szCs w:val="20"/>
         </w:rPr>
         <w:t xml:space="preserve">/Info.txt </w:t>
       </w:r>
       <w:r>
         <w:rPr>
-          <w:rFonts w:cs="B Nazanin"/>
+          <w:rFonts w:asciiTheme="majorHAnsi" w:hAnsiTheme="majorHAnsi" w:cs="B Nazanin"/>
+          <w:sz w:val="20"/>
+          <w:szCs w:val="20"/>
           <w:rtl/>
         </w:rPr>
         <w:t xml:space="preserve">از طریق </w:t>
@@ -1147,7 +1402,9 @@
       <w:proofErr w:type="spellStart"/>
       <w:r>
         <w:rPr>
-          <w:rFonts w:cs="B Nazanin"/>
+          <w:rFonts w:asciiTheme="majorHAnsi" w:hAnsiTheme="majorHAnsi" w:cs="B Nazanin"/>
+          <w:sz w:val="20"/>
+          <w:szCs w:val="20"/>
         </w:rPr>
         <w:t>InfoFileReader</w:t>
       </w:r>
@@ -1161,53 +1418,19 @@
         </w:numPr>
         <w:bidi/>
         <w:rPr>
-          <w:rFonts w:cs="B Nazanin"/>
-        </w:rPr>
-      </w:pPr>
-      <w:r>
-        <w:rPr>
-          <w:rFonts w:cs="B Nazanin"/>
+          <w:rFonts w:asciiTheme="majorHAnsi" w:hAnsiTheme="majorHAnsi" w:cs="B Nazanin"/>
+          <w:sz w:val="20"/>
+          <w:szCs w:val="20"/>
+        </w:rPr>
+      </w:pPr>
+      <w:r>
+        <w:rPr>
+          <w:rFonts w:asciiTheme="majorHAnsi" w:hAnsiTheme="majorHAnsi" w:cs="B Nazanin"/>
+          <w:sz w:val="20"/>
+          <w:szCs w:val="20"/>
           <w:rtl/>
         </w:rPr>
         <w:t>ترکیب مقادیر خوانده‌شده با پارامترهای ورودی (در صورت وجود)</w:t>
-      </w:r>
-    </w:p>
-    <w:p>
-      <w:pPr>
-        <w:numPr>
-          <w:ilvl w:val="0"/>
-          <w:numId w:val="6"/>
-        </w:numPr>
-        <w:bidi/>
-        <w:rPr>
-          <w:rFonts w:cs="B Nazanin"/>
-        </w:rPr>
-      </w:pPr>
-      <w:r>
-        <w:rPr>
-          <w:rFonts w:cs="B Nazanin"/>
-          <w:rtl/>
-        </w:rPr>
-        <w:t>ساخت میزبان</w:t>
-      </w:r>
-      <w:r>
-        <w:rPr>
-          <w:rFonts w:cs="B Nazanin"/>
-        </w:rPr>
-        <w:t xml:space="preserve"> (Host) </w:t>
-      </w:r>
-      <w:r>
-        <w:rPr>
-          <w:rFonts w:cs="B Nazanin"/>
-          <w:rtl/>
-        </w:rPr>
-        <w:t>با تزریق وابستگی‌ها</w:t>
-      </w:r>
-      <w:r>
-        <w:rPr>
-          <w:rFonts w:cs="B Nazanin"/>
-        </w:rPr>
-        <w:t>:</w:t>
       </w:r>
     </w:p>
     <w:p>
@@ -1218,49 +1441,165 @@
         </w:numPr>
         <w:bidi/>
         <w:rPr>
-          <w:rFonts w:cs="B Nazanin"/>
-        </w:rPr>
-      </w:pPr>
-      <w:r>
-        <w:rPr>
-          <w:rFonts w:cs="B Nazanin"/>
+          <w:rFonts w:asciiTheme="majorHAnsi" w:hAnsiTheme="majorHAnsi" w:cs="B Nazanin"/>
+          <w:sz w:val="20"/>
+          <w:szCs w:val="20"/>
+        </w:rPr>
+      </w:pPr>
+      <w:r>
+        <w:rPr>
+          <w:rFonts w:asciiTheme="majorHAnsi" w:hAnsiTheme="majorHAnsi" w:cs="B Nazanin"/>
+          <w:sz w:val="20"/>
+          <w:szCs w:val="20"/>
           <w:rtl/>
         </w:rPr>
         <w:t>دیتابیس‌ها</w:t>
       </w:r>
       <w:r>
         <w:rPr>
-          <w:rFonts w:cs="B Nazanin"/>
-        </w:rPr>
-        <w:t xml:space="preserve"> (</w:t>
-      </w:r>
-      <w:proofErr w:type="spellStart"/>
-      <w:r>
-        <w:rPr>
-          <w:rFonts w:cs="B Nazanin"/>
+          <w:rFonts w:asciiTheme="majorHAnsi" w:hAnsiTheme="majorHAnsi" w:cs="B Nazanin"/>
+          <w:sz w:val="20"/>
+          <w:szCs w:val="20"/>
+        </w:rPr>
+        <w:t xml:space="preserve"> </w:t>
+      </w:r>
+    </w:p>
+    <w:p>
+      <w:pPr>
+        <w:pStyle w:val="ListParagraph"/>
+        <w:numPr>
+          <w:ilvl w:val="2"/>
+          <w:numId w:val="6"/>
+        </w:numPr>
+        <w:bidi/>
+        <w:rPr>
+          <w:rFonts w:asciiTheme="majorHAnsi" w:hAnsiTheme="majorHAnsi" w:cs="B Nazanin"/>
+          <w:sz w:val="20"/>
+          <w:szCs w:val="20"/>
+        </w:rPr>
+      </w:pPr>
+      <w:proofErr w:type="spellStart"/>
+      <w:r>
+        <w:rPr>
+          <w:rFonts w:asciiTheme="majorHAnsi" w:hAnsiTheme="majorHAnsi" w:cs="B Nazanin"/>
+          <w:sz w:val="20"/>
+          <w:szCs w:val="20"/>
         </w:rPr>
         <w:t>AppDbContext</w:t>
       </w:r>
       <w:proofErr w:type="spellEnd"/>
       <w:r>
         <w:rPr>
-          <w:rFonts w:cs="B Nazanin"/>
-        </w:rPr>
-        <w:t xml:space="preserve">, </w:t>
-      </w:r>
-      <w:proofErr w:type="spellStart"/>
-      <w:r>
-        <w:rPr>
-          <w:rFonts w:cs="B Nazanin"/>
+          <w:rFonts w:asciiTheme="majorHAnsi" w:hAnsiTheme="majorHAnsi" w:cs="B Nazanin"/>
+          <w:sz w:val="20"/>
+          <w:szCs w:val="20"/>
+          <w:rtl/>
+        </w:rPr>
+        <w:t xml:space="preserve"> دیتابیس اکسیر</w:t>
+      </w:r>
+    </w:p>
+    <w:p>
+      <w:pPr>
+        <w:pStyle w:val="ListParagraph"/>
+        <w:numPr>
+          <w:ilvl w:val="2"/>
+          <w:numId w:val="6"/>
+        </w:numPr>
+        <w:bidi/>
+        <w:rPr>
+          <w:rFonts w:asciiTheme="majorHAnsi" w:hAnsiTheme="majorHAnsi" w:cs="B Nazanin"/>
+          <w:sz w:val="20"/>
+          <w:szCs w:val="20"/>
+        </w:rPr>
+      </w:pPr>
+      <w:proofErr w:type="spellStart"/>
+      <w:r>
+        <w:rPr>
+          <w:rFonts w:asciiTheme="majorHAnsi" w:hAnsiTheme="majorHAnsi" w:cs="B Nazanin"/>
+          <w:sz w:val="20"/>
+          <w:szCs w:val="20"/>
         </w:rPr>
         <w:t>BankDbContext</w:t>
       </w:r>
       <w:proofErr w:type="spellEnd"/>
       <w:r>
         <w:rPr>
-          <w:rFonts w:cs="B Nazanin"/>
-        </w:rPr>
-        <w:t>)</w:t>
+          <w:rFonts w:asciiTheme="majorHAnsi" w:hAnsiTheme="majorHAnsi" w:cs="B Nazanin"/>
+          <w:sz w:val="20"/>
+          <w:szCs w:val="20"/>
+          <w:rtl/>
+        </w:rPr>
+        <w:t xml:space="preserve"> دیتابیس مربوط به همراه و کاربردی و سما</w:t>
+      </w:r>
+    </w:p>
+    <w:p>
+      <w:pPr>
+        <w:pStyle w:val="ListParagraph"/>
+        <w:numPr>
+          <w:ilvl w:val="2"/>
+          <w:numId w:val="6"/>
+        </w:numPr>
+        <w:bidi/>
+        <w:rPr>
+          <w:rFonts w:asciiTheme="majorHAnsi" w:hAnsiTheme="majorHAnsi" w:cs="B Nazanin"/>
+          <w:sz w:val="20"/>
+          <w:szCs w:val="20"/>
+        </w:rPr>
+      </w:pPr>
+      <w:proofErr w:type="spellStart"/>
+      <w:r>
+        <w:rPr>
+          <w:rFonts w:asciiTheme="majorHAnsi" w:hAnsiTheme="majorHAnsi" w:cs="B Nazanin"/>
+          <w:sz w:val="20"/>
+          <w:szCs w:val="20"/>
+          <w:highlight w:val="white"/>
+        </w:rPr>
+        <w:t>PouyaBankDbContext</w:t>
+      </w:r>
+      <w:proofErr w:type="spellEnd"/>
+      <w:r>
+        <w:rPr>
+          <w:rFonts w:asciiTheme="majorHAnsi" w:hAnsiTheme="majorHAnsi" w:cs="B Nazanin"/>
+          <w:sz w:val="20"/>
+          <w:szCs w:val="20"/>
+          <w:rtl/>
+        </w:rPr>
+        <w:t xml:space="preserve"> دیتابیس پویا</w:t>
+      </w:r>
+    </w:p>
+    <w:p>
+      <w:pPr>
+        <w:pStyle w:val="ListParagraph"/>
+        <w:numPr>
+          <w:ilvl w:val="2"/>
+          <w:numId w:val="6"/>
+        </w:numPr>
+        <w:bidi/>
+        <w:rPr>
+          <w:rFonts w:asciiTheme="majorHAnsi" w:hAnsiTheme="majorHAnsi" w:cs="B Nazanin"/>
+          <w:sz w:val="20"/>
+          <w:szCs w:val="20"/>
+        </w:rPr>
+      </w:pPr>
+      <w:proofErr w:type="spellStart"/>
+      <w:r>
+        <w:rPr>
+          <w:rFonts w:asciiTheme="majorHAnsi" w:hAnsiTheme="majorHAnsi" w:cs="B Nazanin"/>
+          <w:sz w:val="20"/>
+          <w:szCs w:val="20"/>
+          <w:highlight w:val="white"/>
+        </w:rPr>
+        <w:t>RayanBankDbContext</w:t>
+      </w:r>
+      <w:proofErr w:type="spellEnd"/>
+      <w:r>
+        <w:rPr>
+          <w:rFonts w:asciiTheme="majorHAnsi" w:hAnsiTheme="majorHAnsi" w:cs="B Nazanin"/>
+          <w:sz w:val="20"/>
+          <w:szCs w:val="20"/>
+          <w:rtl/>
+        </w:rPr>
+        <w:t xml:space="preserve"> دیتابیس رایان</w:t>
       </w:r>
     </w:p>
     <w:p>
@@ -1271,77 +1610,455 @@
         </w:numPr>
         <w:bidi/>
         <w:rPr>
-          <w:rFonts w:cs="B Nazanin"/>
-        </w:rPr>
-      </w:pPr>
-      <w:r>
-        <w:rPr>
-          <w:rFonts w:cs="B Nazanin"/>
+          <w:rFonts w:asciiTheme="majorHAnsi" w:hAnsiTheme="majorHAnsi" w:cs="B Nazanin"/>
+          <w:sz w:val="20"/>
+          <w:szCs w:val="20"/>
+        </w:rPr>
+      </w:pPr>
+      <w:r>
+        <w:rPr>
+          <w:rFonts w:asciiTheme="majorHAnsi" w:hAnsiTheme="majorHAnsi" w:cs="B Nazanin"/>
+          <w:sz w:val="20"/>
+          <w:szCs w:val="20"/>
           <w:rtl/>
         </w:rPr>
         <w:t>سرویس‌ها</w:t>
       </w:r>
       <w:r>
         <w:rPr>
-          <w:rFonts w:cs="B Nazanin"/>
-        </w:rPr>
-        <w:t xml:space="preserve"> (</w:t>
-      </w:r>
-      <w:proofErr w:type="spellStart"/>
-      <w:r>
-        <w:rPr>
-          <w:rFonts w:cs="B Nazanin"/>
+          <w:rFonts w:asciiTheme="majorHAnsi" w:hAnsiTheme="majorHAnsi" w:cs="B Nazanin"/>
+          <w:sz w:val="20"/>
+          <w:szCs w:val="20"/>
+        </w:rPr>
+        <w:t xml:space="preserve"> </w:t>
+      </w:r>
+    </w:p>
+    <w:p>
+      <w:pPr>
+        <w:numPr>
+          <w:ilvl w:val="2"/>
+          <w:numId w:val="6"/>
+        </w:numPr>
+        <w:bidi/>
+        <w:rPr>
+          <w:rFonts w:asciiTheme="majorHAnsi" w:hAnsiTheme="majorHAnsi" w:cs="B Nazanin"/>
+          <w:sz w:val="20"/>
+          <w:szCs w:val="20"/>
+        </w:rPr>
+      </w:pPr>
+      <w:proofErr w:type="spellStart"/>
+      <w:r>
+        <w:rPr>
+          <w:rFonts w:asciiTheme="majorHAnsi" w:hAnsiTheme="majorHAnsi" w:cs="B Nazanin"/>
+          <w:sz w:val="20"/>
+          <w:szCs w:val="20"/>
         </w:rPr>
         <w:t>AuthService</w:t>
       </w:r>
       <w:proofErr w:type="spellEnd"/>
       <w:r>
         <w:rPr>
-          <w:rFonts w:cs="B Nazanin"/>
-        </w:rPr>
-        <w:t xml:space="preserve">, </w:t>
-      </w:r>
-      <w:proofErr w:type="spellStart"/>
-      <w:r>
-        <w:rPr>
-          <w:rFonts w:cs="B Nazanin"/>
+          <w:rFonts w:asciiTheme="majorHAnsi" w:hAnsiTheme="majorHAnsi" w:cs="B Nazanin"/>
+          <w:sz w:val="20"/>
+          <w:szCs w:val="20"/>
+          <w:rtl/>
+        </w:rPr>
+        <w:t xml:space="preserve"> صدا </w:t>
+      </w:r>
+      <w:proofErr w:type="gramStart"/>
+      <w:r>
+        <w:rPr>
+          <w:rFonts w:asciiTheme="majorHAnsi" w:hAnsiTheme="majorHAnsi" w:cs="B Nazanin"/>
+          <w:sz w:val="20"/>
+          <w:szCs w:val="20"/>
+          <w:rtl/>
+        </w:rPr>
+        <w:t xml:space="preserve">زدن  </w:t>
+      </w:r>
+      <w:proofErr w:type="spellStart"/>
+      <w:r>
+        <w:rPr>
+          <w:rFonts w:asciiTheme="majorHAnsi" w:hAnsiTheme="majorHAnsi" w:cs="B Nazanin"/>
+          <w:sz w:val="20"/>
+          <w:szCs w:val="20"/>
+        </w:rPr>
+        <w:t>api</w:t>
+      </w:r>
+      <w:proofErr w:type="spellEnd"/>
+      <w:proofErr w:type="gramEnd"/>
+      <w:r>
+        <w:rPr>
+          <w:rFonts w:asciiTheme="majorHAnsi" w:hAnsiTheme="majorHAnsi" w:cs="B Nazanin"/>
+          <w:sz w:val="20"/>
+          <w:szCs w:val="20"/>
+        </w:rPr>
+        <w:t xml:space="preserve"> </w:t>
+      </w:r>
+      <w:r>
+        <w:rPr>
+          <w:rFonts w:asciiTheme="majorHAnsi" w:hAnsiTheme="majorHAnsi" w:cs="B Nazanin"/>
+          <w:sz w:val="20"/>
+          <w:szCs w:val="20"/>
+          <w:rtl/>
+          <w:lang w:bidi="fa-IR"/>
+        </w:rPr>
+        <w:t xml:space="preserve"> احراز هویت</w:t>
+      </w:r>
+    </w:p>
+    <w:p>
+      <w:pPr>
+        <w:numPr>
+          <w:ilvl w:val="2"/>
+          <w:numId w:val="6"/>
+        </w:numPr>
+        <w:bidi/>
+        <w:rPr>
+          <w:rFonts w:asciiTheme="majorHAnsi" w:hAnsiTheme="majorHAnsi" w:cs="B Nazanin"/>
+          <w:sz w:val="20"/>
+          <w:szCs w:val="20"/>
+        </w:rPr>
+      </w:pPr>
+      <w:proofErr w:type="spellStart"/>
+      <w:r>
+        <w:rPr>
+          <w:rFonts w:asciiTheme="majorHAnsi" w:hAnsiTheme="majorHAnsi" w:cs="B Nazanin"/>
+          <w:sz w:val="20"/>
+          <w:szCs w:val="20"/>
         </w:rPr>
         <w:t>ApiService</w:t>
       </w:r>
       <w:proofErr w:type="spellEnd"/>
       <w:r>
         <w:rPr>
-          <w:rFonts w:cs="B Nazanin"/>
-        </w:rPr>
-        <w:t xml:space="preserve">, </w:t>
-      </w:r>
-      <w:proofErr w:type="spellStart"/>
-      <w:r>
-        <w:rPr>
-          <w:rFonts w:cs="B Nazanin"/>
-        </w:rPr>
+          <w:rFonts w:asciiTheme="majorHAnsi" w:hAnsiTheme="majorHAnsi" w:cs="B Nazanin"/>
+          <w:sz w:val="20"/>
+          <w:szCs w:val="20"/>
+          <w:rtl/>
+        </w:rPr>
+        <w:t xml:space="preserve"> صدا زدن </w:t>
+      </w:r>
+      <w:proofErr w:type="spellStart"/>
+      <w:r>
+        <w:rPr>
+          <w:rFonts w:asciiTheme="majorHAnsi" w:hAnsiTheme="majorHAnsi" w:cs="B Nazanin"/>
+          <w:sz w:val="20"/>
+          <w:szCs w:val="20"/>
+        </w:rPr>
+        <w:t>api</w:t>
+      </w:r>
+      <w:proofErr w:type="spellEnd"/>
+      <w:r>
+        <w:rPr>
+          <w:rFonts w:asciiTheme="majorHAnsi" w:hAnsiTheme="majorHAnsi" w:cs="B Nazanin"/>
+          <w:sz w:val="20"/>
+          <w:szCs w:val="20"/>
+        </w:rPr>
+        <w:t xml:space="preserve"> </w:t>
+      </w:r>
+      <w:r>
+        <w:rPr>
+          <w:rFonts w:asciiTheme="majorHAnsi" w:hAnsiTheme="majorHAnsi" w:cs="B Nazanin"/>
+          <w:sz w:val="20"/>
+          <w:szCs w:val="20"/>
+          <w:rtl/>
+          <w:lang w:bidi="fa-IR"/>
+        </w:rPr>
+        <w:t xml:space="preserve">ها یکتا بودن نام تراز و ارسال فایل تراز </w:t>
+      </w:r>
+    </w:p>
+    <w:p>
+      <w:pPr>
+        <w:numPr>
+          <w:ilvl w:val="2"/>
+          <w:numId w:val="6"/>
+        </w:numPr>
+        <w:bidi/>
+        <w:rPr>
+          <w:rFonts w:asciiTheme="majorHAnsi" w:hAnsiTheme="majorHAnsi" w:cs="B Nazanin"/>
+          <w:sz w:val="20"/>
+          <w:szCs w:val="20"/>
+        </w:rPr>
+      </w:pPr>
+      <w:proofErr w:type="spellStart"/>
+      <w:r>
+        <w:rPr>
+          <w:rFonts w:asciiTheme="majorHAnsi" w:hAnsiTheme="majorHAnsi" w:cs="B Nazanin"/>
+          <w:sz w:val="20"/>
+          <w:szCs w:val="20"/>
+        </w:rPr>
+        <w:lastRenderedPageBreak/>
         <w:t>ExcelExporter</w:t>
       </w:r>
       <w:proofErr w:type="spellEnd"/>
       <w:r>
         <w:rPr>
-          <w:rFonts w:cs="B Nazanin"/>
-        </w:rPr>
-        <w:t xml:space="preserve">, </w:t>
-      </w:r>
-      <w:proofErr w:type="spellStart"/>
-      <w:r>
-        <w:rPr>
-          <w:rFonts w:cs="B Nazanin"/>
+          <w:rFonts w:asciiTheme="majorHAnsi" w:hAnsiTheme="majorHAnsi" w:cs="B Nazanin"/>
+          <w:sz w:val="20"/>
+          <w:szCs w:val="20"/>
+          <w:rtl/>
+        </w:rPr>
+        <w:t xml:space="preserve"> ساخت و ذخیره اکسل ها </w:t>
+      </w:r>
+    </w:p>
+    <w:p>
+      <w:pPr>
+        <w:numPr>
+          <w:ilvl w:val="2"/>
+          <w:numId w:val="6"/>
+        </w:numPr>
+        <w:bidi/>
+        <w:rPr>
+          <w:rFonts w:asciiTheme="majorHAnsi" w:hAnsiTheme="majorHAnsi" w:cs="B Nazanin"/>
+          <w:sz w:val="20"/>
+          <w:szCs w:val="20"/>
+        </w:rPr>
+      </w:pPr>
+      <w:proofErr w:type="spellStart"/>
+      <w:r>
+        <w:rPr>
+          <w:rFonts w:asciiTheme="majorHAnsi" w:hAnsiTheme="majorHAnsi" w:cs="B Nazanin"/>
+          <w:sz w:val="20"/>
+          <w:szCs w:val="20"/>
         </w:rPr>
         <w:t>BalanceGenerator</w:t>
       </w:r>
       <w:proofErr w:type="spellEnd"/>
       <w:r>
         <w:rPr>
-          <w:rFonts w:cs="B Nazanin"/>
-        </w:rPr>
-        <w:t>, …)</w:t>
+          <w:rFonts w:asciiTheme="majorHAnsi" w:hAnsiTheme="majorHAnsi" w:cs="B Nazanin"/>
+          <w:sz w:val="20"/>
+          <w:szCs w:val="20"/>
+          <w:rtl/>
+        </w:rPr>
+        <w:t xml:space="preserve"> </w:t>
+      </w:r>
+      <w:r>
+        <w:rPr>
+          <w:rFonts w:asciiTheme="majorHAnsi" w:hAnsiTheme="majorHAnsi" w:cs="B Nazanin"/>
+          <w:sz w:val="20"/>
+          <w:szCs w:val="20"/>
+          <w:rtl/>
+          <w:lang w:bidi="fa-IR"/>
+        </w:rPr>
+        <w:t xml:space="preserve">  تولید محتوای تراز </w:t>
+      </w:r>
+    </w:p>
+    <w:p>
+      <w:pPr>
+        <w:numPr>
+          <w:ilvl w:val="2"/>
+          <w:numId w:val="6"/>
+        </w:numPr>
+        <w:bidi/>
+        <w:rPr>
+          <w:rFonts w:asciiTheme="majorHAnsi" w:hAnsiTheme="majorHAnsi" w:cs="B Nazanin"/>
+          <w:sz w:val="20"/>
+          <w:szCs w:val="20"/>
+        </w:rPr>
+      </w:pPr>
+      <w:proofErr w:type="spellStart"/>
+      <w:r>
+        <w:rPr>
+          <w:rFonts w:asciiTheme="majorHAnsi" w:hAnsiTheme="majorHAnsi" w:cs="B Nazanin"/>
+          <w:sz w:val="20"/>
+          <w:szCs w:val="20"/>
+          <w:highlight w:val="white"/>
+        </w:rPr>
+        <w:t>CheckInput</w:t>
+      </w:r>
+      <w:proofErr w:type="spellEnd"/>
+      <w:r>
+        <w:rPr>
+          <w:rFonts w:asciiTheme="majorHAnsi" w:hAnsiTheme="majorHAnsi" w:cs="B Nazanin"/>
+          <w:sz w:val="20"/>
+          <w:szCs w:val="20"/>
+          <w:rtl/>
+        </w:rPr>
+        <w:t xml:space="preserve"> بررسی ورودی های کاربر </w:t>
+      </w:r>
+    </w:p>
+    <w:p>
+      <w:pPr>
+        <w:numPr>
+          <w:ilvl w:val="2"/>
+          <w:numId w:val="6"/>
+        </w:numPr>
+        <w:bidi/>
+        <w:rPr>
+          <w:rFonts w:asciiTheme="majorHAnsi" w:hAnsiTheme="majorHAnsi" w:cs="B Nazanin"/>
+          <w:sz w:val="20"/>
+          <w:szCs w:val="20"/>
+        </w:rPr>
+      </w:pPr>
+      <w:proofErr w:type="spellStart"/>
+      <w:r>
+        <w:rPr>
+          <w:rFonts w:asciiTheme="majorHAnsi" w:hAnsiTheme="majorHAnsi" w:cs="B Nazanin"/>
+          <w:color w:val="2B91AF"/>
+          <w:sz w:val="20"/>
+          <w:szCs w:val="20"/>
+          <w:highlight w:val="white"/>
+        </w:rPr>
+        <w:t>DateTimeExtentions</w:t>
+      </w:r>
+      <w:proofErr w:type="spellEnd"/>
+      <w:r>
+        <w:rPr>
+          <w:rFonts w:asciiTheme="majorHAnsi" w:hAnsiTheme="majorHAnsi" w:cs="B Nazanin"/>
+          <w:color w:val="2B91AF"/>
+          <w:sz w:val="20"/>
+          <w:szCs w:val="20"/>
+          <w:rtl/>
+        </w:rPr>
+        <w:t xml:space="preserve"> تبدیل تاریخ از میلادی به شمسی </w:t>
+      </w:r>
+    </w:p>
+    <w:p>
+      <w:pPr>
+        <w:numPr>
+          <w:ilvl w:val="2"/>
+          <w:numId w:val="6"/>
+        </w:numPr>
+        <w:bidi/>
+        <w:rPr>
+          <w:rFonts w:asciiTheme="majorHAnsi" w:hAnsiTheme="majorHAnsi" w:cs="B Nazanin"/>
+          <w:sz w:val="20"/>
+          <w:szCs w:val="20"/>
+        </w:rPr>
+      </w:pPr>
+      <w:proofErr w:type="spellStart"/>
+      <w:r>
+        <w:rPr>
+          <w:rFonts w:asciiTheme="majorHAnsi" w:hAnsiTheme="majorHAnsi" w:cs="B Nazanin"/>
+          <w:color w:val="2B91AF"/>
+          <w:sz w:val="20"/>
+          <w:szCs w:val="20"/>
+          <w:highlight w:val="white"/>
+        </w:rPr>
+        <w:t>FileEncoder</w:t>
+      </w:r>
+      <w:proofErr w:type="spellEnd"/>
+      <w:r>
+        <w:rPr>
+          <w:rFonts w:asciiTheme="majorHAnsi" w:hAnsiTheme="majorHAnsi" w:cs="B Nazanin"/>
+          <w:color w:val="2B91AF"/>
+          <w:sz w:val="20"/>
+          <w:szCs w:val="20"/>
+          <w:rtl/>
+        </w:rPr>
+        <w:t xml:space="preserve"> کدینگ فایل برای ارسال به </w:t>
+      </w:r>
+      <w:proofErr w:type="spellStart"/>
+      <w:r>
+        <w:rPr>
+          <w:rFonts w:asciiTheme="majorHAnsi" w:hAnsiTheme="majorHAnsi" w:cs="B Nazanin"/>
+          <w:color w:val="2B91AF"/>
+          <w:sz w:val="20"/>
+          <w:szCs w:val="20"/>
+        </w:rPr>
+        <w:t>api</w:t>
+      </w:r>
+      <w:proofErr w:type="spellEnd"/>
+    </w:p>
+    <w:p>
+      <w:pPr>
+        <w:numPr>
+          <w:ilvl w:val="2"/>
+          <w:numId w:val="6"/>
+        </w:numPr>
+        <w:bidi/>
+        <w:rPr>
+          <w:rFonts w:asciiTheme="majorHAnsi" w:hAnsiTheme="majorHAnsi" w:cs="B Nazanin"/>
+          <w:sz w:val="20"/>
+          <w:szCs w:val="20"/>
+        </w:rPr>
+      </w:pPr>
+      <w:proofErr w:type="spellStart"/>
+      <w:proofErr w:type="gramStart"/>
+      <w:r>
+        <w:rPr>
+          <w:rFonts w:asciiTheme="majorHAnsi" w:hAnsiTheme="majorHAnsi" w:cs="B Nazanin"/>
+          <w:color w:val="2B91AF"/>
+          <w:sz w:val="20"/>
+          <w:szCs w:val="20"/>
+          <w:highlight w:val="white"/>
+        </w:rPr>
+        <w:t>InfoFileReader</w:t>
+      </w:r>
+      <w:proofErr w:type="spellEnd"/>
+      <w:r>
+        <w:rPr>
+          <w:rFonts w:asciiTheme="majorHAnsi" w:hAnsiTheme="majorHAnsi" w:cs="B Nazanin"/>
+          <w:color w:val="2B91AF"/>
+          <w:sz w:val="20"/>
+          <w:szCs w:val="20"/>
+        </w:rPr>
+        <w:t xml:space="preserve"> </w:t>
+      </w:r>
+      <w:r>
+        <w:rPr>
+          <w:rFonts w:asciiTheme="majorHAnsi" w:hAnsiTheme="majorHAnsi" w:cs="B Nazanin"/>
+          <w:color w:val="2B91AF"/>
+          <w:sz w:val="20"/>
+          <w:szCs w:val="20"/>
+          <w:rtl/>
+          <w:lang w:bidi="fa-IR"/>
+        </w:rPr>
+        <w:t xml:space="preserve"> خواندن</w:t>
+      </w:r>
+      <w:proofErr w:type="gramEnd"/>
+      <w:r>
+        <w:rPr>
+          <w:rFonts w:asciiTheme="majorHAnsi" w:hAnsiTheme="majorHAnsi" w:cs="B Nazanin"/>
+          <w:color w:val="2B91AF"/>
+          <w:sz w:val="20"/>
+          <w:szCs w:val="20"/>
+          <w:rtl/>
+          <w:lang w:bidi="fa-IR"/>
+        </w:rPr>
+        <w:t xml:space="preserve"> فایل های </w:t>
+      </w:r>
+      <w:proofErr w:type="spellStart"/>
+      <w:r>
+        <w:rPr>
+          <w:rFonts w:asciiTheme="majorHAnsi" w:hAnsiTheme="majorHAnsi" w:cs="B Nazanin"/>
+          <w:color w:val="800000"/>
+          <w:sz w:val="20"/>
+          <w:szCs w:val="20"/>
+          <w:highlight w:val="white"/>
+        </w:rPr>
+        <w:t>SecurityConfig.json</w:t>
+      </w:r>
+      <w:proofErr w:type="spellEnd"/>
+      <w:r>
+        <w:rPr>
+          <w:rFonts w:asciiTheme="majorHAnsi" w:hAnsiTheme="majorHAnsi" w:cs="B Nazanin"/>
+          <w:color w:val="800000"/>
+          <w:sz w:val="20"/>
+          <w:szCs w:val="20"/>
+          <w:rtl/>
+        </w:rPr>
+        <w:t xml:space="preserve"> و </w:t>
+      </w:r>
+      <w:r>
+        <w:rPr>
+          <w:rFonts w:asciiTheme="majorHAnsi" w:hAnsiTheme="majorHAnsi" w:cs="B Nazanin"/>
+          <w:color w:val="A31515"/>
+          <w:sz w:val="20"/>
+          <w:szCs w:val="20"/>
+          <w:highlight w:val="white"/>
+        </w:rPr>
+        <w:t>Info.txt</w:t>
+      </w:r>
+      <w:r>
+        <w:rPr>
+          <w:rFonts w:asciiTheme="majorHAnsi" w:hAnsiTheme="majorHAnsi" w:cs="B Nazanin"/>
+          <w:color w:val="A31515"/>
+          <w:sz w:val="20"/>
+          <w:szCs w:val="20"/>
+          <w:rtl/>
+        </w:rPr>
+        <w:t xml:space="preserve"> و جدا سازی مقادیر ورودی به کنسول </w:t>
       </w:r>
     </w:p>
     <w:p>
@@ -1352,62 +2069,68 @@
         </w:numPr>
         <w:bidi/>
         <w:rPr>
-          <w:rFonts w:cs="B Nazanin"/>
-        </w:rPr>
-      </w:pPr>
-      <w:r>
-        <w:rPr>
-          <w:rFonts w:cs="B Nazanin"/>
-          <w:rtl/>
-        </w:rPr>
-        <w:lastRenderedPageBreak/>
-        <w:t>تنظیما</w:t>
-      </w:r>
-      <w:bookmarkStart w:id="0" w:name="_GoBack"/>
-      <w:bookmarkEnd w:id="0"/>
-      <w:r>
-        <w:rPr>
-          <w:rFonts w:cs="B Nazanin"/>
-          <w:rtl/>
-        </w:rPr>
-        <w:t>ت</w:t>
-      </w:r>
-      <w:r>
-        <w:rPr>
-          <w:rFonts w:cs="B Nazanin"/>
+          <w:rFonts w:asciiTheme="majorHAnsi" w:hAnsiTheme="majorHAnsi" w:cs="B Nazanin"/>
+          <w:sz w:val="20"/>
+          <w:szCs w:val="20"/>
+        </w:rPr>
+      </w:pPr>
+      <w:r>
+        <w:rPr>
+          <w:rFonts w:asciiTheme="majorHAnsi" w:hAnsiTheme="majorHAnsi" w:cs="B Nazanin"/>
+          <w:sz w:val="20"/>
+          <w:szCs w:val="20"/>
+          <w:rtl/>
+        </w:rPr>
+        <w:t>تنظیمات</w:t>
+      </w:r>
+      <w:r>
+        <w:rPr>
+          <w:rFonts w:asciiTheme="majorHAnsi" w:hAnsiTheme="majorHAnsi" w:cs="B Nazanin"/>
+          <w:sz w:val="20"/>
+          <w:szCs w:val="20"/>
         </w:rPr>
         <w:t xml:space="preserve"> API </w:t>
       </w:r>
       <w:r>
         <w:rPr>
-          <w:rFonts w:cs="B Nazanin"/>
+          <w:rFonts w:asciiTheme="majorHAnsi" w:hAnsiTheme="majorHAnsi" w:cs="B Nazanin"/>
+          <w:sz w:val="20"/>
+          <w:szCs w:val="20"/>
           <w:rtl/>
         </w:rPr>
         <w:t>و</w:t>
       </w:r>
       <w:r>
         <w:rPr>
-          <w:rFonts w:cs="B Nazanin"/>
+          <w:rFonts w:asciiTheme="majorHAnsi" w:hAnsiTheme="majorHAnsi" w:cs="B Nazanin"/>
+          <w:sz w:val="20"/>
+          <w:szCs w:val="20"/>
         </w:rPr>
         <w:t xml:space="preserve"> </w:t>
       </w:r>
       <w:proofErr w:type="spellStart"/>
       <w:r>
         <w:rPr>
-          <w:rFonts w:cs="B Nazanin"/>
+          <w:rFonts w:asciiTheme="majorHAnsi" w:hAnsiTheme="majorHAnsi" w:cs="B Nazanin"/>
+          <w:sz w:val="20"/>
+          <w:szCs w:val="20"/>
         </w:rPr>
         <w:t>Auth</w:t>
       </w:r>
       <w:proofErr w:type="spellEnd"/>
       <w:r>
         <w:rPr>
-          <w:rFonts w:cs="B Nazanin"/>
+          <w:rFonts w:asciiTheme="majorHAnsi" w:hAnsiTheme="majorHAnsi" w:cs="B Nazanin"/>
+          <w:sz w:val="20"/>
+          <w:szCs w:val="20"/>
         </w:rPr>
         <w:t xml:space="preserve"> </w:t>
       </w:r>
       <w:r>
         <w:rPr>
-          <w:rFonts w:cs="B Nazanin"/>
+          <w:rFonts w:asciiTheme="majorHAnsi" w:hAnsiTheme="majorHAnsi" w:cs="B Nazanin"/>
+          <w:sz w:val="20"/>
+          <w:szCs w:val="20"/>
           <w:rtl/>
         </w:rPr>
         <w:t xml:space="preserve">از </w:t>
@@ -1415,7 +2138,9 @@
       <w:proofErr w:type="spellStart"/>
       <w:r>
         <w:rPr>
-          <w:rFonts w:cs="B Nazanin"/>
+          <w:rFonts w:asciiTheme="majorHAnsi" w:hAnsiTheme="majorHAnsi" w:cs="B Nazanin"/>
+          <w:sz w:val="20"/>
+          <w:szCs w:val="20"/>
         </w:rPr>
         <w:t>appsettings.json</w:t>
       </w:r>
@@ -1425,12 +2150,16 @@
       <w:pPr>
         <w:bidi/>
         <w:rPr>
-          <w:rFonts w:cs="B Nazanin"/>
-        </w:rPr>
-      </w:pPr>
-      <w:r>
-        <w:rPr>
-          <w:rFonts w:cs="B Nazanin"/>
+          <w:rFonts w:asciiTheme="majorHAnsi" w:hAnsiTheme="majorHAnsi" w:cs="B Nazanin"/>
+          <w:sz w:val="20"/>
+          <w:szCs w:val="20"/>
+        </w:rPr>
+      </w:pPr>
+      <w:r>
+        <w:rPr>
+          <w:rFonts w:asciiTheme="majorHAnsi" w:hAnsiTheme="majorHAnsi" w:cs="B Nazanin"/>
+          <w:sz w:val="20"/>
+          <w:szCs w:val="20"/>
         </w:rPr>
         <w:pict>
           <v:rect id="_x0000_i1025" style="width:0;height:1.5pt" o:hralign="center" o:hrstd="t" o:hr="t" fillcolor="#a0a0a0" stroked="f"/>
@@ -1441,16 +2170,20 @@
       <w:pPr>
         <w:bidi/>
         <w:rPr>
-          <w:rFonts w:cs="B Nazanin"/>
+          <w:rFonts w:asciiTheme="majorHAnsi" w:hAnsiTheme="majorHAnsi" w:cs="B Nazanin"/>
           <w:b/>
           <w:bCs/>
-        </w:rPr>
-      </w:pPr>
-      <w:r>
-        <w:rPr>
-          <w:rFonts w:cs="B Nazanin"/>
+          <w:sz w:val="20"/>
+          <w:szCs w:val="20"/>
+        </w:rPr>
+      </w:pPr>
+      <w:r>
+        <w:rPr>
+          <w:rFonts w:asciiTheme="majorHAnsi" w:hAnsiTheme="majorHAnsi" w:cs="B Nazanin"/>
           <w:b/>
           <w:bCs/>
+          <w:sz w:val="20"/>
+          <w:szCs w:val="20"/>
           <w:rtl/>
           <w:lang w:bidi="fa-IR"/>
         </w:rPr>
@@ -1458,17 +2191,21 @@
       </w:r>
       <w:r>
         <w:rPr>
-          <w:rFonts w:cs="B Nazanin"/>
+          <w:rFonts w:asciiTheme="majorHAnsi" w:hAnsiTheme="majorHAnsi" w:cs="B Nazanin"/>
           <w:b/>
           <w:bCs/>
+          <w:sz w:val="20"/>
+          <w:szCs w:val="20"/>
         </w:rPr>
         <w:t xml:space="preserve">. </w:t>
       </w:r>
       <w:r>
         <w:rPr>
-          <w:rFonts w:cs="B Nazanin"/>
+          <w:rFonts w:asciiTheme="majorHAnsi" w:hAnsiTheme="majorHAnsi" w:cs="B Nazanin"/>
           <w:b/>
           <w:bCs/>
+          <w:sz w:val="20"/>
+          <w:szCs w:val="20"/>
           <w:rtl/>
         </w:rPr>
         <w:t>آماده‌سازی اطلاعات ورودی</w:t>
@@ -1482,12 +2219,16 @@
         </w:numPr>
         <w:bidi/>
         <w:rPr>
-          <w:rFonts w:cs="B Nazanin"/>
-        </w:rPr>
-      </w:pPr>
-      <w:r>
-        <w:rPr>
-          <w:rFonts w:cs="B Nazanin"/>
+          <w:rFonts w:asciiTheme="majorHAnsi" w:hAnsiTheme="majorHAnsi" w:cs="B Nazanin"/>
+          <w:sz w:val="20"/>
+          <w:szCs w:val="20"/>
+        </w:rPr>
+      </w:pPr>
+      <w:r>
+        <w:rPr>
+          <w:rFonts w:asciiTheme="majorHAnsi" w:hAnsiTheme="majorHAnsi" w:cs="B Nazanin"/>
+          <w:sz w:val="20"/>
+          <w:szCs w:val="20"/>
           <w:rtl/>
         </w:rPr>
         <w:t xml:space="preserve">ایجاد شیء </w:t>
@@ -1495,27 +2236,44 @@
       <w:proofErr w:type="spellStart"/>
       <w:r>
         <w:rPr>
-          <w:rFonts w:cs="B Nazanin"/>
+          <w:rFonts w:asciiTheme="majorHAnsi" w:hAnsiTheme="majorHAnsi" w:cs="B Nazanin"/>
+          <w:sz w:val="20"/>
+          <w:szCs w:val="20"/>
         </w:rPr>
         <w:t>RequestDto</w:t>
       </w:r>
       <w:proofErr w:type="spellEnd"/>
       <w:r>
         <w:rPr>
-          <w:rFonts w:cs="B Nazanin"/>
+          <w:rFonts w:asciiTheme="majorHAnsi" w:hAnsiTheme="majorHAnsi" w:cs="B Nazanin"/>
+          <w:sz w:val="20"/>
+          <w:szCs w:val="20"/>
         </w:rPr>
         <w:t xml:space="preserve"> </w:t>
       </w:r>
       <w:r>
         <w:rPr>
-          <w:rFonts w:cs="B Nazanin"/>
+          <w:rFonts w:asciiTheme="majorHAnsi" w:hAnsiTheme="majorHAnsi" w:cs="B Nazanin"/>
+          <w:sz w:val="20"/>
+          <w:szCs w:val="20"/>
+          <w:rtl/>
+        </w:rPr>
+        <w:t xml:space="preserve"> </w:t>
+      </w:r>
+      <w:r>
+        <w:rPr>
+          <w:rFonts w:asciiTheme="majorHAnsi" w:hAnsiTheme="majorHAnsi" w:cs="B Nazanin"/>
+          <w:sz w:val="20"/>
+          <w:szCs w:val="20"/>
           <w:rtl/>
         </w:rPr>
         <w:t>شامل</w:t>
       </w:r>
       <w:r>
         <w:rPr>
-          <w:rFonts w:cs="B Nazanin"/>
+          <w:rFonts w:asciiTheme="majorHAnsi" w:hAnsiTheme="majorHAnsi" w:cs="B Nazanin"/>
+          <w:sz w:val="20"/>
+          <w:szCs w:val="20"/>
         </w:rPr>
         <w:t>:</w:t>
       </w:r>
@@ -1528,21 +2286,97 @@
         </w:numPr>
         <w:bidi/>
         <w:rPr>
-          <w:rFonts w:cs="B Nazanin"/>
-        </w:rPr>
-      </w:pPr>
-      <w:r>
-        <w:rPr>
-          <w:rFonts w:cs="B Nazanin"/>
-          <w:rtl/>
-        </w:rPr>
-        <w:t>اطلاعات احراز هویت</w:t>
-      </w:r>
-      <w:r>
-        <w:rPr>
-          <w:rFonts w:cs="B Nazanin"/>
-        </w:rPr>
-        <w:t xml:space="preserve"> API (Username, Password)</w:t>
+          <w:rFonts w:asciiTheme="majorHAnsi" w:hAnsiTheme="majorHAnsi" w:cs="B Nazanin"/>
+          <w:sz w:val="20"/>
+          <w:szCs w:val="20"/>
+        </w:rPr>
+      </w:pPr>
+      <w:proofErr w:type="spellStart"/>
+      <w:r>
+        <w:rPr>
+          <w:rFonts w:asciiTheme="majorHAnsi" w:hAnsiTheme="majorHAnsi" w:cs="B Nazanin"/>
+          <w:color w:val="000000"/>
+          <w:sz w:val="20"/>
+          <w:szCs w:val="20"/>
+          <w:highlight w:val="white"/>
+        </w:rPr>
+        <w:t>UserNameAPI</w:t>
+      </w:r>
+      <w:proofErr w:type="spellEnd"/>
+      <w:r>
+        <w:rPr>
+          <w:rFonts w:asciiTheme="majorHAnsi" w:hAnsiTheme="majorHAnsi" w:cs="B Nazanin"/>
+          <w:color w:val="000000"/>
+          <w:sz w:val="20"/>
+          <w:szCs w:val="20"/>
+          <w:rtl/>
+        </w:rPr>
+        <w:t xml:space="preserve"> نام کاربری برای احراز هویت با </w:t>
+      </w:r>
+      <w:proofErr w:type="spellStart"/>
+      <w:proofErr w:type="gramStart"/>
+      <w:r>
+        <w:rPr>
+          <w:rFonts w:asciiTheme="majorHAnsi" w:hAnsiTheme="majorHAnsi" w:cs="B Nazanin"/>
+          <w:color w:val="000000"/>
+          <w:sz w:val="20"/>
+          <w:szCs w:val="20"/>
+        </w:rPr>
+        <w:t>api</w:t>
+      </w:r>
+      <w:proofErr w:type="spellEnd"/>
+      <w:r>
+        <w:rPr>
+          <w:rFonts w:asciiTheme="majorHAnsi" w:hAnsiTheme="majorHAnsi" w:cs="B Nazanin"/>
+          <w:color w:val="000000"/>
+          <w:sz w:val="20"/>
+          <w:szCs w:val="20"/>
+        </w:rPr>
+        <w:t xml:space="preserve"> </w:t>
+      </w:r>
+      <w:r>
+        <w:rPr>
+          <w:rFonts w:asciiTheme="majorHAnsi" w:hAnsiTheme="majorHAnsi" w:cs="B Nazanin"/>
+          <w:color w:val="000000"/>
+          <w:sz w:val="20"/>
+          <w:szCs w:val="20"/>
+          <w:rtl/>
+          <w:lang w:bidi="fa-IR"/>
+        </w:rPr>
+        <w:t xml:space="preserve"> از</w:t>
+      </w:r>
+      <w:proofErr w:type="gramEnd"/>
+      <w:r>
+        <w:rPr>
+          <w:rFonts w:asciiTheme="majorHAnsi" w:hAnsiTheme="majorHAnsi" w:cs="B Nazanin"/>
+          <w:color w:val="000000"/>
+          <w:sz w:val="20"/>
+          <w:szCs w:val="20"/>
+          <w:rtl/>
+          <w:lang w:bidi="fa-IR"/>
+        </w:rPr>
+        <w:t xml:space="preserve"> </w:t>
+      </w:r>
+      <w:r>
+        <w:rPr>
+          <w:rFonts w:asciiTheme="majorHAnsi" w:hAnsiTheme="majorHAnsi" w:cs="B Nazanin"/>
+          <w:color w:val="A31515"/>
+          <w:sz w:val="20"/>
+          <w:szCs w:val="20"/>
+          <w:highlight w:val="white"/>
+        </w:rPr>
+        <w:t>Info.txt</w:t>
+      </w:r>
+      <w:r>
+        <w:rPr>
+          <w:rFonts w:asciiTheme="majorHAnsi" w:hAnsiTheme="majorHAnsi" w:cs="B Nazanin"/>
+          <w:color w:val="000000"/>
+          <w:sz w:val="20"/>
+          <w:szCs w:val="20"/>
+          <w:rtl/>
+          <w:lang w:bidi="fa-IR"/>
+        </w:rPr>
+        <w:t xml:space="preserve">  فایل خوانده میشود.</w:t>
       </w:r>
     </w:p>
     <w:p>
@@ -1553,21 +2387,101 @@
         </w:numPr>
         <w:bidi/>
         <w:rPr>
-          <w:rFonts w:cs="B Nazanin"/>
-        </w:rPr>
-      </w:pPr>
-      <w:r>
-        <w:rPr>
-          <w:rFonts w:cs="B Nazanin"/>
-          <w:rtl/>
-        </w:rPr>
-        <w:t>مسیر خروجی فایل</w:t>
-      </w:r>
-      <w:r>
-        <w:rPr>
-          <w:rFonts w:cs="B Nazanin"/>
-        </w:rPr>
-        <w:t xml:space="preserve"> Excel</w:t>
+          <w:rFonts w:asciiTheme="majorHAnsi" w:hAnsiTheme="majorHAnsi" w:cs="B Nazanin"/>
+          <w:sz w:val="20"/>
+          <w:szCs w:val="20"/>
+        </w:rPr>
+      </w:pPr>
+      <w:proofErr w:type="spellStart"/>
+      <w:r>
+        <w:rPr>
+          <w:rFonts w:asciiTheme="majorHAnsi" w:hAnsiTheme="majorHAnsi" w:cs="B Nazanin"/>
+          <w:color w:val="000000"/>
+          <w:sz w:val="20"/>
+          <w:szCs w:val="20"/>
+          <w:highlight w:val="white"/>
+        </w:rPr>
+        <w:t>PasswordAPI</w:t>
+      </w:r>
+      <w:proofErr w:type="spellEnd"/>
+      <w:r>
+        <w:rPr>
+          <w:rFonts w:asciiTheme="majorHAnsi" w:hAnsiTheme="majorHAnsi" w:cs="B Nazanin"/>
+          <w:color w:val="000000"/>
+          <w:sz w:val="20"/>
+          <w:szCs w:val="20"/>
+          <w:rtl/>
+          <w:lang w:bidi="fa-IR"/>
+        </w:rPr>
+        <w:t xml:space="preserve"> گذرواژه برای احراز هویت با </w:t>
+      </w:r>
+      <w:proofErr w:type="spellStart"/>
+      <w:r>
+        <w:rPr>
+          <w:rFonts w:asciiTheme="majorHAnsi" w:hAnsiTheme="majorHAnsi" w:cs="B Nazanin"/>
+          <w:color w:val="000000"/>
+          <w:sz w:val="20"/>
+          <w:szCs w:val="20"/>
+          <w:lang w:bidi="fa-IR"/>
+        </w:rPr>
+        <w:t>api</w:t>
+      </w:r>
+      <w:proofErr w:type="spellEnd"/>
+      <w:r>
+        <w:rPr>
+          <w:rFonts w:asciiTheme="majorHAnsi" w:hAnsiTheme="majorHAnsi" w:cs="B Nazanin"/>
+          <w:color w:val="000000"/>
+          <w:sz w:val="20"/>
+          <w:szCs w:val="20"/>
+          <w:rtl/>
+          <w:lang w:bidi="fa-IR"/>
+        </w:rPr>
+        <w:t xml:space="preserve"> </w:t>
+      </w:r>
+      <w:r>
+        <w:rPr>
+          <w:rFonts w:asciiTheme="majorHAnsi" w:hAnsiTheme="majorHAnsi" w:cs="B Nazanin"/>
+          <w:color w:val="000000"/>
+          <w:sz w:val="20"/>
+          <w:szCs w:val="20"/>
+          <w:rtl/>
+          <w:lang w:bidi="fa-IR"/>
+        </w:rPr>
+        <w:t xml:space="preserve">از </w:t>
+      </w:r>
+      <w:proofErr w:type="gramStart"/>
+      <w:r>
+        <w:rPr>
+          <w:rFonts w:asciiTheme="majorHAnsi" w:hAnsiTheme="majorHAnsi" w:cs="B Nazanin"/>
+          <w:color w:val="A31515"/>
+          <w:sz w:val="20"/>
+          <w:szCs w:val="20"/>
+          <w:highlight w:val="white"/>
+        </w:rPr>
+        <w:t>Info.txt</w:t>
+      </w:r>
+      <w:r>
+        <w:rPr>
+          <w:rFonts w:asciiTheme="majorHAnsi" w:hAnsiTheme="majorHAnsi" w:cs="B Nazanin"/>
+          <w:color w:val="000000"/>
+          <w:sz w:val="20"/>
+          <w:szCs w:val="20"/>
+          <w:rtl/>
+          <w:lang w:bidi="fa-IR"/>
+        </w:rPr>
+        <w:t xml:space="preserve">  فایل</w:t>
+      </w:r>
+      <w:proofErr w:type="gramEnd"/>
+      <w:r>
+        <w:rPr>
+          <w:rFonts w:asciiTheme="majorHAnsi" w:hAnsiTheme="majorHAnsi" w:cs="B Nazanin"/>
+          <w:color w:val="000000"/>
+          <w:sz w:val="20"/>
+          <w:szCs w:val="20"/>
+          <w:rtl/>
+          <w:lang w:bidi="fa-IR"/>
+        </w:rPr>
+        <w:t xml:space="preserve"> خوانده میشود.</w:t>
       </w:r>
     </w:p>
     <w:p>
@@ -1578,35 +2492,53 @@
         </w:numPr>
         <w:bidi/>
         <w:rPr>
-          <w:rFonts w:cs="B Nazanin"/>
-        </w:rPr>
-      </w:pPr>
-      <w:r>
-        <w:rPr>
-          <w:rFonts w:cs="B Nazanin"/>
-          <w:rtl/>
-        </w:rPr>
-        <w:t>شناسه دوره</w:t>
-      </w:r>
-      <w:r>
-        <w:rPr>
-          <w:rFonts w:cs="B Nazanin"/>
-        </w:rPr>
-        <w:t xml:space="preserve"> (</w:t>
-      </w:r>
-      <w:proofErr w:type="spellStart"/>
-      <w:r>
-        <w:rPr>
-          <w:rFonts w:cs="B Nazanin"/>
+          <w:rFonts w:asciiTheme="majorHAnsi" w:hAnsiTheme="majorHAnsi" w:cs="B Nazanin"/>
+          <w:sz w:val="20"/>
+          <w:szCs w:val="20"/>
+        </w:rPr>
+      </w:pPr>
+      <w:proofErr w:type="spellStart"/>
+      <w:proofErr w:type="gramStart"/>
+      <w:r>
+        <w:rPr>
+          <w:rFonts w:asciiTheme="majorHAnsi" w:hAnsiTheme="majorHAnsi" w:cs="B Nazanin"/>
+          <w:color w:val="000000"/>
+          <w:sz w:val="20"/>
+          <w:szCs w:val="20"/>
+          <w:highlight w:val="white"/>
         </w:rPr>
         <w:t>PeriodId</w:t>
       </w:r>
       <w:proofErr w:type="spellEnd"/>
       <w:r>
         <w:rPr>
-          <w:rFonts w:cs="B Nazanin"/>
-        </w:rPr>
-        <w:t>)</w:t>
+          <w:rFonts w:asciiTheme="majorHAnsi" w:hAnsiTheme="majorHAnsi" w:cs="B Nazanin"/>
+          <w:color w:val="000000"/>
+          <w:sz w:val="20"/>
+          <w:szCs w:val="20"/>
+        </w:rPr>
+        <w:t xml:space="preserve"> </w:t>
+      </w:r>
+      <w:r>
+        <w:rPr>
+          <w:rFonts w:asciiTheme="majorHAnsi" w:hAnsiTheme="majorHAnsi" w:cs="B Nazanin"/>
+          <w:color w:val="000000"/>
+          <w:sz w:val="20"/>
+          <w:szCs w:val="20"/>
+          <w:rtl/>
+        </w:rPr>
+        <w:t xml:space="preserve"> شناسه</w:t>
+      </w:r>
+      <w:proofErr w:type="gramEnd"/>
+      <w:r>
+        <w:rPr>
+          <w:rFonts w:asciiTheme="majorHAnsi" w:hAnsiTheme="majorHAnsi" w:cs="B Nazanin"/>
+          <w:color w:val="000000"/>
+          <w:sz w:val="20"/>
+          <w:szCs w:val="20"/>
+          <w:rtl/>
+        </w:rPr>
+        <w:t xml:space="preserve"> دوره مالی </w:t>
       </w:r>
     </w:p>
     <w:p>
@@ -1617,21 +2549,67 @@
         </w:numPr>
         <w:bidi/>
         <w:rPr>
-          <w:rFonts w:cs="B Nazanin"/>
-        </w:rPr>
-      </w:pPr>
-      <w:r>
-        <w:rPr>
-          <w:rFonts w:cs="B Nazanin"/>
-          <w:rtl/>
-        </w:rPr>
-        <w:t>آدرس</w:t>
-      </w:r>
-      <w:r>
-        <w:rPr>
-          <w:rFonts w:cs="B Nazanin"/>
-        </w:rPr>
-        <w:t xml:space="preserve"> API</w:t>
+          <w:rFonts w:asciiTheme="majorHAnsi" w:hAnsiTheme="majorHAnsi" w:cs="B Nazanin"/>
+          <w:sz w:val="20"/>
+          <w:szCs w:val="20"/>
+        </w:rPr>
+      </w:pPr>
+      <w:proofErr w:type="spellStart"/>
+      <w:proofErr w:type="gramStart"/>
+      <w:r>
+        <w:rPr>
+          <w:rFonts w:asciiTheme="majorHAnsi" w:hAnsiTheme="majorHAnsi" w:cs="B Nazanin"/>
+          <w:color w:val="000000"/>
+          <w:sz w:val="20"/>
+          <w:szCs w:val="20"/>
+          <w:highlight w:val="white"/>
+        </w:rPr>
+        <w:t>FolderPath</w:t>
+      </w:r>
+      <w:proofErr w:type="spellEnd"/>
+      <w:r>
+        <w:rPr>
+          <w:rFonts w:asciiTheme="majorHAnsi" w:hAnsiTheme="majorHAnsi" w:cs="B Nazanin"/>
+          <w:sz w:val="20"/>
+          <w:szCs w:val="20"/>
+        </w:rPr>
+        <w:t xml:space="preserve"> </w:t>
+      </w:r>
+      <w:r>
+        <w:rPr>
+          <w:rFonts w:asciiTheme="majorHAnsi" w:hAnsiTheme="majorHAnsi" w:cs="B Nazanin"/>
+          <w:sz w:val="20"/>
+          <w:szCs w:val="20"/>
+          <w:rtl/>
+        </w:rPr>
+        <w:t xml:space="preserve"> </w:t>
+      </w:r>
+      <w:r>
+        <w:rPr>
+          <w:rFonts w:asciiTheme="majorHAnsi" w:hAnsiTheme="majorHAnsi" w:cs="B Nazanin"/>
+          <w:sz w:val="20"/>
+          <w:szCs w:val="20"/>
+          <w:rtl/>
+        </w:rPr>
+        <w:t>مسیر</w:t>
+      </w:r>
+      <w:proofErr w:type="gramEnd"/>
+      <w:r>
+        <w:rPr>
+          <w:rFonts w:asciiTheme="majorHAnsi" w:hAnsiTheme="majorHAnsi" w:cs="B Nazanin"/>
+          <w:sz w:val="20"/>
+          <w:szCs w:val="20"/>
+          <w:rtl/>
+        </w:rPr>
+        <w:t xml:space="preserve"> خروجی فایل</w:t>
+      </w:r>
+      <w:r>
+        <w:rPr>
+          <w:rFonts w:asciiTheme="majorHAnsi" w:hAnsiTheme="majorHAnsi" w:cs="B Nazanin"/>
+          <w:sz w:val="20"/>
+          <w:szCs w:val="20"/>
+        </w:rPr>
+        <w:t xml:space="preserve"> Excel</w:t>
       </w:r>
     </w:p>
     <w:p>
@@ -1642,35 +2620,32 @@
         </w:numPr>
         <w:bidi/>
         <w:rPr>
-          <w:rFonts w:cs="B Nazanin"/>
-        </w:rPr>
-      </w:pPr>
-      <w:r>
-        <w:rPr>
-          <w:rFonts w:cs="B Nazanin"/>
-          <w:rtl/>
-        </w:rPr>
-        <w:t>نام تراز</w:t>
-      </w:r>
-      <w:r>
-        <w:rPr>
-          <w:rFonts w:cs="B Nazanin"/>
-        </w:rPr>
-        <w:t xml:space="preserve"> (</w:t>
-      </w:r>
-      <w:proofErr w:type="spellStart"/>
-      <w:r>
-        <w:rPr>
-          <w:rFonts w:cs="B Nazanin"/>
+          <w:rFonts w:asciiTheme="majorHAnsi" w:hAnsiTheme="majorHAnsi" w:cs="B Nazanin"/>
+          <w:sz w:val="20"/>
+          <w:szCs w:val="20"/>
+        </w:rPr>
+      </w:pPr>
+      <w:proofErr w:type="spellStart"/>
+      <w:r>
+        <w:rPr>
+          <w:rFonts w:asciiTheme="majorHAnsi" w:hAnsiTheme="majorHAnsi" w:cs="B Nazanin"/>
+          <w:color w:val="000000"/>
+          <w:sz w:val="20"/>
+          <w:szCs w:val="20"/>
+          <w:highlight w:val="white"/>
         </w:rPr>
         <w:t>BalanceName</w:t>
       </w:r>
       <w:proofErr w:type="spellEnd"/>
       <w:r>
         <w:rPr>
-          <w:rFonts w:cs="B Nazanin"/>
-        </w:rPr>
-        <w:t>)</w:t>
+          <w:rFonts w:asciiTheme="majorHAnsi" w:hAnsiTheme="majorHAnsi" w:cs="B Nazanin"/>
+          <w:color w:val="000000"/>
+          <w:sz w:val="20"/>
+          <w:szCs w:val="20"/>
+          <w:rtl/>
+        </w:rPr>
+        <w:t xml:space="preserve"> نام ترازی که در سایت اپلود میشود</w:t>
       </w:r>
     </w:p>
     <w:p>
@@ -1681,27 +2656,2241 @@
         </w:numPr>
         <w:bidi/>
         <w:rPr>
-          <w:rFonts w:cs="B Nazanin"/>
-        </w:rPr>
-      </w:pPr>
-      <w:r>
-        <w:rPr>
-          <w:rFonts w:cs="B Nazanin"/>
-          <w:rtl/>
-        </w:rPr>
-        <w:t>نام فایل خروجی</w:t>
-      </w:r>
-    </w:p>
-    <w:p>
-      <w:pPr>
+          <w:rFonts w:asciiTheme="majorHAnsi" w:hAnsiTheme="majorHAnsi" w:cs="B Nazanin"/>
+          <w:sz w:val="20"/>
+          <w:szCs w:val="20"/>
+        </w:rPr>
+      </w:pPr>
+      <w:proofErr w:type="spellStart"/>
+      <w:proofErr w:type="gramStart"/>
+      <w:r>
+        <w:rPr>
+          <w:rFonts w:asciiTheme="majorHAnsi" w:hAnsiTheme="majorHAnsi" w:cs="B Nazanin"/>
+          <w:color w:val="000000"/>
+          <w:sz w:val="20"/>
+          <w:szCs w:val="20"/>
+          <w:highlight w:val="white"/>
+        </w:rPr>
+        <w:t>BaseUrl</w:t>
+      </w:r>
+      <w:proofErr w:type="spellEnd"/>
+      <w:r>
+        <w:rPr>
+          <w:rFonts w:asciiTheme="majorHAnsi" w:hAnsiTheme="majorHAnsi" w:cs="B Nazanin"/>
+          <w:color w:val="000000"/>
+          <w:sz w:val="20"/>
+          <w:szCs w:val="20"/>
+          <w:highlight w:val="white"/>
+        </w:rPr>
+        <w:t xml:space="preserve"> </w:t>
+      </w:r>
+      <w:r>
+        <w:rPr>
+          <w:rFonts w:asciiTheme="majorHAnsi" w:hAnsiTheme="majorHAnsi" w:cs="B Nazanin"/>
+          <w:color w:val="000000"/>
+          <w:sz w:val="20"/>
+          <w:szCs w:val="20"/>
+          <w:rtl/>
+        </w:rPr>
+        <w:t xml:space="preserve"> </w:t>
+      </w:r>
+      <w:r>
+        <w:rPr>
+          <w:rFonts w:asciiTheme="majorHAnsi" w:hAnsiTheme="majorHAnsi" w:cs="B Nazanin"/>
+          <w:sz w:val="20"/>
+          <w:szCs w:val="20"/>
+          <w:rtl/>
+        </w:rPr>
+        <w:t>آدرس</w:t>
+      </w:r>
+      <w:proofErr w:type="gramEnd"/>
+      <w:r>
+        <w:rPr>
+          <w:rFonts w:asciiTheme="majorHAnsi" w:hAnsiTheme="majorHAnsi" w:cs="B Nazanin"/>
+          <w:sz w:val="20"/>
+          <w:szCs w:val="20"/>
+        </w:rPr>
+        <w:t xml:space="preserve"> API</w:t>
+      </w:r>
+    </w:p>
+    <w:p>
+      <w:pPr>
+        <w:numPr>
+          <w:ilvl w:val="1"/>
+          <w:numId w:val="7"/>
+        </w:numPr>
         <w:bidi/>
         <w:rPr>
-          <w:rFonts w:cs="B Nazanin"/>
-        </w:rPr>
-      </w:pPr>
-      <w:r>
-        <w:rPr>
-          <w:rFonts w:cs="B Nazanin"/>
+          <w:rFonts w:asciiTheme="majorHAnsi" w:hAnsiTheme="majorHAnsi" w:cs="B Nazanin"/>
+          <w:sz w:val="20"/>
+          <w:szCs w:val="20"/>
+        </w:rPr>
+      </w:pPr>
+      <w:proofErr w:type="spellStart"/>
+      <w:proofErr w:type="gramStart"/>
+      <w:r>
+        <w:rPr>
+          <w:rFonts w:asciiTheme="majorHAnsi" w:hAnsiTheme="majorHAnsi" w:cs="B Nazanin"/>
+          <w:color w:val="000000"/>
+          <w:sz w:val="20"/>
+          <w:szCs w:val="20"/>
+          <w:highlight w:val="white"/>
+        </w:rPr>
+        <w:t>FileName</w:t>
+      </w:r>
+      <w:proofErr w:type="spellEnd"/>
+      <w:r>
+        <w:rPr>
+          <w:rFonts w:asciiTheme="majorHAnsi" w:hAnsiTheme="majorHAnsi" w:cs="B Nazanin"/>
+          <w:color w:val="000000"/>
+          <w:sz w:val="20"/>
+          <w:szCs w:val="20"/>
+          <w:highlight w:val="white"/>
+        </w:rPr>
+        <w:t xml:space="preserve"> </w:t>
+      </w:r>
+      <w:r>
+        <w:rPr>
+          <w:rFonts w:asciiTheme="majorHAnsi" w:hAnsiTheme="majorHAnsi" w:cs="B Nazanin"/>
+          <w:color w:val="000000"/>
+          <w:sz w:val="20"/>
+          <w:szCs w:val="20"/>
+          <w:rtl/>
+        </w:rPr>
+        <w:t xml:space="preserve"> </w:t>
+      </w:r>
+      <w:r>
+        <w:rPr>
+          <w:rFonts w:asciiTheme="majorHAnsi" w:hAnsiTheme="majorHAnsi" w:cs="B Nazanin"/>
+          <w:sz w:val="20"/>
+          <w:szCs w:val="20"/>
+          <w:rtl/>
+        </w:rPr>
+        <w:t>نام</w:t>
+      </w:r>
+      <w:proofErr w:type="gramEnd"/>
+      <w:r>
+        <w:rPr>
+          <w:rFonts w:asciiTheme="majorHAnsi" w:hAnsiTheme="majorHAnsi" w:cs="B Nazanin"/>
+          <w:sz w:val="20"/>
+          <w:szCs w:val="20"/>
+          <w:rtl/>
+        </w:rPr>
+        <w:t xml:space="preserve"> فایل خروجی</w:t>
+      </w:r>
+      <w:r>
+        <w:rPr>
+          <w:rFonts w:asciiTheme="majorHAnsi" w:hAnsiTheme="majorHAnsi" w:cs="B Nazanin"/>
+          <w:sz w:val="20"/>
+          <w:szCs w:val="20"/>
+          <w:rtl/>
+        </w:rPr>
+        <w:t xml:space="preserve"> که به کاربر بر میگردد</w:t>
+      </w:r>
+    </w:p>
+    <w:p>
+      <w:pPr>
+        <w:numPr>
+          <w:ilvl w:val="1"/>
+          <w:numId w:val="7"/>
+        </w:numPr>
+        <w:bidi/>
+        <w:rPr>
+          <w:rFonts w:asciiTheme="majorHAnsi" w:hAnsiTheme="majorHAnsi" w:cs="B Nazanin"/>
+          <w:sz w:val="20"/>
+          <w:szCs w:val="20"/>
+        </w:rPr>
+      </w:pPr>
+      <w:proofErr w:type="spellStart"/>
+      <w:r>
+        <w:rPr>
+          <w:rFonts w:asciiTheme="majorHAnsi" w:hAnsiTheme="majorHAnsi" w:cs="B Nazanin"/>
+          <w:color w:val="000000"/>
+          <w:sz w:val="20"/>
+          <w:szCs w:val="20"/>
+          <w:highlight w:val="white"/>
+        </w:rPr>
+        <w:t>FileNameArzi</w:t>
+      </w:r>
+      <w:proofErr w:type="spellEnd"/>
+      <w:r>
+        <w:rPr>
+          <w:rFonts w:asciiTheme="majorHAnsi" w:hAnsiTheme="majorHAnsi" w:cs="B Nazanin"/>
+          <w:color w:val="000000"/>
+          <w:sz w:val="20"/>
+          <w:szCs w:val="20"/>
+          <w:rtl/>
+        </w:rPr>
+        <w:t xml:space="preserve"> نام فایل خروجی برای تراز ارزی پویا</w:t>
+      </w:r>
+    </w:p>
+    <w:p>
+      <w:pPr>
+        <w:numPr>
+          <w:ilvl w:val="1"/>
+          <w:numId w:val="7"/>
+        </w:numPr>
+        <w:bidi/>
+        <w:rPr>
+          <w:rFonts w:asciiTheme="majorHAnsi" w:hAnsiTheme="majorHAnsi" w:cs="B Nazanin"/>
+          <w:sz w:val="20"/>
+          <w:szCs w:val="20"/>
+        </w:rPr>
+      </w:pPr>
+      <w:proofErr w:type="spellStart"/>
+      <w:r>
+        <w:rPr>
+          <w:rFonts w:asciiTheme="majorHAnsi" w:hAnsiTheme="majorHAnsi" w:cs="B Nazanin"/>
+          <w:color w:val="000000"/>
+          <w:sz w:val="20"/>
+          <w:szCs w:val="20"/>
+          <w:highlight w:val="white"/>
+        </w:rPr>
+        <w:t>FileNameRial</w:t>
+      </w:r>
+      <w:proofErr w:type="spellEnd"/>
+      <w:r>
+        <w:rPr>
+          <w:rFonts w:asciiTheme="majorHAnsi" w:hAnsiTheme="majorHAnsi" w:cs="B Nazanin"/>
+          <w:color w:val="000000"/>
+          <w:sz w:val="20"/>
+          <w:szCs w:val="20"/>
+          <w:rtl/>
+        </w:rPr>
+        <w:t xml:space="preserve"> </w:t>
+      </w:r>
+      <w:r>
+        <w:rPr>
+          <w:rFonts w:asciiTheme="majorHAnsi" w:hAnsiTheme="majorHAnsi" w:cs="B Nazanin"/>
+          <w:color w:val="000000"/>
+          <w:sz w:val="20"/>
+          <w:szCs w:val="20"/>
+          <w:rtl/>
+        </w:rPr>
+        <w:t xml:space="preserve">نام فایل خروجی برای تراز </w:t>
+      </w:r>
+      <w:r>
+        <w:rPr>
+          <w:rFonts w:asciiTheme="majorHAnsi" w:hAnsiTheme="majorHAnsi" w:cs="B Nazanin"/>
+          <w:color w:val="000000"/>
+          <w:sz w:val="20"/>
+          <w:szCs w:val="20"/>
+          <w:rtl/>
+        </w:rPr>
+        <w:t>ریالی</w:t>
+      </w:r>
+      <w:r>
+        <w:rPr>
+          <w:rFonts w:asciiTheme="majorHAnsi" w:hAnsiTheme="majorHAnsi" w:cs="B Nazanin"/>
+          <w:color w:val="000000"/>
+          <w:sz w:val="20"/>
+          <w:szCs w:val="20"/>
+          <w:rtl/>
+        </w:rPr>
+        <w:t xml:space="preserve"> پویا</w:t>
+      </w:r>
+    </w:p>
+    <w:p>
+      <w:pPr>
+        <w:numPr>
+          <w:ilvl w:val="1"/>
+          <w:numId w:val="7"/>
+        </w:numPr>
+        <w:bidi/>
+        <w:rPr>
+          <w:rFonts w:asciiTheme="majorHAnsi" w:hAnsiTheme="majorHAnsi" w:cs="B Nazanin"/>
+          <w:sz w:val="20"/>
+          <w:szCs w:val="20"/>
+        </w:rPr>
+      </w:pPr>
+      <w:r>
+        <w:rPr>
+          <w:rFonts w:asciiTheme="majorHAnsi" w:hAnsiTheme="majorHAnsi" w:cs="B Nazanin"/>
+          <w:color w:val="000000"/>
+          <w:sz w:val="20"/>
+          <w:szCs w:val="20"/>
+          <w:highlight w:val="white"/>
+        </w:rPr>
+        <w:t>Delay</w:t>
+      </w:r>
+      <w:r>
+        <w:rPr>
+          <w:rFonts w:asciiTheme="majorHAnsi" w:hAnsiTheme="majorHAnsi" w:cs="B Nazanin"/>
+          <w:color w:val="000000"/>
+          <w:sz w:val="20"/>
+          <w:szCs w:val="20"/>
+          <w:rtl/>
+        </w:rPr>
+        <w:t xml:space="preserve"> فاصله زمانی بین ارسال تراز ریالی و ارزی پویا </w:t>
+      </w:r>
+    </w:p>
+    <w:p>
+      <w:pPr>
+        <w:pStyle w:val="ListParagraph"/>
+        <w:numPr>
+          <w:ilvl w:val="0"/>
+          <w:numId w:val="7"/>
+        </w:numPr>
+        <w:autoSpaceDE w:val="0"/>
+        <w:autoSpaceDN w:val="0"/>
+        <w:adjustRightInd w:val="0"/>
+        <w:spacing w:after="0" w:line="240" w:lineRule="auto"/>
+        <w:rPr>
+          <w:rFonts w:ascii="Cascadia Mono" w:hAnsi="Cascadia Mono" w:cs="Cascadia Mono"/>
+          <w:color w:val="000000"/>
+          <w:sz w:val="19"/>
+          <w:szCs w:val="19"/>
+          <w:highlight w:val="white"/>
+        </w:rPr>
+      </w:pPr>
+      <w:r>
+        <w:rPr>
+          <w:rFonts w:ascii="Cascadia Mono" w:hAnsi="Cascadia Mono" w:cs="Cascadia Mono"/>
+          <w:color w:val="000000"/>
+          <w:sz w:val="19"/>
+          <w:szCs w:val="19"/>
+          <w:highlight w:val="white"/>
+        </w:rPr>
+        <w:t xml:space="preserve">                    </w:t>
+      </w:r>
+      <w:proofErr w:type="spellStart"/>
+      <w:r>
+        <w:rPr>
+          <w:rFonts w:ascii="Cascadia Mono" w:hAnsi="Cascadia Mono" w:cs="Cascadia Mono"/>
+          <w:color w:val="000000"/>
+          <w:sz w:val="19"/>
+          <w:szCs w:val="19"/>
+          <w:highlight w:val="white"/>
+        </w:rPr>
+        <w:t>TarazType</w:t>
+      </w:r>
+      <w:proofErr w:type="spellEnd"/>
+      <w:r>
+        <w:rPr>
+          <w:rFonts w:ascii="Cascadia Mono" w:hAnsi="Cascadia Mono" w:cs="Cascadia Mono"/>
+          <w:color w:val="000000"/>
+          <w:sz w:val="19"/>
+          <w:szCs w:val="19"/>
+          <w:highlight w:val="white"/>
+        </w:rPr>
+        <w:t xml:space="preserve"> = </w:t>
+      </w:r>
+      <w:proofErr w:type="spellStart"/>
+      <w:r>
+        <w:rPr>
+          <w:rFonts w:ascii="Cascadia Mono" w:hAnsi="Cascadia Mono" w:cs="Cascadia Mono"/>
+          <w:color w:val="000000"/>
+          <w:sz w:val="19"/>
+          <w:szCs w:val="19"/>
+          <w:highlight w:val="white"/>
+        </w:rPr>
+        <w:t>config</w:t>
+      </w:r>
+      <w:proofErr w:type="spellEnd"/>
+      <w:r>
+        <w:rPr>
+          <w:rFonts w:ascii="Cascadia Mono" w:hAnsi="Cascadia Mono" w:cs="Cascadia Mono"/>
+          <w:color w:val="000000"/>
+          <w:sz w:val="19"/>
+          <w:szCs w:val="19"/>
+          <w:highlight w:val="white"/>
+        </w:rPr>
+        <w:t>[</w:t>
+      </w:r>
+      <w:r>
+        <w:rPr>
+          <w:rFonts w:ascii="Cascadia Mono" w:hAnsi="Cascadia Mono" w:cs="Cascadia Mono"/>
+          <w:color w:val="A31515"/>
+          <w:sz w:val="19"/>
+          <w:szCs w:val="19"/>
+          <w:highlight w:val="white"/>
+        </w:rPr>
+        <w:t>"</w:t>
+      </w:r>
+      <w:proofErr w:type="spellStart"/>
+      <w:r>
+        <w:rPr>
+          <w:rFonts w:ascii="Cascadia Mono" w:hAnsi="Cascadia Mono" w:cs="Cascadia Mono"/>
+          <w:color w:val="A31515"/>
+          <w:sz w:val="19"/>
+          <w:szCs w:val="19"/>
+          <w:highlight w:val="white"/>
+        </w:rPr>
+        <w:t>tarazType</w:t>
+      </w:r>
+      <w:proofErr w:type="spellEnd"/>
+      <w:r>
+        <w:rPr>
+          <w:rFonts w:ascii="Cascadia Mono" w:hAnsi="Cascadia Mono" w:cs="Cascadia Mono"/>
+          <w:color w:val="A31515"/>
+          <w:sz w:val="19"/>
+          <w:szCs w:val="19"/>
+          <w:highlight w:val="white"/>
+        </w:rPr>
+        <w:t>"</w:t>
+      </w:r>
+      <w:r>
+        <w:rPr>
+          <w:rFonts w:ascii="Cascadia Mono" w:hAnsi="Cascadia Mono" w:cs="Cascadia Mono"/>
+          <w:color w:val="000000"/>
+          <w:sz w:val="19"/>
+          <w:szCs w:val="19"/>
+          <w:highlight w:val="white"/>
+        </w:rPr>
+        <w:t>],</w:t>
+      </w:r>
+    </w:p>
+    <w:p>
+      <w:pPr>
+        <w:pStyle w:val="ListParagraph"/>
+        <w:numPr>
+          <w:ilvl w:val="0"/>
+          <w:numId w:val="7"/>
+        </w:numPr>
+        <w:autoSpaceDE w:val="0"/>
+        <w:autoSpaceDN w:val="0"/>
+        <w:adjustRightInd w:val="0"/>
+        <w:spacing w:after="0" w:line="240" w:lineRule="auto"/>
+        <w:rPr>
+          <w:rFonts w:ascii="Cascadia Mono" w:hAnsi="Cascadia Mono" w:cs="Cascadia Mono"/>
+          <w:color w:val="000000"/>
+          <w:sz w:val="19"/>
+          <w:szCs w:val="19"/>
+          <w:highlight w:val="white"/>
+        </w:rPr>
+      </w:pPr>
+      <w:r>
+        <w:rPr>
+          <w:rFonts w:ascii="Cascadia Mono" w:hAnsi="Cascadia Mono" w:cs="Cascadia Mono"/>
+          <w:color w:val="000000"/>
+          <w:sz w:val="19"/>
+          <w:szCs w:val="19"/>
+          <w:highlight w:val="white"/>
+        </w:rPr>
+        <w:t xml:space="preserve">                    </w:t>
+      </w:r>
+      <w:proofErr w:type="spellStart"/>
+      <w:r>
+        <w:rPr>
+          <w:rFonts w:ascii="Cascadia Mono" w:hAnsi="Cascadia Mono" w:cs="Cascadia Mono"/>
+          <w:color w:val="000000"/>
+          <w:sz w:val="19"/>
+          <w:szCs w:val="19"/>
+          <w:highlight w:val="white"/>
+        </w:rPr>
+        <w:t>TarazTypePouya</w:t>
+      </w:r>
+      <w:proofErr w:type="spellEnd"/>
+      <w:r>
+        <w:rPr>
+          <w:rFonts w:ascii="Cascadia Mono" w:hAnsi="Cascadia Mono" w:cs="Cascadia Mono"/>
+          <w:color w:val="000000"/>
+          <w:sz w:val="19"/>
+          <w:szCs w:val="19"/>
+          <w:highlight w:val="white"/>
+        </w:rPr>
+        <w:t xml:space="preserve"> </w:t>
+      </w:r>
+      <w:proofErr w:type="gramStart"/>
+      <w:r>
+        <w:rPr>
+          <w:rFonts w:ascii="Cascadia Mono" w:hAnsi="Cascadia Mono" w:cs="Cascadia Mono"/>
+          <w:color w:val="000000"/>
+          <w:sz w:val="19"/>
+          <w:szCs w:val="19"/>
+          <w:highlight w:val="white"/>
+        </w:rPr>
+        <w:t xml:space="preserve">=  </w:t>
+      </w:r>
+      <w:proofErr w:type="spellStart"/>
+      <w:r>
+        <w:rPr>
+          <w:rFonts w:ascii="Cascadia Mono" w:hAnsi="Cascadia Mono" w:cs="Cascadia Mono"/>
+          <w:color w:val="000000"/>
+          <w:sz w:val="19"/>
+          <w:szCs w:val="19"/>
+          <w:highlight w:val="white"/>
+        </w:rPr>
+        <w:t>config</w:t>
+      </w:r>
+      <w:proofErr w:type="spellEnd"/>
+      <w:proofErr w:type="gramEnd"/>
+      <w:r>
+        <w:rPr>
+          <w:rFonts w:ascii="Cascadia Mono" w:hAnsi="Cascadia Mono" w:cs="Cascadia Mono"/>
+          <w:color w:val="000000"/>
+          <w:sz w:val="19"/>
+          <w:szCs w:val="19"/>
+          <w:highlight w:val="white"/>
+        </w:rPr>
+        <w:t>[</w:t>
+      </w:r>
+      <w:r>
+        <w:rPr>
+          <w:rFonts w:ascii="Cascadia Mono" w:hAnsi="Cascadia Mono" w:cs="Cascadia Mono"/>
+          <w:color w:val="A31515"/>
+          <w:sz w:val="19"/>
+          <w:szCs w:val="19"/>
+          <w:highlight w:val="white"/>
+        </w:rPr>
+        <w:t>"</w:t>
+      </w:r>
+      <w:proofErr w:type="spellStart"/>
+      <w:r>
+        <w:rPr>
+          <w:rFonts w:ascii="Cascadia Mono" w:hAnsi="Cascadia Mono" w:cs="Cascadia Mono"/>
+          <w:color w:val="A31515"/>
+          <w:sz w:val="19"/>
+          <w:szCs w:val="19"/>
+          <w:highlight w:val="white"/>
+        </w:rPr>
+        <w:t>tarazTypePouya</w:t>
+      </w:r>
+      <w:proofErr w:type="spellEnd"/>
+      <w:r>
+        <w:rPr>
+          <w:rFonts w:ascii="Cascadia Mono" w:hAnsi="Cascadia Mono" w:cs="Cascadia Mono"/>
+          <w:color w:val="A31515"/>
+          <w:sz w:val="19"/>
+          <w:szCs w:val="19"/>
+          <w:highlight w:val="white"/>
+        </w:rPr>
+        <w:t>"</w:t>
+      </w:r>
+      <w:r>
+        <w:rPr>
+          <w:rFonts w:ascii="Cascadia Mono" w:hAnsi="Cascadia Mono" w:cs="Cascadia Mono"/>
+          <w:color w:val="000000"/>
+          <w:sz w:val="19"/>
+          <w:szCs w:val="19"/>
+          <w:highlight w:val="white"/>
+        </w:rPr>
+        <w:t>],</w:t>
+      </w:r>
+    </w:p>
+    <w:p>
+      <w:pPr>
+        <w:pStyle w:val="ListParagraph"/>
+        <w:numPr>
+          <w:ilvl w:val="0"/>
+          <w:numId w:val="7"/>
+        </w:numPr>
+        <w:autoSpaceDE w:val="0"/>
+        <w:autoSpaceDN w:val="0"/>
+        <w:adjustRightInd w:val="0"/>
+        <w:spacing w:after="0" w:line="240" w:lineRule="auto"/>
+        <w:rPr>
+          <w:rFonts w:ascii="Cascadia Mono" w:hAnsi="Cascadia Mono" w:cs="Cascadia Mono"/>
+          <w:color w:val="000000"/>
+          <w:sz w:val="19"/>
+          <w:szCs w:val="19"/>
+          <w:highlight w:val="white"/>
+        </w:rPr>
+      </w:pPr>
+      <w:r>
+        <w:rPr>
+          <w:rFonts w:ascii="Cascadia Mono" w:hAnsi="Cascadia Mono" w:cs="Cascadia Mono"/>
+          <w:color w:val="000000"/>
+          <w:sz w:val="19"/>
+          <w:szCs w:val="19"/>
+          <w:highlight w:val="white"/>
+        </w:rPr>
+        <w:t xml:space="preserve">                    </w:t>
+      </w:r>
+      <w:proofErr w:type="spellStart"/>
+      <w:r>
+        <w:rPr>
+          <w:rFonts w:ascii="Cascadia Mono" w:hAnsi="Cascadia Mono" w:cs="Cascadia Mono"/>
+          <w:color w:val="000000"/>
+          <w:sz w:val="19"/>
+          <w:szCs w:val="19"/>
+          <w:highlight w:val="white"/>
+        </w:rPr>
+        <w:t>AllOrHasMandeh</w:t>
+      </w:r>
+      <w:proofErr w:type="spellEnd"/>
+      <w:r>
+        <w:rPr>
+          <w:rFonts w:ascii="Cascadia Mono" w:hAnsi="Cascadia Mono" w:cs="Cascadia Mono"/>
+          <w:color w:val="000000"/>
+          <w:sz w:val="19"/>
+          <w:szCs w:val="19"/>
+          <w:highlight w:val="white"/>
+        </w:rPr>
+        <w:t xml:space="preserve"> = </w:t>
+      </w:r>
+      <w:proofErr w:type="spellStart"/>
+      <w:r>
+        <w:rPr>
+          <w:rFonts w:ascii="Cascadia Mono" w:hAnsi="Cascadia Mono" w:cs="Cascadia Mono"/>
+          <w:color w:val="000000"/>
+          <w:sz w:val="19"/>
+          <w:szCs w:val="19"/>
+          <w:highlight w:val="white"/>
+        </w:rPr>
+        <w:t>config</w:t>
+      </w:r>
+      <w:proofErr w:type="spellEnd"/>
+      <w:r>
+        <w:rPr>
+          <w:rFonts w:ascii="Cascadia Mono" w:hAnsi="Cascadia Mono" w:cs="Cascadia Mono"/>
+          <w:color w:val="000000"/>
+          <w:sz w:val="19"/>
+          <w:szCs w:val="19"/>
+          <w:highlight w:val="white"/>
+        </w:rPr>
+        <w:t>[</w:t>
+      </w:r>
+      <w:r>
+        <w:rPr>
+          <w:rFonts w:ascii="Cascadia Mono" w:hAnsi="Cascadia Mono" w:cs="Cascadia Mono"/>
+          <w:color w:val="A31515"/>
+          <w:sz w:val="19"/>
+          <w:szCs w:val="19"/>
+          <w:highlight w:val="white"/>
+        </w:rPr>
+        <w:t>"</w:t>
+      </w:r>
+      <w:proofErr w:type="spellStart"/>
+      <w:r>
+        <w:rPr>
+          <w:rFonts w:ascii="Cascadia Mono" w:hAnsi="Cascadia Mono" w:cs="Cascadia Mono"/>
+          <w:color w:val="A31515"/>
+          <w:sz w:val="19"/>
+          <w:szCs w:val="19"/>
+          <w:highlight w:val="white"/>
+        </w:rPr>
+        <w:t>AllOrHasMandeh</w:t>
+      </w:r>
+      <w:proofErr w:type="spellEnd"/>
+      <w:r>
+        <w:rPr>
+          <w:rFonts w:ascii="Cascadia Mono" w:hAnsi="Cascadia Mono" w:cs="Cascadia Mono"/>
+          <w:color w:val="A31515"/>
+          <w:sz w:val="19"/>
+          <w:szCs w:val="19"/>
+          <w:highlight w:val="white"/>
+        </w:rPr>
+        <w:t>"</w:t>
+      </w:r>
+      <w:r>
+        <w:rPr>
+          <w:rFonts w:ascii="Cascadia Mono" w:hAnsi="Cascadia Mono" w:cs="Cascadia Mono"/>
+          <w:color w:val="000000"/>
+          <w:sz w:val="19"/>
+          <w:szCs w:val="19"/>
+          <w:highlight w:val="white"/>
+        </w:rPr>
+        <w:t>],</w:t>
+      </w:r>
+    </w:p>
+    <w:p>
+      <w:pPr>
+        <w:pStyle w:val="ListParagraph"/>
+        <w:numPr>
+          <w:ilvl w:val="0"/>
+          <w:numId w:val="7"/>
+        </w:numPr>
+        <w:autoSpaceDE w:val="0"/>
+        <w:autoSpaceDN w:val="0"/>
+        <w:adjustRightInd w:val="0"/>
+        <w:spacing w:after="0" w:line="240" w:lineRule="auto"/>
+        <w:rPr>
+          <w:rFonts w:ascii="Cascadia Mono" w:hAnsi="Cascadia Mono" w:cs="Cascadia Mono"/>
+          <w:color w:val="000000"/>
+          <w:sz w:val="19"/>
+          <w:szCs w:val="19"/>
+          <w:highlight w:val="white"/>
+        </w:rPr>
+      </w:pPr>
+      <w:r>
+        <w:rPr>
+          <w:rFonts w:ascii="Cascadia Mono" w:hAnsi="Cascadia Mono" w:cs="Cascadia Mono"/>
+          <w:color w:val="000000"/>
+          <w:sz w:val="19"/>
+          <w:szCs w:val="19"/>
+          <w:highlight w:val="white"/>
+        </w:rPr>
+        <w:t xml:space="preserve">                    </w:t>
+      </w:r>
+      <w:proofErr w:type="spellStart"/>
+      <w:r>
+        <w:rPr>
+          <w:rFonts w:ascii="Cascadia Mono" w:hAnsi="Cascadia Mono" w:cs="Cascadia Mono"/>
+          <w:color w:val="000000"/>
+          <w:sz w:val="19"/>
+          <w:szCs w:val="19"/>
+          <w:highlight w:val="white"/>
+        </w:rPr>
+        <w:t>FromDateDB</w:t>
+      </w:r>
+      <w:proofErr w:type="spellEnd"/>
+      <w:r>
+        <w:rPr>
+          <w:rFonts w:ascii="Cascadia Mono" w:hAnsi="Cascadia Mono" w:cs="Cascadia Mono"/>
+          <w:color w:val="000000"/>
+          <w:sz w:val="19"/>
+          <w:szCs w:val="19"/>
+          <w:highlight w:val="white"/>
+        </w:rPr>
+        <w:t xml:space="preserve"> = </w:t>
+      </w:r>
+      <w:proofErr w:type="spellStart"/>
+      <w:r>
+        <w:rPr>
+          <w:rFonts w:ascii="Cascadia Mono" w:hAnsi="Cascadia Mono" w:cs="Cascadia Mono"/>
+          <w:color w:val="000000"/>
+          <w:sz w:val="19"/>
+          <w:szCs w:val="19"/>
+          <w:highlight w:val="white"/>
+        </w:rPr>
+        <w:t>config</w:t>
+      </w:r>
+      <w:proofErr w:type="spellEnd"/>
+      <w:r>
+        <w:rPr>
+          <w:rFonts w:ascii="Cascadia Mono" w:hAnsi="Cascadia Mono" w:cs="Cascadia Mono"/>
+          <w:color w:val="000000"/>
+          <w:sz w:val="19"/>
+          <w:szCs w:val="19"/>
+          <w:highlight w:val="white"/>
+        </w:rPr>
+        <w:t>[</w:t>
+      </w:r>
+      <w:r>
+        <w:rPr>
+          <w:rFonts w:ascii="Cascadia Mono" w:hAnsi="Cascadia Mono" w:cs="Cascadia Mono"/>
+          <w:color w:val="A31515"/>
+          <w:sz w:val="19"/>
+          <w:szCs w:val="19"/>
+          <w:highlight w:val="white"/>
+        </w:rPr>
+        <w:t>"</w:t>
+      </w:r>
+      <w:proofErr w:type="spellStart"/>
+      <w:r>
+        <w:rPr>
+          <w:rFonts w:ascii="Cascadia Mono" w:hAnsi="Cascadia Mono" w:cs="Cascadia Mono"/>
+          <w:color w:val="A31515"/>
+          <w:sz w:val="19"/>
+          <w:szCs w:val="19"/>
+          <w:highlight w:val="white"/>
+        </w:rPr>
+        <w:t>FromDateDB</w:t>
+      </w:r>
+      <w:proofErr w:type="spellEnd"/>
+      <w:r>
+        <w:rPr>
+          <w:rFonts w:ascii="Cascadia Mono" w:hAnsi="Cascadia Mono" w:cs="Cascadia Mono"/>
+          <w:color w:val="A31515"/>
+          <w:sz w:val="19"/>
+          <w:szCs w:val="19"/>
+          <w:highlight w:val="white"/>
+        </w:rPr>
+        <w:t>"</w:t>
+      </w:r>
+      <w:r>
+        <w:rPr>
+          <w:rFonts w:ascii="Cascadia Mono" w:hAnsi="Cascadia Mono" w:cs="Cascadia Mono"/>
+          <w:color w:val="000000"/>
+          <w:sz w:val="19"/>
+          <w:szCs w:val="19"/>
+          <w:highlight w:val="white"/>
+        </w:rPr>
+        <w:t>],</w:t>
+      </w:r>
+    </w:p>
+    <w:p>
+      <w:pPr>
+        <w:pStyle w:val="ListParagraph"/>
+        <w:numPr>
+          <w:ilvl w:val="0"/>
+          <w:numId w:val="7"/>
+        </w:numPr>
+        <w:autoSpaceDE w:val="0"/>
+        <w:autoSpaceDN w:val="0"/>
+        <w:adjustRightInd w:val="0"/>
+        <w:spacing w:after="0" w:line="240" w:lineRule="auto"/>
+        <w:rPr>
+          <w:rFonts w:ascii="Cascadia Mono" w:hAnsi="Cascadia Mono" w:cs="Cascadia Mono"/>
+          <w:color w:val="000000"/>
+          <w:sz w:val="19"/>
+          <w:szCs w:val="19"/>
+          <w:highlight w:val="white"/>
+        </w:rPr>
+      </w:pPr>
+      <w:r>
+        <w:rPr>
+          <w:rFonts w:ascii="Cascadia Mono" w:hAnsi="Cascadia Mono" w:cs="Cascadia Mono"/>
+          <w:color w:val="000000"/>
+          <w:sz w:val="19"/>
+          <w:szCs w:val="19"/>
+          <w:highlight w:val="white"/>
+        </w:rPr>
+        <w:t xml:space="preserve">                    </w:t>
+      </w:r>
+      <w:proofErr w:type="spellStart"/>
+      <w:r>
+        <w:rPr>
+          <w:rFonts w:ascii="Cascadia Mono" w:hAnsi="Cascadia Mono" w:cs="Cascadia Mono"/>
+          <w:color w:val="000000"/>
+          <w:sz w:val="19"/>
+          <w:szCs w:val="19"/>
+          <w:highlight w:val="white"/>
+        </w:rPr>
+        <w:t>ToDateDB</w:t>
+      </w:r>
+      <w:proofErr w:type="spellEnd"/>
+      <w:r>
+        <w:rPr>
+          <w:rFonts w:ascii="Cascadia Mono" w:hAnsi="Cascadia Mono" w:cs="Cascadia Mono"/>
+          <w:color w:val="000000"/>
+          <w:sz w:val="19"/>
+          <w:szCs w:val="19"/>
+          <w:highlight w:val="white"/>
+        </w:rPr>
+        <w:t xml:space="preserve"> = </w:t>
+      </w:r>
+      <w:proofErr w:type="spellStart"/>
+      <w:r>
+        <w:rPr>
+          <w:rFonts w:ascii="Cascadia Mono" w:hAnsi="Cascadia Mono" w:cs="Cascadia Mono"/>
+          <w:color w:val="000000"/>
+          <w:sz w:val="19"/>
+          <w:szCs w:val="19"/>
+          <w:highlight w:val="white"/>
+        </w:rPr>
+        <w:t>config</w:t>
+      </w:r>
+      <w:proofErr w:type="spellEnd"/>
+      <w:r>
+        <w:rPr>
+          <w:rFonts w:ascii="Cascadia Mono" w:hAnsi="Cascadia Mono" w:cs="Cascadia Mono"/>
+          <w:color w:val="000000"/>
+          <w:sz w:val="19"/>
+          <w:szCs w:val="19"/>
+          <w:highlight w:val="white"/>
+        </w:rPr>
+        <w:t>[</w:t>
+      </w:r>
+      <w:r>
+        <w:rPr>
+          <w:rFonts w:ascii="Cascadia Mono" w:hAnsi="Cascadia Mono" w:cs="Cascadia Mono"/>
+          <w:color w:val="A31515"/>
+          <w:sz w:val="19"/>
+          <w:szCs w:val="19"/>
+          <w:highlight w:val="white"/>
+        </w:rPr>
+        <w:t>"</w:t>
+      </w:r>
+      <w:proofErr w:type="spellStart"/>
+      <w:r>
+        <w:rPr>
+          <w:rFonts w:ascii="Cascadia Mono" w:hAnsi="Cascadia Mono" w:cs="Cascadia Mono"/>
+          <w:color w:val="A31515"/>
+          <w:sz w:val="19"/>
+          <w:szCs w:val="19"/>
+          <w:highlight w:val="white"/>
+        </w:rPr>
+        <w:t>ToDateDB</w:t>
+      </w:r>
+      <w:proofErr w:type="spellEnd"/>
+      <w:r>
+        <w:rPr>
+          <w:rFonts w:ascii="Cascadia Mono" w:hAnsi="Cascadia Mono" w:cs="Cascadia Mono"/>
+          <w:color w:val="A31515"/>
+          <w:sz w:val="19"/>
+          <w:szCs w:val="19"/>
+          <w:highlight w:val="white"/>
+        </w:rPr>
+        <w:t>"</w:t>
+      </w:r>
+      <w:r>
+        <w:rPr>
+          <w:rFonts w:ascii="Cascadia Mono" w:hAnsi="Cascadia Mono" w:cs="Cascadia Mono"/>
+          <w:color w:val="000000"/>
+          <w:sz w:val="19"/>
+          <w:szCs w:val="19"/>
+          <w:highlight w:val="white"/>
+        </w:rPr>
+        <w:t>],</w:t>
+      </w:r>
+    </w:p>
+    <w:p>
+      <w:pPr>
+        <w:pStyle w:val="ListParagraph"/>
+        <w:numPr>
+          <w:ilvl w:val="0"/>
+          <w:numId w:val="7"/>
+        </w:numPr>
+        <w:autoSpaceDE w:val="0"/>
+        <w:autoSpaceDN w:val="0"/>
+        <w:adjustRightInd w:val="0"/>
+        <w:spacing w:after="0" w:line="240" w:lineRule="auto"/>
+        <w:rPr>
+          <w:rFonts w:ascii="Cascadia Mono" w:hAnsi="Cascadia Mono" w:cs="Cascadia Mono"/>
+          <w:color w:val="000000"/>
+          <w:sz w:val="19"/>
+          <w:szCs w:val="19"/>
+          <w:highlight w:val="white"/>
+        </w:rPr>
+      </w:pPr>
+      <w:r>
+        <w:rPr>
+          <w:rFonts w:ascii="Cascadia Mono" w:hAnsi="Cascadia Mono" w:cs="Cascadia Mono"/>
+          <w:color w:val="000000"/>
+          <w:sz w:val="19"/>
+          <w:szCs w:val="19"/>
+          <w:highlight w:val="white"/>
+        </w:rPr>
+        <w:t xml:space="preserve">                    </w:t>
+      </w:r>
+      <w:proofErr w:type="spellStart"/>
+      <w:r>
+        <w:rPr>
+          <w:rFonts w:ascii="Cascadia Mono" w:hAnsi="Cascadia Mono" w:cs="Cascadia Mono"/>
+          <w:color w:val="000000"/>
+          <w:sz w:val="19"/>
+          <w:szCs w:val="19"/>
+          <w:highlight w:val="white"/>
+        </w:rPr>
+        <w:t>FromVoucherNum</w:t>
+      </w:r>
+      <w:proofErr w:type="spellEnd"/>
+      <w:r>
+        <w:rPr>
+          <w:rFonts w:ascii="Cascadia Mono" w:hAnsi="Cascadia Mono" w:cs="Cascadia Mono"/>
+          <w:color w:val="000000"/>
+          <w:sz w:val="19"/>
+          <w:szCs w:val="19"/>
+          <w:highlight w:val="white"/>
+        </w:rPr>
+        <w:t xml:space="preserve"> = </w:t>
+      </w:r>
+      <w:proofErr w:type="spellStart"/>
+      <w:r>
+        <w:rPr>
+          <w:rFonts w:ascii="Cascadia Mono" w:hAnsi="Cascadia Mono" w:cs="Cascadia Mono"/>
+          <w:color w:val="000000"/>
+          <w:sz w:val="19"/>
+          <w:szCs w:val="19"/>
+          <w:highlight w:val="white"/>
+        </w:rPr>
+        <w:t>config</w:t>
+      </w:r>
+      <w:proofErr w:type="spellEnd"/>
+      <w:r>
+        <w:rPr>
+          <w:rFonts w:ascii="Cascadia Mono" w:hAnsi="Cascadia Mono" w:cs="Cascadia Mono"/>
+          <w:color w:val="000000"/>
+          <w:sz w:val="19"/>
+          <w:szCs w:val="19"/>
+          <w:highlight w:val="white"/>
+        </w:rPr>
+        <w:t>[</w:t>
+      </w:r>
+      <w:r>
+        <w:rPr>
+          <w:rFonts w:ascii="Cascadia Mono" w:hAnsi="Cascadia Mono" w:cs="Cascadia Mono"/>
+          <w:color w:val="A31515"/>
+          <w:sz w:val="19"/>
+          <w:szCs w:val="19"/>
+          <w:highlight w:val="white"/>
+        </w:rPr>
+        <w:t>"</w:t>
+      </w:r>
+      <w:proofErr w:type="spellStart"/>
+      <w:r>
+        <w:rPr>
+          <w:rFonts w:ascii="Cascadia Mono" w:hAnsi="Cascadia Mono" w:cs="Cascadia Mono"/>
+          <w:color w:val="A31515"/>
+          <w:sz w:val="19"/>
+          <w:szCs w:val="19"/>
+          <w:highlight w:val="white"/>
+        </w:rPr>
+        <w:t>FromVoucherNum</w:t>
+      </w:r>
+      <w:proofErr w:type="spellEnd"/>
+      <w:r>
+        <w:rPr>
+          <w:rFonts w:ascii="Cascadia Mono" w:hAnsi="Cascadia Mono" w:cs="Cascadia Mono"/>
+          <w:color w:val="A31515"/>
+          <w:sz w:val="19"/>
+          <w:szCs w:val="19"/>
+          <w:highlight w:val="white"/>
+        </w:rPr>
+        <w:t>"</w:t>
+      </w:r>
+      <w:r>
+        <w:rPr>
+          <w:rFonts w:ascii="Cascadia Mono" w:hAnsi="Cascadia Mono" w:cs="Cascadia Mono"/>
+          <w:color w:val="000000"/>
+          <w:sz w:val="19"/>
+          <w:szCs w:val="19"/>
+          <w:highlight w:val="white"/>
+        </w:rPr>
+        <w:t>],</w:t>
+      </w:r>
+    </w:p>
+    <w:p>
+      <w:pPr>
+        <w:pStyle w:val="ListParagraph"/>
+        <w:numPr>
+          <w:ilvl w:val="0"/>
+          <w:numId w:val="7"/>
+        </w:numPr>
+        <w:autoSpaceDE w:val="0"/>
+        <w:autoSpaceDN w:val="0"/>
+        <w:adjustRightInd w:val="0"/>
+        <w:spacing w:after="0" w:line="240" w:lineRule="auto"/>
+        <w:rPr>
+          <w:rFonts w:ascii="Cascadia Mono" w:hAnsi="Cascadia Mono" w:cs="Cascadia Mono"/>
+          <w:color w:val="000000"/>
+          <w:sz w:val="19"/>
+          <w:szCs w:val="19"/>
+          <w:highlight w:val="white"/>
+        </w:rPr>
+      </w:pPr>
+      <w:r>
+        <w:rPr>
+          <w:rFonts w:ascii="Cascadia Mono" w:hAnsi="Cascadia Mono" w:cs="Cascadia Mono"/>
+          <w:color w:val="000000"/>
+          <w:sz w:val="19"/>
+          <w:szCs w:val="19"/>
+          <w:highlight w:val="white"/>
+        </w:rPr>
+        <w:t xml:space="preserve">                    </w:t>
+      </w:r>
+      <w:proofErr w:type="spellStart"/>
+      <w:r>
+        <w:rPr>
+          <w:rFonts w:ascii="Cascadia Mono" w:hAnsi="Cascadia Mono" w:cs="Cascadia Mono"/>
+          <w:color w:val="000000"/>
+          <w:sz w:val="19"/>
+          <w:szCs w:val="19"/>
+          <w:highlight w:val="white"/>
+        </w:rPr>
+        <w:t>ToVoucherNum</w:t>
+      </w:r>
+      <w:proofErr w:type="spellEnd"/>
+      <w:r>
+        <w:rPr>
+          <w:rFonts w:ascii="Cascadia Mono" w:hAnsi="Cascadia Mono" w:cs="Cascadia Mono"/>
+          <w:color w:val="000000"/>
+          <w:sz w:val="19"/>
+          <w:szCs w:val="19"/>
+          <w:highlight w:val="white"/>
+        </w:rPr>
+        <w:t xml:space="preserve"> = </w:t>
+      </w:r>
+      <w:proofErr w:type="spellStart"/>
+      <w:r>
+        <w:rPr>
+          <w:rFonts w:ascii="Cascadia Mono" w:hAnsi="Cascadia Mono" w:cs="Cascadia Mono"/>
+          <w:color w:val="000000"/>
+          <w:sz w:val="19"/>
+          <w:szCs w:val="19"/>
+          <w:highlight w:val="white"/>
+        </w:rPr>
+        <w:t>config</w:t>
+      </w:r>
+      <w:proofErr w:type="spellEnd"/>
+      <w:r>
+        <w:rPr>
+          <w:rFonts w:ascii="Cascadia Mono" w:hAnsi="Cascadia Mono" w:cs="Cascadia Mono"/>
+          <w:color w:val="000000"/>
+          <w:sz w:val="19"/>
+          <w:szCs w:val="19"/>
+          <w:highlight w:val="white"/>
+        </w:rPr>
+        <w:t>[</w:t>
+      </w:r>
+      <w:r>
+        <w:rPr>
+          <w:rFonts w:ascii="Cascadia Mono" w:hAnsi="Cascadia Mono" w:cs="Cascadia Mono"/>
+          <w:color w:val="A31515"/>
+          <w:sz w:val="19"/>
+          <w:szCs w:val="19"/>
+          <w:highlight w:val="white"/>
+        </w:rPr>
+        <w:t>"</w:t>
+      </w:r>
+      <w:proofErr w:type="spellStart"/>
+      <w:r>
+        <w:rPr>
+          <w:rFonts w:ascii="Cascadia Mono" w:hAnsi="Cascadia Mono" w:cs="Cascadia Mono"/>
+          <w:color w:val="A31515"/>
+          <w:sz w:val="19"/>
+          <w:szCs w:val="19"/>
+          <w:highlight w:val="white"/>
+        </w:rPr>
+        <w:t>ToVoucherNum</w:t>
+      </w:r>
+      <w:proofErr w:type="spellEnd"/>
+      <w:r>
+        <w:rPr>
+          <w:rFonts w:ascii="Cascadia Mono" w:hAnsi="Cascadia Mono" w:cs="Cascadia Mono"/>
+          <w:color w:val="A31515"/>
+          <w:sz w:val="19"/>
+          <w:szCs w:val="19"/>
+          <w:highlight w:val="white"/>
+        </w:rPr>
+        <w:t>"</w:t>
+      </w:r>
+      <w:r>
+        <w:rPr>
+          <w:rFonts w:ascii="Cascadia Mono" w:hAnsi="Cascadia Mono" w:cs="Cascadia Mono"/>
+          <w:color w:val="000000"/>
+          <w:sz w:val="19"/>
+          <w:szCs w:val="19"/>
+          <w:highlight w:val="white"/>
+        </w:rPr>
+        <w:t>],</w:t>
+      </w:r>
+    </w:p>
+    <w:p>
+      <w:pPr>
+        <w:pStyle w:val="ListParagraph"/>
+        <w:numPr>
+          <w:ilvl w:val="0"/>
+          <w:numId w:val="7"/>
+        </w:numPr>
+        <w:autoSpaceDE w:val="0"/>
+        <w:autoSpaceDN w:val="0"/>
+        <w:adjustRightInd w:val="0"/>
+        <w:spacing w:after="0" w:line="240" w:lineRule="auto"/>
+        <w:rPr>
+          <w:rFonts w:ascii="Cascadia Mono" w:hAnsi="Cascadia Mono" w:cs="Cascadia Mono"/>
+          <w:color w:val="000000"/>
+          <w:sz w:val="19"/>
+          <w:szCs w:val="19"/>
+          <w:highlight w:val="white"/>
+        </w:rPr>
+      </w:pPr>
+      <w:r>
+        <w:rPr>
+          <w:rFonts w:ascii="Cascadia Mono" w:hAnsi="Cascadia Mono" w:cs="Cascadia Mono"/>
+          <w:color w:val="000000"/>
+          <w:sz w:val="19"/>
+          <w:szCs w:val="19"/>
+          <w:highlight w:val="white"/>
+        </w:rPr>
+        <w:t xml:space="preserve">                    </w:t>
+      </w:r>
+      <w:proofErr w:type="spellStart"/>
+      <w:r>
+        <w:rPr>
+          <w:rFonts w:ascii="Cascadia Mono" w:hAnsi="Cascadia Mono" w:cs="Cascadia Mono"/>
+          <w:color w:val="000000"/>
+          <w:sz w:val="19"/>
+          <w:szCs w:val="19"/>
+          <w:highlight w:val="white"/>
+        </w:rPr>
+        <w:t>ExceptVoucherNum</w:t>
+      </w:r>
+      <w:proofErr w:type="spellEnd"/>
+      <w:r>
+        <w:rPr>
+          <w:rFonts w:ascii="Cascadia Mono" w:hAnsi="Cascadia Mono" w:cs="Cascadia Mono"/>
+          <w:color w:val="000000"/>
+          <w:sz w:val="19"/>
+          <w:szCs w:val="19"/>
+          <w:highlight w:val="white"/>
+        </w:rPr>
+        <w:t xml:space="preserve"> = </w:t>
+      </w:r>
+      <w:proofErr w:type="spellStart"/>
+      <w:r>
+        <w:rPr>
+          <w:rFonts w:ascii="Cascadia Mono" w:hAnsi="Cascadia Mono" w:cs="Cascadia Mono"/>
+          <w:color w:val="000000"/>
+          <w:sz w:val="19"/>
+          <w:szCs w:val="19"/>
+          <w:highlight w:val="white"/>
+        </w:rPr>
+        <w:t>config</w:t>
+      </w:r>
+      <w:proofErr w:type="spellEnd"/>
+      <w:r>
+        <w:rPr>
+          <w:rFonts w:ascii="Cascadia Mono" w:hAnsi="Cascadia Mono" w:cs="Cascadia Mono"/>
+          <w:color w:val="000000"/>
+          <w:sz w:val="19"/>
+          <w:szCs w:val="19"/>
+          <w:highlight w:val="white"/>
+        </w:rPr>
+        <w:t>[</w:t>
+      </w:r>
+      <w:r>
+        <w:rPr>
+          <w:rFonts w:ascii="Cascadia Mono" w:hAnsi="Cascadia Mono" w:cs="Cascadia Mono"/>
+          <w:color w:val="A31515"/>
+          <w:sz w:val="19"/>
+          <w:szCs w:val="19"/>
+          <w:highlight w:val="white"/>
+        </w:rPr>
+        <w:t>"</w:t>
+      </w:r>
+      <w:proofErr w:type="spellStart"/>
+      <w:r>
+        <w:rPr>
+          <w:rFonts w:ascii="Cascadia Mono" w:hAnsi="Cascadia Mono" w:cs="Cascadia Mono"/>
+          <w:color w:val="A31515"/>
+          <w:sz w:val="19"/>
+          <w:szCs w:val="19"/>
+          <w:highlight w:val="white"/>
+        </w:rPr>
+        <w:t>ExceptVoucherNum</w:t>
+      </w:r>
+      <w:proofErr w:type="spellEnd"/>
+      <w:r>
+        <w:rPr>
+          <w:rFonts w:ascii="Cascadia Mono" w:hAnsi="Cascadia Mono" w:cs="Cascadia Mono"/>
+          <w:color w:val="A31515"/>
+          <w:sz w:val="19"/>
+          <w:szCs w:val="19"/>
+          <w:highlight w:val="white"/>
+        </w:rPr>
+        <w:t>"</w:t>
+      </w:r>
+      <w:r>
+        <w:rPr>
+          <w:rFonts w:ascii="Cascadia Mono" w:hAnsi="Cascadia Mono" w:cs="Cascadia Mono"/>
+          <w:color w:val="000000"/>
+          <w:sz w:val="19"/>
+          <w:szCs w:val="19"/>
+          <w:highlight w:val="white"/>
+        </w:rPr>
+        <w:t>],</w:t>
+      </w:r>
+    </w:p>
+    <w:p>
+      <w:pPr>
+        <w:pStyle w:val="ListParagraph"/>
+        <w:numPr>
+          <w:ilvl w:val="0"/>
+          <w:numId w:val="7"/>
+        </w:numPr>
+        <w:autoSpaceDE w:val="0"/>
+        <w:autoSpaceDN w:val="0"/>
+        <w:adjustRightInd w:val="0"/>
+        <w:spacing w:after="0" w:line="240" w:lineRule="auto"/>
+        <w:rPr>
+          <w:rFonts w:ascii="Cascadia Mono" w:hAnsi="Cascadia Mono" w:cs="Cascadia Mono"/>
+          <w:color w:val="000000"/>
+          <w:sz w:val="19"/>
+          <w:szCs w:val="19"/>
+          <w:highlight w:val="white"/>
+        </w:rPr>
+      </w:pPr>
+      <w:r>
+        <w:rPr>
+          <w:rFonts w:ascii="Cascadia Mono" w:hAnsi="Cascadia Mono" w:cs="Cascadia Mono"/>
+          <w:color w:val="000000"/>
+          <w:sz w:val="19"/>
+          <w:szCs w:val="19"/>
+          <w:highlight w:val="white"/>
+        </w:rPr>
+        <w:t xml:space="preserve">                    </w:t>
+      </w:r>
+      <w:proofErr w:type="spellStart"/>
+      <w:r>
+        <w:rPr>
+          <w:rFonts w:ascii="Cascadia Mono" w:hAnsi="Cascadia Mono" w:cs="Cascadia Mono"/>
+          <w:color w:val="000000"/>
+          <w:sz w:val="19"/>
+          <w:szCs w:val="19"/>
+          <w:highlight w:val="white"/>
+        </w:rPr>
+        <w:t>OnlyVoucherNum</w:t>
+      </w:r>
+      <w:proofErr w:type="spellEnd"/>
+      <w:r>
+        <w:rPr>
+          <w:rFonts w:ascii="Cascadia Mono" w:hAnsi="Cascadia Mono" w:cs="Cascadia Mono"/>
+          <w:color w:val="000000"/>
+          <w:sz w:val="19"/>
+          <w:szCs w:val="19"/>
+          <w:highlight w:val="white"/>
+        </w:rPr>
+        <w:t xml:space="preserve"> = </w:t>
+      </w:r>
+      <w:proofErr w:type="spellStart"/>
+      <w:r>
+        <w:rPr>
+          <w:rFonts w:ascii="Cascadia Mono" w:hAnsi="Cascadia Mono" w:cs="Cascadia Mono"/>
+          <w:color w:val="000000"/>
+          <w:sz w:val="19"/>
+          <w:szCs w:val="19"/>
+          <w:highlight w:val="white"/>
+        </w:rPr>
+        <w:t>config</w:t>
+      </w:r>
+      <w:proofErr w:type="spellEnd"/>
+      <w:r>
+        <w:rPr>
+          <w:rFonts w:ascii="Cascadia Mono" w:hAnsi="Cascadia Mono" w:cs="Cascadia Mono"/>
+          <w:color w:val="000000"/>
+          <w:sz w:val="19"/>
+          <w:szCs w:val="19"/>
+          <w:highlight w:val="white"/>
+        </w:rPr>
+        <w:t>[</w:t>
+      </w:r>
+      <w:r>
+        <w:rPr>
+          <w:rFonts w:ascii="Cascadia Mono" w:hAnsi="Cascadia Mono" w:cs="Cascadia Mono"/>
+          <w:color w:val="A31515"/>
+          <w:sz w:val="19"/>
+          <w:szCs w:val="19"/>
+          <w:highlight w:val="white"/>
+        </w:rPr>
+        <w:t>"</w:t>
+      </w:r>
+      <w:proofErr w:type="spellStart"/>
+      <w:r>
+        <w:rPr>
+          <w:rFonts w:ascii="Cascadia Mono" w:hAnsi="Cascadia Mono" w:cs="Cascadia Mono"/>
+          <w:color w:val="A31515"/>
+          <w:sz w:val="19"/>
+          <w:szCs w:val="19"/>
+          <w:highlight w:val="white"/>
+        </w:rPr>
+        <w:t>OnlyVoucherNum</w:t>
+      </w:r>
+      <w:proofErr w:type="spellEnd"/>
+      <w:r>
+        <w:rPr>
+          <w:rFonts w:ascii="Cascadia Mono" w:hAnsi="Cascadia Mono" w:cs="Cascadia Mono"/>
+          <w:color w:val="A31515"/>
+          <w:sz w:val="19"/>
+          <w:szCs w:val="19"/>
+          <w:highlight w:val="white"/>
+        </w:rPr>
+        <w:t>"</w:t>
+      </w:r>
+      <w:r>
+        <w:rPr>
+          <w:rFonts w:ascii="Cascadia Mono" w:hAnsi="Cascadia Mono" w:cs="Cascadia Mono"/>
+          <w:color w:val="000000"/>
+          <w:sz w:val="19"/>
+          <w:szCs w:val="19"/>
+          <w:highlight w:val="white"/>
+        </w:rPr>
+        <w:t>],</w:t>
+      </w:r>
+    </w:p>
+    <w:p>
+      <w:pPr>
+        <w:pStyle w:val="ListParagraph"/>
+        <w:numPr>
+          <w:ilvl w:val="0"/>
+          <w:numId w:val="7"/>
+        </w:numPr>
+        <w:autoSpaceDE w:val="0"/>
+        <w:autoSpaceDN w:val="0"/>
+        <w:adjustRightInd w:val="0"/>
+        <w:spacing w:after="0" w:line="240" w:lineRule="auto"/>
+        <w:rPr>
+          <w:rFonts w:ascii="Cascadia Mono" w:hAnsi="Cascadia Mono" w:cs="Cascadia Mono"/>
+          <w:color w:val="000000"/>
+          <w:sz w:val="19"/>
+          <w:szCs w:val="19"/>
+          <w:highlight w:val="white"/>
+        </w:rPr>
+      </w:pPr>
+      <w:r>
+        <w:rPr>
+          <w:rFonts w:ascii="Cascadia Mono" w:hAnsi="Cascadia Mono" w:cs="Cascadia Mono"/>
+          <w:color w:val="000000"/>
+          <w:sz w:val="19"/>
+          <w:szCs w:val="19"/>
+          <w:highlight w:val="white"/>
+        </w:rPr>
+        <w:t xml:space="preserve">                    </w:t>
+      </w:r>
+      <w:proofErr w:type="spellStart"/>
+      <w:r>
+        <w:rPr>
+          <w:rFonts w:ascii="Cascadia Mono" w:hAnsi="Cascadia Mono" w:cs="Cascadia Mono"/>
+          <w:color w:val="000000"/>
+          <w:sz w:val="19"/>
+          <w:szCs w:val="19"/>
+          <w:highlight w:val="white"/>
+        </w:rPr>
+        <w:t>PrintOrReport</w:t>
+      </w:r>
+      <w:proofErr w:type="spellEnd"/>
+      <w:r>
+        <w:rPr>
+          <w:rFonts w:ascii="Cascadia Mono" w:hAnsi="Cascadia Mono" w:cs="Cascadia Mono"/>
+          <w:color w:val="000000"/>
+          <w:sz w:val="19"/>
+          <w:szCs w:val="19"/>
+          <w:highlight w:val="white"/>
+        </w:rPr>
+        <w:t xml:space="preserve"> = </w:t>
+      </w:r>
+      <w:proofErr w:type="spellStart"/>
+      <w:r>
+        <w:rPr>
+          <w:rFonts w:ascii="Cascadia Mono" w:hAnsi="Cascadia Mono" w:cs="Cascadia Mono"/>
+          <w:color w:val="000000"/>
+          <w:sz w:val="19"/>
+          <w:szCs w:val="19"/>
+          <w:highlight w:val="white"/>
+        </w:rPr>
+        <w:t>config</w:t>
+      </w:r>
+      <w:proofErr w:type="spellEnd"/>
+      <w:r>
+        <w:rPr>
+          <w:rFonts w:ascii="Cascadia Mono" w:hAnsi="Cascadia Mono" w:cs="Cascadia Mono"/>
+          <w:color w:val="000000"/>
+          <w:sz w:val="19"/>
+          <w:szCs w:val="19"/>
+          <w:highlight w:val="white"/>
+        </w:rPr>
+        <w:t>[</w:t>
+      </w:r>
+      <w:r>
+        <w:rPr>
+          <w:rFonts w:ascii="Cascadia Mono" w:hAnsi="Cascadia Mono" w:cs="Cascadia Mono"/>
+          <w:color w:val="A31515"/>
+          <w:sz w:val="19"/>
+          <w:szCs w:val="19"/>
+          <w:highlight w:val="white"/>
+        </w:rPr>
+        <w:t>"</w:t>
+      </w:r>
+      <w:proofErr w:type="spellStart"/>
+      <w:r>
+        <w:rPr>
+          <w:rFonts w:ascii="Cascadia Mono" w:hAnsi="Cascadia Mono" w:cs="Cascadia Mono"/>
+          <w:color w:val="A31515"/>
+          <w:sz w:val="19"/>
+          <w:szCs w:val="19"/>
+          <w:highlight w:val="white"/>
+        </w:rPr>
+        <w:t>PrintOrReport</w:t>
+      </w:r>
+      <w:proofErr w:type="spellEnd"/>
+      <w:r>
+        <w:rPr>
+          <w:rFonts w:ascii="Cascadia Mono" w:hAnsi="Cascadia Mono" w:cs="Cascadia Mono"/>
+          <w:color w:val="A31515"/>
+          <w:sz w:val="19"/>
+          <w:szCs w:val="19"/>
+          <w:highlight w:val="white"/>
+        </w:rPr>
+        <w:t>"</w:t>
+      </w:r>
+      <w:r>
+        <w:rPr>
+          <w:rFonts w:ascii="Cascadia Mono" w:hAnsi="Cascadia Mono" w:cs="Cascadia Mono"/>
+          <w:color w:val="000000"/>
+          <w:sz w:val="19"/>
+          <w:szCs w:val="19"/>
+          <w:highlight w:val="white"/>
+        </w:rPr>
+        <w:t>],</w:t>
+      </w:r>
+    </w:p>
+    <w:p>
+      <w:pPr>
+        <w:pStyle w:val="ListParagraph"/>
+        <w:numPr>
+          <w:ilvl w:val="0"/>
+          <w:numId w:val="7"/>
+        </w:numPr>
+        <w:autoSpaceDE w:val="0"/>
+        <w:autoSpaceDN w:val="0"/>
+        <w:adjustRightInd w:val="0"/>
+        <w:spacing w:after="0" w:line="240" w:lineRule="auto"/>
+        <w:rPr>
+          <w:rFonts w:ascii="Cascadia Mono" w:hAnsi="Cascadia Mono" w:cs="Cascadia Mono"/>
+          <w:color w:val="000000"/>
+          <w:sz w:val="19"/>
+          <w:szCs w:val="19"/>
+          <w:highlight w:val="white"/>
+        </w:rPr>
+      </w:pPr>
+      <w:r>
+        <w:rPr>
+          <w:rFonts w:ascii="Cascadia Mono" w:hAnsi="Cascadia Mono" w:cs="Cascadia Mono"/>
+          <w:color w:val="000000"/>
+          <w:sz w:val="19"/>
+          <w:szCs w:val="19"/>
+          <w:highlight w:val="white"/>
+        </w:rPr>
+        <w:t xml:space="preserve">                    </w:t>
+      </w:r>
+      <w:proofErr w:type="spellStart"/>
+      <w:r>
+        <w:rPr>
+          <w:rFonts w:ascii="Cascadia Mono" w:hAnsi="Cascadia Mono" w:cs="Cascadia Mono"/>
+          <w:color w:val="000000"/>
+          <w:sz w:val="19"/>
+          <w:szCs w:val="19"/>
+          <w:highlight w:val="white"/>
+        </w:rPr>
+        <w:t>FolderPath</w:t>
+      </w:r>
+      <w:proofErr w:type="spellEnd"/>
+      <w:r>
+        <w:rPr>
+          <w:rFonts w:ascii="Cascadia Mono" w:hAnsi="Cascadia Mono" w:cs="Cascadia Mono"/>
+          <w:color w:val="000000"/>
+          <w:sz w:val="19"/>
+          <w:szCs w:val="19"/>
+          <w:highlight w:val="white"/>
+        </w:rPr>
+        <w:t xml:space="preserve"> = </w:t>
+      </w:r>
+      <w:proofErr w:type="spellStart"/>
+      <w:r>
+        <w:rPr>
+          <w:rFonts w:ascii="Cascadia Mono" w:hAnsi="Cascadia Mono" w:cs="Cascadia Mono"/>
+          <w:color w:val="000000"/>
+          <w:sz w:val="19"/>
+          <w:szCs w:val="19"/>
+          <w:highlight w:val="white"/>
+        </w:rPr>
+        <w:t>folderPath</w:t>
+      </w:r>
+      <w:proofErr w:type="spellEnd"/>
+      <w:r>
+        <w:rPr>
+          <w:rFonts w:ascii="Cascadia Mono" w:hAnsi="Cascadia Mono" w:cs="Cascadia Mono"/>
+          <w:color w:val="000000"/>
+          <w:sz w:val="19"/>
+          <w:szCs w:val="19"/>
+          <w:highlight w:val="white"/>
+        </w:rPr>
+        <w:t>,</w:t>
+      </w:r>
+    </w:p>
+    <w:p>
+      <w:pPr>
+        <w:pStyle w:val="ListParagraph"/>
+        <w:numPr>
+          <w:ilvl w:val="0"/>
+          <w:numId w:val="7"/>
+        </w:numPr>
+        <w:autoSpaceDE w:val="0"/>
+        <w:autoSpaceDN w:val="0"/>
+        <w:adjustRightInd w:val="0"/>
+        <w:spacing w:after="0" w:line="240" w:lineRule="auto"/>
+        <w:rPr>
+          <w:rFonts w:ascii="Cascadia Mono" w:hAnsi="Cascadia Mono" w:cs="Cascadia Mono"/>
+          <w:color w:val="000000"/>
+          <w:sz w:val="19"/>
+          <w:szCs w:val="19"/>
+          <w:highlight w:val="white"/>
+        </w:rPr>
+      </w:pPr>
+      <w:r>
+        <w:rPr>
+          <w:rFonts w:ascii="Cascadia Mono" w:hAnsi="Cascadia Mono" w:cs="Cascadia Mono"/>
+          <w:color w:val="000000"/>
+          <w:sz w:val="19"/>
+          <w:szCs w:val="19"/>
+          <w:highlight w:val="white"/>
+        </w:rPr>
+        <w:t xml:space="preserve">                    </w:t>
+      </w:r>
+      <w:proofErr w:type="spellStart"/>
+      <w:r>
+        <w:rPr>
+          <w:rFonts w:ascii="Cascadia Mono" w:hAnsi="Cascadia Mono" w:cs="Cascadia Mono"/>
+          <w:color w:val="000000"/>
+          <w:sz w:val="19"/>
+          <w:szCs w:val="19"/>
+          <w:highlight w:val="white"/>
+        </w:rPr>
+        <w:t>FileName</w:t>
+      </w:r>
+      <w:proofErr w:type="spellEnd"/>
+      <w:r>
+        <w:rPr>
+          <w:rFonts w:ascii="Cascadia Mono" w:hAnsi="Cascadia Mono" w:cs="Cascadia Mono"/>
+          <w:color w:val="000000"/>
+          <w:sz w:val="19"/>
+          <w:szCs w:val="19"/>
+          <w:highlight w:val="white"/>
+        </w:rPr>
+        <w:t xml:space="preserve"> = </w:t>
+      </w:r>
+      <w:r>
+        <w:rPr>
+          <w:rFonts w:ascii="Cascadia Mono" w:hAnsi="Cascadia Mono" w:cs="Cascadia Mono"/>
+          <w:color w:val="A31515"/>
+          <w:sz w:val="19"/>
+          <w:szCs w:val="19"/>
+          <w:highlight w:val="white"/>
+        </w:rPr>
+        <w:t>""</w:t>
+      </w:r>
+      <w:r>
+        <w:rPr>
+          <w:rFonts w:ascii="Cascadia Mono" w:hAnsi="Cascadia Mono" w:cs="Cascadia Mono"/>
+          <w:color w:val="000000"/>
+          <w:sz w:val="19"/>
+          <w:szCs w:val="19"/>
+          <w:highlight w:val="white"/>
+        </w:rPr>
+        <w:t>,</w:t>
+      </w:r>
+    </w:p>
+    <w:p>
+      <w:pPr>
+        <w:pStyle w:val="ListParagraph"/>
+        <w:numPr>
+          <w:ilvl w:val="0"/>
+          <w:numId w:val="7"/>
+        </w:numPr>
+        <w:autoSpaceDE w:val="0"/>
+        <w:autoSpaceDN w:val="0"/>
+        <w:adjustRightInd w:val="0"/>
+        <w:spacing w:after="0" w:line="240" w:lineRule="auto"/>
+        <w:rPr>
+          <w:rFonts w:ascii="Cascadia Mono" w:hAnsi="Cascadia Mono" w:cs="Cascadia Mono"/>
+          <w:color w:val="000000"/>
+          <w:sz w:val="19"/>
+          <w:szCs w:val="19"/>
+          <w:highlight w:val="white"/>
+        </w:rPr>
+      </w:pPr>
+      <w:r>
+        <w:rPr>
+          <w:rFonts w:ascii="Cascadia Mono" w:hAnsi="Cascadia Mono" w:cs="Cascadia Mono"/>
+          <w:color w:val="000000"/>
+          <w:sz w:val="19"/>
+          <w:szCs w:val="19"/>
+          <w:highlight w:val="white"/>
+        </w:rPr>
+        <w:t xml:space="preserve">                    </w:t>
+      </w:r>
+      <w:proofErr w:type="spellStart"/>
+      <w:r>
+        <w:rPr>
+          <w:rFonts w:ascii="Cascadia Mono" w:hAnsi="Cascadia Mono" w:cs="Cascadia Mono"/>
+          <w:color w:val="000000"/>
+          <w:sz w:val="19"/>
+          <w:szCs w:val="19"/>
+          <w:highlight w:val="white"/>
+        </w:rPr>
+        <w:t>FileNameRial</w:t>
+      </w:r>
+      <w:proofErr w:type="spellEnd"/>
+      <w:r>
+        <w:rPr>
+          <w:rFonts w:ascii="Cascadia Mono" w:hAnsi="Cascadia Mono" w:cs="Cascadia Mono"/>
+          <w:color w:val="000000"/>
+          <w:sz w:val="19"/>
+          <w:szCs w:val="19"/>
+          <w:highlight w:val="white"/>
+        </w:rPr>
+        <w:t xml:space="preserve"> = </w:t>
+      </w:r>
+      <w:r>
+        <w:rPr>
+          <w:rFonts w:ascii="Cascadia Mono" w:hAnsi="Cascadia Mono" w:cs="Cascadia Mono"/>
+          <w:color w:val="A31515"/>
+          <w:sz w:val="19"/>
+          <w:szCs w:val="19"/>
+          <w:highlight w:val="white"/>
+        </w:rPr>
+        <w:t>""</w:t>
+      </w:r>
+      <w:r>
+        <w:rPr>
+          <w:rFonts w:ascii="Cascadia Mono" w:hAnsi="Cascadia Mono" w:cs="Cascadia Mono"/>
+          <w:color w:val="000000"/>
+          <w:sz w:val="19"/>
+          <w:szCs w:val="19"/>
+          <w:highlight w:val="white"/>
+        </w:rPr>
+        <w:t>,</w:t>
+      </w:r>
+    </w:p>
+    <w:p>
+      <w:pPr>
+        <w:pStyle w:val="ListParagraph"/>
+        <w:numPr>
+          <w:ilvl w:val="0"/>
+          <w:numId w:val="7"/>
+        </w:numPr>
+        <w:autoSpaceDE w:val="0"/>
+        <w:autoSpaceDN w:val="0"/>
+        <w:adjustRightInd w:val="0"/>
+        <w:spacing w:after="0" w:line="240" w:lineRule="auto"/>
+        <w:rPr>
+          <w:rFonts w:ascii="Cascadia Mono" w:hAnsi="Cascadia Mono" w:cs="Cascadia Mono"/>
+          <w:color w:val="000000"/>
+          <w:sz w:val="19"/>
+          <w:szCs w:val="19"/>
+          <w:highlight w:val="white"/>
+        </w:rPr>
+      </w:pPr>
+      <w:r>
+        <w:rPr>
+          <w:rFonts w:ascii="Cascadia Mono" w:hAnsi="Cascadia Mono" w:cs="Cascadia Mono"/>
+          <w:color w:val="000000"/>
+          <w:sz w:val="19"/>
+          <w:szCs w:val="19"/>
+          <w:highlight w:val="white"/>
+        </w:rPr>
+        <w:lastRenderedPageBreak/>
+        <w:t xml:space="preserve">                    </w:t>
+      </w:r>
+      <w:proofErr w:type="spellStart"/>
+      <w:r>
+        <w:rPr>
+          <w:rFonts w:ascii="Cascadia Mono" w:hAnsi="Cascadia Mono" w:cs="Cascadia Mono"/>
+          <w:color w:val="000000"/>
+          <w:sz w:val="19"/>
+          <w:szCs w:val="19"/>
+          <w:highlight w:val="white"/>
+        </w:rPr>
+        <w:t>FileNameArzi</w:t>
+      </w:r>
+      <w:proofErr w:type="spellEnd"/>
+      <w:r>
+        <w:rPr>
+          <w:rFonts w:ascii="Cascadia Mono" w:hAnsi="Cascadia Mono" w:cs="Cascadia Mono"/>
+          <w:color w:val="000000"/>
+          <w:sz w:val="19"/>
+          <w:szCs w:val="19"/>
+          <w:highlight w:val="white"/>
+        </w:rPr>
+        <w:t xml:space="preserve"> = </w:t>
+      </w:r>
+      <w:r>
+        <w:rPr>
+          <w:rFonts w:ascii="Cascadia Mono" w:hAnsi="Cascadia Mono" w:cs="Cascadia Mono"/>
+          <w:color w:val="A31515"/>
+          <w:sz w:val="19"/>
+          <w:szCs w:val="19"/>
+          <w:highlight w:val="white"/>
+        </w:rPr>
+        <w:t>""</w:t>
+      </w:r>
+      <w:r>
+        <w:rPr>
+          <w:rFonts w:ascii="Cascadia Mono" w:hAnsi="Cascadia Mono" w:cs="Cascadia Mono"/>
+          <w:color w:val="000000"/>
+          <w:sz w:val="19"/>
+          <w:szCs w:val="19"/>
+          <w:highlight w:val="white"/>
+        </w:rPr>
+        <w:t>,</w:t>
+      </w:r>
+    </w:p>
+    <w:p>
+      <w:pPr>
+        <w:pStyle w:val="ListParagraph"/>
+        <w:numPr>
+          <w:ilvl w:val="0"/>
+          <w:numId w:val="7"/>
+        </w:numPr>
+        <w:bidi/>
+        <w:rPr>
+          <w:rFonts w:asciiTheme="majorHAnsi" w:hAnsiTheme="majorHAnsi" w:cs="B Nazanin"/>
+          <w:sz w:val="20"/>
+          <w:szCs w:val="20"/>
+        </w:rPr>
+      </w:pPr>
+      <w:r>
+        <w:rPr>
+          <w:rFonts w:ascii="Cascadia Mono" w:hAnsi="Cascadia Mono" w:cs="Cascadia Mono"/>
+          <w:color w:val="000000"/>
+          <w:sz w:val="19"/>
+          <w:szCs w:val="19"/>
+          <w:highlight w:val="white"/>
+        </w:rPr>
+        <w:t xml:space="preserve">                    </w:t>
+      </w:r>
+      <w:proofErr w:type="spellStart"/>
+      <w:r>
+        <w:rPr>
+          <w:rFonts w:ascii="Cascadia Mono" w:hAnsi="Cascadia Mono" w:cs="Cascadia Mono"/>
+          <w:color w:val="000000"/>
+          <w:sz w:val="19"/>
+          <w:szCs w:val="19"/>
+          <w:highlight w:val="white"/>
+        </w:rPr>
+        <w:t>ExceptCode</w:t>
+      </w:r>
+      <w:proofErr w:type="spellEnd"/>
+      <w:r>
+        <w:rPr>
+          <w:rFonts w:ascii="Cascadia Mono" w:hAnsi="Cascadia Mono" w:cs="Cascadia Mono"/>
+          <w:color w:val="000000"/>
+          <w:sz w:val="19"/>
+          <w:szCs w:val="19"/>
+          <w:highlight w:val="white"/>
+        </w:rPr>
+        <w:t xml:space="preserve"> = </w:t>
+      </w:r>
+      <w:proofErr w:type="spellStart"/>
+      <w:r>
+        <w:rPr>
+          <w:rFonts w:ascii="Cascadia Mono" w:hAnsi="Cascadia Mono" w:cs="Cascadia Mono"/>
+          <w:color w:val="000000"/>
+          <w:sz w:val="19"/>
+          <w:szCs w:val="19"/>
+          <w:highlight w:val="white"/>
+        </w:rPr>
+        <w:t>ExceptCodes</w:t>
+      </w:r>
+      <w:proofErr w:type="spellEnd"/>
+      <w:r>
+        <w:rPr>
+          <w:rFonts w:ascii="Cascadia Mono" w:hAnsi="Cascadia Mono" w:cs="Cascadia Mono"/>
+          <w:color w:val="000000"/>
+          <w:sz w:val="19"/>
+          <w:szCs w:val="19"/>
+          <w:highlight w:val="white"/>
+        </w:rPr>
+        <w:t>,</w:t>
+      </w:r>
+    </w:p>
+    <w:p>
+      <w:pPr>
+        <w:numPr>
+          <w:ilvl w:val="0"/>
+          <w:numId w:val="7"/>
+        </w:numPr>
+        <w:bidi/>
+        <w:rPr>
+          <w:rFonts w:asciiTheme="majorHAnsi" w:hAnsiTheme="majorHAnsi" w:cs="B Nazanin"/>
+          <w:sz w:val="20"/>
+          <w:szCs w:val="20"/>
+        </w:rPr>
+      </w:pPr>
+      <w:r>
+        <w:rPr>
+          <w:rFonts w:asciiTheme="majorHAnsi" w:hAnsiTheme="majorHAnsi" w:cs="B Nazanin"/>
+          <w:sz w:val="20"/>
+          <w:szCs w:val="20"/>
+          <w:rtl/>
+        </w:rPr>
+        <w:t xml:space="preserve">ایجاد شیء </w:t>
+      </w:r>
+      <w:proofErr w:type="spellStart"/>
+      <w:r>
+        <w:rPr>
+          <w:rFonts w:asciiTheme="majorHAnsi" w:hAnsiTheme="majorHAnsi" w:cs="B Nazanin"/>
+          <w:color w:val="2B91AF"/>
+          <w:sz w:val="20"/>
+          <w:szCs w:val="20"/>
+          <w:highlight w:val="white"/>
+        </w:rPr>
+        <w:t>DBRequestDto</w:t>
+      </w:r>
+      <w:proofErr w:type="spellEnd"/>
+      <w:r>
+        <w:rPr>
+          <w:rFonts w:asciiTheme="majorHAnsi" w:hAnsiTheme="majorHAnsi" w:cs="B Nazanin"/>
+          <w:color w:val="2B91AF"/>
+          <w:sz w:val="20"/>
+          <w:szCs w:val="20"/>
+          <w:rtl/>
+        </w:rPr>
+        <w:t xml:space="preserve"> </w:t>
+      </w:r>
+      <w:r>
+        <w:rPr>
+          <w:rFonts w:asciiTheme="majorHAnsi" w:hAnsiTheme="majorHAnsi" w:cs="B Nazanin"/>
+          <w:sz w:val="20"/>
+          <w:szCs w:val="20"/>
+          <w:rtl/>
+        </w:rPr>
+        <w:t>شامل</w:t>
+      </w:r>
+      <w:r>
+        <w:rPr>
+          <w:rFonts w:asciiTheme="majorHAnsi" w:hAnsiTheme="majorHAnsi" w:cs="B Nazanin"/>
+          <w:sz w:val="20"/>
+          <w:szCs w:val="20"/>
+        </w:rPr>
+        <w:t>:</w:t>
+      </w:r>
+    </w:p>
+    <w:p>
+      <w:pPr>
+        <w:pStyle w:val="ListParagraph"/>
+        <w:numPr>
+          <w:ilvl w:val="1"/>
+          <w:numId w:val="7"/>
+        </w:numPr>
+        <w:bidi/>
+        <w:rPr>
+          <w:rFonts w:asciiTheme="majorHAnsi" w:hAnsiTheme="majorHAnsi" w:cs="B Nazanin"/>
+          <w:sz w:val="20"/>
+          <w:szCs w:val="20"/>
+        </w:rPr>
+      </w:pPr>
+      <w:r>
+        <w:rPr>
+          <w:rFonts w:ascii="Cascadia Mono" w:hAnsi="Cascadia Mono" w:cs="Cascadia Mono" w:hint="cs"/>
+          <w:color w:val="000000"/>
+          <w:sz w:val="19"/>
+          <w:szCs w:val="19"/>
+          <w:highlight w:val="white"/>
+          <w:rtl/>
+        </w:rPr>
+        <w:t xml:space="preserve"> </w:t>
+      </w:r>
+      <w:proofErr w:type="spellStart"/>
+      <w:r>
+        <w:rPr>
+          <w:rFonts w:ascii="Cascadia Mono" w:hAnsi="Cascadia Mono" w:cs="Cascadia Mono"/>
+          <w:color w:val="000000"/>
+          <w:sz w:val="19"/>
+          <w:szCs w:val="19"/>
+          <w:highlight w:val="white"/>
+        </w:rPr>
+        <w:t>UserNameDB</w:t>
+      </w:r>
+      <w:proofErr w:type="spellEnd"/>
+      <w:r>
+        <w:rPr>
+          <w:rFonts w:ascii="Cascadia Mono" w:hAnsi="Cascadia Mono" w:cs="Courier New" w:hint="cs"/>
+          <w:color w:val="000000"/>
+          <w:sz w:val="19"/>
+          <w:szCs w:val="19"/>
+          <w:highlight w:val="white"/>
+          <w:rtl/>
+        </w:rPr>
+        <w:t xml:space="preserve"> </w:t>
+      </w:r>
+      <w:proofErr w:type="gramStart"/>
+      <w:r>
+        <w:rPr>
+          <w:rFonts w:ascii="Cascadia Mono" w:hAnsi="Cascadia Mono" w:cs="Courier New" w:hint="cs"/>
+          <w:color w:val="000000"/>
+          <w:sz w:val="19"/>
+          <w:szCs w:val="19"/>
+          <w:highlight w:val="white"/>
+          <w:rtl/>
+        </w:rPr>
+        <w:t>و</w:t>
+      </w:r>
+      <w:r>
+        <w:rPr>
+          <w:rFonts w:ascii="Cascadia Mono" w:hAnsi="Cascadia Mono" w:cs="Courier New" w:hint="cs"/>
+          <w:color w:val="000000"/>
+          <w:sz w:val="19"/>
+          <w:szCs w:val="19"/>
+          <w:highlight w:val="white"/>
+          <w:rtl/>
+        </w:rPr>
+        <w:t xml:space="preserve"> </w:t>
+      </w:r>
+      <w:r>
+        <w:rPr>
+          <w:rFonts w:ascii="Cascadia Mono" w:hAnsi="Cascadia Mono" w:cs="Cascadia Mono"/>
+          <w:color w:val="000000"/>
+          <w:sz w:val="19"/>
+          <w:szCs w:val="19"/>
+          <w:highlight w:val="white"/>
+        </w:rPr>
+        <w:t xml:space="preserve"> </w:t>
+      </w:r>
+      <w:proofErr w:type="spellStart"/>
+      <w:r>
+        <w:rPr>
+          <w:rFonts w:ascii="Cascadia Mono" w:hAnsi="Cascadia Mono" w:cs="Cascadia Mono"/>
+          <w:color w:val="000000"/>
+          <w:sz w:val="19"/>
+          <w:szCs w:val="19"/>
+          <w:highlight w:val="white"/>
+        </w:rPr>
+        <w:t>PtokenDB</w:t>
+      </w:r>
+      <w:proofErr w:type="spellEnd"/>
+      <w:proofErr w:type="gramEnd"/>
+      <w:r>
+        <w:rPr>
+          <w:rFonts w:ascii="Cascadia Mono" w:hAnsi="Cascadia Mono" w:cs="Courier New" w:hint="cs"/>
+          <w:color w:val="000000"/>
+          <w:sz w:val="19"/>
+          <w:szCs w:val="19"/>
+          <w:rtl/>
+        </w:rPr>
+        <w:t xml:space="preserve">و </w:t>
+      </w:r>
+      <w:proofErr w:type="spellStart"/>
+      <w:r>
+        <w:rPr>
+          <w:rFonts w:ascii="Cascadia Mono" w:hAnsi="Cascadia Mono" w:cs="Cascadia Mono"/>
+          <w:color w:val="000000"/>
+          <w:sz w:val="19"/>
+          <w:szCs w:val="19"/>
+          <w:highlight w:val="white"/>
+        </w:rPr>
+        <w:t>OrginalClientAddressDB</w:t>
+      </w:r>
+      <w:proofErr w:type="spellEnd"/>
+      <w:r>
+        <w:rPr>
+          <w:rFonts w:ascii="Cascadia Mono" w:hAnsi="Cascadia Mono" w:cs="Cascadia Mono" w:hint="cs"/>
+          <w:color w:val="000000"/>
+          <w:sz w:val="19"/>
+          <w:szCs w:val="19"/>
+          <w:rtl/>
+        </w:rPr>
+        <w:t xml:space="preserve"> </w:t>
+      </w:r>
+      <w:r>
+        <w:rPr>
+          <w:rFonts w:ascii="Cascadia Mono" w:hAnsi="Cascadia Mono" w:cs="Courier New" w:hint="cs"/>
+          <w:color w:val="000000"/>
+          <w:sz w:val="19"/>
+          <w:szCs w:val="19"/>
+          <w:rtl/>
+        </w:rPr>
+        <w:t xml:space="preserve">اطلاعات مورد نیاز برای </w:t>
+      </w:r>
+      <w:proofErr w:type="spellStart"/>
+      <w:r>
+        <w:rPr>
+          <w:rFonts w:ascii="Cascadia Mono" w:hAnsi="Cascadia Mono" w:cs="Courier New"/>
+          <w:color w:val="000000"/>
+          <w:sz w:val="19"/>
+          <w:szCs w:val="19"/>
+        </w:rPr>
+        <w:t>sp</w:t>
+      </w:r>
+      <w:proofErr w:type="spellEnd"/>
+      <w:r>
+        <w:rPr>
+          <w:rFonts w:ascii="Cascadia Mono" w:hAnsi="Cascadia Mono" w:cs="Courier New"/>
+          <w:color w:val="000000"/>
+          <w:sz w:val="19"/>
+          <w:szCs w:val="19"/>
+        </w:rPr>
+        <w:t xml:space="preserve">  </w:t>
+      </w:r>
+      <w:r>
+        <w:rPr>
+          <w:rFonts w:ascii="Cascadia Mono" w:hAnsi="Cascadia Mono" w:cs="Courier New" w:hint="cs"/>
+          <w:color w:val="000000"/>
+          <w:sz w:val="19"/>
+          <w:szCs w:val="19"/>
+          <w:rtl/>
+          <w:lang w:bidi="fa-IR"/>
+        </w:rPr>
+        <w:t xml:space="preserve"> سما و همراه و کاربردی</w:t>
+      </w:r>
+    </w:p>
+    <w:p>
+      <w:pPr>
+        <w:pStyle w:val="ListParagraph"/>
+        <w:numPr>
+          <w:ilvl w:val="1"/>
+          <w:numId w:val="7"/>
+        </w:numPr>
+        <w:bidi/>
+        <w:rPr>
+          <w:rFonts w:asciiTheme="majorHAnsi" w:hAnsiTheme="majorHAnsi" w:cs="B Nazanin"/>
+          <w:sz w:val="20"/>
+          <w:szCs w:val="20"/>
+        </w:rPr>
+      </w:pPr>
+      <w:proofErr w:type="spellStart"/>
+      <w:r>
+        <w:rPr>
+          <w:rFonts w:ascii="Cascadia Mono" w:hAnsi="Cascadia Mono" w:cs="Cascadia Mono"/>
+          <w:color w:val="000000"/>
+          <w:sz w:val="19"/>
+          <w:szCs w:val="19"/>
+          <w:highlight w:val="white"/>
+        </w:rPr>
+        <w:t>TarazType</w:t>
+      </w:r>
+      <w:proofErr w:type="spellEnd"/>
+      <w:r>
+        <w:rPr>
+          <w:rFonts w:ascii="Cascadia Mono" w:hAnsi="Cascadia Mono" w:cs="Cascadia Mono" w:hint="cs"/>
+          <w:color w:val="000000"/>
+          <w:sz w:val="19"/>
+          <w:szCs w:val="19"/>
+          <w:rtl/>
+        </w:rPr>
+        <w:t xml:space="preserve"> </w:t>
+      </w:r>
+      <w:r>
+        <w:rPr>
+          <w:rFonts w:ascii="Cascadia Mono" w:hAnsi="Cascadia Mono" w:cs="Courier New" w:hint="cs"/>
+          <w:color w:val="000000"/>
+          <w:sz w:val="19"/>
+          <w:szCs w:val="19"/>
+          <w:rtl/>
+        </w:rPr>
+        <w:t xml:space="preserve">نوع تراز </w:t>
+      </w:r>
+    </w:p>
+    <w:p>
+      <w:pPr>
+        <w:pStyle w:val="ListParagraph"/>
+        <w:numPr>
+          <w:ilvl w:val="2"/>
+          <w:numId w:val="7"/>
+        </w:numPr>
+        <w:bidi/>
+        <w:rPr>
+          <w:rFonts w:asciiTheme="majorHAnsi" w:hAnsiTheme="majorHAnsi" w:cs="B Nazanin"/>
+          <w:sz w:val="20"/>
+          <w:szCs w:val="20"/>
+        </w:rPr>
+      </w:pPr>
+      <w:r>
+        <w:rPr>
+          <w:rFonts w:ascii="Cascadia Mono" w:hAnsi="Cascadia Mono" w:cs="Courier New" w:hint="cs"/>
+          <w:color w:val="000000"/>
+          <w:sz w:val="19"/>
+          <w:szCs w:val="19"/>
+          <w:rtl/>
+        </w:rPr>
+        <w:t>سما 1</w:t>
+      </w:r>
+    </w:p>
+    <w:p>
+      <w:pPr>
+        <w:pStyle w:val="ListParagraph"/>
+        <w:numPr>
+          <w:ilvl w:val="2"/>
+          <w:numId w:val="7"/>
+        </w:numPr>
+        <w:bidi/>
+        <w:rPr>
+          <w:rFonts w:asciiTheme="majorHAnsi" w:hAnsiTheme="majorHAnsi" w:cs="B Nazanin"/>
+          <w:sz w:val="20"/>
+          <w:szCs w:val="20"/>
+        </w:rPr>
+      </w:pPr>
+      <w:r>
+        <w:rPr>
+          <w:rFonts w:ascii="Cascadia Mono" w:hAnsi="Cascadia Mono" w:cs="Courier New" w:hint="cs"/>
+          <w:color w:val="000000"/>
+          <w:sz w:val="19"/>
+          <w:szCs w:val="19"/>
+          <w:rtl/>
+        </w:rPr>
+        <w:t>رایان 2</w:t>
+      </w:r>
+    </w:p>
+    <w:p>
+      <w:pPr>
+        <w:pStyle w:val="ListParagraph"/>
+        <w:numPr>
+          <w:ilvl w:val="2"/>
+          <w:numId w:val="7"/>
+        </w:numPr>
+        <w:bidi/>
+        <w:rPr>
+          <w:rFonts w:asciiTheme="majorHAnsi" w:hAnsiTheme="majorHAnsi" w:cs="B Nazanin"/>
+          <w:sz w:val="20"/>
+          <w:szCs w:val="20"/>
+        </w:rPr>
+      </w:pPr>
+      <w:r>
+        <w:rPr>
+          <w:rFonts w:ascii="Cascadia Mono" w:hAnsi="Cascadia Mono" w:cs="Courier New" w:hint="cs"/>
+          <w:color w:val="000000"/>
+          <w:sz w:val="19"/>
+          <w:szCs w:val="19"/>
+          <w:rtl/>
+        </w:rPr>
+        <w:t xml:space="preserve">کاربردی 3 </w:t>
+      </w:r>
+    </w:p>
+    <w:p>
+      <w:pPr>
+        <w:pStyle w:val="ListParagraph"/>
+        <w:numPr>
+          <w:ilvl w:val="2"/>
+          <w:numId w:val="7"/>
+        </w:numPr>
+        <w:bidi/>
+        <w:rPr>
+          <w:rFonts w:asciiTheme="majorHAnsi" w:hAnsiTheme="majorHAnsi" w:cs="B Nazanin"/>
+          <w:sz w:val="20"/>
+          <w:szCs w:val="20"/>
+        </w:rPr>
+      </w:pPr>
+      <w:r>
+        <w:rPr>
+          <w:rFonts w:ascii="Cascadia Mono" w:hAnsi="Cascadia Mono" w:cs="Courier New" w:hint="cs"/>
+          <w:color w:val="000000"/>
+          <w:sz w:val="19"/>
+          <w:szCs w:val="19"/>
+          <w:rtl/>
+        </w:rPr>
+        <w:t>همراه 4</w:t>
+      </w:r>
+    </w:p>
+    <w:p>
+      <w:pPr>
+        <w:pStyle w:val="ListParagraph"/>
+        <w:numPr>
+          <w:ilvl w:val="2"/>
+          <w:numId w:val="7"/>
+        </w:numPr>
+        <w:bidi/>
+        <w:rPr>
+          <w:rFonts w:asciiTheme="majorHAnsi" w:hAnsiTheme="majorHAnsi" w:cs="B Nazanin"/>
+          <w:sz w:val="20"/>
+          <w:szCs w:val="20"/>
+        </w:rPr>
+      </w:pPr>
+      <w:r>
+        <w:rPr>
+          <w:rFonts w:asciiTheme="majorHAnsi" w:hAnsiTheme="majorHAnsi" w:cs="B Nazanin" w:hint="cs"/>
+          <w:sz w:val="20"/>
+          <w:szCs w:val="20"/>
+          <w:rtl/>
+        </w:rPr>
+        <w:t xml:space="preserve">پویا 5 </w:t>
+      </w:r>
+      <w:bookmarkStart w:id="0" w:name="_GoBack"/>
+      <w:bookmarkEnd w:id="0"/>
+    </w:p>
+    <w:p>
+      <w:pPr>
+        <w:bidi/>
+        <w:rPr>
+          <w:rFonts w:asciiTheme="majorHAnsi" w:hAnsiTheme="majorHAnsi" w:cs="B Nazanin"/>
+          <w:sz w:val="20"/>
+          <w:szCs w:val="20"/>
+        </w:rPr>
+      </w:pPr>
+      <w:r>
+        <w:rPr>
+          <w:rFonts w:asciiTheme="majorHAnsi" w:hAnsiTheme="majorHAnsi" w:cs="B Nazanin" w:hint="cs"/>
+          <w:sz w:val="20"/>
+          <w:szCs w:val="20"/>
+          <w:rtl/>
+        </w:rPr>
+        <w:t xml:space="preserve"> </w:t>
+      </w:r>
+      <w:r>
+        <w:rPr>
+          <w:rFonts w:asciiTheme="majorHAnsi" w:hAnsiTheme="majorHAnsi" w:cs="B Nazanin"/>
+          <w:sz w:val="20"/>
+          <w:szCs w:val="20"/>
+          <w:rtl/>
+        </w:rPr>
+        <w:t xml:space="preserve">  </w:t>
+      </w:r>
+      <w:r>
+        <w:rPr>
+          <w:rFonts w:asciiTheme="majorHAnsi" w:hAnsiTheme="majorHAnsi" w:cs="B Nazanin"/>
+          <w:sz w:val="20"/>
+          <w:szCs w:val="20"/>
         </w:rPr>
         <w:pict>
           <v:rect id="_x0000_i1026" style="width:0;height:1.5pt" o:hralign="center" o:hrstd="t" o:hr="t" fillcolor="#a0a0a0" stroked="f"/>
@@ -1712,16 +4901,20 @@
       <w:pPr>
         <w:bidi/>
         <w:rPr>
-          <w:rFonts w:cs="B Nazanin"/>
+          <w:rFonts w:asciiTheme="majorHAnsi" w:hAnsiTheme="majorHAnsi" w:cs="B Nazanin"/>
           <w:b/>
           <w:bCs/>
-        </w:rPr>
-      </w:pPr>
-      <w:r>
-        <w:rPr>
-          <w:rFonts w:cs="B Nazanin"/>
+          <w:sz w:val="20"/>
+          <w:szCs w:val="20"/>
+        </w:rPr>
+      </w:pPr>
+      <w:r>
+        <w:rPr>
+          <w:rFonts w:asciiTheme="majorHAnsi" w:hAnsiTheme="majorHAnsi" w:cs="B Nazanin"/>
           <w:b/>
           <w:bCs/>
+          <w:sz w:val="20"/>
+          <w:szCs w:val="20"/>
           <w:rtl/>
           <w:lang w:bidi="fa-IR"/>
         </w:rPr>
@@ -1729,17 +4922,21 @@
       </w:r>
       <w:r>
         <w:rPr>
-          <w:rFonts w:cs="B Nazanin"/>
+          <w:rFonts w:asciiTheme="majorHAnsi" w:hAnsiTheme="majorHAnsi" w:cs="B Nazanin"/>
           <w:b/>
           <w:bCs/>
+          <w:sz w:val="20"/>
+          <w:szCs w:val="20"/>
         </w:rPr>
         <w:t xml:space="preserve">. </w:t>
       </w:r>
       <w:r>
         <w:rPr>
-          <w:rFonts w:cs="B Nazanin"/>
+          <w:rFonts w:asciiTheme="majorHAnsi" w:hAnsiTheme="majorHAnsi" w:cs="B Nazanin"/>
           <w:b/>
           <w:bCs/>
+          <w:sz w:val="20"/>
+          <w:szCs w:val="20"/>
           <w:rtl/>
         </w:rPr>
         <w:t xml:space="preserve">اجرای فرآیند اصلی (در </w:t>
@@ -1747,18 +4944,22 @@
       <w:proofErr w:type="spellStart"/>
       <w:r>
         <w:rPr>
-          <w:rFonts w:cs="B Nazanin"/>
+          <w:rFonts w:asciiTheme="majorHAnsi" w:hAnsiTheme="majorHAnsi" w:cs="B Nazanin"/>
           <w:b/>
           <w:bCs/>
+          <w:sz w:val="20"/>
+          <w:szCs w:val="20"/>
         </w:rPr>
         <w:t>WriteBalanceHandler.HandleAsync</w:t>
       </w:r>
       <w:proofErr w:type="spellEnd"/>
       <w:r>
         <w:rPr>
-          <w:rFonts w:cs="B Nazanin"/>
+          <w:rFonts w:asciiTheme="majorHAnsi" w:hAnsiTheme="majorHAnsi" w:cs="B Nazanin"/>
           <w:b/>
           <w:bCs/>
+          <w:sz w:val="20"/>
+          <w:szCs w:val="20"/>
         </w:rPr>
         <w:t>())</w:t>
       </w:r>
@@ -1767,25 +4968,31 @@
       <w:pPr>
         <w:bidi/>
         <w:rPr>
-          <w:rFonts w:cs="B Nazanin"/>
+          <w:rFonts w:asciiTheme="majorHAnsi" w:hAnsiTheme="majorHAnsi" w:cs="B Nazanin"/>
           <w:b/>
           <w:bCs/>
-        </w:rPr>
-      </w:pPr>
-      <w:r>
-        <w:rPr>
-          <w:rFonts w:cs="B Nazanin"/>
+          <w:sz w:val="20"/>
+          <w:szCs w:val="20"/>
+        </w:rPr>
+      </w:pPr>
+      <w:r>
+        <w:rPr>
+          <w:rFonts w:asciiTheme="majorHAnsi" w:hAnsiTheme="majorHAnsi" w:cs="B Nazanin"/>
           <w:b/>
           <w:bCs/>
+          <w:sz w:val="20"/>
+          <w:szCs w:val="20"/>
           <w:rtl/>
         </w:rPr>
         <w:t xml:space="preserve">مرحله </w:t>
       </w:r>
       <w:r>
         <w:rPr>
-          <w:rFonts w:cs="B Nazanin"/>
+          <w:rFonts w:asciiTheme="majorHAnsi" w:hAnsiTheme="majorHAnsi" w:cs="B Nazanin"/>
           <w:b/>
           <w:bCs/>
+          <w:sz w:val="20"/>
+          <w:szCs w:val="20"/>
           <w:rtl/>
           <w:lang w:bidi="fa-IR"/>
         </w:rPr>
@@ -1796,6 +5003,8 @@
           <w:rFonts w:ascii="Times New Roman" w:hAnsi="Times New Roman" w:cs="Times New Roman" w:hint="cs"/>
           <w:b/>
           <w:bCs/>
+          <w:sz w:val="20"/>
+          <w:szCs w:val="20"/>
           <w:rtl/>
           <w:lang w:bidi="fa-IR"/>
         </w:rPr>
@@ -1803,9 +5012,11 @@
       </w:r>
       <w:r>
         <w:rPr>
-          <w:rFonts w:cs="B Nazanin"/>
+          <w:rFonts w:asciiTheme="majorHAnsi" w:hAnsiTheme="majorHAnsi" w:cs="B Nazanin"/>
           <w:b/>
           <w:bCs/>
+          <w:sz w:val="20"/>
+          <w:szCs w:val="20"/>
           <w:rtl/>
           <w:lang w:bidi="fa-IR"/>
         </w:rPr>
@@ -1813,26 +5024,32 @@
       </w:r>
       <w:r>
         <w:rPr>
-          <w:rFonts w:cs="B Nazanin"/>
+          <w:rFonts w:asciiTheme="majorHAnsi" w:hAnsiTheme="majorHAnsi" w:cs="B Nazanin"/>
           <w:b/>
           <w:bCs/>
+          <w:sz w:val="20"/>
+          <w:szCs w:val="20"/>
           <w:rtl/>
         </w:rPr>
         <w:t>ایجاد فایل</w:t>
       </w:r>
       <w:r>
         <w:rPr>
-          <w:rFonts w:cs="B Nazanin"/>
+          <w:rFonts w:asciiTheme="majorHAnsi" w:hAnsiTheme="majorHAnsi" w:cs="B Nazanin"/>
           <w:b/>
           <w:bCs/>
+          <w:sz w:val="20"/>
+          <w:szCs w:val="20"/>
         </w:rPr>
         <w:t xml:space="preserve"> Excel </w:t>
       </w:r>
       <w:r>
         <w:rPr>
-          <w:rFonts w:cs="B Nazanin"/>
+          <w:rFonts w:asciiTheme="majorHAnsi" w:hAnsiTheme="majorHAnsi" w:cs="B Nazanin"/>
           <w:b/>
           <w:bCs/>
+          <w:sz w:val="20"/>
+          <w:szCs w:val="20"/>
           <w:rtl/>
         </w:rPr>
         <w:t>اولیه</w:t>
@@ -1842,48 +5059,62 @@
       <w:pPr>
         <w:bidi/>
         <w:rPr>
-          <w:rFonts w:cs="B Nazanin"/>
-        </w:rPr>
-      </w:pPr>
-      <w:proofErr w:type="spellStart"/>
-      <w:r>
-        <w:rPr>
-          <w:rFonts w:cs="B Nazanin"/>
+          <w:rFonts w:asciiTheme="majorHAnsi" w:hAnsiTheme="majorHAnsi" w:cs="B Nazanin"/>
+          <w:sz w:val="20"/>
+          <w:szCs w:val="20"/>
+        </w:rPr>
+      </w:pPr>
+      <w:proofErr w:type="spellStart"/>
+      <w:r>
+        <w:rPr>
+          <w:rFonts w:asciiTheme="majorHAnsi" w:hAnsiTheme="majorHAnsi" w:cs="B Nazanin"/>
+          <w:sz w:val="20"/>
+          <w:szCs w:val="20"/>
         </w:rPr>
         <w:t>var</w:t>
       </w:r>
       <w:proofErr w:type="spellEnd"/>
       <w:r>
         <w:rPr>
-          <w:rFonts w:cs="B Nazanin"/>
+          <w:rFonts w:asciiTheme="majorHAnsi" w:hAnsiTheme="majorHAnsi" w:cs="B Nazanin"/>
+          <w:sz w:val="20"/>
+          <w:szCs w:val="20"/>
         </w:rPr>
         <w:t xml:space="preserve"> </w:t>
       </w:r>
       <w:proofErr w:type="spellStart"/>
       <w:r>
         <w:rPr>
-          <w:rFonts w:cs="B Nazanin"/>
+          <w:rFonts w:asciiTheme="majorHAnsi" w:hAnsiTheme="majorHAnsi" w:cs="B Nazanin"/>
+          <w:sz w:val="20"/>
+          <w:szCs w:val="20"/>
         </w:rPr>
         <w:t>excelStream</w:t>
       </w:r>
       <w:proofErr w:type="spellEnd"/>
       <w:r>
         <w:rPr>
-          <w:rFonts w:cs="B Nazanin"/>
+          <w:rFonts w:asciiTheme="majorHAnsi" w:hAnsiTheme="majorHAnsi" w:cs="B Nazanin"/>
+          <w:sz w:val="20"/>
+          <w:szCs w:val="20"/>
         </w:rPr>
         <w:t xml:space="preserve"> = await _</w:t>
       </w:r>
       <w:proofErr w:type="spellStart"/>
       <w:r>
         <w:rPr>
-          <w:rFonts w:cs="B Nazanin"/>
+          <w:rFonts w:asciiTheme="majorHAnsi" w:hAnsiTheme="majorHAnsi" w:cs="B Nazanin"/>
+          <w:sz w:val="20"/>
+          <w:szCs w:val="20"/>
         </w:rPr>
         <w:t>excelExporter.CreateWorkbookAsync</w:t>
       </w:r>
       <w:proofErr w:type="spellEnd"/>
       <w:r>
         <w:rPr>
-          <w:rFonts w:cs="B Nazanin"/>
+          <w:rFonts w:asciiTheme="majorHAnsi" w:hAnsiTheme="majorHAnsi" w:cs="B Nazanin"/>
+          <w:sz w:val="20"/>
+          <w:szCs w:val="20"/>
         </w:rPr>
         <w:t>();</w:t>
       </w:r>
@@ -1896,25 +5127,33 @@
         </w:numPr>
         <w:bidi/>
         <w:rPr>
-          <w:rFonts w:cs="B Nazanin"/>
-        </w:rPr>
-      </w:pPr>
-      <w:r>
-        <w:rPr>
-          <w:rFonts w:cs="B Nazanin"/>
+          <w:rFonts w:asciiTheme="majorHAnsi" w:hAnsiTheme="majorHAnsi" w:cs="B Nazanin"/>
+          <w:sz w:val="20"/>
+          <w:szCs w:val="20"/>
+        </w:rPr>
+      </w:pPr>
+      <w:r>
+        <w:rPr>
+          <w:rFonts w:asciiTheme="majorHAnsi" w:hAnsiTheme="majorHAnsi" w:cs="B Nazanin"/>
+          <w:sz w:val="20"/>
+          <w:szCs w:val="20"/>
           <w:rtl/>
         </w:rPr>
         <w:t>ایجاد</w:t>
       </w:r>
       <w:r>
         <w:rPr>
-          <w:rFonts w:cs="B Nazanin"/>
+          <w:rFonts w:asciiTheme="majorHAnsi" w:hAnsiTheme="majorHAnsi" w:cs="B Nazanin"/>
+          <w:sz w:val="20"/>
+          <w:szCs w:val="20"/>
         </w:rPr>
         <w:t xml:space="preserve"> Workbook </w:t>
       </w:r>
       <w:r>
         <w:rPr>
-          <w:rFonts w:cs="B Nazanin"/>
+          <w:rFonts w:asciiTheme="majorHAnsi" w:hAnsiTheme="majorHAnsi" w:cs="B Nazanin"/>
+          <w:sz w:val="20"/>
+          <w:szCs w:val="20"/>
           <w:rtl/>
         </w:rPr>
         <w:t>خالی با ساختار اولیه</w:t>
@@ -1928,45 +5167,57 @@
         </w:numPr>
         <w:bidi/>
         <w:rPr>
-          <w:rFonts w:cs="B Nazanin"/>
-        </w:rPr>
-      </w:pPr>
-      <w:r>
-        <w:rPr>
-          <w:rFonts w:cs="B Nazanin"/>
+          <w:rFonts w:asciiTheme="majorHAnsi" w:hAnsiTheme="majorHAnsi" w:cs="B Nazanin"/>
+          <w:sz w:val="20"/>
+          <w:szCs w:val="20"/>
+        </w:rPr>
+      </w:pPr>
+      <w:r>
+        <w:rPr>
+          <w:rFonts w:asciiTheme="majorHAnsi" w:hAnsiTheme="majorHAnsi" w:cs="B Nazanin"/>
+          <w:sz w:val="20"/>
+          <w:szCs w:val="20"/>
           <w:rtl/>
         </w:rPr>
         <w:t>ثبت لاگ</w:t>
       </w:r>
       <w:r>
         <w:rPr>
-          <w:rFonts w:cs="B Nazanin"/>
+          <w:rFonts w:asciiTheme="majorHAnsi" w:hAnsiTheme="majorHAnsi" w:cs="B Nazanin"/>
+          <w:sz w:val="20"/>
+          <w:szCs w:val="20"/>
         </w:rPr>
         <w:t xml:space="preserve">: </w:t>
       </w:r>
       <w:r>
         <w:rPr>
-          <w:rFonts w:cs="B Nazanin"/>
+          <w:rFonts w:asciiTheme="majorHAnsi" w:hAnsiTheme="majorHAnsi" w:cs="B Nazanin"/>
           <w:i/>
           <w:iCs/>
+          <w:sz w:val="20"/>
+          <w:szCs w:val="20"/>
         </w:rPr>
         <w:t>"</w:t>
       </w:r>
       <w:proofErr w:type="spellStart"/>
       <w:r>
         <w:rPr>
-          <w:rFonts w:cs="B Nazanin"/>
+          <w:rFonts w:asciiTheme="majorHAnsi" w:hAnsiTheme="majorHAnsi" w:cs="B Nazanin"/>
           <w:i/>
           <w:iCs/>
+          <w:sz w:val="20"/>
+          <w:szCs w:val="20"/>
         </w:rPr>
         <w:t>CreateWorkbookAsync</w:t>
       </w:r>
       <w:proofErr w:type="spellEnd"/>
       <w:r>
         <w:rPr>
-          <w:rFonts w:cs="B Nazanin"/>
+          <w:rFonts w:asciiTheme="majorHAnsi" w:hAnsiTheme="majorHAnsi" w:cs="B Nazanin"/>
           <w:i/>
           <w:iCs/>
+          <w:sz w:val="20"/>
+          <w:szCs w:val="20"/>
         </w:rPr>
         <w:t xml:space="preserve"> done Successfully."</w:t>
       </w:r>
@@ -1975,12 +5226,16 @@
       <w:pPr>
         <w:bidi/>
         <w:rPr>
-          <w:rFonts w:cs="B Nazanin"/>
-        </w:rPr>
-      </w:pPr>
-      <w:r>
-        <w:rPr>
-          <w:rFonts w:cs="B Nazanin"/>
+          <w:rFonts w:asciiTheme="majorHAnsi" w:hAnsiTheme="majorHAnsi" w:cs="B Nazanin"/>
+          <w:sz w:val="20"/>
+          <w:szCs w:val="20"/>
+        </w:rPr>
+      </w:pPr>
+      <w:r>
+        <w:rPr>
+          <w:rFonts w:asciiTheme="majorHAnsi" w:hAnsiTheme="majorHAnsi" w:cs="B Nazanin"/>
+          <w:sz w:val="20"/>
+          <w:szCs w:val="20"/>
         </w:rPr>
         <w:pict>
           <v:rect id="_x0000_i1027" style="width:0;height:1.5pt" o:hralign="center" o:hrstd="t" o:hr="t" fillcolor="#a0a0a0" stroked="f"/>
@@ -1991,25 +5246,31 @@
       <w:pPr>
         <w:bidi/>
         <w:rPr>
-          <w:rFonts w:cs="B Nazanin"/>
+          <w:rFonts w:asciiTheme="majorHAnsi" w:hAnsiTheme="majorHAnsi" w:cs="B Nazanin"/>
           <w:b/>
           <w:bCs/>
-        </w:rPr>
-      </w:pPr>
-      <w:r>
-        <w:rPr>
-          <w:rFonts w:cs="B Nazanin"/>
+          <w:sz w:val="20"/>
+          <w:szCs w:val="20"/>
+        </w:rPr>
+      </w:pPr>
+      <w:r>
+        <w:rPr>
+          <w:rFonts w:asciiTheme="majorHAnsi" w:hAnsiTheme="majorHAnsi" w:cs="B Nazanin"/>
           <w:b/>
           <w:bCs/>
+          <w:sz w:val="20"/>
+          <w:szCs w:val="20"/>
           <w:rtl/>
         </w:rPr>
         <w:t xml:space="preserve">مرحله </w:t>
       </w:r>
       <w:r>
         <w:rPr>
-          <w:rFonts w:cs="B Nazanin"/>
+          <w:rFonts w:asciiTheme="majorHAnsi" w:hAnsiTheme="majorHAnsi" w:cs="B Nazanin"/>
           <w:b/>
           <w:bCs/>
+          <w:sz w:val="20"/>
+          <w:szCs w:val="20"/>
           <w:rtl/>
           <w:lang w:bidi="fa-IR"/>
         </w:rPr>
@@ -2020,6 +5281,8 @@
           <w:rFonts w:ascii="Times New Roman" w:hAnsi="Times New Roman" w:cs="Times New Roman" w:hint="cs"/>
           <w:b/>
           <w:bCs/>
+          <w:sz w:val="20"/>
+          <w:szCs w:val="20"/>
           <w:rtl/>
           <w:lang w:bidi="fa-IR"/>
         </w:rPr>
@@ -2027,9 +5290,11 @@
       </w:r>
       <w:r>
         <w:rPr>
-          <w:rFonts w:cs="B Nazanin"/>
+          <w:rFonts w:asciiTheme="majorHAnsi" w:hAnsiTheme="majorHAnsi" w:cs="B Nazanin"/>
           <w:b/>
           <w:bCs/>
+          <w:sz w:val="20"/>
+          <w:szCs w:val="20"/>
           <w:rtl/>
           <w:lang w:bidi="fa-IR"/>
         </w:rPr>
@@ -2037,9 +5302,11 @@
       </w:r>
       <w:r>
         <w:rPr>
-          <w:rFonts w:cs="B Nazanin"/>
+          <w:rFonts w:asciiTheme="majorHAnsi" w:hAnsiTheme="majorHAnsi" w:cs="B Nazanin"/>
           <w:b/>
           <w:bCs/>
+          <w:sz w:val="20"/>
+          <w:szCs w:val="20"/>
           <w:rtl/>
         </w:rPr>
         <w:t>استخراج داده‌های مالی از پایگاه داده</w:t>
@@ -2049,48 +5316,62 @@
       <w:pPr>
         <w:bidi/>
         <w:rPr>
-          <w:rFonts w:cs="B Nazanin"/>
-        </w:rPr>
-      </w:pPr>
-      <w:proofErr w:type="spellStart"/>
-      <w:r>
-        <w:rPr>
-          <w:rFonts w:cs="B Nazanin"/>
+          <w:rFonts w:asciiTheme="majorHAnsi" w:hAnsiTheme="majorHAnsi" w:cs="B Nazanin"/>
+          <w:sz w:val="20"/>
+          <w:szCs w:val="20"/>
+        </w:rPr>
+      </w:pPr>
+      <w:proofErr w:type="spellStart"/>
+      <w:r>
+        <w:rPr>
+          <w:rFonts w:asciiTheme="majorHAnsi" w:hAnsiTheme="majorHAnsi" w:cs="B Nazanin"/>
+          <w:sz w:val="20"/>
+          <w:szCs w:val="20"/>
         </w:rPr>
         <w:t>var</w:t>
       </w:r>
       <w:proofErr w:type="spellEnd"/>
       <w:r>
         <w:rPr>
-          <w:rFonts w:cs="B Nazanin"/>
+          <w:rFonts w:asciiTheme="majorHAnsi" w:hAnsiTheme="majorHAnsi" w:cs="B Nazanin"/>
+          <w:sz w:val="20"/>
+          <w:szCs w:val="20"/>
         </w:rPr>
         <w:t xml:space="preserve"> </w:t>
       </w:r>
       <w:proofErr w:type="spellStart"/>
       <w:r>
         <w:rPr>
-          <w:rFonts w:cs="B Nazanin"/>
+          <w:rFonts w:asciiTheme="majorHAnsi" w:hAnsiTheme="majorHAnsi" w:cs="B Nazanin"/>
+          <w:sz w:val="20"/>
+          <w:szCs w:val="20"/>
         </w:rPr>
         <w:t>financialRecord</w:t>
       </w:r>
       <w:proofErr w:type="spellEnd"/>
       <w:r>
         <w:rPr>
-          <w:rFonts w:cs="B Nazanin"/>
+          <w:rFonts w:asciiTheme="majorHAnsi" w:hAnsiTheme="majorHAnsi" w:cs="B Nazanin"/>
+          <w:sz w:val="20"/>
+          <w:szCs w:val="20"/>
         </w:rPr>
         <w:t xml:space="preserve"> = _</w:t>
       </w:r>
       <w:proofErr w:type="spellStart"/>
       <w:r>
         <w:rPr>
-          <w:rFonts w:cs="B Nazanin"/>
+          <w:rFonts w:asciiTheme="majorHAnsi" w:hAnsiTheme="majorHAnsi" w:cs="B Nazanin"/>
+          <w:sz w:val="20"/>
+          <w:szCs w:val="20"/>
         </w:rPr>
         <w:t>financialRepository.ExecuteMainProc</w:t>
       </w:r>
       <w:proofErr w:type="spellEnd"/>
       <w:r>
         <w:rPr>
-          <w:rFonts w:cs="B Nazanin"/>
+          <w:rFonts w:asciiTheme="majorHAnsi" w:hAnsiTheme="majorHAnsi" w:cs="B Nazanin"/>
+          <w:sz w:val="20"/>
+          <w:szCs w:val="20"/>
         </w:rPr>
         <w:t>();</w:t>
       </w:r>
@@ -2103,25 +5384,33 @@
         </w:numPr>
         <w:bidi/>
         <w:rPr>
-          <w:rFonts w:cs="B Nazanin"/>
-        </w:rPr>
-      </w:pPr>
-      <w:r>
-        <w:rPr>
-          <w:rFonts w:cs="B Nazanin"/>
+          <w:rFonts w:asciiTheme="majorHAnsi" w:hAnsiTheme="majorHAnsi" w:cs="B Nazanin"/>
+          <w:sz w:val="20"/>
+          <w:szCs w:val="20"/>
+        </w:rPr>
+      </w:pPr>
+      <w:r>
+        <w:rPr>
+          <w:rFonts w:asciiTheme="majorHAnsi" w:hAnsiTheme="majorHAnsi" w:cs="B Nazanin"/>
+          <w:sz w:val="20"/>
+          <w:szCs w:val="20"/>
           <w:rtl/>
         </w:rPr>
         <w:t>اجرای</w:t>
       </w:r>
       <w:r>
         <w:rPr>
-          <w:rFonts w:cs="B Nazanin"/>
+          <w:rFonts w:asciiTheme="majorHAnsi" w:hAnsiTheme="majorHAnsi" w:cs="B Nazanin"/>
+          <w:sz w:val="20"/>
+          <w:szCs w:val="20"/>
         </w:rPr>
         <w:t xml:space="preserve"> stored procedure </w:t>
       </w:r>
       <w:r>
         <w:rPr>
-          <w:rFonts w:cs="B Nazanin"/>
+          <w:rFonts w:asciiTheme="majorHAnsi" w:hAnsiTheme="majorHAnsi" w:cs="B Nazanin"/>
+          <w:sz w:val="20"/>
+          <w:szCs w:val="20"/>
           <w:rtl/>
         </w:rPr>
         <w:t>اصلی برای دریافت داده‌های تراز</w:t>
@@ -2135,45 +5424,57 @@
         </w:numPr>
         <w:bidi/>
         <w:rPr>
-          <w:rFonts w:cs="B Nazanin"/>
-        </w:rPr>
-      </w:pPr>
-      <w:r>
-        <w:rPr>
-          <w:rFonts w:cs="B Nazanin"/>
+          <w:rFonts w:asciiTheme="majorHAnsi" w:hAnsiTheme="majorHAnsi" w:cs="B Nazanin"/>
+          <w:sz w:val="20"/>
+          <w:szCs w:val="20"/>
+        </w:rPr>
+      </w:pPr>
+      <w:r>
+        <w:rPr>
+          <w:rFonts w:asciiTheme="majorHAnsi" w:hAnsiTheme="majorHAnsi" w:cs="B Nazanin"/>
+          <w:sz w:val="20"/>
+          <w:szCs w:val="20"/>
           <w:rtl/>
         </w:rPr>
         <w:t>ثبت لاگ</w:t>
       </w:r>
       <w:r>
         <w:rPr>
-          <w:rFonts w:cs="B Nazanin"/>
+          <w:rFonts w:asciiTheme="majorHAnsi" w:hAnsiTheme="majorHAnsi" w:cs="B Nazanin"/>
+          <w:sz w:val="20"/>
+          <w:szCs w:val="20"/>
         </w:rPr>
         <w:t xml:space="preserve">: </w:t>
       </w:r>
       <w:r>
         <w:rPr>
-          <w:rFonts w:cs="B Nazanin"/>
+          <w:rFonts w:asciiTheme="majorHAnsi" w:hAnsiTheme="majorHAnsi" w:cs="B Nazanin"/>
           <w:i/>
           <w:iCs/>
+          <w:sz w:val="20"/>
+          <w:szCs w:val="20"/>
         </w:rPr>
         <w:t>"</w:t>
       </w:r>
       <w:proofErr w:type="spellStart"/>
       <w:r>
         <w:rPr>
-          <w:rFonts w:cs="B Nazanin"/>
+          <w:rFonts w:asciiTheme="majorHAnsi" w:hAnsiTheme="majorHAnsi" w:cs="B Nazanin"/>
           <w:i/>
           <w:iCs/>
+          <w:sz w:val="20"/>
+          <w:szCs w:val="20"/>
         </w:rPr>
         <w:t>ExecuteMainProc</w:t>
       </w:r>
       <w:proofErr w:type="spellEnd"/>
       <w:r>
         <w:rPr>
-          <w:rFonts w:cs="B Nazanin"/>
+          <w:rFonts w:asciiTheme="majorHAnsi" w:hAnsiTheme="majorHAnsi" w:cs="B Nazanin"/>
           <w:i/>
           <w:iCs/>
+          <w:sz w:val="20"/>
+          <w:szCs w:val="20"/>
         </w:rPr>
         <w:t xml:space="preserve"> done Successfully."</w:t>
       </w:r>
@@ -2182,12 +5483,16 @@
       <w:pPr>
         <w:bidi/>
         <w:rPr>
-          <w:rFonts w:cs="B Nazanin"/>
-        </w:rPr>
-      </w:pPr>
-      <w:r>
-        <w:rPr>
-          <w:rFonts w:cs="B Nazanin"/>
+          <w:rFonts w:asciiTheme="majorHAnsi" w:hAnsiTheme="majorHAnsi" w:cs="B Nazanin"/>
+          <w:sz w:val="20"/>
+          <w:szCs w:val="20"/>
+        </w:rPr>
+      </w:pPr>
+      <w:r>
+        <w:rPr>
+          <w:rFonts w:asciiTheme="majorHAnsi" w:hAnsiTheme="majorHAnsi" w:cs="B Nazanin"/>
+          <w:sz w:val="20"/>
+          <w:szCs w:val="20"/>
         </w:rPr>
         <w:pict>
           <v:rect id="_x0000_i1028" style="width:0;height:1.5pt" o:hralign="center" o:hrstd="t" o:hr="t" fillcolor="#a0a0a0" stroked="f"/>
@@ -2198,25 +5503,31 @@
       <w:pPr>
         <w:bidi/>
         <w:rPr>
-          <w:rFonts w:cs="B Nazanin"/>
+          <w:rFonts w:asciiTheme="majorHAnsi" w:hAnsiTheme="majorHAnsi" w:cs="B Nazanin"/>
           <w:b/>
           <w:bCs/>
-        </w:rPr>
-      </w:pPr>
-      <w:r>
-        <w:rPr>
-          <w:rFonts w:cs="B Nazanin"/>
+          <w:sz w:val="20"/>
+          <w:szCs w:val="20"/>
+        </w:rPr>
+      </w:pPr>
+      <w:r>
+        <w:rPr>
+          <w:rFonts w:asciiTheme="majorHAnsi" w:hAnsiTheme="majorHAnsi" w:cs="B Nazanin"/>
           <w:b/>
           <w:bCs/>
+          <w:sz w:val="20"/>
+          <w:szCs w:val="20"/>
           <w:rtl/>
         </w:rPr>
         <w:t xml:space="preserve">مرحله </w:t>
       </w:r>
       <w:r>
         <w:rPr>
-          <w:rFonts w:cs="B Nazanin"/>
+          <w:rFonts w:asciiTheme="majorHAnsi" w:hAnsiTheme="majorHAnsi" w:cs="B Nazanin"/>
           <w:b/>
           <w:bCs/>
+          <w:sz w:val="20"/>
+          <w:szCs w:val="20"/>
           <w:rtl/>
           <w:lang w:bidi="fa-IR"/>
         </w:rPr>
@@ -2227,6 +5538,8 @@
           <w:rFonts w:ascii="Times New Roman" w:hAnsi="Times New Roman" w:cs="Times New Roman" w:hint="cs"/>
           <w:b/>
           <w:bCs/>
+          <w:sz w:val="20"/>
+          <w:szCs w:val="20"/>
           <w:rtl/>
           <w:lang w:bidi="fa-IR"/>
         </w:rPr>
@@ -2234,9 +5547,11 @@
       </w:r>
       <w:r>
         <w:rPr>
-          <w:rFonts w:cs="B Nazanin"/>
+          <w:rFonts w:asciiTheme="majorHAnsi" w:hAnsiTheme="majorHAnsi" w:cs="B Nazanin"/>
           <w:b/>
           <w:bCs/>
+          <w:sz w:val="20"/>
+          <w:szCs w:val="20"/>
           <w:rtl/>
           <w:lang w:bidi="fa-IR"/>
         </w:rPr>
@@ -2244,18 +5559,22 @@
       </w:r>
       <w:r>
         <w:rPr>
-          <w:rFonts w:cs="B Nazanin"/>
+          <w:rFonts w:asciiTheme="majorHAnsi" w:hAnsiTheme="majorHAnsi" w:cs="B Nazanin"/>
           <w:b/>
           <w:bCs/>
+          <w:sz w:val="20"/>
+          <w:szCs w:val="20"/>
           <w:rtl/>
         </w:rPr>
         <w:t>تولید جداول و داده‌ها در فایل</w:t>
       </w:r>
       <w:r>
         <w:rPr>
-          <w:rFonts w:cs="B Nazanin"/>
+          <w:rFonts w:asciiTheme="majorHAnsi" w:hAnsiTheme="majorHAnsi" w:cs="B Nazanin"/>
           <w:b/>
           <w:bCs/>
+          <w:sz w:val="20"/>
+          <w:szCs w:val="20"/>
         </w:rPr>
         <w:t xml:space="preserve"> Excel</w:t>
       </w:r>
@@ -2264,124 +5583,160 @@
       <w:pPr>
         <w:bidi/>
         <w:rPr>
-          <w:rFonts w:cs="B Nazanin"/>
-        </w:rPr>
-      </w:pPr>
-      <w:r>
-        <w:rPr>
-          <w:rFonts w:cs="B Nazanin"/>
+          <w:rFonts w:asciiTheme="majorHAnsi" w:hAnsiTheme="majorHAnsi" w:cs="B Nazanin"/>
+          <w:sz w:val="20"/>
+          <w:szCs w:val="20"/>
+        </w:rPr>
+      </w:pPr>
+      <w:r>
+        <w:rPr>
+          <w:rFonts w:asciiTheme="majorHAnsi" w:hAnsiTheme="majorHAnsi" w:cs="B Nazanin"/>
+          <w:sz w:val="20"/>
+          <w:szCs w:val="20"/>
         </w:rPr>
         <w:t>(</w:t>
       </w:r>
       <w:proofErr w:type="spellStart"/>
       <w:r>
         <w:rPr>
-          <w:rFonts w:cs="B Nazanin"/>
+          <w:rFonts w:asciiTheme="majorHAnsi" w:hAnsiTheme="majorHAnsi" w:cs="B Nazanin"/>
+          <w:sz w:val="20"/>
+          <w:szCs w:val="20"/>
         </w:rPr>
         <w:t>excelStream</w:t>
       </w:r>
       <w:proofErr w:type="spellEnd"/>
       <w:r>
         <w:rPr>
-          <w:rFonts w:cs="B Nazanin"/>
+          <w:rFonts w:asciiTheme="majorHAnsi" w:hAnsiTheme="majorHAnsi" w:cs="B Nazanin"/>
+          <w:sz w:val="20"/>
+          <w:szCs w:val="20"/>
         </w:rPr>
         <w:t xml:space="preserve">, </w:t>
       </w:r>
       <w:proofErr w:type="spellStart"/>
       <w:r>
         <w:rPr>
-          <w:rFonts w:cs="B Nazanin"/>
+          <w:rFonts w:asciiTheme="majorHAnsi" w:hAnsiTheme="majorHAnsi" w:cs="B Nazanin"/>
+          <w:sz w:val="20"/>
+          <w:szCs w:val="20"/>
         </w:rPr>
         <w:t>var</w:t>
       </w:r>
       <w:proofErr w:type="spellEnd"/>
       <w:r>
         <w:rPr>
-          <w:rFonts w:cs="B Nazanin"/>
+          <w:rFonts w:asciiTheme="majorHAnsi" w:hAnsiTheme="majorHAnsi" w:cs="B Nazanin"/>
+          <w:sz w:val="20"/>
+          <w:szCs w:val="20"/>
         </w:rPr>
         <w:t xml:space="preserve"> </w:t>
       </w:r>
       <w:proofErr w:type="spellStart"/>
       <w:r>
         <w:rPr>
-          <w:rFonts w:cs="B Nazanin"/>
+          <w:rFonts w:asciiTheme="majorHAnsi" w:hAnsiTheme="majorHAnsi" w:cs="B Nazanin"/>
+          <w:sz w:val="20"/>
+          <w:szCs w:val="20"/>
         </w:rPr>
         <w:t>hasError</w:t>
       </w:r>
       <w:proofErr w:type="spellEnd"/>
       <w:r>
         <w:rPr>
-          <w:rFonts w:cs="B Nazanin"/>
+          <w:rFonts w:asciiTheme="majorHAnsi" w:hAnsiTheme="majorHAnsi" w:cs="B Nazanin"/>
+          <w:sz w:val="20"/>
+          <w:szCs w:val="20"/>
         </w:rPr>
         <w:t xml:space="preserve">, </w:t>
       </w:r>
       <w:proofErr w:type="spellStart"/>
       <w:r>
         <w:rPr>
-          <w:rFonts w:cs="B Nazanin"/>
+          <w:rFonts w:asciiTheme="majorHAnsi" w:hAnsiTheme="majorHAnsi" w:cs="B Nazanin"/>
+          <w:sz w:val="20"/>
+          <w:szCs w:val="20"/>
         </w:rPr>
         <w:t>var</w:t>
       </w:r>
       <w:proofErr w:type="spellEnd"/>
       <w:r>
         <w:rPr>
-          <w:rFonts w:cs="B Nazanin"/>
+          <w:rFonts w:asciiTheme="majorHAnsi" w:hAnsiTheme="majorHAnsi" w:cs="B Nazanin"/>
+          <w:sz w:val="20"/>
+          <w:szCs w:val="20"/>
         </w:rPr>
         <w:t xml:space="preserve"> </w:t>
       </w:r>
       <w:proofErr w:type="spellStart"/>
       <w:r>
         <w:rPr>
-          <w:rFonts w:cs="B Nazanin"/>
+          <w:rFonts w:asciiTheme="majorHAnsi" w:hAnsiTheme="majorHAnsi" w:cs="B Nazanin"/>
+          <w:sz w:val="20"/>
+          <w:szCs w:val="20"/>
         </w:rPr>
         <w:t>errorMessage</w:t>
       </w:r>
       <w:proofErr w:type="spellEnd"/>
       <w:r>
         <w:rPr>
-          <w:rFonts w:cs="B Nazanin"/>
+          <w:rFonts w:asciiTheme="majorHAnsi" w:hAnsiTheme="majorHAnsi" w:cs="B Nazanin"/>
+          <w:sz w:val="20"/>
+          <w:szCs w:val="20"/>
         </w:rPr>
         <w:t>) = await _</w:t>
       </w:r>
       <w:proofErr w:type="spellStart"/>
       <w:r>
         <w:rPr>
-          <w:rFonts w:cs="B Nazanin"/>
+          <w:rFonts w:asciiTheme="majorHAnsi" w:hAnsiTheme="majorHAnsi" w:cs="B Nazanin"/>
+          <w:sz w:val="20"/>
+          <w:szCs w:val="20"/>
         </w:rPr>
         <w:t>balanceGenerator.GenerateTablesAsync</w:t>
       </w:r>
       <w:proofErr w:type="spellEnd"/>
       <w:r>
         <w:rPr>
-          <w:rFonts w:cs="B Nazanin"/>
+          <w:rFonts w:asciiTheme="majorHAnsi" w:hAnsiTheme="majorHAnsi" w:cs="B Nazanin"/>
+          <w:sz w:val="20"/>
+          <w:szCs w:val="20"/>
         </w:rPr>
         <w:t>(</w:t>
       </w:r>
       <w:proofErr w:type="spellStart"/>
       <w:r>
         <w:rPr>
-          <w:rFonts w:cs="B Nazanin"/>
+          <w:rFonts w:asciiTheme="majorHAnsi" w:hAnsiTheme="majorHAnsi" w:cs="B Nazanin"/>
+          <w:sz w:val="20"/>
+          <w:szCs w:val="20"/>
         </w:rPr>
         <w:t>financialRecord</w:t>
       </w:r>
       <w:proofErr w:type="spellEnd"/>
       <w:r>
         <w:rPr>
-          <w:rFonts w:cs="B Nazanin"/>
+          <w:rFonts w:asciiTheme="majorHAnsi" w:hAnsiTheme="majorHAnsi" w:cs="B Nazanin"/>
+          <w:sz w:val="20"/>
+          <w:szCs w:val="20"/>
         </w:rPr>
         <w:t>, _</w:t>
       </w:r>
       <w:proofErr w:type="spellStart"/>
       <w:r>
         <w:rPr>
-          <w:rFonts w:cs="B Nazanin"/>
+          <w:rFonts w:asciiTheme="majorHAnsi" w:hAnsiTheme="majorHAnsi" w:cs="B Nazanin"/>
+          <w:sz w:val="20"/>
+          <w:szCs w:val="20"/>
         </w:rPr>
         <w:t>excelExporter</w:t>
       </w:r>
       <w:proofErr w:type="spellEnd"/>
       <w:r>
         <w:rPr>
-          <w:rFonts w:cs="B Nazanin"/>
+          <w:rFonts w:asciiTheme="majorHAnsi" w:hAnsiTheme="majorHAnsi" w:cs="B Nazanin"/>
+          <w:sz w:val="20"/>
+          <w:szCs w:val="20"/>
         </w:rPr>
         <w:t>);</w:t>
       </w:r>
@@ -2394,25 +5749,33 @@
         </w:numPr>
         <w:bidi/>
         <w:rPr>
-          <w:rFonts w:cs="B Nazanin"/>
-        </w:rPr>
-      </w:pPr>
-      <w:r>
-        <w:rPr>
-          <w:rFonts w:cs="B Nazanin"/>
+          <w:rFonts w:asciiTheme="majorHAnsi" w:hAnsiTheme="majorHAnsi" w:cs="B Nazanin"/>
+          <w:sz w:val="20"/>
+          <w:szCs w:val="20"/>
+        </w:rPr>
+      </w:pPr>
+      <w:r>
+        <w:rPr>
+          <w:rFonts w:asciiTheme="majorHAnsi" w:hAnsiTheme="majorHAnsi" w:cs="B Nazanin"/>
+          <w:sz w:val="20"/>
+          <w:szCs w:val="20"/>
           <w:rtl/>
         </w:rPr>
         <w:t>داده‌های مالی در قالب جدول‌های مورد نظر وارد فایل</w:t>
       </w:r>
       <w:r>
         <w:rPr>
-          <w:rFonts w:cs="B Nazanin"/>
+          <w:rFonts w:asciiTheme="majorHAnsi" w:hAnsiTheme="majorHAnsi" w:cs="B Nazanin"/>
+          <w:sz w:val="20"/>
+          <w:szCs w:val="20"/>
         </w:rPr>
         <w:t xml:space="preserve"> Excel </w:t>
       </w:r>
       <w:r>
         <w:rPr>
-          <w:rFonts w:cs="B Nazanin"/>
+          <w:rFonts w:asciiTheme="majorHAnsi" w:hAnsiTheme="majorHAnsi" w:cs="B Nazanin"/>
+          <w:sz w:val="20"/>
+          <w:szCs w:val="20"/>
           <w:rtl/>
         </w:rPr>
         <w:t>می‌شوند</w:t>
@@ -2426,34 +5789,43 @@
         </w:numPr>
         <w:bidi/>
         <w:rPr>
-          <w:rFonts w:cs="B Nazanin"/>
-        </w:rPr>
-      </w:pPr>
-      <w:r>
-        <w:rPr>
-          <w:rFonts w:cs="B Nazanin"/>
-          <w:rtl/>
-        </w:rPr>
-        <w:lastRenderedPageBreak/>
+          <w:rFonts w:asciiTheme="majorHAnsi" w:hAnsiTheme="majorHAnsi" w:cs="B Nazanin"/>
+          <w:sz w:val="20"/>
+          <w:szCs w:val="20"/>
+        </w:rPr>
+      </w:pPr>
+      <w:r>
+        <w:rPr>
+          <w:rFonts w:asciiTheme="majorHAnsi" w:hAnsiTheme="majorHAnsi" w:cs="B Nazanin"/>
+          <w:sz w:val="20"/>
+          <w:szCs w:val="20"/>
+          <w:rtl/>
+        </w:rPr>
         <w:t xml:space="preserve">در صورت بروز خطا، مقدار </w:t>
       </w:r>
       <w:proofErr w:type="spellStart"/>
       <w:r>
         <w:rPr>
-          <w:rFonts w:cs="B Nazanin"/>
+          <w:rFonts w:asciiTheme="majorHAnsi" w:hAnsiTheme="majorHAnsi" w:cs="B Nazanin"/>
+          <w:sz w:val="20"/>
+          <w:szCs w:val="20"/>
         </w:rPr>
         <w:t>hasError</w:t>
       </w:r>
       <w:proofErr w:type="spellEnd"/>
       <w:r>
         <w:rPr>
-          <w:rFonts w:cs="B Nazanin"/>
+          <w:rFonts w:asciiTheme="majorHAnsi" w:hAnsiTheme="majorHAnsi" w:cs="B Nazanin"/>
+          <w:sz w:val="20"/>
+          <w:szCs w:val="20"/>
         </w:rPr>
         <w:t xml:space="preserve"> = true </w:t>
       </w:r>
       <w:r>
         <w:rPr>
-          <w:rFonts w:cs="B Nazanin"/>
+          <w:rFonts w:asciiTheme="majorHAnsi" w:hAnsiTheme="majorHAnsi" w:cs="B Nazanin"/>
+          <w:sz w:val="20"/>
+          <w:szCs w:val="20"/>
           <w:rtl/>
         </w:rPr>
         <w:t>و پیام خطا ثبت می‌شود</w:t>
@@ -2467,45 +5839,57 @@
         </w:numPr>
         <w:bidi/>
         <w:rPr>
-          <w:rFonts w:cs="B Nazanin"/>
-        </w:rPr>
-      </w:pPr>
-      <w:r>
-        <w:rPr>
-          <w:rFonts w:cs="B Nazanin"/>
+          <w:rFonts w:asciiTheme="majorHAnsi" w:hAnsiTheme="majorHAnsi" w:cs="B Nazanin"/>
+          <w:sz w:val="20"/>
+          <w:szCs w:val="20"/>
+        </w:rPr>
+      </w:pPr>
+      <w:r>
+        <w:rPr>
+          <w:rFonts w:asciiTheme="majorHAnsi" w:hAnsiTheme="majorHAnsi" w:cs="B Nazanin"/>
+          <w:sz w:val="20"/>
+          <w:szCs w:val="20"/>
           <w:rtl/>
         </w:rPr>
         <w:t>ثبت لاگ</w:t>
       </w:r>
       <w:r>
         <w:rPr>
-          <w:rFonts w:cs="B Nazanin"/>
+          <w:rFonts w:asciiTheme="majorHAnsi" w:hAnsiTheme="majorHAnsi" w:cs="B Nazanin"/>
+          <w:sz w:val="20"/>
+          <w:szCs w:val="20"/>
         </w:rPr>
         <w:t xml:space="preserve">: </w:t>
       </w:r>
       <w:r>
         <w:rPr>
-          <w:rFonts w:cs="B Nazanin"/>
+          <w:rFonts w:asciiTheme="majorHAnsi" w:hAnsiTheme="majorHAnsi" w:cs="B Nazanin"/>
           <w:i/>
           <w:iCs/>
+          <w:sz w:val="20"/>
+          <w:szCs w:val="20"/>
         </w:rPr>
         <w:t>"</w:t>
       </w:r>
       <w:proofErr w:type="spellStart"/>
       <w:r>
         <w:rPr>
-          <w:rFonts w:cs="B Nazanin"/>
+          <w:rFonts w:asciiTheme="majorHAnsi" w:hAnsiTheme="majorHAnsi" w:cs="B Nazanin"/>
           <w:i/>
           <w:iCs/>
+          <w:sz w:val="20"/>
+          <w:szCs w:val="20"/>
         </w:rPr>
         <w:t>GenerateTablesAsync</w:t>
       </w:r>
       <w:proofErr w:type="spellEnd"/>
       <w:r>
         <w:rPr>
-          <w:rFonts w:cs="B Nazanin"/>
+          <w:rFonts w:asciiTheme="majorHAnsi" w:hAnsiTheme="majorHAnsi" w:cs="B Nazanin"/>
           <w:i/>
           <w:iCs/>
+          <w:sz w:val="20"/>
+          <w:szCs w:val="20"/>
         </w:rPr>
         <w:t xml:space="preserve"> done Successfully."</w:t>
       </w:r>
@@ -2514,12 +5898,16 @@
       <w:pPr>
         <w:bidi/>
         <w:rPr>
-          <w:rFonts w:cs="B Nazanin"/>
-        </w:rPr>
-      </w:pPr>
-      <w:r>
-        <w:rPr>
-          <w:rFonts w:cs="B Nazanin"/>
+          <w:rFonts w:asciiTheme="majorHAnsi" w:hAnsiTheme="majorHAnsi" w:cs="B Nazanin"/>
+          <w:sz w:val="20"/>
+          <w:szCs w:val="20"/>
+        </w:rPr>
+      </w:pPr>
+      <w:r>
+        <w:rPr>
+          <w:rFonts w:asciiTheme="majorHAnsi" w:hAnsiTheme="majorHAnsi" w:cs="B Nazanin"/>
+          <w:sz w:val="20"/>
+          <w:szCs w:val="20"/>
         </w:rPr>
         <w:pict>
           <v:rect id="_x0000_i1029" style="width:0;height:1.5pt" o:hralign="center" o:hrstd="t" o:hr="t" fillcolor="#a0a0a0" stroked="f"/>
@@ -2530,25 +5918,31 @@
       <w:pPr>
         <w:bidi/>
         <w:rPr>
-          <w:rFonts w:cs="B Nazanin"/>
+          <w:rFonts w:asciiTheme="majorHAnsi" w:hAnsiTheme="majorHAnsi" w:cs="B Nazanin"/>
           <w:b/>
           <w:bCs/>
-        </w:rPr>
-      </w:pPr>
-      <w:r>
-        <w:rPr>
-          <w:rFonts w:cs="B Nazanin"/>
+          <w:sz w:val="20"/>
+          <w:szCs w:val="20"/>
+        </w:rPr>
+      </w:pPr>
+      <w:r>
+        <w:rPr>
+          <w:rFonts w:asciiTheme="majorHAnsi" w:hAnsiTheme="majorHAnsi" w:cs="B Nazanin"/>
           <w:b/>
           <w:bCs/>
+          <w:sz w:val="20"/>
+          <w:szCs w:val="20"/>
           <w:rtl/>
         </w:rPr>
         <w:t xml:space="preserve">مرحله </w:t>
       </w:r>
       <w:r>
         <w:rPr>
-          <w:rFonts w:cs="B Nazanin"/>
+          <w:rFonts w:asciiTheme="majorHAnsi" w:hAnsiTheme="majorHAnsi" w:cs="B Nazanin"/>
           <w:b/>
           <w:bCs/>
+          <w:sz w:val="20"/>
+          <w:szCs w:val="20"/>
           <w:rtl/>
           <w:lang w:bidi="fa-IR"/>
         </w:rPr>
@@ -2559,6 +5953,8 @@
           <w:rFonts w:ascii="Times New Roman" w:hAnsi="Times New Roman" w:cs="Times New Roman" w:hint="cs"/>
           <w:b/>
           <w:bCs/>
+          <w:sz w:val="20"/>
+          <w:szCs w:val="20"/>
           <w:rtl/>
           <w:lang w:bidi="fa-IR"/>
         </w:rPr>
@@ -2566,9 +5962,11 @@
       </w:r>
       <w:r>
         <w:rPr>
-          <w:rFonts w:cs="B Nazanin"/>
+          <w:rFonts w:asciiTheme="majorHAnsi" w:hAnsiTheme="majorHAnsi" w:cs="B Nazanin"/>
           <w:b/>
           <w:bCs/>
+          <w:sz w:val="20"/>
+          <w:szCs w:val="20"/>
           <w:rtl/>
           <w:lang w:bidi="fa-IR"/>
         </w:rPr>
@@ -2576,26 +5974,32 @@
       </w:r>
       <w:r>
         <w:rPr>
-          <w:rFonts w:cs="B Nazanin"/>
+          <w:rFonts w:asciiTheme="majorHAnsi" w:hAnsiTheme="majorHAnsi" w:cs="B Nazanin"/>
           <w:b/>
           <w:bCs/>
+          <w:sz w:val="20"/>
+          <w:szCs w:val="20"/>
           <w:rtl/>
         </w:rPr>
         <w:t>ذخیره فایل</w:t>
       </w:r>
       <w:r>
         <w:rPr>
-          <w:rFonts w:cs="B Nazanin"/>
+          <w:rFonts w:asciiTheme="majorHAnsi" w:hAnsiTheme="majorHAnsi" w:cs="B Nazanin"/>
           <w:b/>
           <w:bCs/>
+          <w:sz w:val="20"/>
+          <w:szCs w:val="20"/>
         </w:rPr>
         <w:t xml:space="preserve"> Excel </w:t>
       </w:r>
       <w:r>
         <w:rPr>
-          <w:rFonts w:cs="B Nazanin"/>
+          <w:rFonts w:asciiTheme="majorHAnsi" w:hAnsiTheme="majorHAnsi" w:cs="B Nazanin"/>
           <w:b/>
           <w:bCs/>
+          <w:sz w:val="20"/>
+          <w:szCs w:val="20"/>
           <w:rtl/>
         </w:rPr>
         <w:t>در مسیر خروجی</w:t>
@@ -2605,40 +6009,53 @@
       <w:pPr>
         <w:bidi/>
         <w:rPr>
-          <w:rFonts w:cs="B Nazanin"/>
-        </w:rPr>
-      </w:pPr>
-      <w:r>
-        <w:rPr>
-          <w:rFonts w:cs="B Nazanin"/>
-        </w:rPr>
+          <w:rFonts w:asciiTheme="majorHAnsi" w:hAnsiTheme="majorHAnsi" w:cs="B Nazanin"/>
+          <w:sz w:val="20"/>
+          <w:szCs w:val="20"/>
+        </w:rPr>
+      </w:pPr>
+      <w:r>
+        <w:rPr>
+          <w:rFonts w:asciiTheme="majorHAnsi" w:hAnsiTheme="majorHAnsi" w:cs="B Nazanin"/>
+          <w:sz w:val="20"/>
+          <w:szCs w:val="20"/>
+        </w:rPr>
+        <w:lastRenderedPageBreak/>
         <w:t>await _</w:t>
       </w:r>
       <w:proofErr w:type="spellStart"/>
       <w:r>
         <w:rPr>
-          <w:rFonts w:cs="B Nazanin"/>
+          <w:rFonts w:asciiTheme="majorHAnsi" w:hAnsiTheme="majorHAnsi" w:cs="B Nazanin"/>
+          <w:sz w:val="20"/>
+          <w:szCs w:val="20"/>
         </w:rPr>
         <w:t>excelExporter.SaveAsync</w:t>
       </w:r>
       <w:proofErr w:type="spellEnd"/>
       <w:r>
         <w:rPr>
-          <w:rFonts w:cs="B Nazanin"/>
+          <w:rFonts w:asciiTheme="majorHAnsi" w:hAnsiTheme="majorHAnsi" w:cs="B Nazanin"/>
+          <w:sz w:val="20"/>
+          <w:szCs w:val="20"/>
         </w:rPr>
         <w:t>(</w:t>
       </w:r>
       <w:proofErr w:type="spellStart"/>
       <w:r>
         <w:rPr>
-          <w:rFonts w:cs="B Nazanin"/>
+          <w:rFonts w:asciiTheme="majorHAnsi" w:hAnsiTheme="majorHAnsi" w:cs="B Nazanin"/>
+          <w:sz w:val="20"/>
+          <w:szCs w:val="20"/>
         </w:rPr>
         <w:t>excelStream</w:t>
       </w:r>
       <w:proofErr w:type="spellEnd"/>
       <w:r>
         <w:rPr>
-          <w:rFonts w:cs="B Nazanin"/>
+          <w:rFonts w:asciiTheme="majorHAnsi" w:hAnsiTheme="majorHAnsi" w:cs="B Nazanin"/>
+          <w:sz w:val="20"/>
+          <w:szCs w:val="20"/>
         </w:rPr>
         <w:t xml:space="preserve">, </w:t>
       </w:r>
@@ -2646,7 +6063,9 @@
       <w:proofErr w:type="gramStart"/>
       <w:r>
         <w:rPr>
-          <w:rFonts w:cs="B Nazanin"/>
+          <w:rFonts w:asciiTheme="majorHAnsi" w:hAnsiTheme="majorHAnsi" w:cs="B Nazanin"/>
+          <w:sz w:val="20"/>
+          <w:szCs w:val="20"/>
         </w:rPr>
         <w:t>request.OutputPath</w:t>
       </w:r>
@@ -2654,7 +6073,9 @@
       <w:proofErr w:type="gramEnd"/>
       <w:r>
         <w:rPr>
-          <w:rFonts w:cs="B Nazanin"/>
+          <w:rFonts w:asciiTheme="majorHAnsi" w:hAnsiTheme="majorHAnsi" w:cs="B Nazanin"/>
+          <w:sz w:val="20"/>
+          <w:szCs w:val="20"/>
         </w:rPr>
         <w:t>);</w:t>
       </w:r>
@@ -2667,25 +6088,33 @@
         </w:numPr>
         <w:bidi/>
         <w:rPr>
-          <w:rFonts w:cs="B Nazanin"/>
-        </w:rPr>
-      </w:pPr>
-      <w:r>
-        <w:rPr>
-          <w:rFonts w:cs="B Nazanin"/>
+          <w:rFonts w:asciiTheme="majorHAnsi" w:hAnsiTheme="majorHAnsi" w:cs="B Nazanin"/>
+          <w:sz w:val="20"/>
+          <w:szCs w:val="20"/>
+        </w:rPr>
+      </w:pPr>
+      <w:r>
+        <w:rPr>
+          <w:rFonts w:asciiTheme="majorHAnsi" w:hAnsiTheme="majorHAnsi" w:cs="B Nazanin"/>
+          <w:sz w:val="20"/>
+          <w:szCs w:val="20"/>
           <w:rtl/>
         </w:rPr>
         <w:t>فایل</w:t>
       </w:r>
       <w:r>
         <w:rPr>
-          <w:rFonts w:cs="B Nazanin"/>
+          <w:rFonts w:asciiTheme="majorHAnsi" w:hAnsiTheme="majorHAnsi" w:cs="B Nazanin"/>
+          <w:sz w:val="20"/>
+          <w:szCs w:val="20"/>
         </w:rPr>
         <w:t xml:space="preserve"> Excel </w:t>
       </w:r>
       <w:r>
         <w:rPr>
-          <w:rFonts w:cs="B Nazanin"/>
+          <w:rFonts w:asciiTheme="majorHAnsi" w:hAnsiTheme="majorHAnsi" w:cs="B Nazanin"/>
+          <w:sz w:val="20"/>
+          <w:szCs w:val="20"/>
           <w:rtl/>
         </w:rPr>
         <w:t xml:space="preserve">در مسیر </w:t>
@@ -2693,20 +6122,26 @@
       <w:proofErr w:type="spellStart"/>
       <w:r>
         <w:rPr>
-          <w:rFonts w:cs="B Nazanin"/>
+          <w:rFonts w:asciiTheme="majorHAnsi" w:hAnsiTheme="majorHAnsi" w:cs="B Nazanin"/>
+          <w:sz w:val="20"/>
+          <w:szCs w:val="20"/>
         </w:rPr>
         <w:t>OutputPath</w:t>
       </w:r>
       <w:proofErr w:type="spellEnd"/>
       <w:r>
         <w:rPr>
-          <w:rFonts w:cs="B Nazanin"/>
+          <w:rFonts w:asciiTheme="majorHAnsi" w:hAnsiTheme="majorHAnsi" w:cs="B Nazanin"/>
+          <w:sz w:val="20"/>
+          <w:szCs w:val="20"/>
         </w:rPr>
         <w:t xml:space="preserve"> </w:t>
       </w:r>
       <w:r>
         <w:rPr>
-          <w:rFonts w:cs="B Nazanin"/>
+          <w:rFonts w:asciiTheme="majorHAnsi" w:hAnsiTheme="majorHAnsi" w:cs="B Nazanin"/>
+          <w:sz w:val="20"/>
+          <w:szCs w:val="20"/>
           <w:rtl/>
         </w:rPr>
         <w:t>ذخیره می‌شود</w:t>
@@ -2720,45 +6155,57 @@
         </w:numPr>
         <w:bidi/>
         <w:rPr>
-          <w:rFonts w:cs="B Nazanin"/>
-        </w:rPr>
-      </w:pPr>
-      <w:r>
-        <w:rPr>
-          <w:rFonts w:cs="B Nazanin"/>
+          <w:rFonts w:asciiTheme="majorHAnsi" w:hAnsiTheme="majorHAnsi" w:cs="B Nazanin"/>
+          <w:sz w:val="20"/>
+          <w:szCs w:val="20"/>
+        </w:rPr>
+      </w:pPr>
+      <w:r>
+        <w:rPr>
+          <w:rFonts w:asciiTheme="majorHAnsi" w:hAnsiTheme="majorHAnsi" w:cs="B Nazanin"/>
+          <w:sz w:val="20"/>
+          <w:szCs w:val="20"/>
           <w:rtl/>
         </w:rPr>
         <w:t>ثبت لاگ</w:t>
       </w:r>
       <w:r>
         <w:rPr>
-          <w:rFonts w:cs="B Nazanin"/>
+          <w:rFonts w:asciiTheme="majorHAnsi" w:hAnsiTheme="majorHAnsi" w:cs="B Nazanin"/>
+          <w:sz w:val="20"/>
+          <w:szCs w:val="20"/>
         </w:rPr>
         <w:t xml:space="preserve">: </w:t>
       </w:r>
       <w:r>
         <w:rPr>
-          <w:rFonts w:cs="B Nazanin"/>
+          <w:rFonts w:asciiTheme="majorHAnsi" w:hAnsiTheme="majorHAnsi" w:cs="B Nazanin"/>
           <w:i/>
           <w:iCs/>
+          <w:sz w:val="20"/>
+          <w:szCs w:val="20"/>
         </w:rPr>
         <w:t>"</w:t>
       </w:r>
       <w:proofErr w:type="spellStart"/>
       <w:r>
         <w:rPr>
-          <w:rFonts w:cs="B Nazanin"/>
+          <w:rFonts w:asciiTheme="majorHAnsi" w:hAnsiTheme="majorHAnsi" w:cs="B Nazanin"/>
           <w:i/>
           <w:iCs/>
+          <w:sz w:val="20"/>
+          <w:szCs w:val="20"/>
         </w:rPr>
         <w:t>SaveAsync</w:t>
       </w:r>
       <w:proofErr w:type="spellEnd"/>
       <w:r>
         <w:rPr>
-          <w:rFonts w:cs="B Nazanin"/>
+          <w:rFonts w:asciiTheme="majorHAnsi" w:hAnsiTheme="majorHAnsi" w:cs="B Nazanin"/>
           <w:i/>
           <w:iCs/>
+          <w:sz w:val="20"/>
+          <w:szCs w:val="20"/>
         </w:rPr>
         <w:t xml:space="preserve"> done Successfully."</w:t>
       </w:r>
@@ -2767,12 +6214,16 @@
       <w:pPr>
         <w:bidi/>
         <w:rPr>
-          <w:rFonts w:cs="B Nazanin"/>
-        </w:rPr>
-      </w:pPr>
-      <w:r>
-        <w:rPr>
-          <w:rFonts w:cs="B Nazanin"/>
+          <w:rFonts w:asciiTheme="majorHAnsi" w:hAnsiTheme="majorHAnsi" w:cs="B Nazanin"/>
+          <w:sz w:val="20"/>
+          <w:szCs w:val="20"/>
+        </w:rPr>
+      </w:pPr>
+      <w:r>
+        <w:rPr>
+          <w:rFonts w:asciiTheme="majorHAnsi" w:hAnsiTheme="majorHAnsi" w:cs="B Nazanin"/>
+          <w:sz w:val="20"/>
+          <w:szCs w:val="20"/>
         </w:rPr>
         <w:pict>
           <v:rect id="_x0000_i1030" style="width:0;height:1.5pt" o:hralign="center" o:hrstd="t" o:hr="t" fillcolor="#a0a0a0" stroked="f"/>
@@ -2783,25 +6234,31 @@
       <w:pPr>
         <w:bidi/>
         <w:rPr>
-          <w:rFonts w:cs="B Nazanin"/>
+          <w:rFonts w:asciiTheme="majorHAnsi" w:hAnsiTheme="majorHAnsi" w:cs="B Nazanin"/>
           <w:b/>
           <w:bCs/>
-        </w:rPr>
-      </w:pPr>
-      <w:r>
-        <w:rPr>
-          <w:rFonts w:cs="B Nazanin"/>
+          <w:sz w:val="20"/>
+          <w:szCs w:val="20"/>
+        </w:rPr>
+      </w:pPr>
+      <w:r>
+        <w:rPr>
+          <w:rFonts w:asciiTheme="majorHAnsi" w:hAnsiTheme="majorHAnsi" w:cs="B Nazanin"/>
           <w:b/>
           <w:bCs/>
+          <w:sz w:val="20"/>
+          <w:szCs w:val="20"/>
           <w:rtl/>
         </w:rPr>
         <w:t xml:space="preserve">مرحله </w:t>
       </w:r>
       <w:r>
         <w:rPr>
-          <w:rFonts w:cs="B Nazanin"/>
+          <w:rFonts w:asciiTheme="majorHAnsi" w:hAnsiTheme="majorHAnsi" w:cs="B Nazanin"/>
           <w:b/>
           <w:bCs/>
+          <w:sz w:val="20"/>
+          <w:szCs w:val="20"/>
           <w:rtl/>
           <w:lang w:bidi="fa-IR"/>
         </w:rPr>
@@ -2812,6 +6269,8 @@
           <w:rFonts w:ascii="Times New Roman" w:hAnsi="Times New Roman" w:cs="Times New Roman" w:hint="cs"/>
           <w:b/>
           <w:bCs/>
+          <w:sz w:val="20"/>
+          <w:szCs w:val="20"/>
           <w:rtl/>
           <w:lang w:bidi="fa-IR"/>
         </w:rPr>
@@ -2819,9 +6278,11 @@
       </w:r>
       <w:r>
         <w:rPr>
-          <w:rFonts w:cs="B Nazanin"/>
+          <w:rFonts w:asciiTheme="majorHAnsi" w:hAnsiTheme="majorHAnsi" w:cs="B Nazanin"/>
           <w:b/>
           <w:bCs/>
+          <w:sz w:val="20"/>
+          <w:szCs w:val="20"/>
           <w:rtl/>
           <w:lang w:bidi="fa-IR"/>
         </w:rPr>
@@ -2829,18 +6290,22 @@
       </w:r>
       <w:r>
         <w:rPr>
-          <w:rFonts w:cs="B Nazanin"/>
+          <w:rFonts w:asciiTheme="majorHAnsi" w:hAnsiTheme="majorHAnsi" w:cs="B Nazanin"/>
           <w:b/>
           <w:bCs/>
+          <w:sz w:val="20"/>
+          <w:szCs w:val="20"/>
           <w:rtl/>
         </w:rPr>
         <w:t>رمزگذاری و تبدیل فایل به</w:t>
       </w:r>
       <w:r>
         <w:rPr>
-          <w:rFonts w:cs="B Nazanin"/>
+          <w:rFonts w:asciiTheme="majorHAnsi" w:hAnsiTheme="majorHAnsi" w:cs="B Nazanin"/>
           <w:b/>
           <w:bCs/>
+          <w:sz w:val="20"/>
+          <w:szCs w:val="20"/>
         </w:rPr>
         <w:t xml:space="preserve"> Base64</w:t>
       </w:r>
@@ -2849,20 +6314,26 @@
       <w:pPr>
         <w:bidi/>
         <w:rPr>
-          <w:rFonts w:cs="B Nazanin"/>
-        </w:rPr>
-      </w:pPr>
-      <w:proofErr w:type="spellStart"/>
-      <w:r>
-        <w:rPr>
-          <w:rFonts w:cs="B Nazanin"/>
+          <w:rFonts w:asciiTheme="majorHAnsi" w:hAnsiTheme="majorHAnsi" w:cs="B Nazanin"/>
+          <w:sz w:val="20"/>
+          <w:szCs w:val="20"/>
+        </w:rPr>
+      </w:pPr>
+      <w:proofErr w:type="spellStart"/>
+      <w:r>
+        <w:rPr>
+          <w:rFonts w:asciiTheme="majorHAnsi" w:hAnsiTheme="majorHAnsi" w:cs="B Nazanin"/>
+          <w:sz w:val="20"/>
+          <w:szCs w:val="20"/>
         </w:rPr>
         <w:t>var</w:t>
       </w:r>
       <w:proofErr w:type="spellEnd"/>
       <w:r>
         <w:rPr>
-          <w:rFonts w:cs="B Nazanin"/>
+          <w:rFonts w:asciiTheme="majorHAnsi" w:hAnsiTheme="majorHAnsi" w:cs="B Nazanin"/>
+          <w:sz w:val="20"/>
+          <w:szCs w:val="20"/>
         </w:rPr>
         <w:t xml:space="preserve"> fileBase64 = await _fileEncoder.EncodeFileToBase64Async(</w:t>
       </w:r>
@@ -2870,7 +6341,9 @@
       <w:proofErr w:type="gramStart"/>
       <w:r>
         <w:rPr>
-          <w:rFonts w:cs="B Nazanin"/>
+          <w:rFonts w:asciiTheme="majorHAnsi" w:hAnsiTheme="majorHAnsi" w:cs="B Nazanin"/>
+          <w:sz w:val="20"/>
+          <w:szCs w:val="20"/>
         </w:rPr>
         <w:t>request.OutputPath</w:t>
       </w:r>
@@ -2878,7 +6351,9 @@
       <w:proofErr w:type="gramEnd"/>
       <w:r>
         <w:rPr>
-          <w:rFonts w:cs="B Nazanin"/>
+          <w:rFonts w:asciiTheme="majorHAnsi" w:hAnsiTheme="majorHAnsi" w:cs="B Nazanin"/>
+          <w:sz w:val="20"/>
+          <w:szCs w:val="20"/>
         </w:rPr>
         <w:t>);</w:t>
       </w:r>
@@ -2891,38 +6366,50 @@
         </w:numPr>
         <w:bidi/>
         <w:rPr>
-          <w:rFonts w:cs="B Nazanin"/>
-        </w:rPr>
-      </w:pPr>
-      <w:r>
-        <w:rPr>
-          <w:rFonts w:cs="B Nazanin"/>
+          <w:rFonts w:asciiTheme="majorHAnsi" w:hAnsiTheme="majorHAnsi" w:cs="B Nazanin"/>
+          <w:sz w:val="20"/>
+          <w:szCs w:val="20"/>
+        </w:rPr>
+      </w:pPr>
+      <w:r>
+        <w:rPr>
+          <w:rFonts w:asciiTheme="majorHAnsi" w:hAnsiTheme="majorHAnsi" w:cs="B Nazanin"/>
+          <w:sz w:val="20"/>
+          <w:szCs w:val="20"/>
           <w:rtl/>
         </w:rPr>
         <w:t>فایل</w:t>
       </w:r>
       <w:r>
         <w:rPr>
-          <w:rFonts w:cs="B Nazanin"/>
+          <w:rFonts w:asciiTheme="majorHAnsi" w:hAnsiTheme="majorHAnsi" w:cs="B Nazanin"/>
+          <w:sz w:val="20"/>
+          <w:szCs w:val="20"/>
         </w:rPr>
         <w:t xml:space="preserve"> Excel </w:t>
       </w:r>
       <w:r>
         <w:rPr>
-          <w:rFonts w:cs="B Nazanin"/>
+          <w:rFonts w:asciiTheme="majorHAnsi" w:hAnsiTheme="majorHAnsi" w:cs="B Nazanin"/>
+          <w:sz w:val="20"/>
+          <w:szCs w:val="20"/>
           <w:rtl/>
         </w:rPr>
         <w:t>خوانده و به رشته‌ی</w:t>
       </w:r>
       <w:r>
         <w:rPr>
-          <w:rFonts w:cs="B Nazanin"/>
+          <w:rFonts w:asciiTheme="majorHAnsi" w:hAnsiTheme="majorHAnsi" w:cs="B Nazanin"/>
+          <w:sz w:val="20"/>
+          <w:szCs w:val="20"/>
         </w:rPr>
         <w:t xml:space="preserve"> Base64 </w:t>
       </w:r>
       <w:r>
         <w:rPr>
-          <w:rFonts w:cs="B Nazanin"/>
+          <w:rFonts w:asciiTheme="majorHAnsi" w:hAnsiTheme="majorHAnsi" w:cs="B Nazanin"/>
+          <w:sz w:val="20"/>
+          <w:szCs w:val="20"/>
           <w:rtl/>
         </w:rPr>
         <w:t>تبدیل می‌شود</w:t>
@@ -2936,27 +6423,35 @@
         </w:numPr>
         <w:bidi/>
         <w:rPr>
-          <w:rFonts w:cs="B Nazanin"/>
-        </w:rPr>
-      </w:pPr>
-      <w:r>
-        <w:rPr>
-          <w:rFonts w:cs="B Nazanin"/>
+          <w:rFonts w:asciiTheme="majorHAnsi" w:hAnsiTheme="majorHAnsi" w:cs="B Nazanin"/>
+          <w:sz w:val="20"/>
+          <w:szCs w:val="20"/>
+        </w:rPr>
+      </w:pPr>
+      <w:r>
+        <w:rPr>
+          <w:rFonts w:asciiTheme="majorHAnsi" w:hAnsiTheme="majorHAnsi" w:cs="B Nazanin"/>
+          <w:sz w:val="20"/>
+          <w:szCs w:val="20"/>
           <w:rtl/>
         </w:rPr>
         <w:t>ثبت لاگ</w:t>
       </w:r>
       <w:r>
         <w:rPr>
-          <w:rFonts w:cs="B Nazanin"/>
+          <w:rFonts w:asciiTheme="majorHAnsi" w:hAnsiTheme="majorHAnsi" w:cs="B Nazanin"/>
+          <w:sz w:val="20"/>
+          <w:szCs w:val="20"/>
         </w:rPr>
         <w:t xml:space="preserve">: </w:t>
       </w:r>
       <w:r>
         <w:rPr>
-          <w:rFonts w:cs="B Nazanin"/>
+          <w:rFonts w:asciiTheme="majorHAnsi" w:hAnsiTheme="majorHAnsi" w:cs="B Nazanin"/>
           <w:i/>
           <w:iCs/>
+          <w:sz w:val="20"/>
+          <w:szCs w:val="20"/>
         </w:rPr>
         <w:t>"EncodeFileToBase64Async done Successfully."</w:t>
       </w:r>
@@ -2965,12 +6460,16 @@
       <w:pPr>
         <w:bidi/>
         <w:rPr>
-          <w:rFonts w:cs="B Nazanin"/>
-        </w:rPr>
-      </w:pPr>
-      <w:r>
-        <w:rPr>
-          <w:rFonts w:cs="B Nazanin"/>
+          <w:rFonts w:asciiTheme="majorHAnsi" w:hAnsiTheme="majorHAnsi" w:cs="B Nazanin"/>
+          <w:sz w:val="20"/>
+          <w:szCs w:val="20"/>
+        </w:rPr>
+      </w:pPr>
+      <w:r>
+        <w:rPr>
+          <w:rFonts w:asciiTheme="majorHAnsi" w:hAnsiTheme="majorHAnsi" w:cs="B Nazanin"/>
+          <w:sz w:val="20"/>
+          <w:szCs w:val="20"/>
         </w:rPr>
         <w:pict>
           <v:rect id="_x0000_i1031" style="width:0;height:1.5pt" o:hralign="center" o:hrstd="t" o:hr="t" fillcolor="#a0a0a0" stroked="f"/>
@@ -2981,25 +6480,31 @@
       <w:pPr>
         <w:bidi/>
         <w:rPr>
-          <w:rFonts w:cs="B Nazanin"/>
+          <w:rFonts w:asciiTheme="majorHAnsi" w:hAnsiTheme="majorHAnsi" w:cs="B Nazanin"/>
           <w:b/>
           <w:bCs/>
-        </w:rPr>
-      </w:pPr>
-      <w:r>
-        <w:rPr>
-          <w:rFonts w:cs="B Nazanin"/>
+          <w:sz w:val="20"/>
+          <w:szCs w:val="20"/>
+        </w:rPr>
+      </w:pPr>
+      <w:r>
+        <w:rPr>
+          <w:rFonts w:asciiTheme="majorHAnsi" w:hAnsiTheme="majorHAnsi" w:cs="B Nazanin"/>
           <w:b/>
           <w:bCs/>
+          <w:sz w:val="20"/>
+          <w:szCs w:val="20"/>
           <w:rtl/>
         </w:rPr>
         <w:t xml:space="preserve">مرحله </w:t>
       </w:r>
       <w:r>
         <w:rPr>
-          <w:rFonts w:cs="B Nazanin"/>
+          <w:rFonts w:asciiTheme="majorHAnsi" w:hAnsiTheme="majorHAnsi" w:cs="B Nazanin"/>
           <w:b/>
           <w:bCs/>
+          <w:sz w:val="20"/>
+          <w:szCs w:val="20"/>
           <w:rtl/>
           <w:lang w:bidi="fa-IR"/>
         </w:rPr>
@@ -3010,6 +6515,8 @@
           <w:rFonts w:ascii="Times New Roman" w:hAnsi="Times New Roman" w:cs="Times New Roman" w:hint="cs"/>
           <w:b/>
           <w:bCs/>
+          <w:sz w:val="20"/>
+          <w:szCs w:val="20"/>
           <w:rtl/>
           <w:lang w:bidi="fa-IR"/>
         </w:rPr>
@@ -3017,9 +6524,11 @@
       </w:r>
       <w:r>
         <w:rPr>
-          <w:rFonts w:cs="B Nazanin"/>
+          <w:rFonts w:asciiTheme="majorHAnsi" w:hAnsiTheme="majorHAnsi" w:cs="B Nazanin"/>
           <w:b/>
           <w:bCs/>
+          <w:sz w:val="20"/>
+          <w:szCs w:val="20"/>
           <w:rtl/>
           <w:lang w:bidi="fa-IR"/>
         </w:rPr>
@@ -3027,9 +6536,11 @@
       </w:r>
       <w:r>
         <w:rPr>
-          <w:rFonts w:cs="B Nazanin"/>
+          <w:rFonts w:asciiTheme="majorHAnsi" w:hAnsiTheme="majorHAnsi" w:cs="B Nazanin"/>
           <w:b/>
           <w:bCs/>
+          <w:sz w:val="20"/>
+          <w:szCs w:val="20"/>
           <w:rtl/>
         </w:rPr>
         <w:t>دریافت شناسه شرکت از دیتابیس</w:t>
@@ -3039,48 +6550,62 @@
       <w:pPr>
         <w:bidi/>
         <w:rPr>
-          <w:rFonts w:cs="B Nazanin"/>
-        </w:rPr>
-      </w:pPr>
-      <w:proofErr w:type="spellStart"/>
-      <w:r>
-        <w:rPr>
-          <w:rFonts w:cs="B Nazanin"/>
+          <w:rFonts w:asciiTheme="majorHAnsi" w:hAnsiTheme="majorHAnsi" w:cs="B Nazanin"/>
+          <w:sz w:val="20"/>
+          <w:szCs w:val="20"/>
+        </w:rPr>
+      </w:pPr>
+      <w:proofErr w:type="spellStart"/>
+      <w:r>
+        <w:rPr>
+          <w:rFonts w:asciiTheme="majorHAnsi" w:hAnsiTheme="majorHAnsi" w:cs="B Nazanin"/>
+          <w:sz w:val="20"/>
+          <w:szCs w:val="20"/>
         </w:rPr>
         <w:t>var</w:t>
       </w:r>
       <w:proofErr w:type="spellEnd"/>
       <w:r>
         <w:rPr>
-          <w:rFonts w:cs="B Nazanin"/>
+          <w:rFonts w:asciiTheme="majorHAnsi" w:hAnsiTheme="majorHAnsi" w:cs="B Nazanin"/>
+          <w:sz w:val="20"/>
+          <w:szCs w:val="20"/>
         </w:rPr>
         <w:t xml:space="preserve"> </w:t>
       </w:r>
       <w:proofErr w:type="spellStart"/>
       <w:r>
         <w:rPr>
-          <w:rFonts w:cs="B Nazanin"/>
+          <w:rFonts w:asciiTheme="majorHAnsi" w:hAnsiTheme="majorHAnsi" w:cs="B Nazanin"/>
+          <w:sz w:val="20"/>
+          <w:szCs w:val="20"/>
         </w:rPr>
         <w:t>CompanyId</w:t>
       </w:r>
       <w:proofErr w:type="spellEnd"/>
       <w:r>
         <w:rPr>
-          <w:rFonts w:cs="B Nazanin"/>
+          <w:rFonts w:asciiTheme="majorHAnsi" w:hAnsiTheme="majorHAnsi" w:cs="B Nazanin"/>
+          <w:sz w:val="20"/>
+          <w:szCs w:val="20"/>
         </w:rPr>
         <w:t xml:space="preserve"> = await _</w:t>
       </w:r>
       <w:proofErr w:type="spellStart"/>
       <w:r>
         <w:rPr>
-          <w:rFonts w:cs="B Nazanin"/>
+          <w:rFonts w:asciiTheme="majorHAnsi" w:hAnsiTheme="majorHAnsi" w:cs="B Nazanin"/>
+          <w:sz w:val="20"/>
+          <w:szCs w:val="20"/>
         </w:rPr>
         <w:t>periodRepository.GetCompanyIdAsync</w:t>
       </w:r>
       <w:proofErr w:type="spellEnd"/>
       <w:r>
         <w:rPr>
-          <w:rFonts w:cs="B Nazanin"/>
+          <w:rFonts w:asciiTheme="majorHAnsi" w:hAnsiTheme="majorHAnsi" w:cs="B Nazanin"/>
+          <w:sz w:val="20"/>
+          <w:szCs w:val="20"/>
         </w:rPr>
         <w:t>(</w:t>
       </w:r>
@@ -3088,7 +6613,9 @@
       <w:proofErr w:type="gramStart"/>
       <w:r>
         <w:rPr>
-          <w:rFonts w:cs="B Nazanin"/>
+          <w:rFonts w:asciiTheme="majorHAnsi" w:hAnsiTheme="majorHAnsi" w:cs="B Nazanin"/>
+          <w:sz w:val="20"/>
+          <w:szCs w:val="20"/>
         </w:rPr>
         <w:t>request.PeriodId</w:t>
       </w:r>
@@ -3096,7 +6623,9 @@
       <w:proofErr w:type="gramEnd"/>
       <w:r>
         <w:rPr>
-          <w:rFonts w:cs="B Nazanin"/>
+          <w:rFonts w:asciiTheme="majorHAnsi" w:hAnsiTheme="majorHAnsi" w:cs="B Nazanin"/>
+          <w:sz w:val="20"/>
+          <w:szCs w:val="20"/>
         </w:rPr>
         <w:t>);</w:t>
       </w:r>
@@ -3109,12 +6638,16 @@
         </w:numPr>
         <w:bidi/>
         <w:rPr>
-          <w:rFonts w:cs="B Nazanin"/>
-        </w:rPr>
-      </w:pPr>
-      <w:r>
-        <w:rPr>
-          <w:rFonts w:cs="B Nazanin"/>
+          <w:rFonts w:asciiTheme="majorHAnsi" w:hAnsiTheme="majorHAnsi" w:cs="B Nazanin"/>
+          <w:sz w:val="20"/>
+          <w:szCs w:val="20"/>
+        </w:rPr>
+      </w:pPr>
+      <w:r>
+        <w:rPr>
+          <w:rFonts w:asciiTheme="majorHAnsi" w:hAnsiTheme="majorHAnsi" w:cs="B Nazanin"/>
+          <w:sz w:val="20"/>
+          <w:szCs w:val="20"/>
           <w:rtl/>
         </w:rPr>
         <w:t>استخراج شناسه شرکت مرتبط با شناسه دوره</w:t>
@@ -3128,45 +6661,57 @@
         </w:numPr>
         <w:bidi/>
         <w:rPr>
-          <w:rFonts w:cs="B Nazanin"/>
-        </w:rPr>
-      </w:pPr>
-      <w:r>
-        <w:rPr>
-          <w:rFonts w:cs="B Nazanin"/>
+          <w:rFonts w:asciiTheme="majorHAnsi" w:hAnsiTheme="majorHAnsi" w:cs="B Nazanin"/>
+          <w:sz w:val="20"/>
+          <w:szCs w:val="20"/>
+        </w:rPr>
+      </w:pPr>
+      <w:r>
+        <w:rPr>
+          <w:rFonts w:asciiTheme="majorHAnsi" w:hAnsiTheme="majorHAnsi" w:cs="B Nazanin"/>
+          <w:sz w:val="20"/>
+          <w:szCs w:val="20"/>
           <w:rtl/>
         </w:rPr>
         <w:t>ثبت لاگ</w:t>
       </w:r>
       <w:r>
         <w:rPr>
-          <w:rFonts w:cs="B Nazanin"/>
+          <w:rFonts w:asciiTheme="majorHAnsi" w:hAnsiTheme="majorHAnsi" w:cs="B Nazanin"/>
+          <w:sz w:val="20"/>
+          <w:szCs w:val="20"/>
         </w:rPr>
         <w:t xml:space="preserve">: </w:t>
       </w:r>
       <w:r>
         <w:rPr>
-          <w:rFonts w:cs="B Nazanin"/>
+          <w:rFonts w:asciiTheme="majorHAnsi" w:hAnsiTheme="majorHAnsi" w:cs="B Nazanin"/>
           <w:i/>
           <w:iCs/>
+          <w:sz w:val="20"/>
+          <w:szCs w:val="20"/>
         </w:rPr>
         <w:t>"</w:t>
       </w:r>
       <w:proofErr w:type="spellStart"/>
       <w:r>
         <w:rPr>
-          <w:rFonts w:cs="B Nazanin"/>
+          <w:rFonts w:asciiTheme="majorHAnsi" w:hAnsiTheme="majorHAnsi" w:cs="B Nazanin"/>
           <w:i/>
           <w:iCs/>
+          <w:sz w:val="20"/>
+          <w:szCs w:val="20"/>
         </w:rPr>
         <w:t>GetCompanyIdAsync</w:t>
       </w:r>
       <w:proofErr w:type="spellEnd"/>
       <w:r>
         <w:rPr>
-          <w:rFonts w:cs="B Nazanin"/>
+          <w:rFonts w:asciiTheme="majorHAnsi" w:hAnsiTheme="majorHAnsi" w:cs="B Nazanin"/>
           <w:i/>
           <w:iCs/>
+          <w:sz w:val="20"/>
+          <w:szCs w:val="20"/>
         </w:rPr>
         <w:t xml:space="preserve"> done Successfully."</w:t>
       </w:r>
@@ -3175,12 +6720,16 @@
       <w:pPr>
         <w:bidi/>
         <w:rPr>
-          <w:rFonts w:cs="B Nazanin"/>
-        </w:rPr>
-      </w:pPr>
-      <w:r>
-        <w:rPr>
-          <w:rFonts w:cs="B Nazanin"/>
+          <w:rFonts w:asciiTheme="majorHAnsi" w:hAnsiTheme="majorHAnsi" w:cs="B Nazanin"/>
+          <w:sz w:val="20"/>
+          <w:szCs w:val="20"/>
+        </w:rPr>
+      </w:pPr>
+      <w:r>
+        <w:rPr>
+          <w:rFonts w:asciiTheme="majorHAnsi" w:hAnsiTheme="majorHAnsi" w:cs="B Nazanin"/>
+          <w:sz w:val="20"/>
+          <w:szCs w:val="20"/>
         </w:rPr>
         <w:pict>
           <v:rect id="_x0000_i1032" style="width:0;height:1.5pt" o:hralign="center" o:hrstd="t" o:hr="t" fillcolor="#a0a0a0" stroked="f"/>
@@ -3191,25 +6740,31 @@
       <w:pPr>
         <w:bidi/>
         <w:rPr>
-          <w:rFonts w:cs="B Nazanin"/>
+          <w:rFonts w:asciiTheme="majorHAnsi" w:hAnsiTheme="majorHAnsi" w:cs="B Nazanin"/>
           <w:b/>
           <w:bCs/>
-        </w:rPr>
-      </w:pPr>
-      <w:r>
-        <w:rPr>
-          <w:rFonts w:cs="B Nazanin"/>
+          <w:sz w:val="20"/>
+          <w:szCs w:val="20"/>
+        </w:rPr>
+      </w:pPr>
+      <w:r>
+        <w:rPr>
+          <w:rFonts w:asciiTheme="majorHAnsi" w:hAnsiTheme="majorHAnsi" w:cs="B Nazanin"/>
           <w:b/>
           <w:bCs/>
+          <w:sz w:val="20"/>
+          <w:szCs w:val="20"/>
           <w:rtl/>
         </w:rPr>
         <w:t xml:space="preserve">مرحله </w:t>
       </w:r>
       <w:r>
         <w:rPr>
-          <w:rFonts w:cs="B Nazanin"/>
+          <w:rFonts w:asciiTheme="majorHAnsi" w:hAnsiTheme="majorHAnsi" w:cs="B Nazanin"/>
           <w:b/>
           <w:bCs/>
+          <w:sz w:val="20"/>
+          <w:szCs w:val="20"/>
           <w:rtl/>
           <w:lang w:bidi="fa-IR"/>
         </w:rPr>
@@ -3220,6 +6775,8 @@
           <w:rFonts w:ascii="Times New Roman" w:hAnsi="Times New Roman" w:cs="Times New Roman" w:hint="cs"/>
           <w:b/>
           <w:bCs/>
+          <w:sz w:val="20"/>
+          <w:szCs w:val="20"/>
           <w:rtl/>
           <w:lang w:bidi="fa-IR"/>
         </w:rPr>
@@ -3227,9 +6784,11 @@
       </w:r>
       <w:r>
         <w:rPr>
-          <w:rFonts w:cs="B Nazanin"/>
+          <w:rFonts w:asciiTheme="majorHAnsi" w:hAnsiTheme="majorHAnsi" w:cs="B Nazanin"/>
           <w:b/>
           <w:bCs/>
+          <w:sz w:val="20"/>
+          <w:szCs w:val="20"/>
           <w:rtl/>
           <w:lang w:bidi="fa-IR"/>
         </w:rPr>
@@ -3237,18 +6796,22 @@
       </w:r>
       <w:r>
         <w:rPr>
-          <w:rFonts w:cs="B Nazanin"/>
+          <w:rFonts w:asciiTheme="majorHAnsi" w:hAnsiTheme="majorHAnsi" w:cs="B Nazanin"/>
           <w:b/>
           <w:bCs/>
+          <w:sz w:val="20"/>
+          <w:szCs w:val="20"/>
           <w:rtl/>
         </w:rPr>
         <w:t>دریافت توکن احراز هویت از</w:t>
       </w:r>
       <w:r>
         <w:rPr>
-          <w:rFonts w:cs="B Nazanin"/>
+          <w:rFonts w:asciiTheme="majorHAnsi" w:hAnsiTheme="majorHAnsi" w:cs="B Nazanin"/>
           <w:b/>
           <w:bCs/>
+          <w:sz w:val="20"/>
+          <w:szCs w:val="20"/>
         </w:rPr>
         <w:t xml:space="preserve"> API</w:t>
       </w:r>
@@ -3257,34 +6820,44 @@
       <w:pPr>
         <w:bidi/>
         <w:rPr>
-          <w:rFonts w:cs="B Nazanin"/>
-        </w:rPr>
-      </w:pPr>
-      <w:proofErr w:type="spellStart"/>
-      <w:r>
-        <w:rPr>
-          <w:rFonts w:cs="B Nazanin"/>
+          <w:rFonts w:asciiTheme="majorHAnsi" w:hAnsiTheme="majorHAnsi" w:cs="B Nazanin"/>
+          <w:sz w:val="20"/>
+          <w:szCs w:val="20"/>
+        </w:rPr>
+      </w:pPr>
+      <w:proofErr w:type="spellStart"/>
+      <w:r>
+        <w:rPr>
+          <w:rFonts w:asciiTheme="majorHAnsi" w:hAnsiTheme="majorHAnsi" w:cs="B Nazanin"/>
+          <w:sz w:val="20"/>
+          <w:szCs w:val="20"/>
         </w:rPr>
         <w:t>var</w:t>
       </w:r>
       <w:proofErr w:type="spellEnd"/>
       <w:r>
         <w:rPr>
-          <w:rFonts w:cs="B Nazanin"/>
+          <w:rFonts w:asciiTheme="majorHAnsi" w:hAnsiTheme="majorHAnsi" w:cs="B Nazanin"/>
+          <w:sz w:val="20"/>
+          <w:szCs w:val="20"/>
         </w:rPr>
         <w:t xml:space="preserve"> token = await _</w:t>
       </w:r>
       <w:proofErr w:type="spellStart"/>
       <w:r>
         <w:rPr>
-          <w:rFonts w:cs="B Nazanin"/>
+          <w:rFonts w:asciiTheme="majorHAnsi" w:hAnsiTheme="majorHAnsi" w:cs="B Nazanin"/>
+          <w:sz w:val="20"/>
+          <w:szCs w:val="20"/>
         </w:rPr>
         <w:t>authService.GetAccessTokenAsync</w:t>
       </w:r>
       <w:proofErr w:type="spellEnd"/>
       <w:r>
         <w:rPr>
-          <w:rFonts w:cs="B Nazanin"/>
+          <w:rFonts w:asciiTheme="majorHAnsi" w:hAnsiTheme="majorHAnsi" w:cs="B Nazanin"/>
+          <w:sz w:val="20"/>
+          <w:szCs w:val="20"/>
         </w:rPr>
         <w:t>(...);</w:t>
       </w:r>
@@ -3297,19 +6870,25 @@
         </w:numPr>
         <w:bidi/>
         <w:rPr>
-          <w:rFonts w:cs="B Nazanin"/>
-        </w:rPr>
-      </w:pPr>
-      <w:r>
-        <w:rPr>
-          <w:rFonts w:cs="B Nazanin"/>
+          <w:rFonts w:asciiTheme="majorHAnsi" w:hAnsiTheme="majorHAnsi" w:cs="B Nazanin"/>
+          <w:sz w:val="20"/>
+          <w:szCs w:val="20"/>
+        </w:rPr>
+      </w:pPr>
+      <w:r>
+        <w:rPr>
+          <w:rFonts w:asciiTheme="majorHAnsi" w:hAnsiTheme="majorHAnsi" w:cs="B Nazanin"/>
+          <w:sz w:val="20"/>
+          <w:szCs w:val="20"/>
           <w:rtl/>
         </w:rPr>
         <w:t>ارسال درخواست احراز هویت به</w:t>
       </w:r>
       <w:r>
         <w:rPr>
-          <w:rFonts w:cs="B Nazanin"/>
+          <w:rFonts w:asciiTheme="majorHAnsi" w:hAnsiTheme="majorHAnsi" w:cs="B Nazanin"/>
+          <w:sz w:val="20"/>
+          <w:szCs w:val="20"/>
         </w:rPr>
         <w:t xml:space="preserve"> API</w:t>
       </w:r>
@@ -3322,25 +6901,33 @@
         </w:numPr>
         <w:bidi/>
         <w:rPr>
-          <w:rFonts w:cs="B Nazanin"/>
-        </w:rPr>
-      </w:pPr>
-      <w:r>
-        <w:rPr>
-          <w:rFonts w:cs="B Nazanin"/>
+          <w:rFonts w:asciiTheme="majorHAnsi" w:hAnsiTheme="majorHAnsi" w:cs="B Nazanin"/>
+          <w:sz w:val="20"/>
+          <w:szCs w:val="20"/>
+        </w:rPr>
+      </w:pPr>
+      <w:r>
+        <w:rPr>
+          <w:rFonts w:asciiTheme="majorHAnsi" w:hAnsiTheme="majorHAnsi" w:cs="B Nazanin"/>
+          <w:sz w:val="20"/>
+          <w:szCs w:val="20"/>
           <w:rtl/>
         </w:rPr>
         <w:t>دریافت</w:t>
       </w:r>
       <w:r>
         <w:rPr>
-          <w:rFonts w:cs="B Nazanin"/>
+          <w:rFonts w:asciiTheme="majorHAnsi" w:hAnsiTheme="majorHAnsi" w:cs="B Nazanin"/>
+          <w:sz w:val="20"/>
+          <w:szCs w:val="20"/>
         </w:rPr>
         <w:t xml:space="preserve"> Access Token </w:t>
       </w:r>
       <w:r>
         <w:rPr>
-          <w:rFonts w:cs="B Nazanin"/>
+          <w:rFonts w:asciiTheme="majorHAnsi" w:hAnsiTheme="majorHAnsi" w:cs="B Nazanin"/>
+          <w:sz w:val="20"/>
+          <w:szCs w:val="20"/>
           <w:rtl/>
         </w:rPr>
         <w:t>معتبر برای درخواست‌های بعدی</w:t>
@@ -3354,45 +6941,57 @@
         </w:numPr>
         <w:bidi/>
         <w:rPr>
-          <w:rFonts w:cs="B Nazanin"/>
-        </w:rPr>
-      </w:pPr>
-      <w:r>
-        <w:rPr>
-          <w:rFonts w:cs="B Nazanin"/>
+          <w:rFonts w:asciiTheme="majorHAnsi" w:hAnsiTheme="majorHAnsi" w:cs="B Nazanin"/>
+          <w:sz w:val="20"/>
+          <w:szCs w:val="20"/>
+        </w:rPr>
+      </w:pPr>
+      <w:r>
+        <w:rPr>
+          <w:rFonts w:asciiTheme="majorHAnsi" w:hAnsiTheme="majorHAnsi" w:cs="B Nazanin"/>
+          <w:sz w:val="20"/>
+          <w:szCs w:val="20"/>
           <w:rtl/>
         </w:rPr>
         <w:t>ثبت لاگ</w:t>
       </w:r>
       <w:r>
         <w:rPr>
-          <w:rFonts w:cs="B Nazanin"/>
+          <w:rFonts w:asciiTheme="majorHAnsi" w:hAnsiTheme="majorHAnsi" w:cs="B Nazanin"/>
+          <w:sz w:val="20"/>
+          <w:szCs w:val="20"/>
         </w:rPr>
         <w:t xml:space="preserve">: </w:t>
       </w:r>
       <w:r>
         <w:rPr>
-          <w:rFonts w:cs="B Nazanin"/>
+          <w:rFonts w:asciiTheme="majorHAnsi" w:hAnsiTheme="majorHAnsi" w:cs="B Nazanin"/>
           <w:i/>
           <w:iCs/>
+          <w:sz w:val="20"/>
+          <w:szCs w:val="20"/>
         </w:rPr>
         <w:t>"</w:t>
       </w:r>
       <w:proofErr w:type="spellStart"/>
       <w:r>
         <w:rPr>
-          <w:rFonts w:cs="B Nazanin"/>
+          <w:rFonts w:asciiTheme="majorHAnsi" w:hAnsiTheme="majorHAnsi" w:cs="B Nazanin"/>
           <w:i/>
           <w:iCs/>
+          <w:sz w:val="20"/>
+          <w:szCs w:val="20"/>
         </w:rPr>
         <w:t>GetAccessTokenAsync</w:t>
       </w:r>
       <w:proofErr w:type="spellEnd"/>
       <w:r>
         <w:rPr>
-          <w:rFonts w:cs="B Nazanin"/>
+          <w:rFonts w:asciiTheme="majorHAnsi" w:hAnsiTheme="majorHAnsi" w:cs="B Nazanin"/>
           <w:i/>
           <w:iCs/>
+          <w:sz w:val="20"/>
+          <w:szCs w:val="20"/>
         </w:rPr>
         <w:t xml:space="preserve"> done Successfully."</w:t>
       </w:r>
@@ -3401,12 +7000,16 @@
       <w:pPr>
         <w:bidi/>
         <w:rPr>
-          <w:rFonts w:cs="B Nazanin"/>
-        </w:rPr>
-      </w:pPr>
-      <w:r>
-        <w:rPr>
-          <w:rFonts w:cs="B Nazanin"/>
+          <w:rFonts w:asciiTheme="majorHAnsi" w:hAnsiTheme="majorHAnsi" w:cs="B Nazanin"/>
+          <w:sz w:val="20"/>
+          <w:szCs w:val="20"/>
+        </w:rPr>
+      </w:pPr>
+      <w:r>
+        <w:rPr>
+          <w:rFonts w:asciiTheme="majorHAnsi" w:hAnsiTheme="majorHAnsi" w:cs="B Nazanin"/>
+          <w:sz w:val="20"/>
+          <w:szCs w:val="20"/>
         </w:rPr>
         <w:pict>
           <v:rect id="_x0000_i1033" style="width:0;height:1.5pt" o:hralign="center" o:hrstd="t" o:hr="t" fillcolor="#a0a0a0" stroked="f"/>
@@ -3417,25 +7020,31 @@
       <w:pPr>
         <w:bidi/>
         <w:rPr>
-          <w:rFonts w:cs="B Nazanin"/>
+          <w:rFonts w:asciiTheme="majorHAnsi" w:hAnsiTheme="majorHAnsi" w:cs="B Nazanin"/>
           <w:b/>
           <w:bCs/>
-        </w:rPr>
-      </w:pPr>
-      <w:r>
-        <w:rPr>
-          <w:rFonts w:cs="B Nazanin"/>
+          <w:sz w:val="20"/>
+          <w:szCs w:val="20"/>
+        </w:rPr>
+      </w:pPr>
+      <w:r>
+        <w:rPr>
+          <w:rFonts w:asciiTheme="majorHAnsi" w:hAnsiTheme="majorHAnsi" w:cs="B Nazanin"/>
           <w:b/>
           <w:bCs/>
+          <w:sz w:val="20"/>
+          <w:szCs w:val="20"/>
           <w:rtl/>
         </w:rPr>
         <w:t xml:space="preserve">مرحله </w:t>
       </w:r>
       <w:r>
         <w:rPr>
-          <w:rFonts w:cs="B Nazanin"/>
+          <w:rFonts w:asciiTheme="majorHAnsi" w:hAnsiTheme="majorHAnsi" w:cs="B Nazanin"/>
           <w:b/>
           <w:bCs/>
+          <w:sz w:val="20"/>
+          <w:szCs w:val="20"/>
           <w:rtl/>
           <w:lang w:bidi="fa-IR"/>
         </w:rPr>
@@ -3446,6 +7055,8 @@
           <w:rFonts w:ascii="Times New Roman" w:hAnsi="Times New Roman" w:cs="Times New Roman" w:hint="cs"/>
           <w:b/>
           <w:bCs/>
+          <w:sz w:val="20"/>
+          <w:szCs w:val="20"/>
           <w:rtl/>
           <w:lang w:bidi="fa-IR"/>
         </w:rPr>
@@ -3453,9 +7064,11 @@
       </w:r>
       <w:r>
         <w:rPr>
-          <w:rFonts w:cs="B Nazanin"/>
+          <w:rFonts w:asciiTheme="majorHAnsi" w:hAnsiTheme="majorHAnsi" w:cs="B Nazanin"/>
           <w:b/>
           <w:bCs/>
+          <w:sz w:val="20"/>
+          <w:szCs w:val="20"/>
           <w:rtl/>
           <w:lang w:bidi="fa-IR"/>
         </w:rPr>
@@ -3463,9 +7076,11 @@
       </w:r>
       <w:r>
         <w:rPr>
-          <w:rFonts w:cs="B Nazanin"/>
+          <w:rFonts w:asciiTheme="majorHAnsi" w:hAnsiTheme="majorHAnsi" w:cs="B Nazanin"/>
           <w:b/>
           <w:bCs/>
+          <w:sz w:val="20"/>
+          <w:szCs w:val="20"/>
           <w:rtl/>
         </w:rPr>
         <w:t>بررسی یکتایی نام فایل تراز</w:t>
@@ -3475,40 +7090,52 @@
       <w:pPr>
         <w:bidi/>
         <w:rPr>
-          <w:rFonts w:cs="B Nazanin"/>
-        </w:rPr>
-      </w:pPr>
-      <w:r>
-        <w:rPr>
-          <w:rFonts w:cs="B Nazanin"/>
+          <w:rFonts w:asciiTheme="majorHAnsi" w:hAnsiTheme="majorHAnsi" w:cs="B Nazanin"/>
+          <w:sz w:val="20"/>
+          <w:szCs w:val="20"/>
+        </w:rPr>
+      </w:pPr>
+      <w:r>
+        <w:rPr>
+          <w:rFonts w:asciiTheme="majorHAnsi" w:hAnsiTheme="majorHAnsi" w:cs="B Nazanin"/>
+          <w:sz w:val="20"/>
+          <w:szCs w:val="20"/>
         </w:rPr>
         <w:t xml:space="preserve">bool </w:t>
       </w:r>
       <w:proofErr w:type="spellStart"/>
       <w:r>
         <w:rPr>
-          <w:rFonts w:cs="B Nazanin"/>
+          <w:rFonts w:asciiTheme="majorHAnsi" w:hAnsiTheme="majorHAnsi" w:cs="B Nazanin"/>
+          <w:sz w:val="20"/>
+          <w:szCs w:val="20"/>
         </w:rPr>
         <w:t>isUnique</w:t>
       </w:r>
       <w:proofErr w:type="spellEnd"/>
       <w:r>
         <w:rPr>
-          <w:rFonts w:cs="B Nazanin"/>
+          <w:rFonts w:asciiTheme="majorHAnsi" w:hAnsiTheme="majorHAnsi" w:cs="B Nazanin"/>
+          <w:sz w:val="20"/>
+          <w:szCs w:val="20"/>
         </w:rPr>
         <w:t xml:space="preserve"> = await _</w:t>
       </w:r>
       <w:proofErr w:type="spellStart"/>
       <w:r>
         <w:rPr>
-          <w:rFonts w:cs="B Nazanin"/>
+          <w:rFonts w:asciiTheme="majorHAnsi" w:hAnsiTheme="majorHAnsi" w:cs="B Nazanin"/>
+          <w:sz w:val="20"/>
+          <w:szCs w:val="20"/>
         </w:rPr>
         <w:t>apiService.GetVerifyUniqueNameAsync</w:t>
       </w:r>
       <w:proofErr w:type="spellEnd"/>
       <w:r>
         <w:rPr>
-          <w:rFonts w:cs="B Nazanin"/>
+          <w:rFonts w:asciiTheme="majorHAnsi" w:hAnsiTheme="majorHAnsi" w:cs="B Nazanin"/>
+          <w:sz w:val="20"/>
+          <w:szCs w:val="20"/>
         </w:rPr>
         <w:t xml:space="preserve">(token, </w:t>
       </w:r>
@@ -3516,7 +7143,9 @@
       <w:proofErr w:type="gramStart"/>
       <w:r>
         <w:rPr>
-          <w:rFonts w:cs="B Nazanin"/>
+          <w:rFonts w:asciiTheme="majorHAnsi" w:hAnsiTheme="majorHAnsi" w:cs="B Nazanin"/>
+          <w:sz w:val="20"/>
+          <w:szCs w:val="20"/>
         </w:rPr>
         <w:t>request.BalanceName</w:t>
       </w:r>
@@ -3524,7 +7153,9 @@
       <w:proofErr w:type="gramEnd"/>
       <w:r>
         <w:rPr>
-          <w:rFonts w:cs="B Nazanin"/>
+          <w:rFonts w:asciiTheme="majorHAnsi" w:hAnsiTheme="majorHAnsi" w:cs="B Nazanin"/>
+          <w:sz w:val="20"/>
+          <w:szCs w:val="20"/>
         </w:rPr>
         <w:t>);</w:t>
       </w:r>
@@ -3537,34 +7168,43 @@
         </w:numPr>
         <w:bidi/>
         <w:rPr>
-          <w:rFonts w:cs="B Nazanin"/>
-        </w:rPr>
-      </w:pPr>
-      <w:r>
-        <w:rPr>
-          <w:rFonts w:cs="B Nazanin"/>
-          <w:rtl/>
-        </w:rPr>
-        <w:lastRenderedPageBreak/>
+          <w:rFonts w:asciiTheme="majorHAnsi" w:hAnsiTheme="majorHAnsi" w:cs="B Nazanin"/>
+          <w:sz w:val="20"/>
+          <w:szCs w:val="20"/>
+        </w:rPr>
+      </w:pPr>
+      <w:r>
+        <w:rPr>
+          <w:rFonts w:asciiTheme="majorHAnsi" w:hAnsiTheme="majorHAnsi" w:cs="B Nazanin"/>
+          <w:sz w:val="20"/>
+          <w:szCs w:val="20"/>
+          <w:rtl/>
+        </w:rPr>
         <w:t xml:space="preserve">در صورت تکراری بودن </w:t>
       </w:r>
       <w:proofErr w:type="spellStart"/>
       <w:r>
         <w:rPr>
-          <w:rFonts w:cs="B Nazanin"/>
+          <w:rFonts w:asciiTheme="majorHAnsi" w:hAnsiTheme="majorHAnsi" w:cs="B Nazanin"/>
+          <w:sz w:val="20"/>
+          <w:szCs w:val="20"/>
         </w:rPr>
         <w:t>BalanceName</w:t>
       </w:r>
       <w:proofErr w:type="spellEnd"/>
       <w:r>
         <w:rPr>
-          <w:rFonts w:cs="B Nazanin"/>
+          <w:rFonts w:asciiTheme="majorHAnsi" w:hAnsiTheme="majorHAnsi" w:cs="B Nazanin"/>
+          <w:sz w:val="20"/>
+          <w:szCs w:val="20"/>
         </w:rPr>
         <w:t xml:space="preserve"> </w:t>
       </w:r>
       <w:r>
         <w:rPr>
-          <w:rFonts w:cs="B Nazanin"/>
+          <w:rFonts w:asciiTheme="majorHAnsi" w:hAnsiTheme="majorHAnsi" w:cs="B Nazanin"/>
+          <w:sz w:val="20"/>
+          <w:szCs w:val="20"/>
           <w:rtl/>
         </w:rPr>
         <w:t>خطا صادر می‌شود</w:t>
@@ -3578,57 +7218,73 @@
         </w:numPr>
         <w:bidi/>
         <w:rPr>
-          <w:rFonts w:cs="B Nazanin"/>
-        </w:rPr>
-      </w:pPr>
-      <w:r>
-        <w:rPr>
-          <w:rFonts w:cs="B Nazanin"/>
+          <w:rFonts w:asciiTheme="majorHAnsi" w:hAnsiTheme="majorHAnsi" w:cs="B Nazanin"/>
+          <w:sz w:val="20"/>
+          <w:szCs w:val="20"/>
+        </w:rPr>
+      </w:pPr>
+      <w:r>
+        <w:rPr>
+          <w:rFonts w:asciiTheme="majorHAnsi" w:hAnsiTheme="majorHAnsi" w:cs="B Nazanin"/>
+          <w:sz w:val="20"/>
+          <w:szCs w:val="20"/>
           <w:rtl/>
         </w:rPr>
         <w:t>ثبت لاگ</w:t>
       </w:r>
       <w:r>
         <w:rPr>
-          <w:rFonts w:cs="B Nazanin"/>
+          <w:rFonts w:asciiTheme="majorHAnsi" w:hAnsiTheme="majorHAnsi" w:cs="B Nazanin"/>
+          <w:sz w:val="20"/>
+          <w:szCs w:val="20"/>
         </w:rPr>
         <w:t xml:space="preserve">: </w:t>
       </w:r>
       <w:r>
         <w:rPr>
-          <w:rFonts w:cs="B Nazanin"/>
+          <w:rFonts w:asciiTheme="majorHAnsi" w:hAnsiTheme="majorHAnsi" w:cs="B Nazanin"/>
           <w:i/>
           <w:iCs/>
+          <w:sz w:val="20"/>
+          <w:szCs w:val="20"/>
         </w:rPr>
         <w:t>"</w:t>
       </w:r>
       <w:proofErr w:type="spellStart"/>
       <w:r>
         <w:rPr>
-          <w:rFonts w:cs="B Nazanin"/>
+          <w:rFonts w:asciiTheme="majorHAnsi" w:hAnsiTheme="majorHAnsi" w:cs="B Nazanin"/>
           <w:i/>
           <w:iCs/>
+          <w:sz w:val="20"/>
+          <w:szCs w:val="20"/>
         </w:rPr>
         <w:t>BalanceName</w:t>
       </w:r>
       <w:proofErr w:type="spellEnd"/>
       <w:r>
         <w:rPr>
-          <w:rFonts w:cs="B Nazanin"/>
+          <w:rFonts w:asciiTheme="majorHAnsi" w:hAnsiTheme="majorHAnsi" w:cs="B Nazanin"/>
           <w:i/>
           <w:iCs/>
+          <w:sz w:val="20"/>
+          <w:szCs w:val="20"/>
         </w:rPr>
         <w:t xml:space="preserve"> is Not Unique!"</w:t>
       </w:r>
       <w:r>
         <w:rPr>
-          <w:rFonts w:cs="B Nazanin"/>
+          <w:rFonts w:asciiTheme="majorHAnsi" w:hAnsiTheme="majorHAnsi" w:cs="B Nazanin"/>
+          <w:sz w:val="20"/>
+          <w:szCs w:val="20"/>
         </w:rPr>
         <w:t xml:space="preserve"> </w:t>
       </w:r>
       <w:r>
         <w:rPr>
-          <w:rFonts w:cs="B Nazanin"/>
+          <w:rFonts w:asciiTheme="majorHAnsi" w:hAnsiTheme="majorHAnsi" w:cs="B Nazanin"/>
+          <w:sz w:val="20"/>
+          <w:szCs w:val="20"/>
           <w:rtl/>
         </w:rPr>
         <w:t>در صورت عدم یکتایی</w:t>
@@ -3638,12 +7294,16 @@
       <w:pPr>
         <w:bidi/>
         <w:rPr>
-          <w:rFonts w:cs="B Nazanin"/>
-        </w:rPr>
-      </w:pPr>
-      <w:r>
-        <w:rPr>
-          <w:rFonts w:cs="B Nazanin"/>
+          <w:rFonts w:asciiTheme="majorHAnsi" w:hAnsiTheme="majorHAnsi" w:cs="B Nazanin"/>
+          <w:sz w:val="20"/>
+          <w:szCs w:val="20"/>
+        </w:rPr>
+      </w:pPr>
+      <w:r>
+        <w:rPr>
+          <w:rFonts w:asciiTheme="majorHAnsi" w:hAnsiTheme="majorHAnsi" w:cs="B Nazanin"/>
+          <w:sz w:val="20"/>
+          <w:szCs w:val="20"/>
         </w:rPr>
         <w:pict>
           <v:rect id="_x0000_i1034" style="width:0;height:1.5pt" o:hralign="center" o:hrstd="t" o:hr="t" fillcolor="#a0a0a0" stroked="f"/>
@@ -3654,25 +7314,31 @@
       <w:pPr>
         <w:bidi/>
         <w:rPr>
-          <w:rFonts w:cs="B Nazanin"/>
+          <w:rFonts w:asciiTheme="majorHAnsi" w:hAnsiTheme="majorHAnsi" w:cs="B Nazanin"/>
           <w:b/>
           <w:bCs/>
-        </w:rPr>
-      </w:pPr>
-      <w:r>
-        <w:rPr>
-          <w:rFonts w:cs="B Nazanin"/>
+          <w:sz w:val="20"/>
+          <w:szCs w:val="20"/>
+        </w:rPr>
+      </w:pPr>
+      <w:r>
+        <w:rPr>
+          <w:rFonts w:asciiTheme="majorHAnsi" w:hAnsiTheme="majorHAnsi" w:cs="B Nazanin"/>
           <w:b/>
           <w:bCs/>
+          <w:sz w:val="20"/>
+          <w:szCs w:val="20"/>
           <w:rtl/>
         </w:rPr>
         <w:t xml:space="preserve">مرحله </w:t>
       </w:r>
       <w:r>
         <w:rPr>
-          <w:rFonts w:cs="B Nazanin"/>
+          <w:rFonts w:asciiTheme="majorHAnsi" w:hAnsiTheme="majorHAnsi" w:cs="B Nazanin"/>
           <w:b/>
           <w:bCs/>
+          <w:sz w:val="20"/>
+          <w:szCs w:val="20"/>
           <w:rtl/>
           <w:lang w:bidi="fa-IR"/>
         </w:rPr>
@@ -3683,6 +7349,8 @@
           <w:rFonts w:ascii="Times New Roman" w:hAnsi="Times New Roman" w:cs="Times New Roman" w:hint="cs"/>
           <w:b/>
           <w:bCs/>
+          <w:sz w:val="20"/>
+          <w:szCs w:val="20"/>
           <w:rtl/>
           <w:lang w:bidi="fa-IR"/>
         </w:rPr>
@@ -3690,9 +7358,11 @@
       </w:r>
       <w:r>
         <w:rPr>
-          <w:rFonts w:cs="B Nazanin"/>
+          <w:rFonts w:asciiTheme="majorHAnsi" w:hAnsiTheme="majorHAnsi" w:cs="B Nazanin"/>
           <w:b/>
           <w:bCs/>
+          <w:sz w:val="20"/>
+          <w:szCs w:val="20"/>
           <w:rtl/>
           <w:lang w:bidi="fa-IR"/>
         </w:rPr>
@@ -3700,18 +7370,22 @@
       </w:r>
       <w:r>
         <w:rPr>
-          <w:rFonts w:cs="B Nazanin"/>
+          <w:rFonts w:asciiTheme="majorHAnsi" w:hAnsiTheme="majorHAnsi" w:cs="B Nazanin"/>
           <w:b/>
           <w:bCs/>
+          <w:sz w:val="20"/>
+          <w:szCs w:val="20"/>
           <w:rtl/>
         </w:rPr>
         <w:t>ارسال فایل به</w:t>
       </w:r>
       <w:r>
         <w:rPr>
-          <w:rFonts w:cs="B Nazanin"/>
+          <w:rFonts w:asciiTheme="majorHAnsi" w:hAnsiTheme="majorHAnsi" w:cs="B Nazanin"/>
           <w:b/>
           <w:bCs/>
+          <w:sz w:val="20"/>
+          <w:szCs w:val="20"/>
         </w:rPr>
         <w:t xml:space="preserve"> API</w:t>
       </w:r>
@@ -3720,34 +7394,44 @@
       <w:pPr>
         <w:bidi/>
         <w:rPr>
-          <w:rFonts w:cs="B Nazanin"/>
-        </w:rPr>
-      </w:pPr>
-      <w:proofErr w:type="spellStart"/>
-      <w:r>
-        <w:rPr>
-          <w:rFonts w:cs="B Nazanin"/>
+          <w:rFonts w:asciiTheme="majorHAnsi" w:hAnsiTheme="majorHAnsi" w:cs="B Nazanin"/>
+          <w:sz w:val="20"/>
+          <w:szCs w:val="20"/>
+        </w:rPr>
+      </w:pPr>
+      <w:proofErr w:type="spellStart"/>
+      <w:r>
+        <w:rPr>
+          <w:rFonts w:asciiTheme="majorHAnsi" w:hAnsiTheme="majorHAnsi" w:cs="B Nazanin"/>
+          <w:sz w:val="20"/>
+          <w:szCs w:val="20"/>
         </w:rPr>
         <w:t>PostApi</w:t>
       </w:r>
       <w:proofErr w:type="spellEnd"/>
       <w:r>
         <w:rPr>
-          <w:rFonts w:cs="B Nazanin"/>
+          <w:rFonts w:asciiTheme="majorHAnsi" w:hAnsiTheme="majorHAnsi" w:cs="B Nazanin"/>
+          <w:sz w:val="20"/>
+          <w:szCs w:val="20"/>
         </w:rPr>
         <w:t xml:space="preserve"> = await _</w:t>
       </w:r>
       <w:proofErr w:type="spellStart"/>
       <w:r>
         <w:rPr>
-          <w:rFonts w:cs="B Nazanin"/>
+          <w:rFonts w:asciiTheme="majorHAnsi" w:hAnsiTheme="majorHAnsi" w:cs="B Nazanin"/>
+          <w:sz w:val="20"/>
+          <w:szCs w:val="20"/>
         </w:rPr>
         <w:t>apiService.PostFileAsync</w:t>
       </w:r>
       <w:proofErr w:type="spellEnd"/>
       <w:r>
         <w:rPr>
-          <w:rFonts w:cs="B Nazanin"/>
+          <w:rFonts w:asciiTheme="majorHAnsi" w:hAnsiTheme="majorHAnsi" w:cs="B Nazanin"/>
+          <w:sz w:val="20"/>
+          <w:szCs w:val="20"/>
         </w:rPr>
         <w:t xml:space="preserve">(token, </w:t>
       </w:r>
@@ -3755,7 +7439,9 @@
       <w:proofErr w:type="gramStart"/>
       <w:r>
         <w:rPr>
-          <w:rFonts w:cs="B Nazanin"/>
+          <w:rFonts w:asciiTheme="majorHAnsi" w:hAnsiTheme="majorHAnsi" w:cs="B Nazanin"/>
+          <w:sz w:val="20"/>
+          <w:szCs w:val="20"/>
         </w:rPr>
         <w:t>request.BalanceName</w:t>
       </w:r>
@@ -3763,21 +7449,27 @@
       <w:proofErr w:type="gramEnd"/>
       <w:r>
         <w:rPr>
-          <w:rFonts w:cs="B Nazanin"/>
+          <w:rFonts w:asciiTheme="majorHAnsi" w:hAnsiTheme="majorHAnsi" w:cs="B Nazanin"/>
+          <w:sz w:val="20"/>
+          <w:szCs w:val="20"/>
         </w:rPr>
         <w:t xml:space="preserve">, fileBase64, </w:t>
       </w:r>
       <w:proofErr w:type="spellStart"/>
       <w:r>
         <w:rPr>
-          <w:rFonts w:cs="B Nazanin"/>
+          <w:rFonts w:asciiTheme="majorHAnsi" w:hAnsiTheme="majorHAnsi" w:cs="B Nazanin"/>
+          <w:sz w:val="20"/>
+          <w:szCs w:val="20"/>
         </w:rPr>
         <w:t>request.FileName</w:t>
       </w:r>
       <w:proofErr w:type="spellEnd"/>
       <w:r>
         <w:rPr>
-          <w:rFonts w:cs="B Nazanin"/>
+          <w:rFonts w:asciiTheme="majorHAnsi" w:hAnsiTheme="majorHAnsi" w:cs="B Nazanin"/>
+          <w:sz w:val="20"/>
+          <w:szCs w:val="20"/>
         </w:rPr>
         <w:t>);</w:t>
       </w:r>
@@ -3790,25 +7482,33 @@
         </w:numPr>
         <w:bidi/>
         <w:rPr>
-          <w:rFonts w:cs="B Nazanin"/>
-        </w:rPr>
-      </w:pPr>
-      <w:r>
-        <w:rPr>
-          <w:rFonts w:cs="B Nazanin"/>
+          <w:rFonts w:asciiTheme="majorHAnsi" w:hAnsiTheme="majorHAnsi" w:cs="B Nazanin"/>
+          <w:sz w:val="20"/>
+          <w:szCs w:val="20"/>
+        </w:rPr>
+      </w:pPr>
+      <w:r>
+        <w:rPr>
+          <w:rFonts w:asciiTheme="majorHAnsi" w:hAnsiTheme="majorHAnsi" w:cs="B Nazanin"/>
+          <w:sz w:val="20"/>
+          <w:szCs w:val="20"/>
           <w:rtl/>
         </w:rPr>
         <w:t>فایل</w:t>
       </w:r>
       <w:r>
         <w:rPr>
-          <w:rFonts w:cs="B Nazanin"/>
+          <w:rFonts w:asciiTheme="majorHAnsi" w:hAnsiTheme="majorHAnsi" w:cs="B Nazanin"/>
+          <w:sz w:val="20"/>
+          <w:szCs w:val="20"/>
         </w:rPr>
         <w:t xml:space="preserve"> Base64 </w:t>
       </w:r>
       <w:r>
         <w:rPr>
-          <w:rFonts w:cs="B Nazanin"/>
+          <w:rFonts w:asciiTheme="majorHAnsi" w:hAnsiTheme="majorHAnsi" w:cs="B Nazanin"/>
+          <w:sz w:val="20"/>
+          <w:szCs w:val="20"/>
           <w:rtl/>
         </w:rPr>
         <w:t>به همراه اطلاعات تراز به سرور ارسال می‌شود</w:t>
@@ -3822,57 +7522,74 @@
         </w:numPr>
         <w:bidi/>
         <w:rPr>
-          <w:rFonts w:cs="B Nazanin"/>
-        </w:rPr>
-      </w:pPr>
-      <w:r>
-        <w:rPr>
-          <w:rFonts w:cs="B Nazanin"/>
-          <w:rtl/>
-        </w:rPr>
+          <w:rFonts w:asciiTheme="majorHAnsi" w:hAnsiTheme="majorHAnsi" w:cs="B Nazanin"/>
+          <w:sz w:val="20"/>
+          <w:szCs w:val="20"/>
+        </w:rPr>
+      </w:pPr>
+      <w:r>
+        <w:rPr>
+          <w:rFonts w:asciiTheme="majorHAnsi" w:hAnsiTheme="majorHAnsi" w:cs="B Nazanin"/>
+          <w:sz w:val="20"/>
+          <w:szCs w:val="20"/>
+          <w:rtl/>
+        </w:rPr>
+        <w:lastRenderedPageBreak/>
         <w:t>ثبت لاگ</w:t>
       </w:r>
       <w:r>
         <w:rPr>
-          <w:rFonts w:cs="B Nazanin"/>
+          <w:rFonts w:asciiTheme="majorHAnsi" w:hAnsiTheme="majorHAnsi" w:cs="B Nazanin"/>
+          <w:sz w:val="20"/>
+          <w:szCs w:val="20"/>
         </w:rPr>
         <w:t xml:space="preserve">: </w:t>
       </w:r>
       <w:r>
         <w:rPr>
-          <w:rFonts w:cs="B Nazanin"/>
+          <w:rFonts w:asciiTheme="majorHAnsi" w:hAnsiTheme="majorHAnsi" w:cs="B Nazanin"/>
           <w:i/>
           <w:iCs/>
+          <w:sz w:val="20"/>
+          <w:szCs w:val="20"/>
         </w:rPr>
         <w:t>"</w:t>
       </w:r>
       <w:proofErr w:type="spellStart"/>
       <w:r>
         <w:rPr>
-          <w:rFonts w:cs="B Nazanin"/>
+          <w:rFonts w:asciiTheme="majorHAnsi" w:hAnsiTheme="majorHAnsi" w:cs="B Nazanin"/>
           <w:i/>
           <w:iCs/>
+          <w:sz w:val="20"/>
+          <w:szCs w:val="20"/>
         </w:rPr>
         <w:t>HandleAsync</w:t>
       </w:r>
       <w:proofErr w:type="spellEnd"/>
       <w:r>
         <w:rPr>
-          <w:rFonts w:cs="B Nazanin"/>
+          <w:rFonts w:asciiTheme="majorHAnsi" w:hAnsiTheme="majorHAnsi" w:cs="B Nazanin"/>
           <w:i/>
           <w:iCs/>
+          <w:sz w:val="20"/>
+          <w:szCs w:val="20"/>
         </w:rPr>
         <w:t xml:space="preserve"> done Successfully."</w:t>
       </w:r>
       <w:r>
         <w:rPr>
-          <w:rFonts w:cs="B Nazanin"/>
+          <w:rFonts w:asciiTheme="majorHAnsi" w:hAnsiTheme="majorHAnsi" w:cs="B Nazanin"/>
+          <w:sz w:val="20"/>
+          <w:szCs w:val="20"/>
         </w:rPr>
         <w:t xml:space="preserve"> </w:t>
       </w:r>
       <w:r>
         <w:rPr>
-          <w:rFonts w:cs="B Nazanin"/>
+          <w:rFonts w:asciiTheme="majorHAnsi" w:hAnsiTheme="majorHAnsi" w:cs="B Nazanin"/>
+          <w:sz w:val="20"/>
+          <w:szCs w:val="20"/>
           <w:rtl/>
         </w:rPr>
         <w:t>در صورت موفقیت</w:t>
@@ -3882,12 +7599,16 @@
       <w:pPr>
         <w:bidi/>
         <w:rPr>
-          <w:rFonts w:cs="B Nazanin"/>
-        </w:rPr>
-      </w:pPr>
-      <w:r>
-        <w:rPr>
-          <w:rFonts w:cs="B Nazanin"/>
+          <w:rFonts w:asciiTheme="majorHAnsi" w:hAnsiTheme="majorHAnsi" w:cs="B Nazanin"/>
+          <w:sz w:val="20"/>
+          <w:szCs w:val="20"/>
+        </w:rPr>
+      </w:pPr>
+      <w:r>
+        <w:rPr>
+          <w:rFonts w:asciiTheme="majorHAnsi" w:hAnsiTheme="majorHAnsi" w:cs="B Nazanin"/>
+          <w:sz w:val="20"/>
+          <w:szCs w:val="20"/>
         </w:rPr>
         <w:pict>
           <v:rect id="_x0000_i1035" style="width:0;height:1.5pt" o:hralign="center" o:hrstd="t" o:hr="t" fillcolor="#a0a0a0" stroked="f"/>
@@ -3898,16 +7619,20 @@
       <w:pPr>
         <w:bidi/>
         <w:rPr>
-          <w:rFonts w:cs="B Nazanin"/>
+          <w:rFonts w:asciiTheme="majorHAnsi" w:hAnsiTheme="majorHAnsi" w:cs="B Nazanin"/>
           <w:b/>
           <w:bCs/>
-        </w:rPr>
-      </w:pPr>
-      <w:r>
-        <w:rPr>
-          <w:rFonts w:cs="B Nazanin"/>
+          <w:sz w:val="20"/>
+          <w:szCs w:val="20"/>
+        </w:rPr>
+      </w:pPr>
+      <w:r>
+        <w:rPr>
+          <w:rFonts w:asciiTheme="majorHAnsi" w:hAnsiTheme="majorHAnsi" w:cs="B Nazanin"/>
           <w:b/>
           <w:bCs/>
+          <w:sz w:val="20"/>
+          <w:szCs w:val="20"/>
           <w:rtl/>
           <w:lang w:bidi="fa-IR"/>
         </w:rPr>
@@ -3915,17 +7640,21 @@
       </w:r>
       <w:r>
         <w:rPr>
-          <w:rFonts w:cs="B Nazanin"/>
+          <w:rFonts w:asciiTheme="majorHAnsi" w:hAnsiTheme="majorHAnsi" w:cs="B Nazanin"/>
           <w:b/>
           <w:bCs/>
+          <w:sz w:val="20"/>
+          <w:szCs w:val="20"/>
         </w:rPr>
         <w:t xml:space="preserve">. </w:t>
       </w:r>
       <w:r>
         <w:rPr>
-          <w:rFonts w:cs="B Nazanin"/>
+          <w:rFonts w:asciiTheme="majorHAnsi" w:hAnsiTheme="majorHAnsi" w:cs="B Nazanin"/>
           <w:b/>
           <w:bCs/>
+          <w:sz w:val="20"/>
+          <w:szCs w:val="20"/>
           <w:rtl/>
         </w:rPr>
         <w:t>بررسی نتیجه اجرا</w:t>
@@ -3939,19 +7668,25 @@
         </w:numPr>
         <w:bidi/>
         <w:rPr>
-          <w:rFonts w:cs="B Nazanin"/>
-        </w:rPr>
-      </w:pPr>
-      <w:r>
-        <w:rPr>
-          <w:rFonts w:cs="B Nazanin"/>
+          <w:rFonts w:asciiTheme="majorHAnsi" w:hAnsiTheme="majorHAnsi" w:cs="B Nazanin"/>
+          <w:sz w:val="20"/>
+          <w:szCs w:val="20"/>
+        </w:rPr>
+      </w:pPr>
+      <w:r>
+        <w:rPr>
+          <w:rFonts w:asciiTheme="majorHAnsi" w:hAnsiTheme="majorHAnsi" w:cs="B Nazanin"/>
+          <w:sz w:val="20"/>
+          <w:szCs w:val="20"/>
           <w:rtl/>
         </w:rPr>
         <w:t>در صورت موفقیت</w:t>
       </w:r>
       <w:r>
         <w:rPr>
-          <w:rFonts w:cs="B Nazanin"/>
+          <w:rFonts w:asciiTheme="majorHAnsi" w:hAnsiTheme="majorHAnsi" w:cs="B Nazanin"/>
+          <w:sz w:val="20"/>
+          <w:szCs w:val="20"/>
         </w:rPr>
         <w:t>:</w:t>
       </w:r>
@@ -3964,19 +7699,25 @@
         </w:numPr>
         <w:bidi/>
         <w:rPr>
-          <w:rFonts w:cs="B Nazanin"/>
-        </w:rPr>
-      </w:pPr>
-      <w:r>
-        <w:rPr>
-          <w:rFonts w:cs="B Nazanin"/>
+          <w:rFonts w:asciiTheme="majorHAnsi" w:hAnsiTheme="majorHAnsi" w:cs="B Nazanin"/>
+          <w:sz w:val="20"/>
+          <w:szCs w:val="20"/>
+        </w:rPr>
+      </w:pPr>
+      <w:r>
+        <w:rPr>
+          <w:rFonts w:asciiTheme="majorHAnsi" w:hAnsiTheme="majorHAnsi" w:cs="B Nazanin"/>
+          <w:sz w:val="20"/>
+          <w:szCs w:val="20"/>
           <w:rtl/>
         </w:rPr>
         <w:t xml:space="preserve">مقدار </w:t>
       </w:r>
       <w:r>
         <w:rPr>
-          <w:rFonts w:cs="B Nazanin"/>
+          <w:rFonts w:asciiTheme="majorHAnsi" w:hAnsiTheme="majorHAnsi" w:cs="B Nazanin"/>
+          <w:sz w:val="20"/>
+          <w:szCs w:val="20"/>
         </w:rPr>
         <w:t>Success = true</w:t>
       </w:r>
@@ -3989,27 +7730,35 @@
         </w:numPr>
         <w:bidi/>
         <w:rPr>
-          <w:rFonts w:cs="B Nazanin"/>
-        </w:rPr>
-      </w:pPr>
-      <w:r>
-        <w:rPr>
-          <w:rFonts w:cs="B Nazanin"/>
+          <w:rFonts w:asciiTheme="majorHAnsi" w:hAnsiTheme="majorHAnsi" w:cs="B Nazanin"/>
+          <w:sz w:val="20"/>
+          <w:szCs w:val="20"/>
+        </w:rPr>
+      </w:pPr>
+      <w:r>
+        <w:rPr>
+          <w:rFonts w:asciiTheme="majorHAnsi" w:hAnsiTheme="majorHAnsi" w:cs="B Nazanin"/>
+          <w:sz w:val="20"/>
+          <w:szCs w:val="20"/>
           <w:rtl/>
         </w:rPr>
         <w:t>پیام</w:t>
       </w:r>
       <w:r>
         <w:rPr>
-          <w:rFonts w:cs="B Nazanin"/>
+          <w:rFonts w:asciiTheme="majorHAnsi" w:hAnsiTheme="majorHAnsi" w:cs="B Nazanin"/>
+          <w:sz w:val="20"/>
+          <w:szCs w:val="20"/>
         </w:rPr>
         <w:t xml:space="preserve">: </w:t>
       </w:r>
       <w:r>
         <w:rPr>
-          <w:rFonts w:cs="B Nazanin"/>
+          <w:rFonts w:asciiTheme="majorHAnsi" w:hAnsiTheme="majorHAnsi" w:cs="B Nazanin"/>
           <w:i/>
           <w:iCs/>
+          <w:sz w:val="20"/>
+          <w:szCs w:val="20"/>
         </w:rPr>
         <w:t>"Excel generated successfully."</w:t>
       </w:r>
@@ -4022,12 +7771,16 @@
         </w:numPr>
         <w:bidi/>
         <w:rPr>
-          <w:rFonts w:cs="B Nazanin"/>
-        </w:rPr>
-      </w:pPr>
-      <w:r>
-        <w:rPr>
-          <w:rFonts w:cs="B Nazanin"/>
+          <w:rFonts w:asciiTheme="majorHAnsi" w:hAnsiTheme="majorHAnsi" w:cs="B Nazanin"/>
+          <w:sz w:val="20"/>
+          <w:szCs w:val="20"/>
+        </w:rPr>
+      </w:pPr>
+      <w:r>
+        <w:rPr>
+          <w:rFonts w:asciiTheme="majorHAnsi" w:hAnsiTheme="majorHAnsi" w:cs="B Nazanin"/>
+          <w:sz w:val="20"/>
+          <w:szCs w:val="20"/>
           <w:rtl/>
         </w:rPr>
         <w:t>مسیر فایل خروجی در لاگ و کنسول نمایش داده می‌شود</w:t>
@@ -4041,19 +7794,25 @@
         </w:numPr>
         <w:bidi/>
         <w:rPr>
-          <w:rFonts w:cs="B Nazanin"/>
-        </w:rPr>
-      </w:pPr>
-      <w:r>
-        <w:rPr>
-          <w:rFonts w:cs="B Nazanin"/>
+          <w:rFonts w:asciiTheme="majorHAnsi" w:hAnsiTheme="majorHAnsi" w:cs="B Nazanin"/>
+          <w:sz w:val="20"/>
+          <w:szCs w:val="20"/>
+        </w:rPr>
+      </w:pPr>
+      <w:r>
+        <w:rPr>
+          <w:rFonts w:asciiTheme="majorHAnsi" w:hAnsiTheme="majorHAnsi" w:cs="B Nazanin"/>
+          <w:sz w:val="20"/>
+          <w:szCs w:val="20"/>
           <w:rtl/>
         </w:rPr>
         <w:t>در صورت خطا</w:t>
       </w:r>
       <w:r>
         <w:rPr>
-          <w:rFonts w:cs="B Nazanin"/>
+          <w:rFonts w:asciiTheme="majorHAnsi" w:hAnsiTheme="majorHAnsi" w:cs="B Nazanin"/>
+          <w:sz w:val="20"/>
+          <w:szCs w:val="20"/>
         </w:rPr>
         <w:t>:</w:t>
       </w:r>
@@ -4066,12 +7825,16 @@
         </w:numPr>
         <w:bidi/>
         <w:rPr>
-          <w:rFonts w:cs="B Nazanin"/>
-        </w:rPr>
-      </w:pPr>
-      <w:r>
-        <w:rPr>
-          <w:rFonts w:cs="B Nazanin"/>
+          <w:rFonts w:asciiTheme="majorHAnsi" w:hAnsiTheme="majorHAnsi" w:cs="B Nazanin"/>
+          <w:sz w:val="20"/>
+          <w:szCs w:val="20"/>
+        </w:rPr>
+      </w:pPr>
+      <w:r>
+        <w:rPr>
+          <w:rFonts w:asciiTheme="majorHAnsi" w:hAnsiTheme="majorHAnsi" w:cs="B Nazanin"/>
+          <w:sz w:val="20"/>
+          <w:szCs w:val="20"/>
           <w:rtl/>
         </w:rPr>
         <w:t>پیام خطا در لاگ ثبت و در خروجی نمایش داده می‌شود</w:t>
@@ -4085,20 +7848,26 @@
         </w:numPr>
         <w:bidi/>
         <w:rPr>
-          <w:rFonts w:cs="B Nazanin"/>
-        </w:rPr>
-      </w:pPr>
-      <w:proofErr w:type="spellStart"/>
-      <w:r>
-        <w:rPr>
-          <w:rFonts w:cs="B Nazanin"/>
+          <w:rFonts w:asciiTheme="majorHAnsi" w:hAnsiTheme="majorHAnsi" w:cs="B Nazanin"/>
+          <w:sz w:val="20"/>
+          <w:szCs w:val="20"/>
+        </w:rPr>
+      </w:pPr>
+      <w:proofErr w:type="spellStart"/>
+      <w:r>
+        <w:rPr>
+          <w:rFonts w:asciiTheme="majorHAnsi" w:hAnsiTheme="majorHAnsi" w:cs="B Nazanin"/>
+          <w:sz w:val="20"/>
+          <w:szCs w:val="20"/>
         </w:rPr>
         <w:t>Environment.ExitCode</w:t>
       </w:r>
       <w:proofErr w:type="spellEnd"/>
       <w:r>
         <w:rPr>
-          <w:rFonts w:cs="B Nazanin"/>
+          <w:rFonts w:asciiTheme="majorHAnsi" w:hAnsiTheme="majorHAnsi" w:cs="B Nazanin"/>
+          <w:sz w:val="20"/>
+          <w:szCs w:val="20"/>
         </w:rPr>
         <w:t xml:space="preserve"> = 604</w:t>
       </w:r>
@@ -4107,7 +7876,9 @@
       <w:pPr>
         <w:bidi/>
         <w:rPr>
-          <w:rFonts w:cs="B Nazanin"/>
+          <w:rFonts w:asciiTheme="majorHAnsi" w:hAnsiTheme="majorHAnsi" w:cs="B Nazanin"/>
+          <w:sz w:val="20"/>
+          <w:szCs w:val="20"/>
           <w:rtl/>
         </w:rPr>
       </w:pPr>
@@ -4117,16 +7888,16 @@
         <w:pStyle w:val="Heading3"/>
         <w:bidi/>
         <w:rPr>
-          <w:rFonts w:asciiTheme="minorHAnsi" w:hAnsiTheme="minorHAnsi" w:cs="B Nazanin"/>
-          <w:sz w:val="22"/>
-          <w:szCs w:val="22"/>
-        </w:rPr>
-      </w:pPr>
-      <w:r>
-        <w:rPr>
-          <w:rFonts w:asciiTheme="minorHAnsi" w:hAnsiTheme="minorHAnsi" w:cs="B Nazanin"/>
-          <w:sz w:val="22"/>
-          <w:szCs w:val="22"/>
+          <w:rFonts w:asciiTheme="majorHAnsi" w:hAnsiTheme="majorHAnsi" w:cs="B Nazanin"/>
+          <w:sz w:val="20"/>
+          <w:szCs w:val="20"/>
+        </w:rPr>
+      </w:pPr>
+      <w:r>
+        <w:rPr>
+          <w:rFonts w:asciiTheme="majorHAnsi" w:hAnsiTheme="majorHAnsi" w:cs="B Nazanin"/>
+          <w:sz w:val="20"/>
+          <w:szCs w:val="20"/>
           <w:rtl/>
         </w:rPr>
         <w:t>پایگاه داده‌ها</w:t>
@@ -4141,17 +7912,17 @@
         </w:numPr>
         <w:bidi/>
         <w:rPr>
-          <w:rFonts w:asciiTheme="minorHAnsi" w:hAnsiTheme="minorHAnsi" w:cs="B Nazanin"/>
-          <w:sz w:val="22"/>
-          <w:szCs w:val="22"/>
+          <w:rFonts w:asciiTheme="majorHAnsi" w:hAnsiTheme="majorHAnsi" w:cs="B Nazanin"/>
+          <w:sz w:val="20"/>
+          <w:szCs w:val="20"/>
         </w:rPr>
       </w:pPr>
       <w:r>
         <w:rPr>
           <w:rStyle w:val="Strong"/>
-          <w:rFonts w:asciiTheme="minorHAnsi" w:hAnsiTheme="minorHAnsi" w:cs="B Nazanin"/>
-          <w:sz w:val="22"/>
-          <w:szCs w:val="22"/>
+          <w:rFonts w:asciiTheme="majorHAnsi" w:hAnsiTheme="majorHAnsi" w:cs="B Nazanin"/>
+          <w:sz w:val="20"/>
+          <w:szCs w:val="20"/>
           <w:rtl/>
         </w:rPr>
         <w:t>پایگاه داده اصلی</w:t>
@@ -4159,25 +7930,25 @@
       <w:r>
         <w:rPr>
           <w:rStyle w:val="Strong"/>
-          <w:rFonts w:asciiTheme="minorHAnsi" w:hAnsiTheme="minorHAnsi" w:cs="B Nazanin"/>
-          <w:sz w:val="22"/>
-          <w:szCs w:val="22"/>
+          <w:rFonts w:asciiTheme="majorHAnsi" w:hAnsiTheme="majorHAnsi" w:cs="B Nazanin"/>
+          <w:sz w:val="20"/>
+          <w:szCs w:val="20"/>
         </w:rPr>
         <w:t>:</w:t>
       </w:r>
       <w:r>
         <w:rPr>
-          <w:rFonts w:asciiTheme="minorHAnsi" w:hAnsiTheme="minorHAnsi" w:cs="B Nazanin"/>
-          <w:sz w:val="22"/>
-          <w:szCs w:val="22"/>
+          <w:rFonts w:asciiTheme="majorHAnsi" w:hAnsiTheme="majorHAnsi" w:cs="B Nazanin"/>
+          <w:sz w:val="20"/>
+          <w:szCs w:val="20"/>
         </w:rPr>
         <w:t xml:space="preserve"> </w:t>
       </w:r>
       <w:r>
         <w:rPr>
-          <w:rFonts w:asciiTheme="minorHAnsi" w:hAnsiTheme="minorHAnsi" w:cs="B Nazanin"/>
-          <w:sz w:val="22"/>
-          <w:szCs w:val="22"/>
+          <w:rFonts w:asciiTheme="majorHAnsi" w:hAnsiTheme="majorHAnsi" w:cs="B Nazanin"/>
+          <w:sz w:val="20"/>
+          <w:szCs w:val="20"/>
           <w:rtl/>
         </w:rPr>
         <w:t xml:space="preserve">از طریق </w:t>
@@ -4186,9 +7957,7 @@
       <w:r>
         <w:rPr>
           <w:rStyle w:val="HTMLCode"/>
-          <w:rFonts w:asciiTheme="minorHAnsi" w:hAnsiTheme="minorHAnsi" w:cs="B Nazanin"/>
-          <w:sz w:val="22"/>
-          <w:szCs w:val="22"/>
+          <w:rFonts w:asciiTheme="majorHAnsi" w:hAnsiTheme="majorHAnsi" w:cs="B Nazanin"/>
         </w:rPr>
         <w:t>AppDbContext</w:t>
       </w:r>
@@ -4196,9 +7965,7 @@
       <w:r>
         <w:rPr>
           <w:rStyle w:val="HTMLCode"/>
-          <w:rFonts w:asciiTheme="minorHAnsi" w:hAnsiTheme="minorHAnsi" w:cs="B Nazanin"/>
-          <w:sz w:val="22"/>
-          <w:szCs w:val="22"/>
+          <w:rFonts w:asciiTheme="majorHAnsi" w:hAnsiTheme="majorHAnsi" w:cs="B Nazanin"/>
           <w:rtl/>
         </w:rPr>
         <w:t xml:space="preserve"> از دیتابیس خود نرم افزار میخواند </w:t>
@@ -4213,17 +7980,17 @@
         </w:numPr>
         <w:bidi/>
         <w:rPr>
-          <w:rFonts w:asciiTheme="minorHAnsi" w:hAnsiTheme="minorHAnsi" w:cs="B Nazanin"/>
-          <w:sz w:val="22"/>
-          <w:szCs w:val="22"/>
+          <w:rFonts w:asciiTheme="majorHAnsi" w:hAnsiTheme="majorHAnsi" w:cs="B Nazanin"/>
+          <w:sz w:val="20"/>
+          <w:szCs w:val="20"/>
         </w:rPr>
       </w:pPr>
       <w:r>
         <w:rPr>
           <w:rStyle w:val="Strong"/>
-          <w:rFonts w:asciiTheme="minorHAnsi" w:hAnsiTheme="minorHAnsi" w:cs="B Nazanin"/>
-          <w:sz w:val="22"/>
-          <w:szCs w:val="22"/>
+          <w:rFonts w:asciiTheme="majorHAnsi" w:hAnsiTheme="majorHAnsi" w:cs="B Nazanin"/>
+          <w:sz w:val="20"/>
+          <w:szCs w:val="20"/>
           <w:rtl/>
         </w:rPr>
         <w:t>پایگاه داده بانک</w:t>
@@ -4231,25 +7998,25 @@
       <w:r>
         <w:rPr>
           <w:rStyle w:val="Strong"/>
-          <w:rFonts w:asciiTheme="minorHAnsi" w:hAnsiTheme="minorHAnsi" w:cs="B Nazanin"/>
-          <w:sz w:val="22"/>
-          <w:szCs w:val="22"/>
+          <w:rFonts w:asciiTheme="majorHAnsi" w:hAnsiTheme="majorHAnsi" w:cs="B Nazanin"/>
+          <w:sz w:val="20"/>
+          <w:szCs w:val="20"/>
         </w:rPr>
         <w:t>:</w:t>
       </w:r>
       <w:r>
         <w:rPr>
-          <w:rFonts w:asciiTheme="minorHAnsi" w:hAnsiTheme="minorHAnsi" w:cs="B Nazanin"/>
-          <w:sz w:val="22"/>
-          <w:szCs w:val="22"/>
+          <w:rFonts w:asciiTheme="majorHAnsi" w:hAnsiTheme="majorHAnsi" w:cs="B Nazanin"/>
+          <w:sz w:val="20"/>
+          <w:szCs w:val="20"/>
         </w:rPr>
         <w:t xml:space="preserve"> </w:t>
       </w:r>
       <w:r>
         <w:rPr>
-          <w:rFonts w:asciiTheme="minorHAnsi" w:hAnsiTheme="minorHAnsi" w:cs="B Nazanin"/>
-          <w:sz w:val="22"/>
-          <w:szCs w:val="22"/>
+          <w:rFonts w:asciiTheme="majorHAnsi" w:hAnsiTheme="majorHAnsi" w:cs="B Nazanin"/>
+          <w:sz w:val="20"/>
+          <w:szCs w:val="20"/>
           <w:rtl/>
         </w:rPr>
         <w:t xml:space="preserve">از طریق </w:t>
@@ -4258,9 +8025,7 @@
       <w:r>
         <w:rPr>
           <w:rStyle w:val="HTMLCode"/>
-          <w:rFonts w:asciiTheme="minorHAnsi" w:hAnsiTheme="minorHAnsi" w:cs="B Nazanin"/>
-          <w:sz w:val="22"/>
-          <w:szCs w:val="22"/>
+          <w:rFonts w:asciiTheme="majorHAnsi" w:hAnsiTheme="majorHAnsi" w:cs="B Nazanin"/>
         </w:rPr>
         <w:t>BankDbContext</w:t>
       </w:r>
@@ -4268,9 +8033,7 @@
       <w:r>
         <w:rPr>
           <w:rStyle w:val="HTMLCode"/>
-          <w:rFonts w:asciiTheme="minorHAnsi" w:hAnsiTheme="minorHAnsi" w:cs="B Nazanin"/>
-          <w:sz w:val="22"/>
-          <w:szCs w:val="22"/>
+          <w:rFonts w:asciiTheme="majorHAnsi" w:hAnsiTheme="majorHAnsi" w:cs="B Nazanin"/>
           <w:rtl/>
         </w:rPr>
         <w:t xml:space="preserve"> تراز مالی را از دیتابیس بانک میخواند</w:t>
@@ -4285,16 +8048,16 @@
         </w:numPr>
         <w:bidi/>
         <w:rPr>
-          <w:rFonts w:asciiTheme="minorHAnsi" w:hAnsiTheme="minorHAnsi" w:cs="B Nazanin"/>
-          <w:sz w:val="22"/>
-          <w:szCs w:val="22"/>
-        </w:rPr>
-      </w:pPr>
-      <w:r>
-        <w:rPr>
-          <w:rFonts w:asciiTheme="minorHAnsi" w:hAnsiTheme="minorHAnsi" w:cs="B Nazanin"/>
-          <w:sz w:val="22"/>
-          <w:szCs w:val="22"/>
+          <w:rFonts w:asciiTheme="majorHAnsi" w:hAnsiTheme="majorHAnsi" w:cs="B Nazanin"/>
+          <w:sz w:val="20"/>
+          <w:szCs w:val="20"/>
+        </w:rPr>
+      </w:pPr>
+      <w:r>
+        <w:rPr>
+          <w:rFonts w:asciiTheme="majorHAnsi" w:hAnsiTheme="majorHAnsi" w:cs="B Nazanin"/>
+          <w:sz w:val="20"/>
+          <w:szCs w:val="20"/>
           <w:rtl/>
         </w:rPr>
         <w:t xml:space="preserve">رشته‌های اتصال در هنگام اجرا بر اساس مقادیر </w:t>
@@ -4302,34 +8065,32 @@
       <w:r>
         <w:rPr>
           <w:rStyle w:val="HTMLCode"/>
-          <w:rFonts w:asciiTheme="minorHAnsi" w:hAnsiTheme="minorHAnsi" w:cs="B Nazanin"/>
-          <w:sz w:val="22"/>
-          <w:szCs w:val="22"/>
+          <w:rFonts w:asciiTheme="majorHAnsi" w:hAnsiTheme="majorHAnsi" w:cs="B Nazanin"/>
         </w:rPr>
         <w:t>Info.txt</w:t>
       </w:r>
       <w:r>
         <w:rPr>
-          <w:rFonts w:asciiTheme="minorHAnsi" w:hAnsiTheme="minorHAnsi" w:cs="B Nazanin"/>
-          <w:sz w:val="22"/>
-          <w:szCs w:val="22"/>
+          <w:rFonts w:asciiTheme="majorHAnsi" w:hAnsiTheme="majorHAnsi" w:cs="B Nazanin"/>
+          <w:sz w:val="20"/>
+          <w:szCs w:val="20"/>
         </w:rPr>
         <w:t xml:space="preserve"> </w:t>
       </w:r>
       <w:r>
         <w:rPr>
-          <w:rFonts w:asciiTheme="minorHAnsi" w:hAnsiTheme="minorHAnsi" w:cs="B Nazanin"/>
-          <w:sz w:val="22"/>
-          <w:szCs w:val="22"/>
+          <w:rFonts w:asciiTheme="majorHAnsi" w:hAnsiTheme="majorHAnsi" w:cs="B Nazanin"/>
+          <w:sz w:val="20"/>
+          <w:szCs w:val="20"/>
           <w:rtl/>
         </w:rPr>
         <w:t>ساخته می‌شوند</w:t>
       </w:r>
       <w:r>
         <w:rPr>
-          <w:rFonts w:asciiTheme="minorHAnsi" w:hAnsiTheme="minorHAnsi" w:cs="B Nazanin"/>
-          <w:sz w:val="22"/>
-          <w:szCs w:val="22"/>
+          <w:rFonts w:asciiTheme="majorHAnsi" w:hAnsiTheme="majorHAnsi" w:cs="B Nazanin"/>
+          <w:sz w:val="20"/>
+          <w:szCs w:val="20"/>
         </w:rPr>
         <w:t>.</w:t>
       </w:r>
@@ -4338,7 +8099,9 @@
       <w:pPr>
         <w:bidi/>
         <w:rPr>
-          <w:rFonts w:cs="B Nazanin"/>
+          <w:rFonts w:asciiTheme="majorHAnsi" w:hAnsiTheme="majorHAnsi" w:cs="B Nazanin"/>
+          <w:sz w:val="20"/>
+          <w:szCs w:val="20"/>
           <w:rtl/>
         </w:rPr>
       </w:pPr>
@@ -4689,7 +8452,7 @@
         <w:sz w:val="20"/>
       </w:rPr>
     </w:lvl>
-    <w:lvl w:ilvl="2" w:tentative="1">
+    <w:lvl w:ilvl="2">
       <w:start w:val="1"/>
       <w:numFmt w:val="bullet"/>
       <w:lvlText w:val=""/>
@@ -5583,7 +9346,7 @@
         <w:sz w:val="20"/>
       </w:rPr>
     </w:lvl>
-    <w:lvl w:ilvl="2" w:tentative="1">
+    <w:lvl w:ilvl="2">
       <w:start w:val="1"/>
       <w:numFmt w:val="bullet"/>
       <w:lvlText w:val=""/>
@@ -7427,6 +11190,17 @@
       <w:color w:val="2E74B5" w:themeColor="accent1" w:themeShade="BF"/>
     </w:rPr>
   </w:style>
+  <w:style w:type="paragraph" w:styleId="ListParagraph">
+    <w:name w:val="List Paragraph"/>
+    <w:basedOn w:val="Normal"/>
+    <w:uiPriority w:val="34"/>
+    <w:qFormat/>
+    <w:rsid w:val="00312169"/>
+    <w:pPr>
+      <w:ind w:left="720"/>
+      <w:contextualSpacing/>
+    </w:pPr>
+  </w:style>
 </w:styles>
 </file>
 
